--- a/zht/docx/040.content.docx
+++ b/zht/docx/040.content.docx
@@ -149,27 +149,7 @@
         <w:rPr>
           <w:lang w:val="zh_TW" w:bidi="zh_TW"/>
         </w:rPr>
-        <w:t>geng</w:t>
-      </w:r>
-      <w:r>
-        <w:rPr>
-          <w:lang w:val="zh_TW" w:bidi="zh_TW"/>
-        </w:rPr>
-      </w:r>
-    </w:p>
-    <w:p>
-      <w:pPr/>
-      <w:r>
-        <w:rPr>
-          <w:lang w:val="zh_TW" w:bidi="zh_TW"/>
-        </w:rPr>
-      </w:r>
-      <w:r>
-        <w:rPr>
-          <w:i/>
-          <w:lang w:val="zh_TW" w:bidi="zh_TW"/>
-        </w:rPr>
-        <w:t>更</w:t>
+        <w:t>gao</w:t>
       </w:r>
       <w:r>
         <w:rPr>
@@ -232,7 +212,7 @@
         <w:rPr>
           <w:lang w:val="zh_TW" w:bidi="zh_TW"/>
         </w:rPr>
-        <w:t>更</w:t>
+        <w:t>高拉尼提斯</w:t>
       </w:r>
       <w:r>
         <w:rPr>
@@ -251,7 +231,154 @@
         <w:rPr>
           <w:lang w:val="zh_TW" w:bidi="zh_TW"/>
         </w:rPr>
-        <w:t>在舊約和新約中用來劃分夜晚的一段時間。</w:t>
+        <w:t>一個位於加利利海以東的小省，位於黑門山與</w:t>
+      </w:r>
+      <w:r>
+        <w:rPr>
+          <w:lang w:val="zh_TW" w:bidi="zh_TW"/>
+        </w:rPr>
+        <w:t>亞爾穆克河（</w:t>
+      </w:r>
+      <w:r>
+        <w:rPr>
+          <w:lang w:val="zh_TW" w:bidi="zh_TW"/>
+        </w:rPr>
+        <w:t>Yarmuk River</w:t>
+      </w:r>
+      <w:r>
+        <w:rPr>
+          <w:lang w:val="zh_TW" w:bidi="zh_TW"/>
+        </w:rPr>
+        <w:t>）</w:t>
+      </w:r>
+      <w:r>
+        <w:rPr>
+          <w:lang w:val="zh_TW" w:bidi="zh_TW"/>
+        </w:rPr>
+        <w:t>之間，可能延伸至約旦河。該地得名於古城哥蘭（Golan）。考古學家在距加利利海以東約17英里（27公里）處發現了大量被認為是哥蘭的遺址。摩西曾將哥蘭命名為約旦河東方瑪拿西半支派的逃城（</w:t>
+      </w:r>
+      <w:hyperlink r:id="rId13">
+        <w:r>
+          <w:rPr>
+            <w:lang w:val="zh_TW" w:bidi="zh_TW"/>
+          </w:rPr>
+          <w:rPr>
+            <w:color w:val="0000EE"/>
+            <w:u w:val="single"/>
+          </w:rPr>
+          <w:t>申4:41、43</w:t>
+        </w:r>
+      </w:hyperlink>
+      <w:r>
+        <w:rPr>
+          <w:lang w:val="zh_TW" w:bidi="zh_TW"/>
+        </w:rPr>
+        <w:t>），約書亞將其分配給革順族利未人（</w:t>
+      </w:r>
+      <w:hyperlink r:id="rId14">
+        <w:r>
+          <w:rPr>
+            <w:lang w:val="zh_TW" w:bidi="zh_TW"/>
+          </w:rPr>
+          <w:rPr>
+            <w:color w:val="0000EE"/>
+            <w:u w:val="single"/>
+          </w:rPr>
+          <w:t>書20:8，</w:t>
+        </w:r>
+      </w:hyperlink>
+      <w:hyperlink r:id="rId15">
+        <w:r>
+          <w:rPr>
+            <w:lang w:val="zh_TW" w:bidi="zh_TW"/>
+          </w:rPr>
+          <w:rPr>
+            <w:color w:val="0000EE"/>
+            <w:u w:val="single"/>
+          </w:rPr>
+          <w:t>21:27</w:t>
+        </w:r>
+      </w:hyperlink>
+      <w:r>
+        <w:rPr>
+          <w:lang w:val="zh_TW" w:bidi="zh_TW"/>
+        </w:rPr>
+        <w:t>；</w:t>
+      </w:r>
+      <w:hyperlink r:id="rId16">
+        <w:r>
+          <w:rPr>
+            <w:lang w:val="zh_TW" w:bidi="zh_TW"/>
+          </w:rPr>
+          <w:rPr>
+            <w:color w:val="0000EE"/>
+            <w:u w:val="single"/>
+          </w:rPr>
+          <w:t>代上6:71</w:t>
+        </w:r>
+      </w:hyperlink>
+      <w:r>
+        <w:rPr>
+          <w:lang w:val="zh_TW" w:bidi="zh_TW"/>
+        </w:rPr>
+        <w:t>）。根據約瑟夫（Josephus）的記載，亞歷山大·詹納烏斯（Alexander Janneus）在此地遭受重創，後來摧毀了該城（</w:t>
+      </w:r>
+      <w:r>
+        <w:rPr>
+          <w:i/>
+          <w:lang w:val="zh_TW" w:bidi="zh_TW"/>
+        </w:rPr>
+        <w:t>猶太古史記</w:t>
+      </w:r>
+      <w:r>
+        <w:rPr>
+          <w:lang w:val="zh_TW" w:bidi="zh_TW"/>
+        </w:rPr>
+        <w:t xml:space="preserve"> 8.2.3）。約瑟夫還提到一位名叫猶大的人曾在此地發動稅務起義（18.1.1），而路加稱他為加利利人（</w:t>
+      </w:r>
+      <w:hyperlink r:id="rId17">
+        <w:r>
+          <w:rPr>
+            <w:lang w:val="zh_TW" w:bidi="zh_TW"/>
+          </w:rPr>
+          <w:rPr>
+            <w:color w:val="0000EE"/>
+            <w:u w:val="single"/>
+          </w:rPr>
+          <w:t>徒5:37</w:t>
+        </w:r>
+      </w:hyperlink>
+      <w:r>
+        <w:rPr>
+          <w:lang w:val="zh_TW" w:bidi="zh_TW"/>
+        </w:rPr>
+        <w:t>）。後來，約瑟夫也稱他為加利利人（</w:t>
+      </w:r>
+      <w:r>
+        <w:rPr>
+          <w:i/>
+          <w:lang w:val="zh_TW" w:bidi="zh_TW"/>
+        </w:rPr>
+        <w:t>猶太古史記</w:t>
+      </w:r>
+      <w:r>
+        <w:rPr>
+          <w:lang w:val="zh_TW" w:bidi="zh_TW"/>
+        </w:rPr>
+        <w:t xml:space="preserve"> 20.5.2；</w:t>
+      </w:r>
+      <w:r>
+        <w:rPr>
+          <w:i/>
+          <w:lang w:val="zh_TW" w:bidi="zh_TW"/>
+        </w:rPr>
+        <w:t>猶太戰史</w:t>
+      </w:r>
+      <w:r>
+        <w:rPr>
+          <w:lang w:val="zh_TW" w:bidi="zh_TW"/>
+        </w:rPr>
+        <w:t xml:space="preserve"> 2.8.1）。這位猶大很可能在不同時期居住在這些地方。</w:t>
       </w:r>
     </w:p>
     <w:p>
@@ -265,27 +392,21 @@
         <w:rPr>
           <w:lang w:val="zh_TW" w:bidi="zh_TW"/>
         </w:rPr>
-        <w:t>在舊約聖經時期，夜被分為三個更次（守衛班次）：</w:t>
-      </w:r>
-    </w:p>
-    <w:p>
-      <w:pPr>
-        <w:pStyle w:val="ListBullet"/>
-        <w:spacing w:line="240" w:lineRule="auto"/>
-        <w:ind w:left="720"/>
-      </w:pPr>
-      <w:r>
-        <w:rPr>
-          <w:lang w:val="zh_TW" w:bidi="zh_TW"/>
-        </w:rPr>
-      </w:r>
-      <w:r>
-        <w:rPr>
-          <w:lang w:val="zh_TW" w:bidi="zh_TW"/>
-        </w:rPr>
-        <w:t>初更或晚上從日落到大約22:00（</w:t>
-      </w:r>
-      <w:hyperlink r:id="rId13">
+        <w:t>公元前4年，希律王去世後，其子腓力繼承了</w:t>
+      </w:r>
+      <w:r>
+        <w:rPr>
+          <w:lang w:val="zh_TW" w:bidi="zh_TW"/>
+        </w:rPr>
+        <w:t>高拉尼提斯</w:t>
+      </w:r>
+      <w:r>
+        <w:rPr>
+          <w:lang w:val="zh_TW" w:bidi="zh_TW"/>
+        </w:rPr>
+        <w:t>，將他的首都設在伯賽大猶利亞城（Julias），該城由他重建並以凱撒奧古斯都的女兒命名。耶穌曾到過此地（</w:t>
+      </w:r>
+      <w:hyperlink r:id="rId18">
         <w:r>
           <w:rPr>
             <w:lang w:val="zh_TW" w:bidi="zh_TW"/>
@@ -294,34 +415,10 @@
             <w:color w:val="0000EE"/>
             <w:u w:val="single"/>
           </w:rPr>
-          <w:t>耶利米哀歌2:19</w:t>
+          <w:t>可6:45，</w:t>
         </w:r>
       </w:hyperlink>
-      <w:r>
-        <w:rPr>
-          <w:lang w:val="zh_TW" w:bidi="zh_TW"/>
-        </w:rPr>
-        <w:t>）。</w:t>
-      </w:r>
-    </w:p>
-    <w:p>
-      <w:pPr>
-        <w:pStyle w:val="ListBullet"/>
-        <w:spacing w:line="240" w:lineRule="auto"/>
-        <w:ind w:left="720"/>
-      </w:pPr>
-      <w:r>
-        <w:rPr>
-          <w:lang w:val="zh_TW" w:bidi="zh_TW"/>
-        </w:rPr>
-      </w:r>
-      <w:r>
-        <w:rPr>
-          <w:lang w:val="zh_TW" w:bidi="zh_TW"/>
-        </w:rPr>
-        <w:t>中更或半夜是從22:00到02:00（</w:t>
-      </w:r>
-      <w:hyperlink r:id="rId14">
+      <w:hyperlink r:id="rId19">
         <w:r>
           <w:rPr>
             <w:lang w:val="zh_TW" w:bidi="zh_TW"/>
@@ -330,68 +427,14 @@
             <w:color w:val="0000EE"/>
             <w:u w:val="single"/>
           </w:rPr>
-          <w:t>士師記7:19</w:t>
+          <w:t>8:22</w:t>
         </w:r>
       </w:hyperlink>
       <w:r>
         <w:rPr>
           <w:lang w:val="zh_TW" w:bidi="zh_TW"/>
         </w:rPr>
-        <w:t>）。</w:t>
-      </w:r>
-    </w:p>
-    <w:p>
-      <w:pPr>
-        <w:pStyle w:val="ListBullet"/>
-        <w:spacing w:line="240" w:lineRule="auto"/>
-        <w:ind w:left="720"/>
-      </w:pPr>
-      <w:r>
-        <w:rPr>
-          <w:lang w:val="zh_TW" w:bidi="zh_TW"/>
-        </w:rPr>
-      </w:r>
-      <w:r>
-        <w:rPr>
-          <w:lang w:val="zh_TW" w:bidi="zh_TW"/>
-        </w:rPr>
-        <w:t>晨更大約從02:00到日出（</w:t>
-      </w:r>
-      <w:hyperlink r:id="rId15">
-        <w:r>
-          <w:rPr>
-            <w:lang w:val="zh_TW" w:bidi="zh_TW"/>
-          </w:rPr>
-          <w:rPr>
-            <w:color w:val="0000EE"/>
-            <w:u w:val="single"/>
-          </w:rPr>
-          <w:t>出埃及記14:24</w:t>
-        </w:r>
-      </w:hyperlink>
-      <w:r>
-        <w:rPr>
-          <w:lang w:val="zh_TW" w:bidi="zh_TW"/>
-        </w:rPr>
-        <w:t>；</w:t>
-      </w:r>
-      <w:hyperlink r:id="rId16">
-        <w:r>
-          <w:rPr>
-            <w:lang w:val="zh_TW" w:bidi="zh_TW"/>
-          </w:rPr>
-          <w:rPr>
-            <w:color w:val="0000EE"/>
-            <w:u w:val="single"/>
-          </w:rPr>
-          <w:t>撒母耳記上11:11</w:t>
-        </w:r>
-      </w:hyperlink>
-      <w:r>
-        <w:rPr>
-          <w:lang w:val="zh_TW" w:bidi="zh_TW"/>
-        </w:rPr>
-        <w:t>）。</w:t>
+        <w:t>），該地直到公元66年猶太戰爭爆發前，一直處於羅馬的嚴密統治之下。隨後，猶太起義者曾藏匿於該城的高地，羅馬人在此地進行了多次戰役。</w:t>
       </w:r>
     </w:p>
     <w:p>
@@ -403,45 +446,50 @@
       </w:r>
       <w:r>
         <w:rPr>
-          <w:lang w:val="zh_TW" w:bidi="zh_TW"/>
-        </w:rPr>
-        <w:t>在羅馬時期，守夜的次數從三次增加到四次。這些有時被描述為第一、第二、第三和第四更。或者有時被描述為晚上、半夜、雞叫和早晨（</w:t>
-      </w:r>
-      <w:hyperlink r:id="rId17">
-        <w:r>
-          <w:rPr>
-            <w:lang w:val="zh_TW" w:bidi="zh_TW"/>
-          </w:rPr>
-          <w:rPr>
-            <w:color w:val="0000EE"/>
-            <w:u w:val="single"/>
-          </w:rPr>
-          <w:t>馬太福音14:25</w:t>
-        </w:r>
-      </w:hyperlink>
+          <w:i/>
+          <w:lang w:val="zh_TW" w:bidi="zh_TW"/>
+        </w:rPr>
+        <w:t>另見</w:t>
+      </w:r>
+      <w:r>
+        <w:rPr>
+          <w:lang w:val="zh_TW" w:bidi="zh_TW"/>
+        </w:rPr>
+        <w:t xml:space="preserve"> </w:t>
+      </w:r>
+      <w:r>
+        <w:rPr>
+          <w:lang w:val="zh_TW" w:bidi="zh_TW"/>
+        </w:rPr>
+        <w:t>哥蘭</w:t>
+      </w:r>
       <w:r>
         <w:rPr>
           <w:lang w:val="zh_TW" w:bidi="zh_TW"/>
         </w:rPr>
         <w:t>；</w:t>
       </w:r>
-      <w:hyperlink r:id="rId18">
-        <w:r>
-          <w:rPr>
-            <w:lang w:val="zh_TW" w:bidi="zh_TW"/>
-          </w:rPr>
-          <w:rPr>
-            <w:color w:val="0000EE"/>
-            <w:u w:val="single"/>
-          </w:rPr>
-          <w:t>馬可福音6:48</w:t>
-        </w:r>
-      </w:hyperlink>
-      <w:r>
-        <w:rPr>
-          <w:lang w:val="zh_TW" w:bidi="zh_TW"/>
-        </w:rPr>
-        <w:t>）。每一更大約在21:00、00:00（午夜）、03:00和06:00結束。</w:t>
+      <w:r>
+        <w:rPr>
+          <w:lang w:val="zh_TW" w:bidi="zh_TW"/>
+        </w:rPr>
+        <w:t>希律，希律家族</w:t>
+      </w:r>
+      <w:r>
+        <w:rPr>
+          <w:lang w:val="zh_TW" w:bidi="zh_TW"/>
+        </w:rPr>
+        <w:t>。</w:t>
+      </w:r>
+      <w:r>
+        <w:rPr>
+          <w:lang w:val="zh_TW" w:bidi="zh_TW"/>
+        </w:rPr>
+      </w:r>
+      <w:r>
+        <w:rPr>
+          <w:lang w:val="zh_TW" w:bidi="zh_TW"/>
+        </w:rPr>
       </w:r>
     </w:p>
     <w:p>
@@ -451,30 +499,977 @@
           <w:lang w:val="zh_TW" w:bidi="zh_TW"/>
         </w:rPr>
       </w:r>
-      <w:r>
-        <w:rPr>
-          <w:i/>
-          <w:lang w:val="zh_TW" w:bidi="zh_TW"/>
-        </w:rPr>
-        <w:t>見</w:t>
-      </w:r>
-      <w:r>
-        <w:rPr>
-          <w:lang w:val="zh_TW" w:bidi="zh_TW"/>
-        </w:rPr>
-        <w:t xml:space="preserve"> </w:t>
-      </w:r>
-      <w:r>
-        <w:rPr>
-          <w:lang w:val="zh_TW" w:bidi="zh_TW"/>
-        </w:rPr>
-        <w:t>夜</w:t>
-      </w:r>
-      <w:r>
-        <w:rPr>
-          <w:lang w:val="zh_TW" w:bidi="zh_TW"/>
-        </w:rPr>
-        <w:t>。</w:t>
+    </w:p>
+    <w:p>
+      <w:pPr>
+        <w:pStyle w:val="Heading2"/>
+      </w:pPr>
+      <w:r>
+        <w:rPr>
+          <w:lang w:val="zh_TW" w:bidi="zh_TW"/>
+        </w:rPr>
+        <w:t>膏抹</w:t>
+      </w:r>
+      <w:r>
+        <w:rPr>
+          <w:lang w:val="zh_TW" w:bidi="zh_TW"/>
+        </w:rPr>
+      </w:r>
+    </w:p>
+    <w:p>
+      <w:pPr/>
+      <w:r>
+        <w:rPr>
+          <w:lang w:val="zh_TW" w:bidi="zh_TW"/>
+        </w:rPr>
+      </w:r>
+      <w:r>
+        <w:rPr>
+          <w:lang w:val="zh_TW" w:bidi="zh_TW"/>
+        </w:rPr>
+        <w:t>將油或香膏塗抹於人或物上，作為儀式或典禮的一部分。</w:t>
+      </w:r>
+    </w:p>
+    <w:p>
+      <w:pPr/>
+      <w:r>
+        <w:rPr>
+          <w:lang w:val="zh_TW" w:bidi="zh_TW"/>
+        </w:rPr>
+      </w:r>
+      <w:r>
+        <w:rPr>
+          <w:lang w:val="zh_TW" w:bidi="zh_TW"/>
+        </w:rPr>
+        <w:t>膏抹這個希伯來文詞語首次出現在</w:t>
+      </w:r>
+      <w:hyperlink r:id="rId20">
+        <w:r>
+          <w:rPr>
+            <w:lang w:val="zh_TW" w:bidi="zh_TW"/>
+          </w:rPr>
+          <w:rPr>
+            <w:color w:val="0000EE"/>
+            <w:u w:val="single"/>
+          </w:rPr>
+          <w:t>創世記三十一章13節</w:t>
+        </w:r>
+      </w:hyperlink>
+      <w:r>
+        <w:rPr>
+          <w:lang w:val="zh_TW" w:bidi="zh_TW"/>
+        </w:rPr>
+        <w:t>，當時雅各將油澆在伯特利的石頭上（</w:t>
+      </w:r>
+      <w:hyperlink r:id="rId21">
+        <w:r>
+          <w:rPr>
+            <w:lang w:val="zh_TW" w:bidi="zh_TW"/>
+          </w:rPr>
+          <w:rPr>
+            <w:color w:val="0000EE"/>
+            <w:u w:val="single"/>
+          </w:rPr>
+          <w:t>創28:18</w:t>
+        </w:r>
+      </w:hyperlink>
+      <w:r>
+        <w:rPr>
+          <w:lang w:val="zh_TW" w:bidi="zh_TW"/>
+        </w:rPr>
+        <w:t>–</w:t>
+      </w:r>
+      <w:hyperlink r:id="rId21">
+        <w:r>
+          <w:rPr>
+            <w:lang w:val="zh_TW" w:bidi="zh_TW"/>
+          </w:rPr>
+          <w:rPr>
+            <w:color w:val="0000EE"/>
+            <w:u w:val="single"/>
+          </w:rPr>
+          <w:t>19</w:t>
+        </w:r>
+      </w:hyperlink>
+      <w:r>
+        <w:rPr>
+          <w:lang w:val="zh_TW" w:bidi="zh_TW"/>
+        </w:rPr>
+        <w:t>），後來又重複了這一儀式（</w:t>
+      </w:r>
+      <w:hyperlink r:id="rId22">
+        <w:r>
+          <w:rPr>
+            <w:lang w:val="zh_TW" w:bidi="zh_TW"/>
+          </w:rPr>
+          <w:rPr>
+            <w:color w:val="0000EE"/>
+            <w:u w:val="single"/>
+          </w:rPr>
+          <w:t>創35:9</w:t>
+        </w:r>
+      </w:hyperlink>
+      <w:r>
+        <w:rPr>
+          <w:lang w:val="zh_TW" w:bidi="zh_TW"/>
+        </w:rPr>
+        <w:t>–</w:t>
+      </w:r>
+      <w:hyperlink r:id="rId22">
+        <w:r>
+          <w:rPr>
+            <w:lang w:val="zh_TW" w:bidi="zh_TW"/>
+          </w:rPr>
+          <w:rPr>
+            <w:color w:val="0000EE"/>
+            <w:u w:val="single"/>
+          </w:rPr>
+          <w:t>15</w:t>
+        </w:r>
+      </w:hyperlink>
+      <w:r>
+        <w:rPr>
+          <w:lang w:val="zh_TW" w:bidi="zh_TW"/>
+        </w:rPr>
+        <w:t>）。這是一種宗教儀式，表示該地的被分別為聖，為神所用。</w:t>
+      </w:r>
+    </w:p>
+    <w:p>
+      <w:pPr/>
+      <w:r>
+        <w:rPr>
+          <w:lang w:val="zh_TW" w:bidi="zh_TW"/>
+        </w:rPr>
+      </w:r>
+      <w:r>
+        <w:rPr>
+          <w:lang w:val="zh_TW" w:bidi="zh_TW"/>
+        </w:rPr>
+        <w:t>膏抹作為宗教行為，象徵受膏者具備某些神的特質。自古以來，希伯來人以油膏抹新領袖的頭，以示他們開始在群體中的職分。這種做法同樣用於分別器物，專為神使用。</w:t>
+      </w:r>
+    </w:p>
+    <w:p>
+      <w:pPr/>
+      <w:r>
+        <w:rPr>
+          <w:lang w:val="zh_TW" w:bidi="zh_TW"/>
+        </w:rPr>
+      </w:r>
+      <w:r>
+        <w:rPr>
+          <w:lang w:val="zh_TW" w:bidi="zh_TW"/>
+        </w:rPr>
+        <w:t>聖經並未詳細記錄如何為正式的事物或人膏抹。例如，雅各只是將油澆在石頭上，並說了一些話。當撒母耳（一位先知和士師）膏抹以色列的第一位王掃羅時，他先將掃羅帶到一旁教導他（</w:t>
+      </w:r>
+      <w:hyperlink r:id="rId23">
+        <w:r>
+          <w:rPr>
+            <w:lang w:val="zh_TW" w:bidi="zh_TW"/>
+          </w:rPr>
+          <w:rPr>
+            <w:color w:val="0000EE"/>
+            <w:u w:val="single"/>
+          </w:rPr>
+          <w:t>撒上9:25</w:t>
+        </w:r>
+      </w:hyperlink>
+      <w:r>
+        <w:rPr>
+          <w:lang w:val="zh_TW" w:bidi="zh_TW"/>
+        </w:rPr>
+        <w:t>–</w:t>
+      </w:r>
+      <w:hyperlink r:id="rId23">
+        <w:r>
+          <w:rPr>
+            <w:lang w:val="zh_TW" w:bidi="zh_TW"/>
+          </w:rPr>
+          <w:rPr>
+            <w:color w:val="0000EE"/>
+            <w:u w:val="single"/>
+          </w:rPr>
+          <w:t>27</w:t>
+        </w:r>
+      </w:hyperlink>
+      <w:r>
+        <w:rPr>
+          <w:lang w:val="zh_TW" w:bidi="zh_TW"/>
+        </w:rPr>
+        <w:t>），然後撒母耳「拿瓶膏油倒在掃羅的頭上，與他親嘴，說：『這不是耶和華膏你作他產業的君嗎？』」（</w:t>
+      </w:r>
+      <w:hyperlink r:id="rId24">
+        <w:r>
+          <w:rPr>
+            <w:lang w:val="zh_TW" w:bidi="zh_TW"/>
+          </w:rPr>
+          <w:rPr>
+            <w:color w:val="0000EE"/>
+            <w:u w:val="single"/>
+          </w:rPr>
+          <w:t>撒上10:1</w:t>
+        </w:r>
+      </w:hyperlink>
+      <w:r>
+        <w:rPr>
+          <w:lang w:val="zh_TW" w:bidi="zh_TW"/>
+        </w:rPr>
+        <w:t>）。</w:t>
+      </w:r>
+    </w:p>
+    <w:p>
+      <w:pPr/>
+      <w:r>
+        <w:rPr>
+          <w:lang w:val="zh_TW" w:bidi="zh_TW"/>
+        </w:rPr>
+      </w:r>
+      <w:r>
+        <w:rPr>
+          <w:lang w:val="zh_TW" w:bidi="zh_TW"/>
+        </w:rPr>
+        <w:t>為了膏抹會幕（敬拜用的特別帳幕）及其祭司，以色列人製作了一種特別的油，由技藝精湛香料製造者，將上品的香料（沒藥、香肉桂、菖蒲、桂皮）與橄欖油混合而成（</w:t>
+      </w:r>
+      <w:hyperlink r:id="rId25">
+        <w:r>
+          <w:rPr>
+            <w:lang w:val="zh_TW" w:bidi="zh_TW"/>
+          </w:rPr>
+          <w:rPr>
+            <w:color w:val="0000EE"/>
+            <w:u w:val="single"/>
+          </w:rPr>
+          <w:t>出30:22</w:t>
+        </w:r>
+      </w:hyperlink>
+      <w:r>
+        <w:rPr>
+          <w:lang w:val="zh_TW" w:bidi="zh_TW"/>
+        </w:rPr>
+        <w:t>–</w:t>
+      </w:r>
+      <w:hyperlink r:id="rId25">
+        <w:r>
+          <w:rPr>
+            <w:lang w:val="zh_TW" w:bidi="zh_TW"/>
+          </w:rPr>
+          <w:rPr>
+            <w:color w:val="0000EE"/>
+            <w:u w:val="single"/>
+          </w:rPr>
+          <w:t>25</w:t>
+        </w:r>
+      </w:hyperlink>
+      <w:r>
+        <w:rPr>
+          <w:lang w:val="zh_TW" w:bidi="zh_TW"/>
+        </w:rPr>
+        <w:t>）。</w:t>
+      </w:r>
+    </w:p>
+    <w:p>
+      <w:pPr/>
+      <w:r>
+        <w:rPr>
+          <w:lang w:val="zh_TW" w:bidi="zh_TW"/>
+        </w:rPr>
+      </w:r>
+      <w:r>
+        <w:rPr>
+          <w:lang w:val="zh_TW" w:bidi="zh_TW"/>
+        </w:rPr>
+        <w:t>耶和華指示以色列人，要膏抹所有為神分別為聖的事物和人，包括會幕、約櫃、桌子及其器具、燈台及其器具、香壇、燔祭壇、洗濯盆，以及大祭司亞倫和他的兒子（</w:t>
+      </w:r>
+      <w:hyperlink r:id="rId26">
+        <w:r>
+          <w:rPr>
+            <w:lang w:val="zh_TW" w:bidi="zh_TW"/>
+          </w:rPr>
+          <w:rPr>
+            <w:color w:val="0000EE"/>
+            <w:u w:val="single"/>
+          </w:rPr>
+          <w:t>出30:26</w:t>
+        </w:r>
+      </w:hyperlink>
+      <w:r>
+        <w:rPr>
+          <w:lang w:val="zh_TW" w:bidi="zh_TW"/>
+        </w:rPr>
+        <w:t>–</w:t>
+      </w:r>
+      <w:hyperlink r:id="rId26">
+        <w:r>
+          <w:rPr>
+            <w:lang w:val="zh_TW" w:bidi="zh_TW"/>
+          </w:rPr>
+          <w:rPr>
+            <w:color w:val="0000EE"/>
+            <w:u w:val="single"/>
+          </w:rPr>
+          <w:t>32</w:t>
+        </w:r>
+      </w:hyperlink>
+      <w:r>
+        <w:rPr>
+          <w:lang w:val="zh_TW" w:bidi="zh_TW"/>
+        </w:rPr>
+        <w:t>）。這使至聖所配有聖潔的家具、聖潔的敬拜工具和聖潔的祭司，這些都被分別為聖，專屬於神。</w:t>
+      </w:r>
+    </w:p>
+    <w:p>
+      <w:pPr/>
+      <w:r>
+        <w:rPr>
+          <w:lang w:val="zh_TW" w:bidi="zh_TW"/>
+        </w:rPr>
+      </w:r>
+      <w:r>
+        <w:rPr>
+          <w:lang w:val="zh_TW" w:bidi="zh_TW"/>
+        </w:rPr>
+        <w:t>在以色列，三種主要的職分均要被膏抹：先知、祭司和君王。先知有時通過正式的膏抹開始其事奉，但並不總是如此（</w:t>
+      </w:r>
+      <w:hyperlink r:id="rId27">
+        <w:r>
+          <w:rPr>
+            <w:lang w:val="zh_TW" w:bidi="zh_TW"/>
+          </w:rPr>
+          <w:rPr>
+            <w:color w:val="0000EE"/>
+            <w:u w:val="single"/>
+          </w:rPr>
+          <w:t>王上19:16</w:t>
+        </w:r>
+      </w:hyperlink>
+      <w:r>
+        <w:rPr>
+          <w:lang w:val="zh_TW" w:bidi="zh_TW"/>
+        </w:rPr>
+        <w:t>）。人們可以稱他們為神的受膏者（</w:t>
+      </w:r>
+      <w:hyperlink r:id="rId28">
+        <w:r>
+          <w:rPr>
+            <w:lang w:val="zh_TW" w:bidi="zh_TW"/>
+          </w:rPr>
+          <w:rPr>
+            <w:color w:val="0000EE"/>
+            <w:u w:val="single"/>
+          </w:rPr>
+          <w:t>代上16:22</w:t>
+        </w:r>
+      </w:hyperlink>
+      <w:r>
+        <w:rPr>
+          <w:lang w:val="zh_TW" w:bidi="zh_TW"/>
+        </w:rPr>
+        <w:t>；</w:t>
+      </w:r>
+      <w:hyperlink r:id="rId29">
+        <w:r>
+          <w:rPr>
+            <w:lang w:val="zh_TW" w:bidi="zh_TW"/>
+          </w:rPr>
+          <w:rPr>
+            <w:color w:val="0000EE"/>
+            <w:u w:val="single"/>
+          </w:rPr>
+          <w:t>詩105:15</w:t>
+        </w:r>
+      </w:hyperlink>
+      <w:r>
+        <w:rPr>
+          <w:lang w:val="zh_TW" w:bidi="zh_TW"/>
+        </w:rPr>
+        <w:t>）。當利未祭司職分開始時，所有祭司都被膏抹，包括亞倫的兒子和亞倫本人（</w:t>
+      </w:r>
+      <w:hyperlink r:id="rId30">
+        <w:r>
+          <w:rPr>
+            <w:lang w:val="zh_TW" w:bidi="zh_TW"/>
+          </w:rPr>
+          <w:rPr>
+            <w:color w:val="0000EE"/>
+            <w:u w:val="single"/>
+          </w:rPr>
+          <w:t>出40:12</w:t>
+        </w:r>
+      </w:hyperlink>
+      <w:r>
+        <w:rPr>
+          <w:lang w:val="zh_TW" w:bidi="zh_TW"/>
+        </w:rPr>
+        <w:t>–</w:t>
+      </w:r>
+      <w:hyperlink r:id="rId30">
+        <w:r>
+          <w:rPr>
+            <w:lang w:val="zh_TW" w:bidi="zh_TW"/>
+          </w:rPr>
+          <w:rPr>
+            <w:color w:val="0000EE"/>
+            <w:u w:val="single"/>
+          </w:rPr>
+          <w:t>15</w:t>
+        </w:r>
+      </w:hyperlink>
+      <w:r>
+        <w:rPr>
+          <w:lang w:val="zh_TW" w:bidi="zh_TW"/>
+        </w:rPr>
+        <w:t>；</w:t>
+      </w:r>
+      <w:hyperlink r:id="rId31">
+        <w:r>
+          <w:rPr>
+            <w:lang w:val="zh_TW" w:bidi="zh_TW"/>
+          </w:rPr>
+          <w:rPr>
+            <w:color w:val="0000EE"/>
+            <w:u w:val="single"/>
+          </w:rPr>
+          <w:t>民3:3</w:t>
+        </w:r>
+      </w:hyperlink>
+      <w:r>
+        <w:rPr>
+          <w:lang w:val="zh_TW" w:bidi="zh_TW"/>
+        </w:rPr>
+        <w:t>）。此後，祭司開始事奉時不再受膏抹，膏抹通常只用於大祭司（</w:t>
+      </w:r>
+      <w:hyperlink r:id="rId32">
+        <w:r>
+          <w:rPr>
+            <w:lang w:val="zh_TW" w:bidi="zh_TW"/>
+          </w:rPr>
+          <w:rPr>
+            <w:color w:val="0000EE"/>
+            <w:u w:val="single"/>
+          </w:rPr>
+          <w:t>出29:29</w:t>
+        </w:r>
+      </w:hyperlink>
+      <w:r>
+        <w:rPr>
+          <w:lang w:val="zh_TW" w:bidi="zh_TW"/>
+        </w:rPr>
+        <w:t>；</w:t>
+      </w:r>
+      <w:hyperlink r:id="rId33">
+        <w:r>
+          <w:rPr>
+            <w:lang w:val="zh_TW" w:bidi="zh_TW"/>
+          </w:rPr>
+          <w:rPr>
+            <w:color w:val="0000EE"/>
+            <w:u w:val="single"/>
+          </w:rPr>
+          <w:t>利16:32</w:t>
+        </w:r>
+      </w:hyperlink>
+      <w:r>
+        <w:rPr>
+          <w:lang w:val="zh_TW" w:bidi="zh_TW"/>
+        </w:rPr>
+        <w:t>）。</w:t>
+      </w:r>
+    </w:p>
+    <w:p>
+      <w:pPr/>
+      <w:r>
+        <w:rPr>
+          <w:lang w:val="zh_TW" w:bidi="zh_TW"/>
+        </w:rPr>
+      </w:r>
+      <w:r>
+        <w:rPr>
+          <w:lang w:val="zh_TW" w:bidi="zh_TW"/>
+        </w:rPr>
+        <w:t>在以色列人有君王統治之前，他們已經知道膏抹是象征君王登基開始的儀式（</w:t>
+      </w:r>
+      <w:hyperlink r:id="rId34">
+        <w:r>
+          <w:rPr>
+            <w:lang w:val="zh_TW" w:bidi="zh_TW"/>
+          </w:rPr>
+          <w:rPr>
+            <w:color w:val="0000EE"/>
+            <w:u w:val="single"/>
+          </w:rPr>
+          <w:t>士9:8</w:t>
+        </w:r>
+      </w:hyperlink>
+      <w:r>
+        <w:rPr>
+          <w:lang w:val="zh_TW" w:bidi="zh_TW"/>
+        </w:rPr>
+        <w:t>、15）。膏抹成為神命定的猶大和以色列諸王登基的儀式（</w:t>
+      </w:r>
+      <w:hyperlink r:id="rId35">
+        <w:r>
+          <w:rPr>
+            <w:lang w:val="zh_TW" w:bidi="zh_TW"/>
+          </w:rPr>
+          <w:rPr>
+            <w:color w:val="0000EE"/>
+            <w:u w:val="single"/>
+          </w:rPr>
+          <w:t>王下9:1</w:t>
+        </w:r>
+      </w:hyperlink>
+      <w:r>
+        <w:rPr>
+          <w:lang w:val="zh_TW" w:bidi="zh_TW"/>
+        </w:rPr>
+        <w:t>–</w:t>
+      </w:r>
+      <w:hyperlink r:id="rId35">
+        <w:r>
+          <w:rPr>
+            <w:lang w:val="zh_TW" w:bidi="zh_TW"/>
+          </w:rPr>
+          <w:rPr>
+            <w:color w:val="0000EE"/>
+            <w:u w:val="single"/>
+          </w:rPr>
+          <w:t>6，</w:t>
+        </w:r>
+      </w:hyperlink>
+      <w:hyperlink r:id="rId36">
+        <w:r>
+          <w:rPr>
+            <w:lang w:val="zh_TW" w:bidi="zh_TW"/>
+          </w:rPr>
+          <w:rPr>
+            <w:color w:val="0000EE"/>
+            <w:u w:val="single"/>
+          </w:rPr>
+          <w:t>11:12</w:t>
+        </w:r>
+      </w:hyperlink>
+      <w:r>
+        <w:rPr>
+          <w:lang w:val="zh_TW" w:bidi="zh_TW"/>
+        </w:rPr>
+        <w:t>。掃羅是第一位被膏的王（</w:t>
+      </w:r>
+      <w:hyperlink r:id="rId24">
+        <w:r>
+          <w:rPr>
+            <w:lang w:val="zh_TW" w:bidi="zh_TW"/>
+          </w:rPr>
+          <w:rPr>
+            <w:color w:val="0000EE"/>
+            <w:u w:val="single"/>
+          </w:rPr>
+          <w:t>撒上10:1</w:t>
+        </w:r>
+      </w:hyperlink>
+      <w:r>
+        <w:rPr>
+          <w:lang w:val="zh_TW" w:bidi="zh_TW"/>
+        </w:rPr>
+        <w:t>；</w:t>
+      </w:r>
+      <w:hyperlink r:id="rId37">
+        <w:r>
+          <w:rPr>
+            <w:lang w:val="zh_TW" w:bidi="zh_TW"/>
+          </w:rPr>
+          <w:rPr>
+            <w:color w:val="0000EE"/>
+            <w:u w:val="single"/>
+          </w:rPr>
+          <w:t>王上1:39</w:t>
+        </w:r>
+      </w:hyperlink>
+      <w:r>
+        <w:rPr>
+          <w:lang w:val="zh_TW" w:bidi="zh_TW"/>
+        </w:rPr>
+        <w:t>）。大衛被膏抹了三次（</w:t>
+      </w:r>
+      <w:hyperlink r:id="rId38">
+        <w:r>
+          <w:rPr>
+            <w:lang w:val="zh_TW" w:bidi="zh_TW"/>
+          </w:rPr>
+          <w:rPr>
+            <w:color w:val="0000EE"/>
+            <w:u w:val="single"/>
+          </w:rPr>
+          <w:t>撒上16:1、13</w:t>
+        </w:r>
+      </w:hyperlink>
+      <w:r>
+        <w:rPr>
+          <w:lang w:val="zh_TW" w:bidi="zh_TW"/>
+        </w:rPr>
+        <w:t>；</w:t>
+      </w:r>
+      <w:hyperlink r:id="rId39">
+        <w:r>
+          <w:rPr>
+            <w:lang w:val="zh_TW" w:bidi="zh_TW"/>
+          </w:rPr>
+          <w:rPr>
+            <w:color w:val="0000EE"/>
+            <w:u w:val="single"/>
+          </w:rPr>
+          <w:t>撒下2:4，</w:t>
+        </w:r>
+      </w:hyperlink>
+      <w:hyperlink r:id="rId40">
+        <w:r>
+          <w:rPr>
+            <w:lang w:val="zh_TW" w:bidi="zh_TW"/>
+          </w:rPr>
+          <w:rPr>
+            <w:color w:val="0000EE"/>
+            <w:u w:val="single"/>
+          </w:rPr>
+          <w:t>5:1</w:t>
+        </w:r>
+      </w:hyperlink>
+      <w:r>
+        <w:rPr>
+          <w:lang w:val="zh_TW" w:bidi="zh_TW"/>
+        </w:rPr>
+        <w:t>–</w:t>
+      </w:r>
+      <w:hyperlink r:id="rId40">
+        <w:r>
+          <w:rPr>
+            <w:lang w:val="zh_TW" w:bidi="zh_TW"/>
+          </w:rPr>
+          <w:rPr>
+            <w:color w:val="0000EE"/>
+            <w:u w:val="single"/>
+          </w:rPr>
+          <w:t>4</w:t>
+        </w:r>
+      </w:hyperlink>
+      <w:r>
+        <w:rPr>
+          <w:lang w:val="zh_TW" w:bidi="zh_TW"/>
+        </w:rPr>
+        <w:t>）。「耶和華的受膏者」成為以色列王的常用稱呼（</w:t>
+      </w:r>
+      <w:hyperlink r:id="rId41">
+        <w:r>
+          <w:rPr>
+            <w:lang w:val="zh_TW" w:bidi="zh_TW"/>
+          </w:rPr>
+          <w:rPr>
+            <w:color w:val="0000EE"/>
+            <w:u w:val="single"/>
+          </w:rPr>
+          <w:t>撒上12:3</w:t>
+        </w:r>
+      </w:hyperlink>
+      <w:r>
+        <w:rPr>
+          <w:lang w:val="zh_TW" w:bidi="zh_TW"/>
+        </w:rPr>
+        <w:t>–</w:t>
+      </w:r>
+      <w:hyperlink r:id="rId41">
+        <w:r>
+          <w:rPr>
+            <w:lang w:val="zh_TW" w:bidi="zh_TW"/>
+          </w:rPr>
+          <w:rPr>
+            <w:color w:val="0000EE"/>
+            <w:u w:val="single"/>
+          </w:rPr>
+          <w:t>5</w:t>
+        </w:r>
+      </w:hyperlink>
+      <w:r>
+        <w:rPr>
+          <w:lang w:val="zh_TW" w:bidi="zh_TW"/>
+        </w:rPr>
+        <w:t>；</w:t>
+      </w:r>
+      <w:hyperlink r:id="rId42">
+        <w:r>
+          <w:rPr>
+            <w:lang w:val="zh_TW" w:bidi="zh_TW"/>
+          </w:rPr>
+          <w:rPr>
+            <w:color w:val="0000EE"/>
+            <w:u w:val="single"/>
+          </w:rPr>
+          <w:t>撒下1:14</w:t>
+        </w:r>
+      </w:hyperlink>
+      <w:r>
+        <w:rPr>
+          <w:lang w:val="zh_TW" w:bidi="zh_TW"/>
+        </w:rPr>
+        <w:t>–</w:t>
+      </w:r>
+      <w:hyperlink r:id="rId42">
+        <w:r>
+          <w:rPr>
+            <w:lang w:val="zh_TW" w:bidi="zh_TW"/>
+          </w:rPr>
+          <w:rPr>
+            <w:color w:val="0000EE"/>
+            <w:u w:val="single"/>
+          </w:rPr>
+          <w:t>16</w:t>
+        </w:r>
+      </w:hyperlink>
+      <w:r>
+        <w:rPr>
+          <w:lang w:val="zh_TW" w:bidi="zh_TW"/>
+        </w:rPr>
+        <w:t>；</w:t>
+      </w:r>
+      <w:hyperlink r:id="rId43">
+        <w:r>
+          <w:rPr>
+            <w:lang w:val="zh_TW" w:bidi="zh_TW"/>
+          </w:rPr>
+          <w:rPr>
+            <w:color w:val="0000EE"/>
+            <w:u w:val="single"/>
+          </w:rPr>
+          <w:t>詩89:38、51</w:t>
+        </w:r>
+      </w:hyperlink>
+      <w:r>
+        <w:rPr>
+          <w:lang w:val="zh_TW" w:bidi="zh_TW"/>
+        </w:rPr>
+        <w:t>；</w:t>
+      </w:r>
+      <w:hyperlink r:id="rId44">
+        <w:r>
+          <w:rPr>
+            <w:lang w:val="zh_TW" w:bidi="zh_TW"/>
+          </w:rPr>
+          <w:rPr>
+            <w:color w:val="0000EE"/>
+            <w:u w:val="single"/>
+          </w:rPr>
+          <w:t>哀4:20</w:t>
+        </w:r>
+      </w:hyperlink>
+      <w:r>
+        <w:rPr>
+          <w:lang w:val="zh_TW" w:bidi="zh_TW"/>
+        </w:rPr>
+        <w:t>）。</w:t>
+      </w:r>
+    </w:p>
+    <w:p>
+      <w:pPr/>
+      <w:r>
+        <w:rPr>
+          <w:lang w:val="zh_TW" w:bidi="zh_TW"/>
+        </w:rPr>
+      </w:r>
+      <w:r>
+        <w:rPr>
+          <w:lang w:val="zh_TW" w:bidi="zh_TW"/>
+        </w:rPr>
+        <w:t>膏抹並不僅限於宗教用途。埃及人和敘利亞人也用膏抹作為健康和美容的手段。聖經顯示以色列人也有類似的膏抹用法（</w:t>
+      </w:r>
+      <w:hyperlink r:id="rId45">
+        <w:r>
+          <w:rPr>
+            <w:lang w:val="zh_TW" w:bidi="zh_TW"/>
+          </w:rPr>
+          <w:rPr>
+            <w:color w:val="0000EE"/>
+            <w:u w:val="single"/>
+          </w:rPr>
+          <w:t>撒下12:20</w:t>
+        </w:r>
+      </w:hyperlink>
+      <w:r>
+        <w:rPr>
+          <w:lang w:val="zh_TW" w:bidi="zh_TW"/>
+        </w:rPr>
+        <w:t>；</w:t>
+      </w:r>
+      <w:hyperlink r:id="rId46">
+        <w:r>
+          <w:rPr>
+            <w:lang w:val="zh_TW" w:bidi="zh_TW"/>
+          </w:rPr>
+          <w:rPr>
+            <w:color w:val="0000EE"/>
+            <w:u w:val="single"/>
+          </w:rPr>
+          <w:t>得3:3</w:t>
+        </w:r>
+      </w:hyperlink>
+      <w:r>
+        <w:rPr>
+          <w:lang w:val="zh_TW" w:bidi="zh_TW"/>
+        </w:rPr>
+        <w:t>；</w:t>
+      </w:r>
+      <w:hyperlink r:id="rId47">
+        <w:r>
+          <w:rPr>
+            <w:lang w:val="zh_TW" w:bidi="zh_TW"/>
+          </w:rPr>
+          <w:rPr>
+            <w:color w:val="0000EE"/>
+            <w:u w:val="single"/>
+          </w:rPr>
+          <w:t>彌6:15</w:t>
+        </w:r>
+      </w:hyperlink>
+      <w:r>
+        <w:rPr>
+          <w:lang w:val="zh_TW" w:bidi="zh_TW"/>
+        </w:rPr>
+        <w:t>）。當人不膏抹或不在自己身上抹香膏時，就表示他們正哀傷或困苦（</w:t>
+      </w:r>
+      <w:hyperlink r:id="rId48">
+        <w:r>
+          <w:rPr>
+            <w:lang w:val="zh_TW" w:bidi="zh_TW"/>
+          </w:rPr>
+          <w:rPr>
+            <w:color w:val="0000EE"/>
+            <w:u w:val="single"/>
+          </w:rPr>
+          <w:t>撒下14:2</w:t>
+        </w:r>
+      </w:hyperlink>
+      <w:r>
+        <w:rPr>
+          <w:lang w:val="zh_TW" w:bidi="zh_TW"/>
+        </w:rPr>
+        <w:t>；</w:t>
+      </w:r>
+      <w:hyperlink r:id="rId49">
+        <w:r>
+          <w:rPr>
+            <w:lang w:val="zh_TW" w:bidi="zh_TW"/>
+          </w:rPr>
+          <w:rPr>
+            <w:color w:val="0000EE"/>
+            <w:u w:val="single"/>
+          </w:rPr>
+          <w:t>但10:3</w:t>
+        </w:r>
+      </w:hyperlink>
+      <w:r>
+        <w:rPr>
+          <w:lang w:val="zh_TW" w:bidi="zh_TW"/>
+        </w:rPr>
+        <w:t>；</w:t>
+      </w:r>
+      <w:hyperlink r:id="rId50">
+        <w:r>
+          <w:rPr>
+            <w:lang w:val="zh_TW" w:bidi="zh_TW"/>
+          </w:rPr>
+          <w:rPr>
+            <w:color w:val="0000EE"/>
+            <w:u w:val="single"/>
+          </w:rPr>
+          <w:t>太6:17</w:t>
+        </w:r>
+      </w:hyperlink>
+      <w:r>
+        <w:rPr>
+          <w:lang w:val="zh_TW" w:bidi="zh_TW"/>
+        </w:rPr>
+        <w:t>）。</w:t>
+      </w:r>
+    </w:p>
+    <w:p>
+      <w:pPr/>
+      <w:r>
+        <w:rPr>
+          <w:lang w:val="zh_TW" w:bidi="zh_TW"/>
+        </w:rPr>
+      </w:r>
+      <w:r>
+        <w:rPr>
+          <w:lang w:val="zh_TW" w:bidi="zh_TW"/>
+        </w:rPr>
+        <w:t>新約聖經建議，當病人要求用油膏抹他們時，可以這樣做。教會領袖在這過程中為病人禱告求醫治（</w:t>
+      </w:r>
+      <w:hyperlink r:id="rId51">
+        <w:r>
+          <w:rPr>
+            <w:lang w:val="zh_TW" w:bidi="zh_TW"/>
+          </w:rPr>
+          <w:rPr>
+            <w:color w:val="0000EE"/>
+            <w:u w:val="single"/>
+          </w:rPr>
+          <w:t>雅5:14</w:t>
+        </w:r>
+      </w:hyperlink>
+      <w:r>
+        <w:rPr>
+          <w:lang w:val="zh_TW" w:bidi="zh_TW"/>
+        </w:rPr>
+        <w:t>–</w:t>
+      </w:r>
+      <w:hyperlink r:id="rId51">
+        <w:r>
+          <w:rPr>
+            <w:lang w:val="zh_TW" w:bidi="zh_TW"/>
+          </w:rPr>
+          <w:rPr>
+            <w:color w:val="0000EE"/>
+            <w:u w:val="single"/>
+          </w:rPr>
+          <w:t>16</w:t>
+        </w:r>
+      </w:hyperlink>
+      <w:r>
+        <w:rPr>
+          <w:lang w:val="zh_TW" w:bidi="zh_TW"/>
+        </w:rPr>
+        <w:t>）。使徒（早期基督教領袖）在醫治時也用油膏抹病人（</w:t>
+      </w:r>
+      <w:hyperlink r:id="rId52">
+        <w:r>
+          <w:rPr>
+            <w:lang w:val="zh_TW" w:bidi="zh_TW"/>
+          </w:rPr>
+          <w:rPr>
+            <w:color w:val="0000EE"/>
+            <w:u w:val="single"/>
+          </w:rPr>
+          <w:t>可6:12</w:t>
+        </w:r>
+      </w:hyperlink>
+      <w:r>
+        <w:rPr>
+          <w:lang w:val="zh_TW" w:bidi="zh_TW"/>
+        </w:rPr>
+        <w:t>–</w:t>
+      </w:r>
+      <w:hyperlink r:id="rId52">
+        <w:r>
+          <w:rPr>
+            <w:lang w:val="zh_TW" w:bidi="zh_TW"/>
+          </w:rPr>
+          <w:rPr>
+            <w:color w:val="0000EE"/>
+            <w:u w:val="single"/>
+          </w:rPr>
+          <w:t>13</w:t>
+        </w:r>
+      </w:hyperlink>
+      <w:r>
+        <w:rPr>
+          <w:lang w:val="zh_TW" w:bidi="zh_TW"/>
+        </w:rPr>
+        <w:t>）。</w:t>
       </w:r>
       <w:r>
         <w:rPr>

--- a/zht/docx/040.content.docx
+++ b/zht/docx/040.content.docx
@@ -19,7 +19,7 @@
         <w:rPr>
           <w:lang w:val="zh_TW" w:bidi="zh_TW"/>
         </w:rPr>
-        <w:t>Resource: 聖經詞典 (Tyndale)</w:t>
+        <w:t>Resource: Tyndale Open Bible Dictionary</w:t>
       </w:r>
       <w:r>
         <w:rPr>
@@ -112,7 +112,7 @@
         <w:rPr>
           <w:lang w:val="zh_TW" w:bidi="zh_TW"/>
         </w:rPr>
-        <w:t>聖經詞典 (Tyndale)</w:t>
+        <w:t>Tyndale Open Bible Dictionary</w:t>
       </w:r>
     </w:p>
     <w:p>
@@ -149,7 +149,7 @@
         <w:rPr>
           <w:lang w:val="zh_TW" w:bidi="zh_TW"/>
         </w:rPr>
-        <w:t>gao</w:t>
+        <w:t>fu</w:t>
       </w:r>
       <w:r>
         <w:rPr>
@@ -212,7 +212,7 @@
         <w:rPr>
           <w:lang w:val="zh_TW" w:bidi="zh_TW"/>
         </w:rPr>
-        <w:t>高拉尼提斯</w:t>
+        <w:t>福音</w:t>
       </w:r>
       <w:r>
         <w:rPr>
@@ -231,154 +231,119 @@
         <w:rPr>
           <w:lang w:val="zh_TW" w:bidi="zh_TW"/>
         </w:rPr>
-        <w:t>一個位於加利利海以東的小省，位於黑門山與</w:t>
-      </w:r>
-      <w:r>
-        <w:rPr>
-          <w:lang w:val="zh_TW" w:bidi="zh_TW"/>
-        </w:rPr>
-        <w:t>亞爾穆克河（</w:t>
-      </w:r>
-      <w:r>
-        <w:rPr>
-          <w:lang w:val="zh_TW" w:bidi="zh_TW"/>
-        </w:rPr>
-        <w:t>Yarmuk River</w:t>
-      </w:r>
-      <w:r>
-        <w:rPr>
-          <w:lang w:val="zh_TW" w:bidi="zh_TW"/>
-        </w:rPr>
-        <w:t>）</w:t>
-      </w:r>
-      <w:r>
-        <w:rPr>
-          <w:lang w:val="zh_TW" w:bidi="zh_TW"/>
-        </w:rPr>
-        <w:t>之間，可能延伸至約旦河。該地得名於古城哥蘭（Golan）。考古學家在距加利利海以東約17英里（27公里）處發現了大量被認為是哥蘭的遺址。摩西曾將哥蘭命名為約旦河東方瑪拿西半支派的逃城（</w:t>
-      </w:r>
-      <w:hyperlink r:id="rId13">
-        <w:r>
-          <w:rPr>
-            <w:lang w:val="zh_TW" w:bidi="zh_TW"/>
-          </w:rPr>
-          <w:rPr>
-            <w:color w:val="0000EE"/>
-            <w:u w:val="single"/>
-          </w:rPr>
-          <w:t>申4:41、43</w:t>
-        </w:r>
-      </w:hyperlink>
-      <w:r>
-        <w:rPr>
-          <w:lang w:val="zh_TW" w:bidi="zh_TW"/>
-        </w:rPr>
-        <w:t>），約書亞將其分配給革順族利未人（</w:t>
-      </w:r>
-      <w:hyperlink r:id="rId14">
-        <w:r>
-          <w:rPr>
-            <w:lang w:val="zh_TW" w:bidi="zh_TW"/>
-          </w:rPr>
-          <w:rPr>
-            <w:color w:val="0000EE"/>
-            <w:u w:val="single"/>
-          </w:rPr>
-          <w:t>書20:8，</w:t>
-        </w:r>
-      </w:hyperlink>
-      <w:hyperlink r:id="rId15">
-        <w:r>
-          <w:rPr>
-            <w:lang w:val="zh_TW" w:bidi="zh_TW"/>
-          </w:rPr>
-          <w:rPr>
-            <w:color w:val="0000EE"/>
-            <w:u w:val="single"/>
-          </w:rPr>
-          <w:t>21:27</w:t>
-        </w:r>
-      </w:hyperlink>
-      <w:r>
-        <w:rPr>
-          <w:lang w:val="zh_TW" w:bidi="zh_TW"/>
-        </w:rPr>
-        <w:t>；</w:t>
-      </w:r>
-      <w:hyperlink r:id="rId16">
-        <w:r>
-          <w:rPr>
-            <w:lang w:val="zh_TW" w:bidi="zh_TW"/>
-          </w:rPr>
-          <w:rPr>
-            <w:color w:val="0000EE"/>
-            <w:u w:val="single"/>
-          </w:rPr>
-          <w:t>代上6:71</w:t>
-        </w:r>
-      </w:hyperlink>
-      <w:r>
-        <w:rPr>
-          <w:lang w:val="zh_TW" w:bidi="zh_TW"/>
-        </w:rPr>
-        <w:t>）。根據約瑟夫（Josephus）的記載，亞歷山大·詹納烏斯（Alexander Janneus）在此地遭受重創，後來摧毀了該城（</w:t>
-      </w:r>
-      <w:r>
-        <w:rPr>
-          <w:i/>
-          <w:lang w:val="zh_TW" w:bidi="zh_TW"/>
-        </w:rPr>
-        <w:t>猶太古史記</w:t>
-      </w:r>
-      <w:r>
-        <w:rPr>
-          <w:lang w:val="zh_TW" w:bidi="zh_TW"/>
-        </w:rPr>
-        <w:t xml:space="preserve"> 8.2.3）。約瑟夫還提到一位名叫猶大的人曾在此地發動稅務起義（18.1.1），而路加稱他為加利利人（</w:t>
-      </w:r>
-      <w:hyperlink r:id="rId17">
-        <w:r>
-          <w:rPr>
-            <w:lang w:val="zh_TW" w:bidi="zh_TW"/>
-          </w:rPr>
-          <w:rPr>
-            <w:color w:val="0000EE"/>
-            <w:u w:val="single"/>
-          </w:rPr>
-          <w:t>徒5:37</w:t>
-        </w:r>
-      </w:hyperlink>
-      <w:r>
-        <w:rPr>
-          <w:lang w:val="zh_TW" w:bidi="zh_TW"/>
-        </w:rPr>
-        <w:t>）。後來，約瑟夫也稱他為加利利人（</w:t>
-      </w:r>
-      <w:r>
-        <w:rPr>
-          <w:i/>
-          <w:lang w:val="zh_TW" w:bidi="zh_TW"/>
-        </w:rPr>
-        <w:t>猶太古史記</w:t>
-      </w:r>
-      <w:r>
-        <w:rPr>
-          <w:lang w:val="zh_TW" w:bidi="zh_TW"/>
-        </w:rPr>
-        <w:t xml:space="preserve"> 20.5.2；</w:t>
-      </w:r>
-      <w:r>
-        <w:rPr>
-          <w:i/>
-          <w:lang w:val="zh_TW" w:bidi="zh_TW"/>
-        </w:rPr>
-        <w:t>猶太戰史</w:t>
-      </w:r>
-      <w:r>
-        <w:rPr>
-          <w:lang w:val="zh_TW" w:bidi="zh_TW"/>
-        </w:rPr>
-        <w:t xml:space="preserve"> 2.8.1）。這位猶大很可能在不同時期居住在這些地方。</w:t>
+        <w:t>是一個術語，可以透過不同方式，描述神藉耶穌基督賜下救恩的好消息。</w:t>
+      </w:r>
+    </w:p>
+    <w:p>
+      <w:pPr>
+        <w:pStyle w:val="Heading3"/>
+      </w:pPr>
+      <w:r>
+        <w:rPr>
+          <w:lang w:val="zh_TW" w:bidi="zh_TW"/>
+        </w:rPr>
+        <w:t>概述</w:t>
+      </w:r>
+    </w:p>
+    <w:p>
+      <w:pPr>
+        <w:pStyle w:val="ListBullet"/>
+        <w:spacing w:line="240" w:lineRule="auto"/>
+        <w:ind w:left="720"/>
+      </w:pPr>
+      <w:r>
+        <w:rPr>
+          <w:lang w:val="zh_TW" w:bidi="zh_TW"/>
+        </w:rPr>
+      </w:r>
+      <w:r>
+        <w:rPr>
+          <w:lang w:val="zh_TW" w:bidi="zh_TW"/>
+        </w:rPr>
+        <w:t>以賽亞的福音信息</w:t>
+      </w:r>
+    </w:p>
+    <w:p>
+      <w:pPr>
+        <w:pStyle w:val="ListBullet"/>
+        <w:spacing w:line="240" w:lineRule="auto"/>
+        <w:ind w:left="720"/>
+      </w:pPr>
+      <w:r>
+        <w:rPr>
+          <w:lang w:val="zh_TW" w:bidi="zh_TW"/>
+        </w:rPr>
+      </w:r>
+      <w:r>
+        <w:rPr>
+          <w:lang w:val="zh_TW" w:bidi="zh_TW"/>
+        </w:rPr>
+        <w:t>新約中的福音</w:t>
+      </w:r>
+    </w:p>
+    <w:p>
+      <w:pPr>
+        <w:pStyle w:val="ListBullet"/>
+        <w:spacing w:line="240" w:lineRule="auto"/>
+        <w:ind w:left="720"/>
+      </w:pPr>
+      <w:r>
+        <w:rPr>
+          <w:lang w:val="zh_TW" w:bidi="zh_TW"/>
+        </w:rPr>
+      </w:r>
+      <w:r>
+        <w:rPr>
+          <w:lang w:val="zh_TW" w:bidi="zh_TW"/>
+        </w:rPr>
+        <w:t>基督降臨的好消息</w:t>
+      </w:r>
+    </w:p>
+    <w:p>
+      <w:pPr>
+        <w:pStyle w:val="ListBullet"/>
+        <w:spacing w:line="240" w:lineRule="auto"/>
+        <w:ind w:left="720"/>
+      </w:pPr>
+      <w:r>
+        <w:rPr>
+          <w:lang w:val="zh_TW" w:bidi="zh_TW"/>
+        </w:rPr>
+      </w:r>
+      <w:r>
+        <w:rPr>
+          <w:lang w:val="zh_TW" w:bidi="zh_TW"/>
+        </w:rPr>
+        <w:t>耶穌的福音</w:t>
+      </w:r>
+    </w:p>
+    <w:p>
+      <w:pPr>
+        <w:pStyle w:val="ListBullet"/>
+        <w:spacing w:line="240" w:lineRule="auto"/>
+        <w:ind w:left="720"/>
+      </w:pPr>
+      <w:r>
+        <w:rPr>
+          <w:lang w:val="zh_TW" w:bidi="zh_TW"/>
+        </w:rPr>
+      </w:r>
+      <w:r>
+        <w:rPr>
+          <w:lang w:val="zh_TW" w:bidi="zh_TW"/>
+        </w:rPr>
+        <w:t>耶穌復活後的福音</w:t>
+      </w:r>
+    </w:p>
+    <w:p>
+      <w:pPr>
+        <w:pStyle w:val="Heading3"/>
+      </w:pPr>
+      <w:r>
+        <w:rPr>
+          <w:lang w:val="zh_TW" w:bidi="zh_TW"/>
+        </w:rPr>
+        <w:t>以賽亞的福音信息</w:t>
       </w:r>
     </w:p>
     <w:p>
@@ -392,19 +357,97 @@
         <w:rPr>
           <w:lang w:val="zh_TW" w:bidi="zh_TW"/>
         </w:rPr>
-        <w:t>公元前4年，希律王去世後，其子腓力繼承了</w:t>
-      </w:r>
-      <w:r>
-        <w:rPr>
-          <w:lang w:val="zh_TW" w:bidi="zh_TW"/>
-        </w:rPr>
-        <w:t>高拉尼提斯</w:t>
-      </w:r>
-      <w:r>
-        <w:rPr>
-          <w:lang w:val="zh_TW" w:bidi="zh_TW"/>
-        </w:rPr>
-        <w:t>，將他的首都設在伯賽大猶利亞城（Julias），該城由他重建並以凱撒奧古斯都的女兒命名。耶穌曾到過此地（</w:t>
+        <w:t>新約福音書引用多段舊約經文，而在所有引用的經文中，以賽亞書的經文提供了最重要的背景。根據以賽亞的福音，只有神能施行拯救。除了神自己的本性以外，沒有任何理由可以解釋祂的拯救行動。以色列並不配得拯救，她現在不比被擄時更配得神的愛。無論她為過去的罪付出多少代價（</w:t>
+      </w:r>
+      <w:hyperlink r:id="rId13">
+        <w:r>
+          <w:rPr>
+            <w:lang w:val="zh_TW" w:bidi="zh_TW"/>
+          </w:rPr>
+          <w:rPr>
+            <w:color w:val="0000EE"/>
+            <w:u w:val="single"/>
+          </w:rPr>
+          <w:t>賽40:2</w:t>
+        </w:r>
+      </w:hyperlink>
+      <w:r>
+        <w:rPr>
+          <w:lang w:val="zh_TW" w:bidi="zh_TW"/>
+        </w:rPr>
+        <w:t>），她仍然是有罪的民族（</w:t>
+      </w:r>
+      <w:hyperlink r:id="rId14">
+        <w:r>
+          <w:rPr>
+            <w:lang w:val="zh_TW" w:bidi="zh_TW"/>
+          </w:rPr>
+          <w:rPr>
+            <w:color w:val="0000EE"/>
+            <w:u w:val="single"/>
+          </w:rPr>
+          <w:t>42:25</w:t>
+        </w:r>
+      </w:hyperlink>
+      <w:r>
+        <w:rPr>
+          <w:lang w:val="zh_TW" w:bidi="zh_TW"/>
+        </w:rPr>
+        <w:t>，</w:t>
+      </w:r>
+      <w:hyperlink r:id="rId15">
+        <w:r>
+          <w:rPr>
+            <w:lang w:val="zh_TW" w:bidi="zh_TW"/>
+          </w:rPr>
+          <w:rPr>
+            <w:color w:val="0000EE"/>
+            <w:u w:val="single"/>
+          </w:rPr>
+          <w:t>46:12–13</w:t>
+        </w:r>
+      </w:hyperlink>
+      <w:r>
+        <w:rPr>
+          <w:lang w:val="zh_TW" w:bidi="zh_TW"/>
+        </w:rPr>
+        <w:t>，</w:t>
+      </w:r>
+      <w:hyperlink r:id="rId16">
+        <w:r>
+          <w:rPr>
+            <w:lang w:val="zh_TW" w:bidi="zh_TW"/>
+          </w:rPr>
+          <w:rPr>
+            <w:color w:val="0000EE"/>
+            <w:u w:val="single"/>
+          </w:rPr>
+          <w:t>48:1</w:t>
+        </w:r>
+      </w:hyperlink>
+      <w:r>
+        <w:rPr>
+          <w:lang w:val="zh_TW" w:bidi="zh_TW"/>
+        </w:rPr>
+        <w:t>）;唯有藉著神的恩典，她才能得救（</w:t>
+      </w:r>
+      <w:hyperlink r:id="rId17">
+        <w:r>
+          <w:rPr>
+            <w:lang w:val="zh_TW" w:bidi="zh_TW"/>
+          </w:rPr>
+          <w:rPr>
+            <w:color w:val="0000EE"/>
+            <w:u w:val="single"/>
+          </w:rPr>
+          <w:t>55:1–7</w:t>
+        </w:r>
+      </w:hyperlink>
+      <w:r>
+        <w:rPr>
+          <w:lang w:val="zh_TW" w:bidi="zh_TW"/>
+        </w:rPr>
+        <w:t>）。按照神的設計，以色列得救不是取決於她的義，而是取決於神的公義（</w:t>
       </w:r>
       <w:hyperlink r:id="rId18">
         <w:r>
@@ -415,9 +458,15 @@
             <w:color w:val="0000EE"/>
             <w:u w:val="single"/>
           </w:rPr>
-          <w:t>可6:45，</w:t>
-        </w:r>
-      </w:hyperlink>
+          <w:t>41:10</w:t>
+        </w:r>
+      </w:hyperlink>
+      <w:r>
+        <w:rPr>
+          <w:lang w:val="zh_TW" w:bidi="zh_TW"/>
+        </w:rPr>
+        <w:t>，</w:t>
+      </w:r>
       <w:hyperlink r:id="rId19">
         <w:r>
           <w:rPr>
@@ -427,14 +476,99 @@
             <w:color w:val="0000EE"/>
             <w:u w:val="single"/>
           </w:rPr>
-          <w:t>8:22</w:t>
-        </w:r>
-      </w:hyperlink>
-      <w:r>
-        <w:rPr>
-          <w:lang w:val="zh_TW" w:bidi="zh_TW"/>
-        </w:rPr>
-        <w:t>），該地直到公元66年猶太戰爭爆發前，一直處於羅馬的嚴密統治之下。隨後，猶太起義者曾藏匿於該城的高地，羅馬人在此地進行了多次戰役。</w:t>
+          <w:t>45:24</w:t>
+        </w:r>
+      </w:hyperlink>
+      <w:r>
+        <w:rPr>
+          <w:lang w:val="zh_TW" w:bidi="zh_TW"/>
+        </w:rPr>
+        <w:t>，</w:t>
+      </w:r>
+      <w:hyperlink r:id="rId20">
+        <w:r>
+          <w:rPr>
+            <w:lang w:val="zh_TW" w:bidi="zh_TW"/>
+          </w:rPr>
+          <w:rPr>
+            <w:color w:val="0000EE"/>
+            <w:u w:val="single"/>
+          </w:rPr>
+          <w:t>46:13</w:t>
+        </w:r>
+      </w:hyperlink>
+      <w:r>
+        <w:rPr>
+          <w:lang w:val="zh_TW" w:bidi="zh_TW"/>
+        </w:rPr>
+        <w:t>，</w:t>
+      </w:r>
+      <w:hyperlink r:id="rId21">
+        <w:r>
+          <w:rPr>
+            <w:lang w:val="zh_TW" w:bidi="zh_TW"/>
+          </w:rPr>
+          <w:rPr>
+            <w:color w:val="0000EE"/>
+            <w:u w:val="single"/>
+          </w:rPr>
+          <w:t>51:5–6</w:t>
+        </w:r>
+      </w:hyperlink>
+      <w:r>
+        <w:rPr>
+          <w:lang w:val="zh_TW" w:bidi="zh_TW"/>
+        </w:rPr>
+        <w:t>）。由於以色列沒有公義可以獎賞，耶和華自己在以色列中</w:t>
+      </w:r>
+      <w:r>
+        <w:rPr>
+          <w:i/>
+          <w:lang w:val="zh_TW" w:bidi="zh_TW"/>
+        </w:rPr>
+        <w:t>創造</w:t>
+      </w:r>
+      <w:r>
+        <w:rPr>
+          <w:lang w:val="zh_TW" w:bidi="zh_TW"/>
+        </w:rPr>
+        <w:t>公義（</w:t>
+      </w:r>
+      <w:hyperlink r:id="rId22">
+        <w:r>
+          <w:rPr>
+            <w:lang w:val="zh_TW" w:bidi="zh_TW"/>
+          </w:rPr>
+          <w:rPr>
+            <w:color w:val="0000EE"/>
+            <w:u w:val="single"/>
+          </w:rPr>
+          <w:t>45:8</w:t>
+        </w:r>
+      </w:hyperlink>
+      <w:r>
+        <w:rPr>
+          <w:lang w:val="zh_TW" w:bidi="zh_TW"/>
+        </w:rPr>
+        <w:t>，</w:t>
+      </w:r>
+      <w:hyperlink r:id="rId23">
+        <w:r>
+          <w:rPr>
+            <w:lang w:val="zh_TW" w:bidi="zh_TW"/>
+          </w:rPr>
+          <w:rPr>
+            <w:color w:val="0000EE"/>
+            <w:u w:val="single"/>
+          </w:rPr>
+          <w:t>61:3、10–11</w:t>
+        </w:r>
+      </w:hyperlink>
+      <w:r>
+        <w:rPr>
+          <w:lang w:val="zh_TW" w:bidi="zh_TW"/>
+        </w:rPr>
+        <w:t>）。</w:t>
       </w:r>
     </w:p>
     <w:p>
@@ -446,50 +580,128 @@
       </w:r>
       <w:r>
         <w:rPr>
-          <w:i/>
-          <w:lang w:val="zh_TW" w:bidi="zh_TW"/>
-        </w:rPr>
-        <w:t>另見</w:t>
-      </w:r>
-      <w:r>
-        <w:rPr>
-          <w:lang w:val="zh_TW" w:bidi="zh_TW"/>
-        </w:rPr>
-        <w:t xml:space="preserve"> </w:t>
-      </w:r>
-      <w:r>
-        <w:rPr>
-          <w:lang w:val="zh_TW" w:bidi="zh_TW"/>
-        </w:rPr>
-        <w:t>哥蘭</w:t>
-      </w:r>
-      <w:r>
-        <w:rPr>
-          <w:lang w:val="zh_TW" w:bidi="zh_TW"/>
-        </w:rPr>
-        <w:t>；</w:t>
-      </w:r>
-      <w:r>
-        <w:rPr>
-          <w:lang w:val="zh_TW" w:bidi="zh_TW"/>
-        </w:rPr>
-        <w:t>希律，希律家族</w:t>
-      </w:r>
-      <w:r>
-        <w:rPr>
-          <w:lang w:val="zh_TW" w:bidi="zh_TW"/>
-        </w:rPr>
-        <w:t>。</w:t>
-      </w:r>
-      <w:r>
-        <w:rPr>
-          <w:lang w:val="zh_TW" w:bidi="zh_TW"/>
-        </w:rPr>
-      </w:r>
-      <w:r>
-        <w:rPr>
-          <w:lang w:val="zh_TW" w:bidi="zh_TW"/>
-        </w:rPr>
+          <w:lang w:val="zh_TW" w:bidi="zh_TW"/>
+        </w:rPr>
+        <w:t>然而，正如這些經文所表明，要完成救恩並不會犧牲公義。以色列人需要為他們所犯的罪，而承受完全的懲罰。神的憐憫並未因此受到質疑。相反，正在這裡，神的憐憫最為深刻地表現出來，因為懲罰不是加在祂的子民身上，而是加在那受命代替他們的僕人身上（</w:t>
+      </w:r>
+      <w:hyperlink r:id="rId24">
+        <w:r>
+          <w:rPr>
+            <w:lang w:val="zh_TW" w:bidi="zh_TW"/>
+          </w:rPr>
+          <w:rPr>
+            <w:color w:val="0000EE"/>
+            <w:u w:val="single"/>
+          </w:rPr>
+          <w:t>賽53:4–12</w:t>
+        </w:r>
+      </w:hyperlink>
+      <w:r>
+        <w:rPr>
+          <w:lang w:val="zh_TW" w:bidi="zh_TW"/>
+        </w:rPr>
+        <w:t>）。通過僕人的工作，許多人得以稱義（</w:t>
+      </w:r>
+      <w:hyperlink r:id="rId25">
+        <w:r>
+          <w:rPr>
+            <w:lang w:val="zh_TW" w:bidi="zh_TW"/>
+          </w:rPr>
+          <w:rPr>
+            <w:color w:val="0000EE"/>
+            <w:u w:val="single"/>
+          </w:rPr>
+          <w:t>53:11</w:t>
+        </w:r>
+      </w:hyperlink>
+      <w:r>
+        <w:rPr>
+          <w:lang w:val="zh_TW" w:bidi="zh_TW"/>
+        </w:rPr>
+        <w:t>）。正如</w:t>
+      </w:r>
+      <w:hyperlink r:id="rId26">
+        <w:r>
+          <w:rPr>
+            <w:lang w:val="zh_TW" w:bidi="zh_TW"/>
+          </w:rPr>
+          <w:rPr>
+            <w:color w:val="0000EE"/>
+            <w:u w:val="single"/>
+          </w:rPr>
+          <w:t>以賽亞書六十一章</w:t>
+        </w:r>
+      </w:hyperlink>
+      <w:r>
+        <w:rPr>
+          <w:lang w:val="zh_TW" w:bidi="zh_TW"/>
+        </w:rPr>
+        <w:t>預言所說，傳道者（傳好消息的人）將會來臨。祂被稱為受膏者（</w:t>
+      </w:r>
+      <w:hyperlink r:id="rId27">
+        <w:r>
+          <w:rPr>
+            <w:lang w:val="zh_TW" w:bidi="zh_TW"/>
+          </w:rPr>
+          <w:rPr>
+            <w:color w:val="0000EE"/>
+            <w:u w:val="single"/>
+          </w:rPr>
+          <w:t>1</w:t>
+        </w:r>
+      </w:hyperlink>
+      <w:r>
+        <w:rPr>
+          <w:lang w:val="zh_TW" w:bidi="zh_TW"/>
+        </w:rPr>
+        <w:t>節），祂報告耶和華的恩年（</w:t>
+      </w:r>
+      <w:hyperlink r:id="rId28">
+        <w:r>
+          <w:rPr>
+            <w:lang w:val="zh_TW" w:bidi="zh_TW"/>
+          </w:rPr>
+          <w:rPr>
+            <w:color w:val="0000EE"/>
+            <w:u w:val="single"/>
+          </w:rPr>
+          <w:t>2</w:t>
+        </w:r>
+      </w:hyperlink>
+      <w:r>
+        <w:rPr>
+          <w:lang w:val="zh_TW" w:bidi="zh_TW"/>
+        </w:rPr>
+        <w:t>節）。神會藉著祂的宣講得到榮耀（</w:t>
+      </w:r>
+      <w:hyperlink r:id="rId29">
+        <w:r>
+          <w:rPr>
+            <w:lang w:val="zh_TW" w:bidi="zh_TW"/>
+          </w:rPr>
+          <w:rPr>
+            <w:color w:val="0000EE"/>
+            <w:u w:val="single"/>
+          </w:rPr>
+          <w:t>3</w:t>
+        </w:r>
+      </w:hyperlink>
+      <w:r>
+        <w:rPr>
+          <w:lang w:val="zh_TW" w:bidi="zh_TW"/>
+        </w:rPr>
+        <w:t>節）。</w:t>
+      </w:r>
+    </w:p>
+    <w:p>
+      <w:pPr>
+        <w:pStyle w:val="Heading3"/>
+      </w:pPr>
+      <w:r>
+        <w:rPr>
+          <w:lang w:val="zh_TW" w:bidi="zh_TW"/>
+        </w:rPr>
+        <w:t>新約中的福音</w:t>
       </w:r>
     </w:p>
     <w:p>
@@ -499,21 +711,105 @@
           <w:lang w:val="zh_TW" w:bidi="zh_TW"/>
         </w:rPr>
       </w:r>
+      <w:r>
+        <w:rPr>
+          <w:lang w:val="zh_TW" w:bidi="zh_TW"/>
+        </w:rPr>
+        <w:t>在新約聖經中，只有兩處（</w:t>
+      </w:r>
+      <w:hyperlink r:id="rId30">
+        <w:r>
+          <w:rPr>
+            <w:lang w:val="zh_TW" w:bidi="zh_TW"/>
+          </w:rPr>
+          <w:rPr>
+            <w:color w:val="0000EE"/>
+            <w:u w:val="single"/>
+          </w:rPr>
+          <w:t>加3:8</w:t>
+        </w:r>
+      </w:hyperlink>
+      <w:r>
+        <w:rPr>
+          <w:lang w:val="zh_TW" w:bidi="zh_TW"/>
+        </w:rPr>
+        <w:t>；</w:t>
+      </w:r>
+      <w:hyperlink r:id="rId31">
+        <w:r>
+          <w:rPr>
+            <w:lang w:val="zh_TW" w:bidi="zh_TW"/>
+          </w:rPr>
+          <w:rPr>
+            <w:color w:val="0000EE"/>
+            <w:u w:val="single"/>
+          </w:rPr>
+          <w:t>來4:2、6</w:t>
+        </w:r>
+      </w:hyperlink>
+      <w:r>
+        <w:rPr>
+          <w:lang w:val="zh_TW" w:bidi="zh_TW"/>
+        </w:rPr>
+        <w:t>）提到在基督教時代之前福音的宣講。這一點非常重要，原因有三：</w:t>
+      </w:r>
     </w:p>
     <w:p>
       <w:pPr>
-        <w:pStyle w:val="Heading2"/>
-      </w:pPr>
-      <w:r>
-        <w:rPr>
-          <w:lang w:val="zh_TW" w:bidi="zh_TW"/>
-        </w:rPr>
-        <w:t>膏抹</w:t>
-      </w:r>
-      <w:r>
-        <w:rPr>
-          <w:lang w:val="zh_TW" w:bidi="zh_TW"/>
-        </w:rPr>
+        <w:pStyle w:val="ListNumber"/>
+        <w:numPr>
+          <w:ilvl w:val="0"/>
+          <w:numId w:val="14"/>
+        </w:numPr>
+        <w:spacing w:line="240" w:lineRule="auto"/>
+        <w:ind w:left="720"/>
+      </w:pPr>
+      <w:r>
+        <w:rPr>
+          <w:lang w:val="zh_TW" w:bidi="zh_TW"/>
+        </w:rPr>
+      </w:r>
+      <w:r>
+        <w:rPr>
+          <w:lang w:val="zh_TW" w:bidi="zh_TW"/>
+        </w:rPr>
+        <w:t>因為舊約中明顯存在福音的內容。</w:t>
+      </w:r>
+    </w:p>
+    <w:p>
+      <w:pPr>
+        <w:pStyle w:val="ListNumber"/>
+        <w:spacing w:line="240" w:lineRule="auto"/>
+        <w:ind w:left="720"/>
+      </w:pPr>
+      <w:r>
+        <w:rPr>
+          <w:lang w:val="zh_TW" w:bidi="zh_TW"/>
+        </w:rPr>
+      </w:r>
+      <w:r>
+        <w:rPr>
+          <w:lang w:val="zh_TW" w:bidi="zh_TW"/>
+        </w:rPr>
+        <w:t>因為新約中使用了大量福音的術語（希臘文中的名詞出現了76次，動詞出現了54次）</w:t>
+      </w:r>
+    </w:p>
+    <w:p>
+      <w:pPr>
+        <w:pStyle w:val="ListNumber"/>
+        <w:spacing w:line="240" w:lineRule="auto"/>
+        <w:ind w:left="720"/>
+      </w:pPr>
+      <w:r>
+        <w:rPr>
+          <w:lang w:val="zh_TW" w:bidi="zh_TW"/>
+        </w:rPr>
+      </w:r>
+      <w:r>
+        <w:rPr>
+          <w:lang w:val="zh_TW" w:bidi="zh_TW"/>
+        </w:rPr>
+        <w:t>因為新約將基督呈現為舊約的應驗，並大量引用舊約來解釋祂的身分和工作。</w:t>
       </w:r>
     </w:p>
     <w:p>
@@ -527,7 +823,98 @@
         <w:rPr>
           <w:lang w:val="zh_TW" w:bidi="zh_TW"/>
         </w:rPr>
-        <w:t>將油或香膏塗抹於人或物上，作為儀式或典禮的一部分。</w:t>
+        <w:t>這不僅非常重要，而且意義重大。這表明新約中福音的用法，不僅取決於信息的</w:t>
+      </w:r>
+      <w:r>
+        <w:rPr>
+          <w:i/>
+          <w:lang w:val="zh_TW" w:bidi="zh_TW"/>
+        </w:rPr>
+        <w:t>性質</w:t>
+      </w:r>
+      <w:r>
+        <w:rPr>
+          <w:lang w:val="zh_TW" w:bidi="zh_TW"/>
+        </w:rPr>
+        <w:t>（關於救恩的真理），還取決於</w:t>
+      </w:r>
+      <w:r>
+        <w:rPr>
+          <w:i/>
+          <w:lang w:val="zh_TW" w:bidi="zh_TW"/>
+        </w:rPr>
+        <w:t>歷史事件。</w:t>
+      </w:r>
+      <w:r>
+        <w:rPr>
+          <w:lang w:val="zh_TW" w:bidi="zh_TW"/>
+        </w:rPr>
+        <w:t xml:space="preserve"> 新約幾乎毫無例外，將福音術語的應用限制在應驗時代的宣告上——即舊約應許的救恩真正實現的時代。新約所關注的不是救恩的應許，而是救恩的消息。根據</w:t>
+      </w:r>
+      <w:hyperlink r:id="rId32">
+        <w:r>
+          <w:rPr>
+            <w:lang w:val="zh_TW" w:bidi="zh_TW"/>
+          </w:rPr>
+          <w:rPr>
+            <w:color w:val="0000EE"/>
+            <w:u w:val="single"/>
+          </w:rPr>
+          <w:t>馬可福音一章1至4節</w:t>
+        </w:r>
+      </w:hyperlink>
+      <w:r>
+        <w:rPr>
+          <w:lang w:val="zh_TW" w:bidi="zh_TW"/>
+        </w:rPr>
+        <w:t>，福音的「起頭」不是在舊約，而是從施洗約翰開始，他的工作應驗了舊約的預言。在</w:t>
+      </w:r>
+      <w:hyperlink r:id="rId33">
+        <w:r>
+          <w:rPr>
+            <w:lang w:val="zh_TW" w:bidi="zh_TW"/>
+          </w:rPr>
+          <w:rPr>
+            <w:color w:val="0000EE"/>
+            <w:u w:val="single"/>
+          </w:rPr>
+          <w:t>羅馬書一章1至5節</w:t>
+        </w:r>
+      </w:hyperlink>
+      <w:r>
+        <w:rPr>
+          <w:lang w:val="zh_TW" w:bidi="zh_TW"/>
+        </w:rPr>
+        <w:t>中，福音被描述為舊約中應許的祝福，但直到耶穌來臨時才真正賜下（另見</w:t>
+      </w:r>
+      <w:hyperlink r:id="rId34">
+        <w:r>
+          <w:rPr>
+            <w:lang w:val="zh_TW" w:bidi="zh_TW"/>
+          </w:rPr>
+          <w:rPr>
+            <w:color w:val="0000EE"/>
+            <w:u w:val="single"/>
+          </w:rPr>
+          <w:t>徒13:32–33</w:t>
+        </w:r>
+      </w:hyperlink>
+      <w:r>
+        <w:rPr>
+          <w:lang w:val="zh_TW" w:bidi="zh_TW"/>
+        </w:rPr>
+        <w:t>）。</w:t>
+      </w:r>
+    </w:p>
+    <w:p>
+      <w:pPr>
+        <w:pStyle w:val="Heading3"/>
+      </w:pPr>
+      <w:r>
+        <w:rPr>
+          <w:lang w:val="zh_TW" w:bidi="zh_TW"/>
+        </w:rPr>
+        <w:t>基督降臨的好消息</w:t>
       </w:r>
     </w:p>
     <w:p>
@@ -541,97 +928,191 @@
         <w:rPr>
           <w:lang w:val="zh_TW" w:bidi="zh_TW"/>
         </w:rPr>
-        <w:t>膏抹這個希伯來文詞語首次出現在</w:t>
-      </w:r>
-      <w:hyperlink r:id="rId20">
-        <w:r>
-          <w:rPr>
-            <w:lang w:val="zh_TW" w:bidi="zh_TW"/>
-          </w:rPr>
-          <w:rPr>
-            <w:color w:val="0000EE"/>
-            <w:u w:val="single"/>
-          </w:rPr>
-          <w:t>創世記三十一章13節</w:t>
-        </w:r>
-      </w:hyperlink>
-      <w:r>
-        <w:rPr>
-          <w:lang w:val="zh_TW" w:bidi="zh_TW"/>
-        </w:rPr>
-        <w:t>，當時雅各將油澆在伯特利的石頭上（</w:t>
-      </w:r>
-      <w:hyperlink r:id="rId21">
-        <w:r>
-          <w:rPr>
-            <w:lang w:val="zh_TW" w:bidi="zh_TW"/>
-          </w:rPr>
-          <w:rPr>
-            <w:color w:val="0000EE"/>
-            <w:u w:val="single"/>
-          </w:rPr>
-          <w:t>創28:18</w:t>
-        </w:r>
-      </w:hyperlink>
-      <w:r>
-        <w:rPr>
-          <w:lang w:val="zh_TW" w:bidi="zh_TW"/>
-        </w:rPr>
-        <w:t>–</w:t>
-      </w:r>
-      <w:hyperlink r:id="rId21">
-        <w:r>
-          <w:rPr>
-            <w:lang w:val="zh_TW" w:bidi="zh_TW"/>
-          </w:rPr>
-          <w:rPr>
-            <w:color w:val="0000EE"/>
-            <w:u w:val="single"/>
-          </w:rPr>
-          <w:t>19</w:t>
-        </w:r>
-      </w:hyperlink>
-      <w:r>
-        <w:rPr>
-          <w:lang w:val="zh_TW" w:bidi="zh_TW"/>
-        </w:rPr>
-        <w:t>），後來又重複了這一儀式（</w:t>
-      </w:r>
-      <w:hyperlink r:id="rId22">
-        <w:r>
-          <w:rPr>
-            <w:lang w:val="zh_TW" w:bidi="zh_TW"/>
-          </w:rPr>
-          <w:rPr>
-            <w:color w:val="0000EE"/>
-            <w:u w:val="single"/>
-          </w:rPr>
-          <w:t>創35:9</w:t>
-        </w:r>
-      </w:hyperlink>
-      <w:r>
-        <w:rPr>
-          <w:lang w:val="zh_TW" w:bidi="zh_TW"/>
-        </w:rPr>
-        <w:t>–</w:t>
-      </w:r>
-      <w:hyperlink r:id="rId22">
-        <w:r>
-          <w:rPr>
-            <w:lang w:val="zh_TW" w:bidi="zh_TW"/>
-          </w:rPr>
-          <w:rPr>
-            <w:color w:val="0000EE"/>
-            <w:u w:val="single"/>
-          </w:rPr>
-          <w:t>15</w:t>
-        </w:r>
-      </w:hyperlink>
-      <w:r>
-        <w:rPr>
-          <w:lang w:val="zh_TW" w:bidi="zh_TW"/>
-        </w:rPr>
-        <w:t>）。這是一種宗教儀式，表示該地的被分別為聖，為神所用。</w:t>
+        <w:t>上帝應許施洗約翰的誕生，是個好消息（</w:t>
+      </w:r>
+      <w:hyperlink r:id="rId35">
+        <w:r>
+          <w:rPr>
+            <w:lang w:val="zh_TW" w:bidi="zh_TW"/>
+          </w:rPr>
+          <w:rPr>
+            <w:color w:val="0000EE"/>
+            <w:u w:val="single"/>
+          </w:rPr>
+          <w:t>路1:19</w:t>
+        </w:r>
+      </w:hyperlink>
+      <w:r>
+        <w:rPr>
+          <w:lang w:val="zh_TW" w:bidi="zh_TW"/>
+        </w:rPr>
+        <w:t>），不僅是他父母的好消息（</w:t>
+      </w:r>
+      <w:hyperlink r:id="rId36">
+        <w:r>
+          <w:rPr>
+            <w:lang w:val="zh_TW" w:bidi="zh_TW"/>
+          </w:rPr>
+          <w:rPr>
+            <w:color w:val="0000EE"/>
+            <w:u w:val="single"/>
+          </w:rPr>
+          <w:t>7、24–25</w:t>
+        </w:r>
+      </w:hyperlink>
+      <w:r>
+        <w:rPr>
+          <w:lang w:val="zh_TW" w:bidi="zh_TW"/>
+        </w:rPr>
+        <w:t>節），也是所有人的好消息：約翰奉差派，為彌賽亞的來臨做準備（</w:t>
+      </w:r>
+      <w:hyperlink r:id="rId37">
+        <w:r>
+          <w:rPr>
+            <w:lang w:val="zh_TW" w:bidi="zh_TW"/>
+          </w:rPr>
+          <w:rPr>
+            <w:color w:val="0000EE"/>
+            <w:u w:val="single"/>
+          </w:rPr>
+          <w:t>14–17、67–79</w:t>
+        </w:r>
+      </w:hyperlink>
+      <w:r>
+        <w:rPr>
+          <w:lang w:val="zh_TW" w:bidi="zh_TW"/>
+        </w:rPr>
+        <w:t>節）。出於同樣的原因，約翰自己所傳的道也是好消息（</w:t>
+      </w:r>
+      <w:hyperlink r:id="rId38">
+        <w:r>
+          <w:rPr>
+            <w:lang w:val="zh_TW" w:bidi="zh_TW"/>
+          </w:rPr>
+          <w:rPr>
+            <w:color w:val="0000EE"/>
+            <w:u w:val="single"/>
+          </w:rPr>
+          <w:t>3:18</w:t>
+        </w:r>
+      </w:hyperlink>
+      <w:r>
+        <w:rPr>
+          <w:lang w:val="zh_TW" w:bidi="zh_TW"/>
+        </w:rPr>
+        <w:t>）。彌賽亞（神的受膏者）將要來施行審判。這是一個既涉及定罪，又涉及救贖的過程（</w:t>
+      </w:r>
+      <w:hyperlink r:id="rId39">
+        <w:r>
+          <w:rPr>
+            <w:lang w:val="zh_TW" w:bidi="zh_TW"/>
+          </w:rPr>
+          <w:rPr>
+            <w:color w:val="0000EE"/>
+            <w:u w:val="single"/>
+          </w:rPr>
+          <w:t>3–17</w:t>
+        </w:r>
+      </w:hyperlink>
+      <w:r>
+        <w:rPr>
+          <w:lang w:val="zh_TW" w:bidi="zh_TW"/>
+        </w:rPr>
+        <w:t>節）。約翰的信息對罪人來說是好消息，因為約翰警告他們說災難即將來臨，並敦促他們在斧子砍下之前悔改（</w:t>
+      </w:r>
+      <w:hyperlink r:id="rId40">
+        <w:r>
+          <w:rPr>
+            <w:lang w:val="zh_TW" w:bidi="zh_TW"/>
+          </w:rPr>
+          <w:rPr>
+            <w:color w:val="0000EE"/>
+            <w:u w:val="single"/>
+          </w:rPr>
+          <w:t>7–9</w:t>
+        </w:r>
+      </w:hyperlink>
+      <w:r>
+        <w:rPr>
+          <w:lang w:val="zh_TW" w:bidi="zh_TW"/>
+        </w:rPr>
+        <w:t>節）。對於那些悔改的人來說，這是好消息，因為他們蒙應許得到赦免（</w:t>
+      </w:r>
+      <w:hyperlink r:id="rId41">
+        <w:r>
+          <w:rPr>
+            <w:lang w:val="zh_TW" w:bidi="zh_TW"/>
+          </w:rPr>
+          <w:rPr>
+            <w:color w:val="0000EE"/>
+            <w:u w:val="single"/>
+          </w:rPr>
+          <w:t>3</w:t>
+        </w:r>
+      </w:hyperlink>
+      <w:r>
+        <w:rPr>
+          <w:lang w:val="zh_TW" w:bidi="zh_TW"/>
+        </w:rPr>
+        <w:t>節）並成為彌賽亞群體的一員（</w:t>
+      </w:r>
+      <w:hyperlink r:id="rId42">
+        <w:r>
+          <w:rPr>
+            <w:lang w:val="zh_TW" w:bidi="zh_TW"/>
+          </w:rPr>
+          <w:rPr>
+            <w:color w:val="0000EE"/>
+            <w:u w:val="single"/>
+          </w:rPr>
+          <w:t>17</w:t>
+        </w:r>
+      </w:hyperlink>
+      <w:r>
+        <w:rPr>
+          <w:lang w:val="zh_TW" w:bidi="zh_TW"/>
+        </w:rPr>
+        <w:t>節）。救主降生的宣告，也是帶來極大喜樂的好消息（</w:t>
+      </w:r>
+      <w:hyperlink r:id="rId43">
+        <w:r>
+          <w:rPr>
+            <w:lang w:val="zh_TW" w:bidi="zh_TW"/>
+          </w:rPr>
+          <w:rPr>
+            <w:color w:val="0000EE"/>
+            <w:u w:val="single"/>
+          </w:rPr>
+          <w:t>2:10–11</w:t>
+        </w:r>
+      </w:hyperlink>
+      <w:r>
+        <w:rPr>
+          <w:lang w:val="zh_TW" w:bidi="zh_TW"/>
+        </w:rPr>
+        <w:t>）。</w:t>
+      </w:r>
+    </w:p>
+    <w:p>
+      <w:pPr>
+        <w:pStyle w:val="Heading3"/>
+      </w:pPr>
+      <w:r>
+        <w:rPr>
+          <w:lang w:val="zh_TW" w:bidi="zh_TW"/>
+        </w:rPr>
+        <w:t>耶穌的福音</w:t>
+      </w:r>
+    </w:p>
+    <w:p>
+      <w:pPr>
+        <w:pStyle w:val="Heading4"/>
+      </w:pPr>
+      <w:r>
+        <w:rPr>
+          <w:lang w:val="zh_TW" w:bidi="zh_TW"/>
+        </w:rPr>
+        <w:t>神國的來臨</w:t>
       </w:r>
     </w:p>
     <w:p>
@@ -645,7 +1126,413 @@
         <w:rPr>
           <w:lang w:val="zh_TW" w:bidi="zh_TW"/>
         </w:rPr>
-        <w:t>膏抹作為宗教行為，象徵受膏者具備某些神的特質。自古以來，希伯來人以油膏抹新領袖的頭，以示他們開始在群體中的職分。這種做法同樣用於分別器物，專為神使用。</w:t>
+        <w:t>耶穌獲神授權，並由聖靈膏立來宣揚福音（</w:t>
+      </w:r>
+      <w:hyperlink r:id="rId44">
+        <w:r>
+          <w:rPr>
+            <w:lang w:val="zh_TW" w:bidi="zh_TW"/>
+          </w:rPr>
+          <w:rPr>
+            <w:color w:val="0000EE"/>
+            <w:u w:val="single"/>
+          </w:rPr>
+          <w:t>可1:14</w:t>
+        </w:r>
+      </w:hyperlink>
+      <w:r>
+        <w:rPr>
+          <w:lang w:val="zh_TW" w:bidi="zh_TW"/>
+        </w:rPr>
+        <w:t>；</w:t>
+      </w:r>
+      <w:hyperlink r:id="rId45">
+        <w:r>
+          <w:rPr>
+            <w:lang w:val="zh_TW" w:bidi="zh_TW"/>
+          </w:rPr>
+          <w:rPr>
+            <w:color w:val="0000EE"/>
+            <w:u w:val="single"/>
+          </w:rPr>
+          <w:t>路4:18</w:t>
+        </w:r>
+      </w:hyperlink>
+      <w:r>
+        <w:rPr>
+          <w:lang w:val="zh_TW" w:bidi="zh_TW"/>
+        </w:rPr>
+        <w:t>）。祂傳道的核心是宣布「日期滿了，神的國近了。你們當悔改，信福音！」（</w:t>
+      </w:r>
+      <w:hyperlink r:id="rId46">
+        <w:r>
+          <w:rPr>
+            <w:lang w:val="zh_TW" w:bidi="zh_TW"/>
+          </w:rPr>
+          <w:rPr>
+            <w:color w:val="0000EE"/>
+            <w:u w:val="single"/>
+          </w:rPr>
+          <w:t>可1:15</w:t>
+        </w:r>
+      </w:hyperlink>
+      <w:r>
+        <w:rPr>
+          <w:lang w:val="zh_TW" w:bidi="zh_TW"/>
+        </w:rPr>
+        <w:t>）。（有關此福音的進一步參考，見</w:t>
+      </w:r>
+      <w:hyperlink r:id="rId47">
+        <w:r>
+          <w:rPr>
+            <w:lang w:val="zh_TW" w:bidi="zh_TW"/>
+          </w:rPr>
+          <w:rPr>
+            <w:color w:val="0000EE"/>
+            <w:u w:val="single"/>
+          </w:rPr>
+          <w:t>太4:23</w:t>
+        </w:r>
+      </w:hyperlink>
+      <w:r>
+        <w:rPr>
+          <w:lang w:val="zh_TW" w:bidi="zh_TW"/>
+        </w:rPr>
+        <w:t>，</w:t>
+      </w:r>
+      <w:hyperlink r:id="rId48">
+        <w:r>
+          <w:rPr>
+            <w:lang w:val="zh_TW" w:bidi="zh_TW"/>
+          </w:rPr>
+          <w:rPr>
+            <w:color w:val="0000EE"/>
+            <w:u w:val="single"/>
+          </w:rPr>
+          <w:t>9:35</w:t>
+        </w:r>
+      </w:hyperlink>
+      <w:r>
+        <w:rPr>
+          <w:lang w:val="zh_TW" w:bidi="zh_TW"/>
+        </w:rPr>
+        <w:t>，</w:t>
+      </w:r>
+      <w:hyperlink r:id="rId49">
+        <w:r>
+          <w:rPr>
+            <w:lang w:val="zh_TW" w:bidi="zh_TW"/>
+          </w:rPr>
+          <w:rPr>
+            <w:color w:val="0000EE"/>
+            <w:u w:val="single"/>
+          </w:rPr>
+          <w:t>24:14</w:t>
+        </w:r>
+      </w:hyperlink>
+      <w:r>
+        <w:rPr>
+          <w:lang w:val="zh_TW" w:bidi="zh_TW"/>
+        </w:rPr>
+        <w:t>，</w:t>
+      </w:r>
+      <w:hyperlink r:id="rId50">
+        <w:r>
+          <w:rPr>
+            <w:lang w:val="zh_TW" w:bidi="zh_TW"/>
+          </w:rPr>
+          <w:rPr>
+            <w:color w:val="0000EE"/>
+            <w:u w:val="single"/>
+          </w:rPr>
+          <w:t>26:13</w:t>
+        </w:r>
+      </w:hyperlink>
+      <w:r>
+        <w:rPr>
+          <w:lang w:val="zh_TW" w:bidi="zh_TW"/>
+        </w:rPr>
+        <w:t>；</w:t>
+      </w:r>
+      <w:hyperlink r:id="rId51">
+        <w:r>
+          <w:rPr>
+            <w:lang w:val="zh_TW" w:bidi="zh_TW"/>
+          </w:rPr>
+          <w:rPr>
+            <w:color w:val="0000EE"/>
+            <w:u w:val="single"/>
+          </w:rPr>
+          <w:t>可8:35</w:t>
+        </w:r>
+      </w:hyperlink>
+      <w:r>
+        <w:rPr>
+          <w:lang w:val="zh_TW" w:bidi="zh_TW"/>
+        </w:rPr>
+        <w:t>，</w:t>
+      </w:r>
+      <w:hyperlink r:id="rId52">
+        <w:r>
+          <w:rPr>
+            <w:lang w:val="zh_TW" w:bidi="zh_TW"/>
+          </w:rPr>
+          <w:rPr>
+            <w:color w:val="0000EE"/>
+            <w:u w:val="single"/>
+          </w:rPr>
+          <w:t>10:29</w:t>
+        </w:r>
+      </w:hyperlink>
+      <w:r>
+        <w:rPr>
+          <w:lang w:val="zh_TW" w:bidi="zh_TW"/>
+        </w:rPr>
+        <w:t>，</w:t>
+      </w:r>
+      <w:hyperlink r:id="rId53">
+        <w:r>
+          <w:rPr>
+            <w:lang w:val="zh_TW" w:bidi="zh_TW"/>
+          </w:rPr>
+          <w:rPr>
+            <w:color w:val="0000EE"/>
+            <w:u w:val="single"/>
+          </w:rPr>
+          <w:t>13:10</w:t>
+        </w:r>
+      </w:hyperlink>
+      <w:r>
+        <w:rPr>
+          <w:lang w:val="zh_TW" w:bidi="zh_TW"/>
+        </w:rPr>
+        <w:t>，</w:t>
+      </w:r>
+      <w:hyperlink r:id="rId54">
+        <w:r>
+          <w:rPr>
+            <w:lang w:val="zh_TW" w:bidi="zh_TW"/>
+          </w:rPr>
+          <w:rPr>
+            <w:color w:val="0000EE"/>
+            <w:u w:val="single"/>
+          </w:rPr>
+          <w:t>14:9</w:t>
+        </w:r>
+      </w:hyperlink>
+      <w:r>
+        <w:rPr>
+          <w:lang w:val="zh_TW" w:bidi="zh_TW"/>
+        </w:rPr>
+        <w:t>；</w:t>
+      </w:r>
+      <w:hyperlink r:id="rId55">
+        <w:r>
+          <w:rPr>
+            <w:lang w:val="zh_TW" w:bidi="zh_TW"/>
+          </w:rPr>
+          <w:rPr>
+            <w:color w:val="0000EE"/>
+            <w:u w:val="single"/>
+          </w:rPr>
+          <w:t>路4:43</w:t>
+        </w:r>
+      </w:hyperlink>
+      <w:r>
+        <w:rPr>
+          <w:lang w:val="zh_TW" w:bidi="zh_TW"/>
+        </w:rPr>
+        <w:t>，</w:t>
+      </w:r>
+      <w:hyperlink r:id="rId56">
+        <w:r>
+          <w:rPr>
+            <w:lang w:val="zh_TW" w:bidi="zh_TW"/>
+          </w:rPr>
+          <w:rPr>
+            <w:color w:val="0000EE"/>
+            <w:u w:val="single"/>
+          </w:rPr>
+          <w:t>8:1</w:t>
+        </w:r>
+      </w:hyperlink>
+      <w:r>
+        <w:rPr>
+          <w:lang w:val="zh_TW" w:bidi="zh_TW"/>
+        </w:rPr>
+        <w:t>，</w:t>
+      </w:r>
+      <w:hyperlink r:id="rId57">
+        <w:r>
+          <w:rPr>
+            <w:lang w:val="zh_TW" w:bidi="zh_TW"/>
+          </w:rPr>
+          <w:rPr>
+            <w:color w:val="0000EE"/>
+            <w:u w:val="single"/>
+          </w:rPr>
+          <w:t>16:16</w:t>
+        </w:r>
+      </w:hyperlink>
+      <w:r>
+        <w:rPr>
+          <w:lang w:val="zh_TW" w:bidi="zh_TW"/>
+        </w:rPr>
+        <w:t>。）這信息是好消息，原因有幾個：</w:t>
+      </w:r>
+    </w:p>
+    <w:p>
+      <w:pPr>
+        <w:pStyle w:val="ListNumber"/>
+        <w:numPr>
+          <w:ilvl w:val="0"/>
+          <w:numId w:val="15"/>
+        </w:numPr>
+        <w:spacing w:line="240" w:lineRule="auto"/>
+        <w:ind w:left="720"/>
+      </w:pPr>
+      <w:r>
+        <w:rPr>
+          <w:lang w:val="zh_TW" w:bidi="zh_TW"/>
+        </w:rPr>
+      </w:r>
+      <w:r>
+        <w:rPr>
+          <w:lang w:val="zh_TW" w:bidi="zh_TW"/>
+        </w:rPr>
+        <w:t>國度即將來臨。耶穌所宣告的神，是掌管萬有的最高統治者。惟儘管如此，祂的統治尚未完全實現：祂的旨意並未如同在天上一樣，在地上成就。是錯誤而非公義，在地上佔有主導地位。但根據耶穌的宣告，這些情況並非最終的結果。當國度來臨時，神的統治將會完成。錯誤會受審判，公義建立，祂的百姓將會蒙福。</w:t>
+      </w:r>
+    </w:p>
+    <w:p>
+      <w:pPr>
+        <w:pStyle w:val="ListNumber"/>
+        <w:spacing w:line="240" w:lineRule="auto"/>
+        <w:ind w:left="720"/>
+      </w:pPr>
+      <w:r>
+        <w:rPr>
+          <w:lang w:val="zh_TW" w:bidi="zh_TW"/>
+        </w:rPr>
+      </w:r>
+      <w:r>
+        <w:rPr>
+          <w:lang w:val="zh_TW" w:bidi="zh_TW"/>
+        </w:rPr>
+        <w:t>國度</w:t>
+      </w:r>
+      <w:r>
+        <w:rPr>
+          <w:i/>
+          <w:lang w:val="zh_TW" w:bidi="zh_TW"/>
+        </w:rPr>
+        <w:t>現在就</w:t>
+      </w:r>
+      <w:r>
+        <w:rPr>
+          <w:lang w:val="zh_TW" w:bidi="zh_TW"/>
+        </w:rPr>
+        <w:t>開始了。耶穌宣告：「日期滿了」（</w:t>
+      </w:r>
+      <w:hyperlink r:id="rId46">
+        <w:r>
+          <w:rPr>
+            <w:lang w:val="zh_TW" w:bidi="zh_TW"/>
+          </w:rPr>
+          <w:rPr>
+            <w:color w:val="0000EE"/>
+            <w:u w:val="single"/>
+          </w:rPr>
+          <w:t>可1:15上</w:t>
+        </w:r>
+      </w:hyperlink>
+      <w:r>
+        <w:rPr>
+          <w:lang w:val="zh_TW" w:bidi="zh_TW"/>
+        </w:rPr>
+        <w:t>）。實現舊約應許的時刻已經到來。</w:t>
+      </w:r>
+    </w:p>
+    <w:p>
+      <w:pPr>
+        <w:pStyle w:val="ListNumber"/>
+        <w:spacing w:line="240" w:lineRule="auto"/>
+        <w:ind w:left="720"/>
+      </w:pPr>
+      <w:r>
+        <w:rPr>
+          <w:lang w:val="zh_TW" w:bidi="zh_TW"/>
+        </w:rPr>
+      </w:r>
+      <w:r>
+        <w:rPr>
+          <w:lang w:val="zh_TW" w:bidi="zh_TW"/>
+        </w:rPr>
+        <w:t>因此，國度的圓滿不再遙不可及，神統治的完全實現已經「近了」（</w:t>
+      </w:r>
+      <w:hyperlink r:id="rId46">
+        <w:r>
+          <w:rPr>
+            <w:lang w:val="zh_TW" w:bidi="zh_TW"/>
+          </w:rPr>
+          <w:rPr>
+            <w:color w:val="0000EE"/>
+            <w:u w:val="single"/>
+          </w:rPr>
+          <w:t>可1:15中</w:t>
+        </w:r>
+      </w:hyperlink>
+      <w:r>
+        <w:rPr>
+          <w:lang w:val="zh_TW" w:bidi="zh_TW"/>
+        </w:rPr>
+        <w:t>）。</w:t>
+      </w:r>
+    </w:p>
+    <w:p>
+      <w:pPr>
+        <w:pStyle w:val="ListNumber"/>
+        <w:spacing w:line="240" w:lineRule="auto"/>
+        <w:ind w:left="720"/>
+      </w:pPr>
+      <w:r>
+        <w:rPr>
+          <w:lang w:val="zh_TW" w:bidi="zh_TW"/>
+        </w:rPr>
+      </w:r>
+      <w:r>
+        <w:rPr>
+          <w:lang w:val="zh_TW" w:bidi="zh_TW"/>
+        </w:rPr>
+        <w:t>神正在為拯救而建立祂的統治。耶穌呼召人悔改的話語中，已經有所暗示（</w:t>
+      </w:r>
+      <w:hyperlink r:id="rId46">
+        <w:r>
+          <w:rPr>
+            <w:lang w:val="zh_TW" w:bidi="zh_TW"/>
+          </w:rPr>
+          <w:rPr>
+            <w:color w:val="0000EE"/>
+            <w:u w:val="single"/>
+          </w:rPr>
+          <w:t>可1:15下</w:t>
+        </w:r>
+      </w:hyperlink>
+      <w:r>
+        <w:rPr>
+          <w:lang w:val="zh_TW" w:bidi="zh_TW"/>
+        </w:rPr>
+        <w:t>）。在接下來的經文中，這一點尤為明顯。</w:t>
+      </w:r>
+    </w:p>
+    <w:p>
+      <w:pPr>
+        <w:pStyle w:val="Heading4"/>
+      </w:pPr>
+      <w:r>
+        <w:rPr>
+          <w:lang w:val="zh_TW" w:bidi="zh_TW"/>
+        </w:rPr>
+        <w:t>貧窮者的救恩</w:t>
       </w:r>
     </w:p>
     <w:p>
@@ -659,54 +1546,36 @@
         <w:rPr>
           <w:lang w:val="zh_TW" w:bidi="zh_TW"/>
         </w:rPr>
-        <w:t>聖經並未詳細記錄如何為正式的事物或人膏抹。例如，雅各只是將油澆在石頭上，並說了一些話。當撒母耳（一位先知和士師）膏抹以色列的第一位王掃羅時，他先將掃羅帶到一旁教導他（</w:t>
-      </w:r>
-      <w:hyperlink r:id="rId23">
-        <w:r>
-          <w:rPr>
-            <w:lang w:val="zh_TW" w:bidi="zh_TW"/>
-          </w:rPr>
-          <w:rPr>
-            <w:color w:val="0000EE"/>
-            <w:u w:val="single"/>
-          </w:rPr>
-          <w:t>撒上9:25</w:t>
-        </w:r>
-      </w:hyperlink>
-      <w:r>
-        <w:rPr>
-          <w:lang w:val="zh_TW" w:bidi="zh_TW"/>
-        </w:rPr>
-        <w:t>–</w:t>
-      </w:r>
-      <w:hyperlink r:id="rId23">
-        <w:r>
-          <w:rPr>
-            <w:lang w:val="zh_TW" w:bidi="zh_TW"/>
-          </w:rPr>
-          <w:rPr>
-            <w:color w:val="0000EE"/>
-            <w:u w:val="single"/>
-          </w:rPr>
-          <w:t>27</w:t>
-        </w:r>
-      </w:hyperlink>
-      <w:r>
-        <w:rPr>
-          <w:lang w:val="zh_TW" w:bidi="zh_TW"/>
-        </w:rPr>
-        <w:t>），然後撒母耳「拿瓶膏油倒在掃羅的頭上，與他親嘴，說：『這不是耶和華膏你作他產業的君嗎？』」（</w:t>
-      </w:r>
-      <w:hyperlink r:id="rId24">
-        <w:r>
-          <w:rPr>
-            <w:lang w:val="zh_TW" w:bidi="zh_TW"/>
-          </w:rPr>
-          <w:rPr>
-            <w:color w:val="0000EE"/>
-            <w:u w:val="single"/>
-          </w:rPr>
-          <w:t>撒上10:1</w:t>
+        <w:t>耶穌在拿撒勒的會堂中，獲邀請讀經時，祂翻到</w:t>
+      </w:r>
+      <w:hyperlink r:id="rId26">
+        <w:r>
+          <w:rPr>
+            <w:lang w:val="zh_TW" w:bidi="zh_TW"/>
+          </w:rPr>
+          <w:rPr>
+            <w:color w:val="0000EE"/>
+            <w:u w:val="single"/>
+          </w:rPr>
+          <w:t>以賽亞書第六十一章</w:t>
+        </w:r>
+      </w:hyperlink>
+      <w:r>
+        <w:rPr>
+          <w:lang w:val="zh_TW" w:bidi="zh_TW"/>
+        </w:rPr>
+        <w:t>：「主耶和華的靈在我身上； 因為耶和華用膏膏我，叫我傳好信息給謙卑的人，差遣我醫好傷心的人，報告被擄的得釋放， 被囚的出監牢；報告耶和華的恩年」（</w:t>
+      </w:r>
+      <w:hyperlink r:id="rId58">
+        <w:r>
+          <w:rPr>
+            <w:lang w:val="zh_TW" w:bidi="zh_TW"/>
+          </w:rPr>
+          <w:rPr>
+            <w:color w:val="0000EE"/>
+            <w:u w:val="single"/>
+          </w:rPr>
+          <w:t>路4:18–19</w:t>
         </w:r>
       </w:hyperlink>
       <w:r>
@@ -727,18 +1596,72 @@
         <w:rPr>
           <w:lang w:val="zh_TW" w:bidi="zh_TW"/>
         </w:rPr>
-        <w:t>為了膏抹會幕（敬拜用的特別帳幕）及其祭司，以色列人製作了一種特別的油，由技藝精湛香料製造者，將上品的香料（沒藥、香肉桂、菖蒲、桂皮）與橄欖油混合而成（</w:t>
-      </w:r>
-      <w:hyperlink r:id="rId25">
-        <w:r>
-          <w:rPr>
-            <w:lang w:val="zh_TW" w:bidi="zh_TW"/>
-          </w:rPr>
-          <w:rPr>
-            <w:color w:val="0000EE"/>
-            <w:u w:val="single"/>
-          </w:rPr>
-          <w:t>出30:22</w:t>
+        <w:t>耶穌讀完這段預言後，宣布這處經文在祂的事工中應驗了（</w:t>
+      </w:r>
+      <w:hyperlink r:id="rId59">
+        <w:r>
+          <w:rPr>
+            <w:lang w:val="zh_TW" w:bidi="zh_TW"/>
+          </w:rPr>
+          <w:rPr>
+            <w:color w:val="0000EE"/>
+            <w:u w:val="single"/>
+          </w:rPr>
+          <w:t>21</w:t>
+        </w:r>
+      </w:hyperlink>
+      <w:r>
+        <w:rPr>
+          <w:lang w:val="zh_TW" w:bidi="zh_TW"/>
+        </w:rPr>
+        <w:t>節）。耶穌來釋放的人包括身體有病的，如瞎子（</w:t>
+      </w:r>
+      <w:hyperlink r:id="rId45">
+        <w:r>
+          <w:rPr>
+            <w:lang w:val="zh_TW" w:bidi="zh_TW"/>
+          </w:rPr>
+          <w:rPr>
+            <w:color w:val="0000EE"/>
+            <w:u w:val="single"/>
+          </w:rPr>
+          <w:t>18</w:t>
+        </w:r>
+      </w:hyperlink>
+      <w:r>
+        <w:rPr>
+          <w:lang w:val="zh_TW" w:bidi="zh_TW"/>
+        </w:rPr>
+        <w:t>節）和痲瘋病人（</w:t>
+      </w:r>
+      <w:hyperlink r:id="rId60">
+        <w:r>
+          <w:rPr>
+            <w:lang w:val="zh_TW" w:bidi="zh_TW"/>
+          </w:rPr>
+          <w:rPr>
+            <w:color w:val="0000EE"/>
+            <w:u w:val="single"/>
+          </w:rPr>
+          <w:t>27</w:t>
+        </w:r>
+      </w:hyperlink>
+      <w:r>
+        <w:rPr>
+          <w:lang w:val="zh_TW" w:bidi="zh_TW"/>
+        </w:rPr>
+        <w:t>節）。（參</w:t>
+      </w:r>
+      <w:hyperlink r:id="rId61">
+        <w:r>
+          <w:rPr>
+            <w:lang w:val="zh_TW" w:bidi="zh_TW"/>
+          </w:rPr>
+          <w:rPr>
+            <w:color w:val="0000EE"/>
+            <w:u w:val="single"/>
+          </w:rPr>
+          <w:t>23、33</w:t>
         </w:r>
       </w:hyperlink>
       <w:r>
@@ -747,23 +1670,257 @@
         </w:rPr>
         <w:t>–</w:t>
       </w:r>
-      <w:hyperlink r:id="rId25">
-        <w:r>
-          <w:rPr>
-            <w:lang w:val="zh_TW" w:bidi="zh_TW"/>
-          </w:rPr>
-          <w:rPr>
-            <w:color w:val="0000EE"/>
-            <w:u w:val="single"/>
-          </w:rPr>
-          <w:t>25</w:t>
-        </w:r>
-      </w:hyperlink>
-      <w:r>
-        <w:rPr>
-          <w:lang w:val="zh_TW" w:bidi="zh_TW"/>
-        </w:rPr>
-        <w:t>）。</w:t>
+      <w:hyperlink r:id="rId61">
+        <w:r>
+          <w:rPr>
+            <w:lang w:val="zh_TW" w:bidi="zh_TW"/>
+          </w:rPr>
+          <w:rPr>
+            <w:color w:val="0000EE"/>
+            <w:u w:val="single"/>
+          </w:rPr>
+          <w:t>41</w:t>
+        </w:r>
+      </w:hyperlink>
+      <w:r>
+        <w:rPr>
+          <w:lang w:val="zh_TW" w:bidi="zh_TW"/>
+        </w:rPr>
+        <w:t>節提到的醫治神蹟；在</w:t>
+      </w:r>
+      <w:hyperlink r:id="rId47">
+        <w:r>
+          <w:rPr>
+            <w:lang w:val="zh_TW" w:bidi="zh_TW"/>
+          </w:rPr>
+          <w:rPr>
+            <w:color w:val="0000EE"/>
+            <w:u w:val="single"/>
+          </w:rPr>
+          <w:t>太4:23</w:t>
+        </w:r>
+      </w:hyperlink>
+      <w:r>
+        <w:rPr>
+          <w:lang w:val="zh_TW" w:bidi="zh_TW"/>
+        </w:rPr>
+        <w:t>，</w:t>
+      </w:r>
+      <w:hyperlink r:id="rId48">
+        <w:r>
+          <w:rPr>
+            <w:lang w:val="zh_TW" w:bidi="zh_TW"/>
+          </w:rPr>
+          <w:rPr>
+            <w:color w:val="0000EE"/>
+            <w:u w:val="single"/>
+          </w:rPr>
+          <w:t>9:35</w:t>
+        </w:r>
+      </w:hyperlink>
+      <w:r>
+        <w:rPr>
+          <w:lang w:val="zh_TW" w:bidi="zh_TW"/>
+        </w:rPr>
+        <w:t>，</w:t>
+      </w:r>
+      <w:hyperlink r:id="rId62">
+        <w:r>
+          <w:rPr>
+            <w:lang w:val="zh_TW" w:bidi="zh_TW"/>
+          </w:rPr>
+          <w:rPr>
+            <w:color w:val="0000EE"/>
+            <w:u w:val="single"/>
+          </w:rPr>
+          <w:t>11:5</w:t>
+        </w:r>
+      </w:hyperlink>
+      <w:r>
+        <w:rPr>
+          <w:lang w:val="zh_TW" w:bidi="zh_TW"/>
+        </w:rPr>
+        <w:t>；</w:t>
+      </w:r>
+      <w:hyperlink r:id="rId63">
+        <w:r>
+          <w:rPr>
+            <w:lang w:val="zh_TW" w:bidi="zh_TW"/>
+          </w:rPr>
+          <w:rPr>
+            <w:color w:val="0000EE"/>
+            <w:u w:val="single"/>
+          </w:rPr>
+          <w:t>路7:21</w:t>
+        </w:r>
+      </w:hyperlink>
+      <w:r>
+        <w:rPr>
+          <w:lang w:val="zh_TW" w:bidi="zh_TW"/>
+        </w:rPr>
+        <w:t>–</w:t>
+      </w:r>
+      <w:hyperlink r:id="rId63">
+        <w:r>
+          <w:rPr>
+            <w:lang w:val="zh_TW" w:bidi="zh_TW"/>
+          </w:rPr>
+          <w:rPr>
+            <w:color w:val="0000EE"/>
+            <w:u w:val="single"/>
+          </w:rPr>
+          <w:t>22</w:t>
+        </w:r>
+      </w:hyperlink>
+      <w:r>
+        <w:rPr>
+          <w:lang w:val="zh_TW" w:bidi="zh_TW"/>
+        </w:rPr>
+        <w:t>，</w:t>
+      </w:r>
+      <w:hyperlink r:id="rId64">
+        <w:r>
+          <w:rPr>
+            <w:lang w:val="zh_TW" w:bidi="zh_TW"/>
+          </w:rPr>
+          <w:rPr>
+            <w:color w:val="0000EE"/>
+            <w:u w:val="single"/>
+          </w:rPr>
+          <w:t>9:6</w:t>
+        </w:r>
+      </w:hyperlink>
+      <w:r>
+        <w:rPr>
+          <w:lang w:val="zh_TW" w:bidi="zh_TW"/>
+        </w:rPr>
+        <w:t>中，傳福音和醫病的密切關係；以及在</w:t>
+      </w:r>
+      <w:hyperlink r:id="rId65">
+        <w:r>
+          <w:rPr>
+            <w:lang w:val="zh_TW" w:bidi="zh_TW"/>
+          </w:rPr>
+          <w:rPr>
+            <w:color w:val="0000EE"/>
+            <w:u w:val="single"/>
+          </w:rPr>
+          <w:t>太12:22</w:t>
+        </w:r>
+      </w:hyperlink>
+      <w:r>
+        <w:rPr>
+          <w:lang w:val="zh_TW" w:bidi="zh_TW"/>
+        </w:rPr>
+        <w:t>–</w:t>
+      </w:r>
+      <w:hyperlink r:id="rId65">
+        <w:r>
+          <w:rPr>
+            <w:lang w:val="zh_TW" w:bidi="zh_TW"/>
+          </w:rPr>
+          <w:rPr>
+            <w:color w:val="0000EE"/>
+            <w:u w:val="single"/>
+          </w:rPr>
+          <w:t>29</w:t>
+        </w:r>
+      </w:hyperlink>
+      <w:r>
+        <w:rPr>
+          <w:lang w:val="zh_TW" w:bidi="zh_TW"/>
+        </w:rPr>
+        <w:t>；</w:t>
+      </w:r>
+      <w:hyperlink r:id="rId66">
+        <w:r>
+          <w:rPr>
+            <w:lang w:val="zh_TW" w:bidi="zh_TW"/>
+          </w:rPr>
+          <w:rPr>
+            <w:color w:val="0000EE"/>
+            <w:u w:val="single"/>
+          </w:rPr>
+          <w:t>路13:11</w:t>
+        </w:r>
+      </w:hyperlink>
+      <w:r>
+        <w:rPr>
+          <w:lang w:val="zh_TW" w:bidi="zh_TW"/>
+        </w:rPr>
+        <w:t>–</w:t>
+      </w:r>
+      <w:hyperlink r:id="rId66">
+        <w:r>
+          <w:rPr>
+            <w:lang w:val="zh_TW" w:bidi="zh_TW"/>
+          </w:rPr>
+          <w:rPr>
+            <w:color w:val="0000EE"/>
+            <w:u w:val="single"/>
+          </w:rPr>
+          <w:t>16</w:t>
+        </w:r>
+      </w:hyperlink>
+      <w:r>
+        <w:rPr>
+          <w:lang w:val="zh_TW" w:bidi="zh_TW"/>
+        </w:rPr>
+        <w:t>中，描述身體受苦的人作為撒但的俘虜，現在被耶穌釋放）。此外，還包括物質貧乏的人——像以利亞在饑荒期間幫助的寡婦（</w:t>
+      </w:r>
+      <w:hyperlink r:id="rId67">
+        <w:r>
+          <w:rPr>
+            <w:lang w:val="zh_TW" w:bidi="zh_TW"/>
+          </w:rPr>
+          <w:rPr>
+            <w:color w:val="0000EE"/>
+            <w:u w:val="single"/>
+          </w:rPr>
+          <w:t>路4:25</w:t>
+        </w:r>
+      </w:hyperlink>
+      <w:r>
+        <w:rPr>
+          <w:lang w:val="zh_TW" w:bidi="zh_TW"/>
+        </w:rPr>
+        <w:t>–</w:t>
+      </w:r>
+      <w:hyperlink r:id="rId67">
+        <w:r>
+          <w:rPr>
+            <w:lang w:val="zh_TW" w:bidi="zh_TW"/>
+          </w:rPr>
+          <w:rPr>
+            <w:color w:val="0000EE"/>
+            <w:u w:val="single"/>
+          </w:rPr>
+          <w:t>26</w:t>
+        </w:r>
+      </w:hyperlink>
+      <w:r>
+        <w:rPr>
+          <w:lang w:val="zh_TW" w:bidi="zh_TW"/>
+        </w:rPr>
+        <w:t>）。耶穌在</w:t>
+      </w:r>
+      <w:hyperlink r:id="rId68">
+        <w:r>
+          <w:rPr>
+            <w:lang w:val="zh_TW" w:bidi="zh_TW"/>
+          </w:rPr>
+          <w:rPr>
+            <w:color w:val="0000EE"/>
+            <w:u w:val="single"/>
+          </w:rPr>
+          <w:t>路加福音六章20至21節</w:t>
+        </w:r>
+      </w:hyperlink>
+      <w:r>
+        <w:rPr>
+          <w:lang w:val="zh_TW" w:bidi="zh_TW"/>
+        </w:rPr>
+        <w:t>中，宣稱那些真正貧窮和飢餓的人「有福了」。</w:t>
       </w:r>
     </w:p>
     <w:p>
@@ -777,7 +1934,25 @@
         <w:rPr>
           <w:lang w:val="zh_TW" w:bidi="zh_TW"/>
         </w:rPr>
-        <w:t>耶和華指示以色列人，要膏抹所有為神分別為聖的事物和人，包括會幕、約櫃、桌子及其器具、燈台及其器具、香壇、燔祭壇、洗濯盆，以及大祭司亞倫和他的兒子（</w:t>
+        <w:t>然而，耶穌的主要關注，是「屬靈的」貧窮。耶穌在</w:t>
+      </w:r>
+      <w:hyperlink r:id="rId69">
+        <w:r>
+          <w:rPr>
+            <w:lang w:val="zh_TW" w:bidi="zh_TW"/>
+          </w:rPr>
+          <w:rPr>
+            <w:color w:val="0000EE"/>
+            <w:u w:val="single"/>
+          </w:rPr>
+          <w:t>馬太福音五章3節</w:t>
+        </w:r>
+      </w:hyperlink>
+      <w:r>
+        <w:rPr>
+          <w:lang w:val="zh_TW" w:bidi="zh_TW"/>
+        </w:rPr>
+        <w:t>引用</w:t>
       </w:r>
       <w:hyperlink r:id="rId26">
         <w:r>
@@ -788,32 +1963,151 @@
             <w:color w:val="0000EE"/>
             <w:u w:val="single"/>
           </w:rPr>
-          <w:t>出30:26</w:t>
-        </w:r>
-      </w:hyperlink>
-      <w:r>
-        <w:rPr>
-          <w:lang w:val="zh_TW" w:bidi="zh_TW"/>
-        </w:rPr>
-        <w:t>–</w:t>
-      </w:r>
-      <w:hyperlink r:id="rId26">
-        <w:r>
-          <w:rPr>
-            <w:lang w:val="zh_TW" w:bidi="zh_TW"/>
-          </w:rPr>
-          <w:rPr>
-            <w:color w:val="0000EE"/>
-            <w:u w:val="single"/>
-          </w:rPr>
-          <w:t>32</w:t>
-        </w:r>
-      </w:hyperlink>
-      <w:r>
-        <w:rPr>
-          <w:lang w:val="zh_TW" w:bidi="zh_TW"/>
-        </w:rPr>
-        <w:t>）。這使至聖所配有聖潔的家具、聖潔的敬拜工具和聖潔的祭司，這些都被分別為聖，專屬於神。</w:t>
+          <w:t>以賽亞書第六十一章</w:t>
+        </w:r>
+      </w:hyperlink>
+      <w:r>
+        <w:rPr>
+          <w:lang w:val="zh_TW" w:bidi="zh_TW"/>
+        </w:rPr>
+        <w:t>，提到「心靈貧窮的人」。這些人因為痛苦和貧窮、壓迫和不公、苦難和死亡、國的背道和個人的罪而破碎和憂傷；他們在危機中轉向神，渴望祂帶來公義、賜予憐憫並建立神的國度。耶穌為這些人帶來好消息（</w:t>
+      </w:r>
+      <w:hyperlink r:id="rId70">
+        <w:r>
+          <w:rPr>
+            <w:lang w:val="zh_TW" w:bidi="zh_TW"/>
+          </w:rPr>
+          <w:rPr>
+            <w:color w:val="0000EE"/>
+            <w:u w:val="single"/>
+          </w:rPr>
+          <w:t>太5:3–10</w:t>
+        </w:r>
+      </w:hyperlink>
+      <w:r>
+        <w:rPr>
+          <w:lang w:val="zh_TW" w:bidi="zh_TW"/>
+        </w:rPr>
+        <w:t>）。神差遣耶穌來開啟國度，拯救失喪的人，解放被奴役的人，醫治受苦的人，修補破碎的心靈，並赦免有罪的人（</w:t>
+      </w:r>
+      <w:hyperlink r:id="rId71">
+        <w:r>
+          <w:rPr>
+            <w:lang w:val="zh_TW" w:bidi="zh_TW"/>
+          </w:rPr>
+          <w:rPr>
+            <w:color w:val="0000EE"/>
+            <w:u w:val="single"/>
+          </w:rPr>
+          <w:t>可2:5、10、17</w:t>
+        </w:r>
+      </w:hyperlink>
+      <w:r>
+        <w:rPr>
+          <w:lang w:val="zh_TW" w:bidi="zh_TW"/>
+        </w:rPr>
+        <w:t>，</w:t>
+      </w:r>
+      <w:hyperlink r:id="rId72">
+        <w:r>
+          <w:rPr>
+            <w:lang w:val="zh_TW" w:bidi="zh_TW"/>
+          </w:rPr>
+          <w:rPr>
+            <w:color w:val="0000EE"/>
+            <w:u w:val="single"/>
+          </w:rPr>
+          <w:t>10:45</w:t>
+        </w:r>
+      </w:hyperlink>
+      <w:r>
+        <w:rPr>
+          <w:lang w:val="zh_TW" w:bidi="zh_TW"/>
+        </w:rPr>
+        <w:t>；</w:t>
+      </w:r>
+      <w:hyperlink r:id="rId73">
+        <w:r>
+          <w:rPr>
+            <w:lang w:val="zh_TW" w:bidi="zh_TW"/>
+          </w:rPr>
+          <w:rPr>
+            <w:color w:val="0000EE"/>
+            <w:u w:val="single"/>
+          </w:rPr>
+          <w:t>路4:18–21</w:t>
+        </w:r>
+      </w:hyperlink>
+      <w:r>
+        <w:rPr>
+          <w:lang w:val="zh_TW" w:bidi="zh_TW"/>
+        </w:rPr>
+        <w:t>，</w:t>
+      </w:r>
+      <w:hyperlink r:id="rId74">
+        <w:r>
+          <w:rPr>
+            <w:lang w:val="zh_TW" w:bidi="zh_TW"/>
+          </w:rPr>
+          <w:rPr>
+            <w:color w:val="0000EE"/>
+            <w:u w:val="single"/>
+          </w:rPr>
+          <w:t>7:48–49</w:t>
+        </w:r>
+      </w:hyperlink>
+      <w:r>
+        <w:rPr>
+          <w:lang w:val="zh_TW" w:bidi="zh_TW"/>
+        </w:rPr>
+        <w:t>，</w:t>
+      </w:r>
+      <w:hyperlink r:id="rId75">
+        <w:r>
+          <w:rPr>
+            <w:lang w:val="zh_TW" w:bidi="zh_TW"/>
+          </w:rPr>
+          <w:rPr>
+            <w:color w:val="0000EE"/>
+            <w:u w:val="single"/>
+          </w:rPr>
+          <w:t>15:1–32</w:t>
+        </w:r>
+      </w:hyperlink>
+      <w:r>
+        <w:rPr>
+          <w:lang w:val="zh_TW" w:bidi="zh_TW"/>
+        </w:rPr>
+        <w:t>，</w:t>
+      </w:r>
+      <w:hyperlink r:id="rId76">
+        <w:r>
+          <w:rPr>
+            <w:lang w:val="zh_TW" w:bidi="zh_TW"/>
+          </w:rPr>
+          <w:rPr>
+            <w:color w:val="0000EE"/>
+            <w:u w:val="single"/>
+          </w:rPr>
+          <w:t>19:10</w:t>
+        </w:r>
+      </w:hyperlink>
+      <w:r>
+        <w:rPr>
+          <w:lang w:val="zh_TW" w:bidi="zh_TW"/>
+        </w:rPr>
+        <w:t>）。</w:t>
+      </w:r>
+    </w:p>
+    <w:p>
+      <w:pPr>
+        <w:pStyle w:val="Heading4"/>
+      </w:pPr>
+      <w:r>
+        <w:rPr>
+          <w:lang w:val="zh_TW" w:bidi="zh_TW"/>
+        </w:rPr>
+        <w:t>恩典的禮物</w:t>
       </w:r>
     </w:p>
     <w:p>
@@ -827,144 +2121,36 @@
         <w:rPr>
           <w:lang w:val="zh_TW" w:bidi="zh_TW"/>
         </w:rPr>
-        <w:t>在以色列，三種主要的職分均要被膏抹：先知、祭司和君王。先知有時通過正式的膏抹開始其事奉，但並不總是如此（</w:t>
-      </w:r>
-      <w:hyperlink r:id="rId27">
-        <w:r>
-          <w:rPr>
-            <w:lang w:val="zh_TW" w:bidi="zh_TW"/>
-          </w:rPr>
-          <w:rPr>
-            <w:color w:val="0000EE"/>
-            <w:u w:val="single"/>
-          </w:rPr>
-          <w:t>王上19:16</w:t>
-        </w:r>
-      </w:hyperlink>
-      <w:r>
-        <w:rPr>
-          <w:lang w:val="zh_TW" w:bidi="zh_TW"/>
-        </w:rPr>
-        <w:t>）。人們可以稱他們為神的受膏者（</w:t>
-      </w:r>
-      <w:hyperlink r:id="rId28">
-        <w:r>
-          <w:rPr>
-            <w:lang w:val="zh_TW" w:bidi="zh_TW"/>
-          </w:rPr>
-          <w:rPr>
-            <w:color w:val="0000EE"/>
-            <w:u w:val="single"/>
-          </w:rPr>
-          <w:t>代上16:22</w:t>
-        </w:r>
-      </w:hyperlink>
-      <w:r>
-        <w:rPr>
-          <w:lang w:val="zh_TW" w:bidi="zh_TW"/>
-        </w:rPr>
-        <w:t>；</w:t>
-      </w:r>
-      <w:hyperlink r:id="rId29">
-        <w:r>
-          <w:rPr>
-            <w:lang w:val="zh_TW" w:bidi="zh_TW"/>
-          </w:rPr>
-          <w:rPr>
-            <w:color w:val="0000EE"/>
-            <w:u w:val="single"/>
-          </w:rPr>
-          <w:t>詩105:15</w:t>
-        </w:r>
-      </w:hyperlink>
-      <w:r>
-        <w:rPr>
-          <w:lang w:val="zh_TW" w:bidi="zh_TW"/>
-        </w:rPr>
-        <w:t>）。當利未祭司職分開始時，所有祭司都被膏抹，包括亞倫的兒子和亞倫本人（</w:t>
-      </w:r>
-      <w:hyperlink r:id="rId30">
-        <w:r>
-          <w:rPr>
-            <w:lang w:val="zh_TW" w:bidi="zh_TW"/>
-          </w:rPr>
-          <w:rPr>
-            <w:color w:val="0000EE"/>
-            <w:u w:val="single"/>
-          </w:rPr>
-          <w:t>出40:12</w:t>
-        </w:r>
-      </w:hyperlink>
-      <w:r>
-        <w:rPr>
-          <w:lang w:val="zh_TW" w:bidi="zh_TW"/>
-        </w:rPr>
-        <w:t>–</w:t>
-      </w:r>
-      <w:hyperlink r:id="rId30">
-        <w:r>
-          <w:rPr>
-            <w:lang w:val="zh_TW" w:bidi="zh_TW"/>
-          </w:rPr>
-          <w:rPr>
-            <w:color w:val="0000EE"/>
-            <w:u w:val="single"/>
-          </w:rPr>
-          <w:t>15</w:t>
-        </w:r>
-      </w:hyperlink>
-      <w:r>
-        <w:rPr>
-          <w:lang w:val="zh_TW" w:bidi="zh_TW"/>
-        </w:rPr>
-        <w:t>；</w:t>
-      </w:r>
-      <w:hyperlink r:id="rId31">
-        <w:r>
-          <w:rPr>
-            <w:lang w:val="zh_TW" w:bidi="zh_TW"/>
-          </w:rPr>
-          <w:rPr>
-            <w:color w:val="0000EE"/>
-            <w:u w:val="single"/>
-          </w:rPr>
-          <w:t>民3:3</w:t>
-        </w:r>
-      </w:hyperlink>
-      <w:r>
-        <w:rPr>
-          <w:lang w:val="zh_TW" w:bidi="zh_TW"/>
-        </w:rPr>
-        <w:t>）。此後，祭司開始事奉時不再受膏抹，膏抹通常只用於大祭司（</w:t>
-      </w:r>
-      <w:hyperlink r:id="rId32">
-        <w:r>
-          <w:rPr>
-            <w:lang w:val="zh_TW" w:bidi="zh_TW"/>
-          </w:rPr>
-          <w:rPr>
-            <w:color w:val="0000EE"/>
-            <w:u w:val="single"/>
-          </w:rPr>
-          <w:t>出29:29</w:t>
-        </w:r>
-      </w:hyperlink>
-      <w:r>
-        <w:rPr>
-          <w:lang w:val="zh_TW" w:bidi="zh_TW"/>
-        </w:rPr>
-        <w:t>；</w:t>
-      </w:r>
-      <w:hyperlink r:id="rId33">
-        <w:r>
-          <w:rPr>
-            <w:lang w:val="zh_TW" w:bidi="zh_TW"/>
-          </w:rPr>
-          <w:rPr>
-            <w:color w:val="0000EE"/>
-            <w:u w:val="single"/>
-          </w:rPr>
-          <w:t>利16:32</w:t>
+        <w:t>國度的來臨不是人努力的結果或獎賞，而是神對人困境的回應，是神樂意賜予的禮物（</w:t>
+      </w:r>
+      <w:hyperlink r:id="rId77">
+        <w:r>
+          <w:rPr>
+            <w:lang w:val="zh_TW" w:bidi="zh_TW"/>
+          </w:rPr>
+          <w:rPr>
+            <w:color w:val="0000EE"/>
+            <w:u w:val="single"/>
+          </w:rPr>
+          <w:t>路12:32</w:t>
+        </w:r>
+      </w:hyperlink>
+      <w:r>
+        <w:rPr>
+          <w:lang w:val="zh_TW" w:bidi="zh_TW"/>
+        </w:rPr>
+        <w:t>）。同樣，窮人之所以得著救恩，原因也是因著神的品格和性情。正如浪子（浪子比喻中的浪子）自己承認，他根本不配成為他父親的僕人，更不配作他的兒子。他所做的一切，甚至他的悔改，都不足以換來父親的愛（</w:t>
+      </w:r>
+      <w:hyperlink r:id="rId78">
+        <w:r>
+          <w:rPr>
+            <w:lang w:val="zh_TW" w:bidi="zh_TW"/>
+          </w:rPr>
+          <w:rPr>
+            <w:color w:val="0000EE"/>
+            <w:u w:val="single"/>
+          </w:rPr>
+          <w:t>15:11–32</w:t>
         </w:r>
       </w:hyperlink>
       <w:r>
@@ -985,276 +2171,90 @@
         <w:rPr>
           <w:lang w:val="zh_TW" w:bidi="zh_TW"/>
         </w:rPr>
-        <w:t>在以色列人有君王統治之前，他們已經知道膏抹是象征君王登基開始的儀式（</w:t>
-      </w:r>
-      <w:hyperlink r:id="rId34">
-        <w:r>
-          <w:rPr>
-            <w:lang w:val="zh_TW" w:bidi="zh_TW"/>
-          </w:rPr>
-          <w:rPr>
-            <w:color w:val="0000EE"/>
-            <w:u w:val="single"/>
-          </w:rPr>
-          <w:t>士9:8</w:t>
-        </w:r>
-      </w:hyperlink>
-      <w:r>
-        <w:rPr>
-          <w:lang w:val="zh_TW" w:bidi="zh_TW"/>
-        </w:rPr>
-        <w:t>、15）。膏抹成為神命定的猶大和以色列諸王登基的儀式（</w:t>
-      </w:r>
-      <w:hyperlink r:id="rId35">
-        <w:r>
-          <w:rPr>
-            <w:lang w:val="zh_TW" w:bidi="zh_TW"/>
-          </w:rPr>
-          <w:rPr>
-            <w:color w:val="0000EE"/>
-            <w:u w:val="single"/>
-          </w:rPr>
-          <w:t>王下9:1</w:t>
-        </w:r>
-      </w:hyperlink>
-      <w:r>
-        <w:rPr>
-          <w:lang w:val="zh_TW" w:bidi="zh_TW"/>
-        </w:rPr>
-        <w:t>–</w:t>
-      </w:r>
-      <w:hyperlink r:id="rId35">
-        <w:r>
-          <w:rPr>
-            <w:lang w:val="zh_TW" w:bidi="zh_TW"/>
-          </w:rPr>
-          <w:rPr>
-            <w:color w:val="0000EE"/>
-            <w:u w:val="single"/>
-          </w:rPr>
-          <w:t>6，</w:t>
-        </w:r>
-      </w:hyperlink>
-      <w:hyperlink r:id="rId36">
-        <w:r>
-          <w:rPr>
-            <w:lang w:val="zh_TW" w:bidi="zh_TW"/>
-          </w:rPr>
-          <w:rPr>
-            <w:color w:val="0000EE"/>
-            <w:u w:val="single"/>
-          </w:rPr>
-          <w:t>11:12</w:t>
-        </w:r>
-      </w:hyperlink>
-      <w:r>
-        <w:rPr>
-          <w:lang w:val="zh_TW" w:bidi="zh_TW"/>
-        </w:rPr>
-        <w:t>。掃羅是第一位被膏的王（</w:t>
-      </w:r>
-      <w:hyperlink r:id="rId24">
-        <w:r>
-          <w:rPr>
-            <w:lang w:val="zh_TW" w:bidi="zh_TW"/>
-          </w:rPr>
-          <w:rPr>
-            <w:color w:val="0000EE"/>
-            <w:u w:val="single"/>
-          </w:rPr>
-          <w:t>撒上10:1</w:t>
-        </w:r>
-      </w:hyperlink>
-      <w:r>
-        <w:rPr>
-          <w:lang w:val="zh_TW" w:bidi="zh_TW"/>
-        </w:rPr>
-        <w:t>；</w:t>
-      </w:r>
-      <w:hyperlink r:id="rId37">
-        <w:r>
-          <w:rPr>
-            <w:lang w:val="zh_TW" w:bidi="zh_TW"/>
-          </w:rPr>
-          <w:rPr>
-            <w:color w:val="0000EE"/>
-            <w:u w:val="single"/>
-          </w:rPr>
-          <w:t>王上1:39</w:t>
-        </w:r>
-      </w:hyperlink>
-      <w:r>
-        <w:rPr>
-          <w:lang w:val="zh_TW" w:bidi="zh_TW"/>
-        </w:rPr>
-        <w:t>）。大衛被膏抹了三次（</w:t>
-      </w:r>
-      <w:hyperlink r:id="rId38">
-        <w:r>
-          <w:rPr>
-            <w:lang w:val="zh_TW" w:bidi="zh_TW"/>
-          </w:rPr>
-          <w:rPr>
-            <w:color w:val="0000EE"/>
-            <w:u w:val="single"/>
-          </w:rPr>
-          <w:t>撒上16:1、13</w:t>
-        </w:r>
-      </w:hyperlink>
-      <w:r>
-        <w:rPr>
-          <w:lang w:val="zh_TW" w:bidi="zh_TW"/>
-        </w:rPr>
-        <w:t>；</w:t>
-      </w:r>
-      <w:hyperlink r:id="rId39">
-        <w:r>
-          <w:rPr>
-            <w:lang w:val="zh_TW" w:bidi="zh_TW"/>
-          </w:rPr>
-          <w:rPr>
-            <w:color w:val="0000EE"/>
-            <w:u w:val="single"/>
-          </w:rPr>
-          <w:t>撒下2:4，</w:t>
-        </w:r>
-      </w:hyperlink>
-      <w:hyperlink r:id="rId40">
-        <w:r>
-          <w:rPr>
-            <w:lang w:val="zh_TW" w:bidi="zh_TW"/>
-          </w:rPr>
-          <w:rPr>
-            <w:color w:val="0000EE"/>
-            <w:u w:val="single"/>
-          </w:rPr>
-          <w:t>5:1</w:t>
-        </w:r>
-      </w:hyperlink>
-      <w:r>
-        <w:rPr>
-          <w:lang w:val="zh_TW" w:bidi="zh_TW"/>
-        </w:rPr>
-        <w:t>–</w:t>
-      </w:r>
-      <w:hyperlink r:id="rId40">
-        <w:r>
-          <w:rPr>
-            <w:lang w:val="zh_TW" w:bidi="zh_TW"/>
-          </w:rPr>
-          <w:rPr>
-            <w:color w:val="0000EE"/>
-            <w:u w:val="single"/>
-          </w:rPr>
-          <w:t>4</w:t>
-        </w:r>
-      </w:hyperlink>
-      <w:r>
-        <w:rPr>
-          <w:lang w:val="zh_TW" w:bidi="zh_TW"/>
-        </w:rPr>
-        <w:t>）。「耶和華的受膏者」成為以色列王的常用稱呼（</w:t>
-      </w:r>
-      <w:hyperlink r:id="rId41">
-        <w:r>
-          <w:rPr>
-            <w:lang w:val="zh_TW" w:bidi="zh_TW"/>
-          </w:rPr>
-          <w:rPr>
-            <w:color w:val="0000EE"/>
-            <w:u w:val="single"/>
-          </w:rPr>
-          <w:t>撒上12:3</w:t>
-        </w:r>
-      </w:hyperlink>
-      <w:r>
-        <w:rPr>
-          <w:lang w:val="zh_TW" w:bidi="zh_TW"/>
-        </w:rPr>
-        <w:t>–</w:t>
-      </w:r>
-      <w:hyperlink r:id="rId41">
-        <w:r>
-          <w:rPr>
-            <w:lang w:val="zh_TW" w:bidi="zh_TW"/>
-          </w:rPr>
-          <w:rPr>
-            <w:color w:val="0000EE"/>
-            <w:u w:val="single"/>
-          </w:rPr>
-          <w:t>5</w:t>
-        </w:r>
-      </w:hyperlink>
-      <w:r>
-        <w:rPr>
-          <w:lang w:val="zh_TW" w:bidi="zh_TW"/>
-        </w:rPr>
-        <w:t>；</w:t>
-      </w:r>
-      <w:hyperlink r:id="rId42">
-        <w:r>
-          <w:rPr>
-            <w:lang w:val="zh_TW" w:bidi="zh_TW"/>
-          </w:rPr>
-          <w:rPr>
-            <w:color w:val="0000EE"/>
-            <w:u w:val="single"/>
-          </w:rPr>
-          <w:t>撒下1:14</w:t>
-        </w:r>
-      </w:hyperlink>
-      <w:r>
-        <w:rPr>
-          <w:lang w:val="zh_TW" w:bidi="zh_TW"/>
-        </w:rPr>
-        <w:t>–</w:t>
-      </w:r>
-      <w:hyperlink r:id="rId42">
-        <w:r>
-          <w:rPr>
-            <w:lang w:val="zh_TW" w:bidi="zh_TW"/>
-          </w:rPr>
-          <w:rPr>
-            <w:color w:val="0000EE"/>
-            <w:u w:val="single"/>
-          </w:rPr>
-          <w:t>16</w:t>
-        </w:r>
-      </w:hyperlink>
-      <w:r>
-        <w:rPr>
-          <w:lang w:val="zh_TW" w:bidi="zh_TW"/>
-        </w:rPr>
-        <w:t>；</w:t>
-      </w:r>
-      <w:hyperlink r:id="rId43">
-        <w:r>
-          <w:rPr>
-            <w:lang w:val="zh_TW" w:bidi="zh_TW"/>
-          </w:rPr>
-          <w:rPr>
-            <w:color w:val="0000EE"/>
-            <w:u w:val="single"/>
-          </w:rPr>
-          <w:t>詩89:38、51</w:t>
-        </w:r>
-      </w:hyperlink>
-      <w:r>
-        <w:rPr>
-          <w:lang w:val="zh_TW" w:bidi="zh_TW"/>
-        </w:rPr>
-        <w:t>；</w:t>
-      </w:r>
-      <w:hyperlink r:id="rId44">
-        <w:r>
-          <w:rPr>
-            <w:lang w:val="zh_TW" w:bidi="zh_TW"/>
-          </w:rPr>
-          <w:rPr>
-            <w:color w:val="0000EE"/>
-            <w:u w:val="single"/>
-          </w:rPr>
-          <w:t>哀4:20</w:t>
+        <w:t>在</w:t>
+      </w:r>
+      <w:hyperlink r:id="rId79">
+        <w:r>
+          <w:rPr>
+            <w:lang w:val="zh_TW" w:bidi="zh_TW"/>
+          </w:rPr>
+          <w:rPr>
+            <w:color w:val="0000EE"/>
+            <w:u w:val="single"/>
+          </w:rPr>
+          <w:t>馬太福音二十章1至16節</w:t>
+        </w:r>
+      </w:hyperlink>
+      <w:r>
+        <w:rPr>
+          <w:lang w:val="zh_TW" w:bidi="zh_TW"/>
+        </w:rPr>
+        <w:t>的比喻中，最後被雇用的工人之所以能得到整天的工資，完全歸因於雇主的良善。在</w:t>
+      </w:r>
+      <w:hyperlink r:id="rId80">
+        <w:r>
+          <w:rPr>
+            <w:lang w:val="zh_TW" w:bidi="zh_TW"/>
+          </w:rPr>
+          <w:rPr>
+            <w:color w:val="0000EE"/>
+            <w:u w:val="single"/>
+          </w:rPr>
+          <w:t>馬太福音十八章23至35節</w:t>
+        </w:r>
+      </w:hyperlink>
+      <w:r>
+        <w:rPr>
+          <w:lang w:val="zh_TW" w:bidi="zh_TW"/>
+        </w:rPr>
+        <w:t>的故事中，第一個欠債的人唯一「賺得」的，就是被賣為奴的權利，王反而取消了他巨額的債務。稅吏除了向神認罪並懇求憐憫外，沒有其它可以獻給神的，但他回家時卻得著稱義了（</w:t>
+      </w:r>
+      <w:hyperlink r:id="rId81">
+        <w:r>
+          <w:rPr>
+            <w:lang w:val="zh_TW" w:bidi="zh_TW"/>
+          </w:rPr>
+          <w:rPr>
+            <w:color w:val="0000EE"/>
+            <w:u w:val="single"/>
+          </w:rPr>
+          <w:t>路18:13–14</w:t>
+        </w:r>
+      </w:hyperlink>
+      <w:r>
+        <w:rPr>
+          <w:lang w:val="zh_TW" w:bidi="zh_TW"/>
+        </w:rPr>
+        <w:t>）。對於那些貧窮中的道德高尚者，如</w:t>
+      </w:r>
+      <w:hyperlink r:id="rId82">
+        <w:r>
+          <w:rPr>
+            <w:lang w:val="zh_TW" w:bidi="zh_TW"/>
+          </w:rPr>
+          <w:rPr>
+            <w:color w:val="0000EE"/>
+            <w:u w:val="single"/>
+          </w:rPr>
+          <w:t>馬太福音五章7至10節</w:t>
+        </w:r>
+      </w:hyperlink>
+      <w:r>
+        <w:rPr>
+          <w:lang w:val="zh_TW" w:bidi="zh_TW"/>
+        </w:rPr>
+        <w:t>描述的人，情況也是如此。他們的美德是真實的，而非想像出來的。然而，他們遵守神的誡命，並不意味著神虧欠他們什麼。他們只是盡自己的本分（</w:t>
+      </w:r>
+      <w:hyperlink r:id="rId83">
+        <w:r>
+          <w:rPr>
+            <w:lang w:val="zh_TW" w:bidi="zh_TW"/>
+          </w:rPr>
+          <w:rPr>
+            <w:color w:val="0000EE"/>
+            <w:u w:val="single"/>
+          </w:rPr>
+          <w:t>路17:7–10</w:t>
         </w:r>
       </w:hyperlink>
       <w:r>
@@ -1275,108 +2275,36 @@
         <w:rPr>
           <w:lang w:val="zh_TW" w:bidi="zh_TW"/>
         </w:rPr>
-        <w:t>膏抹並不僅限於宗教用途。埃及人和敘利亞人也用膏抹作為健康和美容的手段。聖經顯示以色列人也有類似的膏抹用法（</w:t>
-      </w:r>
-      <w:hyperlink r:id="rId45">
-        <w:r>
-          <w:rPr>
-            <w:lang w:val="zh_TW" w:bidi="zh_TW"/>
-          </w:rPr>
-          <w:rPr>
-            <w:color w:val="0000EE"/>
-            <w:u w:val="single"/>
-          </w:rPr>
-          <w:t>撒下12:20</w:t>
-        </w:r>
-      </w:hyperlink>
-      <w:r>
-        <w:rPr>
-          <w:lang w:val="zh_TW" w:bidi="zh_TW"/>
-        </w:rPr>
-        <w:t>；</w:t>
-      </w:r>
-      <w:hyperlink r:id="rId46">
-        <w:r>
-          <w:rPr>
-            <w:lang w:val="zh_TW" w:bidi="zh_TW"/>
-          </w:rPr>
-          <w:rPr>
-            <w:color w:val="0000EE"/>
-            <w:u w:val="single"/>
-          </w:rPr>
-          <w:t>得3:3</w:t>
-        </w:r>
-      </w:hyperlink>
-      <w:r>
-        <w:rPr>
-          <w:lang w:val="zh_TW" w:bidi="zh_TW"/>
-        </w:rPr>
-        <w:t>；</w:t>
-      </w:r>
-      <w:hyperlink r:id="rId47">
-        <w:r>
-          <w:rPr>
-            <w:lang w:val="zh_TW" w:bidi="zh_TW"/>
-          </w:rPr>
-          <w:rPr>
-            <w:color w:val="0000EE"/>
-            <w:u w:val="single"/>
-          </w:rPr>
-          <w:t>彌6:15</w:t>
-        </w:r>
-      </w:hyperlink>
-      <w:r>
-        <w:rPr>
-          <w:lang w:val="zh_TW" w:bidi="zh_TW"/>
-        </w:rPr>
-        <w:t>）。當人不膏抹或不在自己身上抹香膏時，就表示他們正哀傷或困苦（</w:t>
-      </w:r>
-      <w:hyperlink r:id="rId48">
-        <w:r>
-          <w:rPr>
-            <w:lang w:val="zh_TW" w:bidi="zh_TW"/>
-          </w:rPr>
-          <w:rPr>
-            <w:color w:val="0000EE"/>
-            <w:u w:val="single"/>
-          </w:rPr>
-          <w:t>撒下14:2</w:t>
-        </w:r>
-      </w:hyperlink>
-      <w:r>
-        <w:rPr>
-          <w:lang w:val="zh_TW" w:bidi="zh_TW"/>
-        </w:rPr>
-        <w:t>；</w:t>
-      </w:r>
-      <w:hyperlink r:id="rId49">
-        <w:r>
-          <w:rPr>
-            <w:lang w:val="zh_TW" w:bidi="zh_TW"/>
-          </w:rPr>
-          <w:rPr>
-            <w:color w:val="0000EE"/>
-            <w:u w:val="single"/>
-          </w:rPr>
-          <w:t>但10:3</w:t>
-        </w:r>
-      </w:hyperlink>
-      <w:r>
-        <w:rPr>
-          <w:lang w:val="zh_TW" w:bidi="zh_TW"/>
-        </w:rPr>
-        <w:t>；</w:t>
-      </w:r>
-      <w:hyperlink r:id="rId50">
-        <w:r>
-          <w:rPr>
-            <w:lang w:val="zh_TW" w:bidi="zh_TW"/>
-          </w:rPr>
-          <w:rPr>
-            <w:color w:val="0000EE"/>
-            <w:u w:val="single"/>
-          </w:rPr>
-          <w:t>太6:17</w:t>
+        <w:t>此外，即使是最仁慈的人，也需要神的憐憫（</w:t>
+      </w:r>
+      <w:hyperlink r:id="rId84">
+        <w:r>
+          <w:rPr>
+            <w:lang w:val="zh_TW" w:bidi="zh_TW"/>
+          </w:rPr>
+          <w:rPr>
+            <w:color w:val="0000EE"/>
+            <w:u w:val="single"/>
+          </w:rPr>
+          <w:t>太5:7</w:t>
+        </w:r>
+      </w:hyperlink>
+      <w:r>
+        <w:rPr>
+          <w:lang w:val="zh_TW" w:bidi="zh_TW"/>
+        </w:rPr>
+        <w:t>）。因為即使是最渴望遵守神律法的人，也無法滿足律法的所有要求（參</w:t>
+      </w:r>
+      <w:hyperlink r:id="rId85">
+        <w:r>
+          <w:rPr>
+            <w:lang w:val="zh_TW" w:bidi="zh_TW"/>
+          </w:rPr>
+          <w:rPr>
+            <w:color w:val="0000EE"/>
+            <w:u w:val="single"/>
+          </w:rPr>
+          <w:t>11:28–30</w:t>
         </w:r>
       </w:hyperlink>
       <w:r>
@@ -1384,6 +2312,53 @@
           <w:lang w:val="zh_TW" w:bidi="zh_TW"/>
         </w:rPr>
         <w:t>）。</w:t>
+      </w:r>
+      <w:hyperlink r:id="rId80">
+        <w:r>
+          <w:rPr>
+            <w:lang w:val="zh_TW" w:bidi="zh_TW"/>
+          </w:rPr>
+          <w:rPr>
+            <w:color w:val="0000EE"/>
+            <w:u w:val="single"/>
+          </w:rPr>
+          <w:t>馬太福音十八章23至35節</w:t>
+        </w:r>
+      </w:hyperlink>
+      <w:r>
+        <w:rPr>
+          <w:lang w:val="zh_TW" w:bidi="zh_TW"/>
+        </w:rPr>
+        <w:t>中的第一個僕人欠的債，遠遠超過他所能償還的數額，這正好彰顯了王的慷慨。恩典的多寡，視乎施恩對象的能力高下（</w:t>
+      </w:r>
+      <w:hyperlink r:id="rId86">
+        <w:r>
+          <w:rPr>
+            <w:lang w:val="zh_TW" w:bidi="zh_TW"/>
+          </w:rPr>
+          <w:rPr>
+            <w:color w:val="0000EE"/>
+            <w:u w:val="single"/>
+          </w:rPr>
+          <w:t>路14:12–14</w:t>
+        </w:r>
+      </w:hyperlink>
+      <w:r>
+        <w:rPr>
+          <w:lang w:val="zh_TW" w:bidi="zh_TW"/>
+        </w:rPr>
+        <w:t>）。</w:t>
+      </w:r>
+    </w:p>
+    <w:p>
+      <w:pPr>
+        <w:pStyle w:val="Heading4"/>
+      </w:pPr>
+      <w:r>
+        <w:rPr>
+          <w:lang w:val="zh_TW" w:bidi="zh_TW"/>
+        </w:rPr>
+        <w:t>得救的呼召</w:t>
       </w:r>
     </w:p>
     <w:p>
@@ -1397,7 +2372,563 @@
         <w:rPr>
           <w:lang w:val="zh_TW" w:bidi="zh_TW"/>
         </w:rPr>
-        <w:t>新約聖經建議，當病人要求用油膏抹他們時，可以這樣做。教會領袖在這過程中為病人禱告求醫治（</w:t>
+        <w:t>以色列人都是罪人，無一例外，他們都需要耶穌所帶來的救恩（</w:t>
+      </w:r>
+      <w:hyperlink r:id="rId87">
+        <w:r>
+          <w:rPr>
+            <w:lang w:val="zh_TW" w:bidi="zh_TW"/>
+          </w:rPr>
+          <w:rPr>
+            <w:color w:val="0000EE"/>
+            <w:u w:val="single"/>
+          </w:rPr>
+          <w:t>太1:21</w:t>
+        </w:r>
+      </w:hyperlink>
+      <w:r>
+        <w:rPr>
+          <w:lang w:val="zh_TW" w:bidi="zh_TW"/>
+        </w:rPr>
+        <w:t>；</w:t>
+      </w:r>
+      <w:hyperlink r:id="rId88">
+        <w:r>
+          <w:rPr>
+            <w:lang w:val="zh_TW" w:bidi="zh_TW"/>
+          </w:rPr>
+          <w:rPr>
+            <w:color w:val="0000EE"/>
+            <w:u w:val="single"/>
+          </w:rPr>
+          <w:t>路1:77</w:t>
+        </w:r>
+      </w:hyperlink>
+      <w:r>
+        <w:rPr>
+          <w:lang w:val="zh_TW" w:bidi="zh_TW"/>
+        </w:rPr>
+        <w:t>）。為了彰顯神的恩典，耶穌向整個民族宣講祂的福音（</w:t>
+      </w:r>
+      <w:hyperlink r:id="rId47">
+        <w:r>
+          <w:rPr>
+            <w:lang w:val="zh_TW" w:bidi="zh_TW"/>
+          </w:rPr>
+          <w:rPr>
+            <w:color w:val="0000EE"/>
+            <w:u w:val="single"/>
+          </w:rPr>
+          <w:t>太4:23</w:t>
+        </w:r>
+      </w:hyperlink>
+      <w:r>
+        <w:rPr>
+          <w:lang w:val="zh_TW" w:bidi="zh_TW"/>
+        </w:rPr>
+        <w:t>，</w:t>
+      </w:r>
+      <w:hyperlink r:id="rId48">
+        <w:r>
+          <w:rPr>
+            <w:lang w:val="zh_TW" w:bidi="zh_TW"/>
+          </w:rPr>
+          <w:rPr>
+            <w:color w:val="0000EE"/>
+            <w:u w:val="single"/>
+          </w:rPr>
+          <w:t>9:35</w:t>
+        </w:r>
+      </w:hyperlink>
+      <w:r>
+        <w:rPr>
+          <w:lang w:val="zh_TW" w:bidi="zh_TW"/>
+        </w:rPr>
+        <w:t>，</w:t>
+      </w:r>
+      <w:hyperlink r:id="rId89">
+        <w:r>
+          <w:rPr>
+            <w:lang w:val="zh_TW" w:bidi="zh_TW"/>
+          </w:rPr>
+          <w:rPr>
+            <w:color w:val="0000EE"/>
+            <w:u w:val="single"/>
+          </w:rPr>
+          <w:t>15:24</w:t>
+        </w:r>
+      </w:hyperlink>
+      <w:r>
+        <w:rPr>
+          <w:lang w:val="zh_TW" w:bidi="zh_TW"/>
+        </w:rPr>
+        <w:t>；</w:t>
+      </w:r>
+      <w:hyperlink r:id="rId55">
+        <w:r>
+          <w:rPr>
+            <w:lang w:val="zh_TW" w:bidi="zh_TW"/>
+          </w:rPr>
+          <w:rPr>
+            <w:color w:val="0000EE"/>
+            <w:u w:val="single"/>
+          </w:rPr>
+          <w:t>路4:43</w:t>
+        </w:r>
+      </w:hyperlink>
+      <w:r>
+        <w:rPr>
+          <w:lang w:val="zh_TW" w:bidi="zh_TW"/>
+        </w:rPr>
+        <w:t>，</w:t>
+      </w:r>
+      <w:hyperlink r:id="rId64">
+        <w:r>
+          <w:rPr>
+            <w:lang w:val="zh_TW" w:bidi="zh_TW"/>
+          </w:rPr>
+          <w:rPr>
+            <w:color w:val="0000EE"/>
+            <w:u w:val="single"/>
+          </w:rPr>
+          <w:t>9:6</w:t>
+        </w:r>
+      </w:hyperlink>
+      <w:r>
+        <w:rPr>
+          <w:lang w:val="zh_TW" w:bidi="zh_TW"/>
+        </w:rPr>
+        <w:t>，</w:t>
+      </w:r>
+      <w:hyperlink r:id="rId90">
+        <w:r>
+          <w:rPr>
+            <w:lang w:val="zh_TW" w:bidi="zh_TW"/>
+          </w:rPr>
+          <w:rPr>
+            <w:color w:val="0000EE"/>
+            <w:u w:val="single"/>
+          </w:rPr>
+          <w:t>20:1</w:t>
+        </w:r>
+      </w:hyperlink>
+      <w:r>
+        <w:rPr>
+          <w:lang w:val="zh_TW" w:bidi="zh_TW"/>
+        </w:rPr>
+        <w:t>）。無論是最受尊敬的人還是地位最卑微的人，都受到邀請來順服神的統治，並自由分享神所擺設的宴席（</w:t>
+      </w:r>
+      <w:hyperlink r:id="rId91">
+        <w:r>
+          <w:rPr>
+            <w:lang w:val="zh_TW" w:bidi="zh_TW"/>
+          </w:rPr>
+          <w:rPr>
+            <w:color w:val="0000EE"/>
+            <w:u w:val="single"/>
+          </w:rPr>
+          <w:t>路14:16–24</w:t>
+        </w:r>
+      </w:hyperlink>
+      <w:r>
+        <w:rPr>
+          <w:lang w:val="zh_TW" w:bidi="zh_TW"/>
+        </w:rPr>
+        <w:t>）。然而，人們必須接受救恩的禮物，才能真正體驗（</w:t>
+      </w:r>
+      <w:hyperlink r:id="rId92">
+        <w:r>
+          <w:rPr>
+            <w:lang w:val="zh_TW" w:bidi="zh_TW"/>
+          </w:rPr>
+          <w:rPr>
+            <w:color w:val="0000EE"/>
+            <w:u w:val="single"/>
+          </w:rPr>
+          <w:t>可10:15</w:t>
+        </w:r>
+      </w:hyperlink>
+      <w:r>
+        <w:rPr>
+          <w:lang w:val="zh_TW" w:bidi="zh_TW"/>
+        </w:rPr>
+        <w:t>）。這確實是一份白白的禮物，但也是無價的珍寶，明智的人會甘心為此犧牲一切（</w:t>
+      </w:r>
+      <w:hyperlink r:id="rId93">
+        <w:r>
+          <w:rPr>
+            <w:lang w:val="zh_TW" w:bidi="zh_TW"/>
+          </w:rPr>
+          <w:rPr>
+            <w:color w:val="0000EE"/>
+            <w:u w:val="single"/>
+          </w:rPr>
+          <w:t>太13:44–46</w:t>
+        </w:r>
+      </w:hyperlink>
+      <w:r>
+        <w:rPr>
+          <w:lang w:val="zh_TW" w:bidi="zh_TW"/>
+        </w:rPr>
+        <w:t>）。人接受福音，可能需要有所犧牲，但與拒絕福音的後果相比，這份犧牲都是微不足道的（</w:t>
+      </w:r>
+      <w:hyperlink r:id="rId94">
+        <w:r>
+          <w:rPr>
+            <w:lang w:val="zh_TW" w:bidi="zh_TW"/>
+          </w:rPr>
+          <w:rPr>
+            <w:color w:val="0000EE"/>
+            <w:u w:val="single"/>
+          </w:rPr>
+          <w:t>太11:20–24</w:t>
+        </w:r>
+      </w:hyperlink>
+      <w:r>
+        <w:rPr>
+          <w:lang w:val="zh_TW" w:bidi="zh_TW"/>
+        </w:rPr>
+        <w:t>；</w:t>
+      </w:r>
+      <w:hyperlink r:id="rId95">
+        <w:r>
+          <w:rPr>
+            <w:lang w:val="zh_TW" w:bidi="zh_TW"/>
+          </w:rPr>
+          <w:rPr>
+            <w:color w:val="0000EE"/>
+            <w:u w:val="single"/>
+          </w:rPr>
+          <w:t>可8:34–38</w:t>
+        </w:r>
+      </w:hyperlink>
+      <w:r>
+        <w:rPr>
+          <w:lang w:val="zh_TW" w:bidi="zh_TW"/>
+        </w:rPr>
+        <w:t>；</w:t>
+      </w:r>
+      <w:hyperlink r:id="rId96">
+        <w:r>
+          <w:rPr>
+            <w:lang w:val="zh_TW" w:bidi="zh_TW"/>
+          </w:rPr>
+          <w:rPr>
+            <w:color w:val="0000EE"/>
+            <w:u w:val="single"/>
+          </w:rPr>
+          <w:t>路14:24、33</w:t>
+        </w:r>
+      </w:hyperlink>
+      <w:r>
+        <w:rPr>
+          <w:lang w:val="zh_TW" w:bidi="zh_TW"/>
+        </w:rPr>
+        <w:t>）。</w:t>
+      </w:r>
+    </w:p>
+    <w:p>
+      <w:pPr/>
+      <w:r>
+        <w:rPr>
+          <w:lang w:val="zh_TW" w:bidi="zh_TW"/>
+        </w:rPr>
+      </w:r>
+      <w:r>
+        <w:rPr>
+          <w:lang w:val="zh_TW" w:bidi="zh_TW"/>
+        </w:rPr>
+        <w:t>耶穌命令說：「當悔改，信福音！」（</w:t>
+      </w:r>
+      <w:hyperlink r:id="rId46">
+        <w:r>
+          <w:rPr>
+            <w:lang w:val="zh_TW" w:bidi="zh_TW"/>
+          </w:rPr>
+          <w:rPr>
+            <w:color w:val="0000EE"/>
+            <w:u w:val="single"/>
+          </w:rPr>
+          <w:t>可1:15</w:t>
+        </w:r>
+      </w:hyperlink>
+      <w:r>
+        <w:rPr>
+          <w:lang w:val="zh_TW" w:bidi="zh_TW"/>
+        </w:rPr>
+        <w:t>）。自以為義和自滿的人，必須從他們虛假的安全感中醒來，謙卑承認他們需要神（</w:t>
+      </w:r>
+      <w:hyperlink r:id="rId97">
+        <w:r>
+          <w:rPr>
+            <w:lang w:val="zh_TW" w:bidi="zh_TW"/>
+          </w:rPr>
+          <w:rPr>
+            <w:color w:val="0000EE"/>
+            <w:u w:val="single"/>
+          </w:rPr>
+          <w:t>路6:24–26</w:t>
+        </w:r>
+      </w:hyperlink>
+      <w:r>
+        <w:rPr>
+          <w:lang w:val="zh_TW" w:bidi="zh_TW"/>
+        </w:rPr>
+        <w:t>）。只有這樣，耶穌對窮人的信息才會被視為福音；釋放的宣告（</w:t>
+      </w:r>
+      <w:hyperlink r:id="rId58">
+        <w:r>
+          <w:rPr>
+            <w:lang w:val="zh_TW" w:bidi="zh_TW"/>
+          </w:rPr>
+          <w:rPr>
+            <w:color w:val="0000EE"/>
+            <w:u w:val="single"/>
+          </w:rPr>
+          <w:t>4:18–19</w:t>
+        </w:r>
+      </w:hyperlink>
+      <w:r>
+        <w:rPr>
+          <w:lang w:val="zh_TW" w:bidi="zh_TW"/>
+        </w:rPr>
+        <w:t>），對那些被奴役並且有此意識的人來說，才是好消息。這一命令也適用於貧困和受苦的人，其中哀嘆自己命運的人，也必須為自己的罪悔改。</w:t>
+      </w:r>
+    </w:p>
+    <w:p>
+      <w:pPr/>
+      <w:r>
+        <w:rPr>
+          <w:lang w:val="zh_TW" w:bidi="zh_TW"/>
+        </w:rPr>
+      </w:r>
+      <w:r>
+        <w:rPr>
+          <w:lang w:val="zh_TW" w:bidi="zh_TW"/>
+        </w:rPr>
+        <w:t>然而，我們還需要更進一步，才能完整回應：一個人若不委身於有</w:t>
+      </w:r>
+      <w:r>
+        <w:rPr>
+          <w:i/>
+          <w:lang w:val="zh_TW" w:bidi="zh_TW"/>
+        </w:rPr>
+        <w:t>位格</w:t>
+      </w:r>
+      <w:r>
+        <w:rPr>
+          <w:lang w:val="zh_TW" w:bidi="zh_TW"/>
+        </w:rPr>
+        <w:t>的基督，就不能相信耶穌的福音（</w:t>
+      </w:r>
+      <w:hyperlink r:id="rId98">
+        <w:r>
+          <w:rPr>
+            <w:lang w:val="zh_TW" w:bidi="zh_TW"/>
+          </w:rPr>
+          <w:rPr>
+            <w:color w:val="0000EE"/>
+            <w:u w:val="single"/>
+          </w:rPr>
+          <w:t>約3:16</w:t>
+        </w:r>
+      </w:hyperlink>
+      <w:r>
+        <w:rPr>
+          <w:lang w:val="zh_TW" w:bidi="zh_TW"/>
+        </w:rPr>
+        <w:t>）。即便那人已經是前面所定義「心靈貧窮」的人，若不承認耶穌所宣稱的真理（</w:t>
+      </w:r>
+      <w:hyperlink r:id="rId99">
+        <w:r>
+          <w:rPr>
+            <w:lang w:val="zh_TW" w:bidi="zh_TW"/>
+          </w:rPr>
+          <w:rPr>
+            <w:color w:val="0000EE"/>
+            <w:u w:val="single"/>
+          </w:rPr>
+          <w:t>太11:6</w:t>
+        </w:r>
+      </w:hyperlink>
+      <w:r>
+        <w:rPr>
+          <w:lang w:val="zh_TW" w:bidi="zh_TW"/>
+        </w:rPr>
+        <w:t>），並按照祂的要求委身活出順服的生活，他們並不是真正「有福」（</w:t>
+      </w:r>
+      <w:hyperlink r:id="rId100">
+        <w:r>
+          <w:rPr>
+            <w:lang w:val="zh_TW" w:bidi="zh_TW"/>
+          </w:rPr>
+          <w:rPr>
+            <w:color w:val="0000EE"/>
+            <w:u w:val="single"/>
+          </w:rPr>
+          <w:t>7:21–27</w:t>
+        </w:r>
+      </w:hyperlink>
+      <w:r>
+        <w:rPr>
+          <w:lang w:val="zh_TW" w:bidi="zh_TW"/>
+        </w:rPr>
+        <w:t>）。這為我們進一步的理解作好準備。</w:t>
+      </w:r>
+    </w:p>
+    <w:p>
+      <w:pPr>
+        <w:pStyle w:val="Heading4"/>
+      </w:pPr>
+      <w:r>
+        <w:rPr>
+          <w:lang w:val="zh_TW" w:bidi="zh_TW"/>
+        </w:rPr>
+        <w:t>小結</w:t>
+      </w:r>
+    </w:p>
+    <w:p>
+      <w:pPr/>
+      <w:r>
+        <w:rPr>
+          <w:lang w:val="zh_TW" w:bidi="zh_TW"/>
+        </w:rPr>
+      </w:r>
+      <w:r>
+        <w:rPr>
+          <w:lang w:val="zh_TW" w:bidi="zh_TW"/>
+        </w:rPr>
+        <w:t>耶穌在世工作期間，祂的福音主題始終是神國逐步來臨（</w:t>
+      </w:r>
+      <w:hyperlink r:id="rId47">
+        <w:r>
+          <w:rPr>
+            <w:lang w:val="zh_TW" w:bidi="zh_TW"/>
+          </w:rPr>
+          <w:rPr>
+            <w:color w:val="0000EE"/>
+            <w:u w:val="single"/>
+          </w:rPr>
+          <w:t>太4:23</w:t>
+        </w:r>
+      </w:hyperlink>
+      <w:r>
+        <w:rPr>
+          <w:lang w:val="zh_TW" w:bidi="zh_TW"/>
+        </w:rPr>
+        <w:t>，</w:t>
+      </w:r>
+      <w:hyperlink r:id="rId49">
+        <w:r>
+          <w:rPr>
+            <w:lang w:val="zh_TW" w:bidi="zh_TW"/>
+          </w:rPr>
+          <w:rPr>
+            <w:color w:val="0000EE"/>
+            <w:u w:val="single"/>
+          </w:rPr>
+          <w:t>24:14</w:t>
+        </w:r>
+      </w:hyperlink>
+      <w:r>
+        <w:rPr>
+          <w:lang w:val="zh_TW" w:bidi="zh_TW"/>
+        </w:rPr>
+        <w:t>；</w:t>
+      </w:r>
+      <w:hyperlink r:id="rId55">
+        <w:r>
+          <w:rPr>
+            <w:lang w:val="zh_TW" w:bidi="zh_TW"/>
+          </w:rPr>
+          <w:rPr>
+            <w:color w:val="0000EE"/>
+            <w:u w:val="single"/>
+          </w:rPr>
+          <w:t>路4:43</w:t>
+        </w:r>
+      </w:hyperlink>
+      <w:r>
+        <w:rPr>
+          <w:lang w:val="zh_TW" w:bidi="zh_TW"/>
+        </w:rPr>
+        <w:t>，</w:t>
+      </w:r>
+      <w:hyperlink r:id="rId57">
+        <w:r>
+          <w:rPr>
+            <w:lang w:val="zh_TW" w:bidi="zh_TW"/>
+          </w:rPr>
+          <w:rPr>
+            <w:color w:val="0000EE"/>
+            <w:u w:val="single"/>
+          </w:rPr>
+          <w:t>16:16</w:t>
+        </w:r>
+      </w:hyperlink>
+      <w:r>
+        <w:rPr>
+          <w:lang w:val="zh_TW" w:bidi="zh_TW"/>
+        </w:rPr>
+        <w:t>），這個信息幾乎完全只向猶太人傳講（</w:t>
+      </w:r>
+      <w:hyperlink r:id="rId101">
+        <w:r>
+          <w:rPr>
+            <w:lang w:val="zh_TW" w:bidi="zh_TW"/>
+          </w:rPr>
+          <w:rPr>
+            <w:color w:val="0000EE"/>
+            <w:u w:val="single"/>
+          </w:rPr>
+          <w:t>太10:5–6</w:t>
+        </w:r>
+      </w:hyperlink>
+      <w:r>
+        <w:rPr>
+          <w:lang w:val="zh_TW" w:bidi="zh_TW"/>
+        </w:rPr>
+        <w:t>，</w:t>
+      </w:r>
+      <w:hyperlink r:id="rId89">
+        <w:r>
+          <w:rPr>
+            <w:lang w:val="zh_TW" w:bidi="zh_TW"/>
+          </w:rPr>
+          <w:rPr>
+            <w:color w:val="0000EE"/>
+            <w:u w:val="single"/>
+          </w:rPr>
+          <w:t>15:24</w:t>
+        </w:r>
+      </w:hyperlink>
+      <w:r>
+        <w:rPr>
+          <w:lang w:val="zh_TW" w:bidi="zh_TW"/>
+        </w:rPr>
+        <w:t>）。然而，耶穌也透過一些細節來預示，一旦祂完成地上的工作後，福音將會變成怎樣：</w:t>
+      </w:r>
+    </w:p>
+    <w:p>
+      <w:pPr>
+        <w:pStyle w:val="ListNumber"/>
+        <w:numPr>
+          <w:ilvl w:val="0"/>
+          <w:numId w:val="16"/>
+        </w:numPr>
+        <w:spacing w:line="240" w:lineRule="auto"/>
+        <w:ind w:left="720"/>
+      </w:pPr>
+      <w:r>
+        <w:rPr>
+          <w:lang w:val="zh_TW" w:bidi="zh_TW"/>
+        </w:rPr>
+      </w:r>
+      <w:r>
+        <w:rPr>
+          <w:lang w:val="zh_TW" w:bidi="zh_TW"/>
+        </w:rPr>
+        <w:t>在</w:t>
       </w:r>
       <w:hyperlink r:id="rId51">
         <w:r>
@@ -1408,7 +2939,1054 @@
             <w:color w:val="0000EE"/>
             <w:u w:val="single"/>
           </w:rPr>
-          <w:t>雅5:14</w:t>
+          <w:t>馬可福音八章35節</w:t>
+        </w:r>
+      </w:hyperlink>
+      <w:r>
+        <w:rPr>
+          <w:lang w:val="zh_TW" w:bidi="zh_TW"/>
+        </w:rPr>
+        <w:t>和</w:t>
+      </w:r>
+      <w:hyperlink r:id="rId52">
+        <w:r>
+          <w:rPr>
+            <w:lang w:val="zh_TW" w:bidi="zh_TW"/>
+          </w:rPr>
+          <w:rPr>
+            <w:color w:val="0000EE"/>
+            <w:u w:val="single"/>
+          </w:rPr>
+          <w:t>十章29節</w:t>
+        </w:r>
+      </w:hyperlink>
+      <w:r>
+        <w:rPr>
+          <w:lang w:val="zh_TW" w:bidi="zh_TW"/>
+        </w:rPr>
+        <w:t>，耶穌提到那些「凡為我和福音」做出重大犧牲的人。儘管耶穌的位格和福音有所區別，但這裡將耶穌與福音緊密聯繫在一起。這表明那宣告福音的人，即將成為福音宣告的對象。</w:t>
+      </w:r>
+    </w:p>
+    <w:p>
+      <w:pPr>
+        <w:pStyle w:val="ListNumber"/>
+        <w:spacing w:line="240" w:lineRule="auto"/>
+        <w:ind w:left="720"/>
+      </w:pPr>
+      <w:r>
+        <w:rPr>
+          <w:lang w:val="zh_TW" w:bidi="zh_TW"/>
+        </w:rPr>
+      </w:r>
+      <w:r>
+        <w:rPr>
+          <w:lang w:val="zh_TW" w:bidi="zh_TW"/>
+        </w:rPr>
+        <w:t>在</w:t>
+      </w:r>
+      <w:hyperlink r:id="rId53">
+        <w:r>
+          <w:rPr>
+            <w:lang w:val="zh_TW" w:bidi="zh_TW"/>
+          </w:rPr>
+          <w:rPr>
+            <w:color w:val="0000EE"/>
+            <w:u w:val="single"/>
+          </w:rPr>
+          <w:t>馬可福音十三章10節</w:t>
+        </w:r>
+      </w:hyperlink>
+      <w:r>
+        <w:rPr>
+          <w:lang w:val="zh_TW" w:bidi="zh_TW"/>
+        </w:rPr>
+        <w:t>和</w:t>
+      </w:r>
+      <w:hyperlink r:id="rId49">
+        <w:r>
+          <w:rPr>
+            <w:lang w:val="zh_TW" w:bidi="zh_TW"/>
+          </w:rPr>
+          <w:rPr>
+            <w:color w:val="0000EE"/>
+            <w:u w:val="single"/>
+          </w:rPr>
+          <w:t>馬太福音二十四章14節</w:t>
+        </w:r>
+      </w:hyperlink>
+      <w:r>
+        <w:rPr>
+          <w:lang w:val="zh_TW" w:bidi="zh_TW"/>
+        </w:rPr>
+        <w:t>（以及經文上有爭議的</w:t>
+      </w:r>
+      <w:hyperlink r:id="rId102">
+        <w:r>
+          <w:rPr>
+            <w:lang w:val="zh_TW" w:bidi="zh_TW"/>
+          </w:rPr>
+          <w:rPr>
+            <w:color w:val="0000EE"/>
+            <w:u w:val="single"/>
+          </w:rPr>
+          <w:t>可16:15</w:t>
+        </w:r>
+      </w:hyperlink>
+      <w:r>
+        <w:rPr>
+          <w:lang w:val="zh_TW" w:bidi="zh_TW"/>
+        </w:rPr>
+        <w:t>）中，耶穌預言天國的福音將傳給外邦人。</w:t>
+      </w:r>
+    </w:p>
+    <w:p>
+      <w:pPr>
+        <w:pStyle w:val="ListNumber"/>
+        <w:spacing w:line="240" w:lineRule="auto"/>
+        <w:ind w:left="720"/>
+      </w:pPr>
+      <w:r>
+        <w:rPr>
+          <w:lang w:val="zh_TW" w:bidi="zh_TW"/>
+        </w:rPr>
+      </w:r>
+      <w:r>
+        <w:rPr>
+          <w:lang w:val="zh_TW" w:bidi="zh_TW"/>
+        </w:rPr>
+        <w:t>在</w:t>
+      </w:r>
+      <w:hyperlink r:id="rId103">
+        <w:r>
+          <w:rPr>
+            <w:lang w:val="zh_TW" w:bidi="zh_TW"/>
+          </w:rPr>
+          <w:rPr>
+            <w:color w:val="0000EE"/>
+            <w:u w:val="single"/>
+          </w:rPr>
+          <w:t>馬可福音第十四章</w:t>
+        </w:r>
+      </w:hyperlink>
+      <w:r>
+        <w:rPr>
+          <w:lang w:val="zh_TW" w:bidi="zh_TW"/>
+        </w:rPr>
+        <w:t>，耶穌解釋一位女人的行動（</w:t>
+      </w:r>
+      <w:hyperlink r:id="rId104">
+        <w:r>
+          <w:rPr>
+            <w:lang w:val="zh_TW" w:bidi="zh_TW"/>
+          </w:rPr>
+          <w:rPr>
+            <w:color w:val="0000EE"/>
+            <w:u w:val="single"/>
+          </w:rPr>
+          <w:t>3</w:t>
+        </w:r>
+      </w:hyperlink>
+      <w:r>
+        <w:rPr>
+          <w:lang w:val="zh_TW" w:bidi="zh_TW"/>
+        </w:rPr>
+        <w:t>節），說是她預先為祂的埋葬而膏抹祂的身體（</w:t>
+      </w:r>
+      <w:hyperlink r:id="rId105">
+        <w:r>
+          <w:rPr>
+            <w:lang w:val="zh_TW" w:bidi="zh_TW"/>
+          </w:rPr>
+          <w:rPr>
+            <w:color w:val="0000EE"/>
+            <w:u w:val="single"/>
+          </w:rPr>
+          <w:t>8</w:t>
+        </w:r>
+      </w:hyperlink>
+      <w:r>
+        <w:rPr>
+          <w:lang w:val="zh_TW" w:bidi="zh_TW"/>
+        </w:rPr>
+        <w:t>節），並宣告：「實在告訴你們，普天之下，無論在甚麼地方傳這福音，也要述說這女人所做的，以為記念（</w:t>
+      </w:r>
+      <w:hyperlink r:id="rId54">
+        <w:r>
+          <w:rPr>
+            <w:lang w:val="zh_TW" w:bidi="zh_TW"/>
+          </w:rPr>
+          <w:rPr>
+            <w:color w:val="0000EE"/>
+            <w:u w:val="single"/>
+          </w:rPr>
+          <w:t>9</w:t>
+        </w:r>
+      </w:hyperlink>
+      <w:r>
+        <w:rPr>
+          <w:lang w:val="zh_TW" w:bidi="zh_TW"/>
+        </w:rPr>
+        <w:t>節；參</w:t>
+      </w:r>
+      <w:hyperlink r:id="rId50">
+        <w:r>
+          <w:rPr>
+            <w:lang w:val="zh_TW" w:bidi="zh_TW"/>
+          </w:rPr>
+          <w:rPr>
+            <w:color w:val="0000EE"/>
+            <w:u w:val="single"/>
+          </w:rPr>
+          <w:t>太26:13</w:t>
+        </w:r>
+      </w:hyperlink>
+      <w:r>
+        <w:rPr>
+          <w:lang w:val="zh_TW" w:bidi="zh_TW"/>
+        </w:rPr>
+        <w:t>）。這句話強烈暗示耶穌的位格和祂的死亡事件，將在所要傳揚的信息中佔有重要地位；否則，福音與這特定行為莊嚴結合，就顯得很奇怪了。這處經文已經顯示出，耶穌的死亡對於救恩是何等重要，正如祂在福音所宣告的（參</w:t>
+      </w:r>
+      <w:hyperlink r:id="rId106">
+        <w:r>
+          <w:rPr>
+            <w:lang w:val="zh_TW" w:bidi="zh_TW"/>
+          </w:rPr>
+          <w:rPr>
+            <w:color w:val="0000EE"/>
+            <w:u w:val="single"/>
+          </w:rPr>
+          <w:t>可14:22–24</w:t>
+        </w:r>
+      </w:hyperlink>
+      <w:r>
+        <w:rPr>
+          <w:lang w:val="zh_TW" w:bidi="zh_TW"/>
+        </w:rPr>
+        <w:t>），以及對於開啟向外邦人傳福音的使命是何等的重要（</w:t>
+      </w:r>
+      <w:hyperlink r:id="rId107">
+        <w:r>
+          <w:rPr>
+            <w:lang w:val="zh_TW" w:bidi="zh_TW"/>
+          </w:rPr>
+          <w:rPr>
+            <w:color w:val="0000EE"/>
+            <w:u w:val="single"/>
+          </w:rPr>
+          <w:t>馬太福音二十章28節</w:t>
+        </w:r>
+      </w:hyperlink>
+      <w:r>
+        <w:rPr>
+          <w:lang w:val="zh_TW" w:bidi="zh_TW"/>
+        </w:rPr>
+        <w:t>對於解釋從</w:t>
+      </w:r>
+      <w:hyperlink r:id="rId89">
+        <w:r>
+          <w:rPr>
+            <w:lang w:val="zh_TW" w:bidi="zh_TW"/>
+          </w:rPr>
+          <w:rPr>
+            <w:color w:val="0000EE"/>
+            <w:u w:val="single"/>
+          </w:rPr>
+          <w:t>馬太福音十五章24節</w:t>
+        </w:r>
+      </w:hyperlink>
+      <w:r>
+        <w:rPr>
+          <w:lang w:val="zh_TW" w:bidi="zh_TW"/>
+        </w:rPr>
+        <w:t>到</w:t>
+      </w:r>
+      <w:hyperlink r:id="rId108">
+        <w:r>
+          <w:rPr>
+            <w:lang w:val="zh_TW" w:bidi="zh_TW"/>
+          </w:rPr>
+          <w:rPr>
+            <w:color w:val="0000EE"/>
+            <w:u w:val="single"/>
+          </w:rPr>
+          <w:t>二十八章18至20節</w:t>
+        </w:r>
+      </w:hyperlink>
+      <w:r>
+        <w:rPr>
+          <w:lang w:val="zh_TW" w:bidi="zh_TW"/>
+        </w:rPr>
+        <w:t>的轉變，是至關重要的）。</w:t>
+      </w:r>
+    </w:p>
+    <w:p>
+      <w:pPr>
+        <w:pStyle w:val="Heading3"/>
+      </w:pPr>
+      <w:r>
+        <w:rPr>
+          <w:lang w:val="zh_TW" w:bidi="zh_TW"/>
+        </w:rPr>
+        <w:t>耶穌復活後的福音</w:t>
+      </w:r>
+    </w:p>
+    <w:p>
+      <w:pPr/>
+      <w:r>
+        <w:rPr>
+          <w:lang w:val="zh_TW" w:bidi="zh_TW"/>
+        </w:rPr>
+      </w:r>
+      <w:r>
+        <w:rPr>
+          <w:lang w:val="zh_TW" w:bidi="zh_TW"/>
+        </w:rPr>
+        <w:t>耶穌復活後，福音由祂的見證人宣講。這福音的內容記錄在使徒行傳和保羅的書信中。希臘文</w:t>
+      </w:r>
+      <w:r>
+        <w:rPr>
+          <w:i/>
+          <w:lang w:val="zh_TW" w:bidi="zh_TW"/>
+        </w:rPr>
+        <w:t>euangelizomai</w:t>
+      </w:r>
+      <w:r>
+        <w:rPr>
+          <w:lang w:val="zh_TW" w:bidi="zh_TW"/>
+        </w:rPr>
+        <w:t>一詞可以翻譯為「傳福音」、「宣講」或「報好消息」。在新約四福音之外，</w:t>
+      </w:r>
+      <w:r>
+        <w:rPr>
+          <w:i/>
+          <w:lang w:val="zh_TW" w:bidi="zh_TW"/>
+        </w:rPr>
+        <w:t>euangelizomai</w:t>
+      </w:r>
+      <w:r>
+        <w:rPr>
+          <w:lang w:val="zh_TW" w:bidi="zh_TW"/>
+        </w:rPr>
+        <w:t>這個詞共出現43次，有15次出現在使徒行傳，21次出現在保羅的著作中。希臘文</w:t>
+      </w:r>
+      <w:r>
+        <w:rPr>
+          <w:i/>
+          <w:lang w:val="zh_TW" w:bidi="zh_TW"/>
+        </w:rPr>
+        <w:t>euangelion</w:t>
+      </w:r>
+      <w:r>
+        <w:rPr>
+          <w:lang w:val="zh_TW" w:bidi="zh_TW"/>
+        </w:rPr>
+        <w:t>一詞可以翻譯為「福音」或「好消息」，共出現64次，其中兩次出現在使徒行傳，保羅的書信中多達60次。</w:t>
+      </w:r>
+    </w:p>
+    <w:p>
+      <w:pPr>
+        <w:pStyle w:val="Heading4"/>
+      </w:pPr>
+      <w:r>
+        <w:rPr>
+          <w:lang w:val="zh_TW" w:bidi="zh_TW"/>
+        </w:rPr>
+        <w:t>基督的福音</w:t>
+      </w:r>
+    </w:p>
+    <w:p>
+      <w:pPr/>
+      <w:r>
+        <w:rPr>
+          <w:lang w:val="zh_TW" w:bidi="zh_TW"/>
+        </w:rPr>
+      </w:r>
+      <w:r>
+        <w:rPr>
+          <w:lang w:val="zh_TW" w:bidi="zh_TW"/>
+        </w:rPr>
+        <w:t>耶穌基督從死裡復活後，繼續傳福音（</w:t>
+      </w:r>
+      <w:hyperlink r:id="rId109">
+        <w:r>
+          <w:rPr>
+            <w:lang w:val="zh_TW" w:bidi="zh_TW"/>
+          </w:rPr>
+          <w:rPr>
+            <w:color w:val="0000EE"/>
+            <w:u w:val="single"/>
+          </w:rPr>
+          <w:t>弗2:16–17</w:t>
+        </w:r>
+      </w:hyperlink>
+      <w:r>
+        <w:rPr>
+          <w:lang w:val="zh_TW" w:bidi="zh_TW"/>
+        </w:rPr>
+        <w:t>），現在是通過祂所委派的代表來傳福音（</w:t>
+      </w:r>
+      <w:hyperlink r:id="rId110">
+        <w:r>
+          <w:rPr>
+            <w:lang w:val="zh_TW" w:bidi="zh_TW"/>
+          </w:rPr>
+          <w:rPr>
+            <w:color w:val="0000EE"/>
+            <w:u w:val="single"/>
+          </w:rPr>
+          <w:t>羅15:16–18</w:t>
+        </w:r>
+      </w:hyperlink>
+      <w:r>
+        <w:rPr>
+          <w:lang w:val="zh_TW" w:bidi="zh_TW"/>
+        </w:rPr>
+        <w:t>；</w:t>
+      </w:r>
+      <w:hyperlink r:id="rId111">
+        <w:r>
+          <w:rPr>
+            <w:lang w:val="zh_TW" w:bidi="zh_TW"/>
+          </w:rPr>
+          <w:rPr>
+            <w:color w:val="0000EE"/>
+            <w:u w:val="single"/>
+          </w:rPr>
+          <w:t>林前1:17</w:t>
+        </w:r>
+      </w:hyperlink>
+      <w:r>
+        <w:rPr>
+          <w:lang w:val="zh_TW" w:bidi="zh_TW"/>
+        </w:rPr>
+        <w:t>，</w:t>
+      </w:r>
+      <w:hyperlink r:id="rId112">
+        <w:r>
+          <w:rPr>
+            <w:lang w:val="zh_TW" w:bidi="zh_TW"/>
+          </w:rPr>
+          <w:rPr>
+            <w:color w:val="0000EE"/>
+            <w:u w:val="single"/>
+          </w:rPr>
+          <w:t>9:12–18</w:t>
+        </w:r>
+      </w:hyperlink>
+      <w:r>
+        <w:rPr>
+          <w:lang w:val="zh_TW" w:bidi="zh_TW"/>
+        </w:rPr>
+        <w:t>；</w:t>
+      </w:r>
+      <w:hyperlink r:id="rId113">
+        <w:r>
+          <w:rPr>
+            <w:lang w:val="zh_TW" w:bidi="zh_TW"/>
+          </w:rPr>
+          <w:rPr>
+            <w:color w:val="0000EE"/>
+            <w:u w:val="single"/>
+          </w:rPr>
+          <w:t>加4:13–14；</w:t>
+        </w:r>
+      </w:hyperlink>
+      <w:hyperlink r:id="rId114">
+        <w:r>
+          <w:rPr>
+            <w:lang w:val="zh_TW" w:bidi="zh_TW"/>
+          </w:rPr>
+          <w:rPr>
+            <w:color w:val="0000EE"/>
+            <w:u w:val="single"/>
+          </w:rPr>
+          <w:t>弗4:11</w:t>
+        </w:r>
+      </w:hyperlink>
+      <w:r>
+        <w:rPr>
+          <w:lang w:val="zh_TW" w:bidi="zh_TW"/>
+        </w:rPr>
+        <w:t>；</w:t>
+      </w:r>
+      <w:hyperlink r:id="rId115">
+        <w:r>
+          <w:rPr>
+            <w:lang w:val="zh_TW" w:bidi="zh_TW"/>
+          </w:rPr>
+          <w:rPr>
+            <w:color w:val="0000EE"/>
+            <w:u w:val="single"/>
+          </w:rPr>
+          <w:t>提後1:9–11</w:t>
+        </w:r>
+      </w:hyperlink>
+      <w:r>
+        <w:rPr>
+          <w:lang w:val="zh_TW" w:bidi="zh_TW"/>
+        </w:rPr>
+        <w:t>）。更重要的是，基督已成為福音的核心主題。傳福音的那位，如今成為福音本身的內容。這在使徒行傳（</w:t>
+      </w:r>
+      <w:hyperlink r:id="rId116">
+        <w:r>
+          <w:rPr>
+            <w:lang w:val="zh_TW" w:bidi="zh_TW"/>
+          </w:rPr>
+          <w:rPr>
+            <w:color w:val="0000EE"/>
+            <w:u w:val="single"/>
+          </w:rPr>
+          <w:t>徒5:42</w:t>
+        </w:r>
+      </w:hyperlink>
+      <w:r>
+        <w:rPr>
+          <w:lang w:val="zh_TW" w:bidi="zh_TW"/>
+        </w:rPr>
+        <w:t>，</w:t>
+      </w:r>
+      <w:hyperlink r:id="rId117">
+        <w:r>
+          <w:rPr>
+            <w:lang w:val="zh_TW" w:bidi="zh_TW"/>
+          </w:rPr>
+          <w:rPr>
+            <w:color w:val="0000EE"/>
+            <w:u w:val="single"/>
+          </w:rPr>
+          <w:t>8:4–5、35</w:t>
+        </w:r>
+      </w:hyperlink>
+      <w:r>
+        <w:rPr>
+          <w:lang w:val="zh_TW" w:bidi="zh_TW"/>
+        </w:rPr>
+        <w:t>，</w:t>
+      </w:r>
+      <w:hyperlink r:id="rId118">
+        <w:r>
+          <w:rPr>
+            <w:lang w:val="zh_TW" w:bidi="zh_TW"/>
+          </w:rPr>
+          <w:rPr>
+            <w:color w:val="0000EE"/>
+            <w:u w:val="single"/>
+          </w:rPr>
+          <w:t>11:20</w:t>
+        </w:r>
+      </w:hyperlink>
+      <w:r>
+        <w:rPr>
+          <w:lang w:val="zh_TW" w:bidi="zh_TW"/>
+        </w:rPr>
+        <w:t>，</w:t>
+      </w:r>
+      <w:hyperlink r:id="rId119">
+        <w:r>
+          <w:rPr>
+            <w:lang w:val="zh_TW" w:bidi="zh_TW"/>
+          </w:rPr>
+          <w:rPr>
+            <w:color w:val="0000EE"/>
+            <w:u w:val="single"/>
+          </w:rPr>
+          <w:t>17:18</w:t>
+        </w:r>
+      </w:hyperlink>
+      <w:r>
+        <w:rPr>
+          <w:lang w:val="zh_TW" w:bidi="zh_TW"/>
+        </w:rPr>
+        <w:t>）以及保羅的書信中（</w:t>
+      </w:r>
+      <w:hyperlink r:id="rId120">
+        <w:r>
+          <w:rPr>
+            <w:lang w:val="zh_TW" w:bidi="zh_TW"/>
+          </w:rPr>
+          <w:rPr>
+            <w:color w:val="0000EE"/>
+            <w:u w:val="single"/>
+          </w:rPr>
+          <w:t>羅1:1–4</w:t>
+        </w:r>
+      </w:hyperlink>
+      <w:r>
+        <w:rPr>
+          <w:lang w:val="zh_TW" w:bidi="zh_TW"/>
+        </w:rPr>
+        <w:t>，</w:t>
+      </w:r>
+      <w:hyperlink r:id="rId121">
+        <w:r>
+          <w:rPr>
+            <w:lang w:val="zh_TW" w:bidi="zh_TW"/>
+          </w:rPr>
+          <w:rPr>
+            <w:color w:val="0000EE"/>
+            <w:u w:val="single"/>
+          </w:rPr>
+          <w:t>10:8–17</w:t>
+        </w:r>
+      </w:hyperlink>
+      <w:r>
+        <w:rPr>
+          <w:lang w:val="zh_TW" w:bidi="zh_TW"/>
+        </w:rPr>
+        <w:t>，</w:t>
+      </w:r>
+      <w:hyperlink r:id="rId122">
+        <w:r>
+          <w:rPr>
+            <w:lang w:val="zh_TW" w:bidi="zh_TW"/>
+          </w:rPr>
+          <w:rPr>
+            <w:color w:val="0000EE"/>
+            <w:u w:val="single"/>
+          </w:rPr>
+          <w:t>15:19–20</w:t>
+        </w:r>
+      </w:hyperlink>
+      <w:r>
+        <w:rPr>
+          <w:lang w:val="zh_TW" w:bidi="zh_TW"/>
+        </w:rPr>
+        <w:t>；</w:t>
+      </w:r>
+      <w:hyperlink r:id="rId123">
+        <w:r>
+          <w:rPr>
+            <w:lang w:val="zh_TW" w:bidi="zh_TW"/>
+          </w:rPr>
+          <w:rPr>
+            <w:color w:val="0000EE"/>
+            <w:u w:val="single"/>
+          </w:rPr>
+          <w:t>林後4:4–6</w:t>
+        </w:r>
+      </w:hyperlink>
+      <w:r>
+        <w:rPr>
+          <w:lang w:val="zh_TW" w:bidi="zh_TW"/>
+        </w:rPr>
+        <w:t>，</w:t>
+      </w:r>
+      <w:hyperlink r:id="rId124">
+        <w:r>
+          <w:rPr>
+            <w:lang w:val="zh_TW" w:bidi="zh_TW"/>
+          </w:rPr>
+          <w:rPr>
+            <w:color w:val="0000EE"/>
+            <w:u w:val="single"/>
+          </w:rPr>
+          <w:t>11:4</w:t>
+        </w:r>
+      </w:hyperlink>
+      <w:r>
+        <w:rPr>
+          <w:lang w:val="zh_TW" w:bidi="zh_TW"/>
+        </w:rPr>
+        <w:t>；</w:t>
+      </w:r>
+      <w:hyperlink r:id="rId125">
+        <w:r>
+          <w:rPr>
+            <w:lang w:val="zh_TW" w:bidi="zh_TW"/>
+          </w:rPr>
+          <w:rPr>
+            <w:color w:val="0000EE"/>
+            <w:u w:val="single"/>
+          </w:rPr>
+          <w:t>加1:16</w:t>
+        </w:r>
+      </w:hyperlink>
+      <w:r>
+        <w:rPr>
+          <w:lang w:val="zh_TW" w:bidi="zh_TW"/>
+        </w:rPr>
+        <w:t>；</w:t>
+      </w:r>
+      <w:hyperlink r:id="rId126">
+        <w:r>
+          <w:rPr>
+            <w:lang w:val="zh_TW" w:bidi="zh_TW"/>
+          </w:rPr>
+          <w:rPr>
+            <w:color w:val="0000EE"/>
+            <w:u w:val="single"/>
+          </w:rPr>
+          <w:t>弗3:8</w:t>
+        </w:r>
+      </w:hyperlink>
+      <w:r>
+        <w:rPr>
+          <w:lang w:val="zh_TW" w:bidi="zh_TW"/>
+        </w:rPr>
+        <w:t>；</w:t>
+      </w:r>
+      <w:hyperlink r:id="rId127">
+        <w:r>
+          <w:rPr>
+            <w:lang w:val="zh_TW" w:bidi="zh_TW"/>
+          </w:rPr>
+          <w:rPr>
+            <w:color w:val="0000EE"/>
+            <w:u w:val="single"/>
+          </w:rPr>
+          <w:t>腓1:15–18</w:t>
+        </w:r>
+      </w:hyperlink>
+      <w:r>
+        <w:rPr>
+          <w:lang w:val="zh_TW" w:bidi="zh_TW"/>
+        </w:rPr>
+        <w:t>；</w:t>
+      </w:r>
+      <w:hyperlink r:id="rId128">
+        <w:r>
+          <w:rPr>
+            <w:lang w:val="zh_TW" w:bidi="zh_TW"/>
+          </w:rPr>
+          <w:rPr>
+            <w:color w:val="0000EE"/>
+            <w:u w:val="single"/>
+          </w:rPr>
+          <w:t>提後2:8</w:t>
+        </w:r>
+      </w:hyperlink>
+      <w:r>
+        <w:rPr>
+          <w:lang w:val="zh_TW" w:bidi="zh_TW"/>
+        </w:rPr>
+        <w:t>）反覆確認。新約聖經談論的，是那一個基督的</w:t>
+      </w:r>
+      <w:r>
+        <w:rPr>
+          <w:i/>
+          <w:lang w:val="zh_TW" w:bidi="zh_TW"/>
+        </w:rPr>
+        <w:t>福音</w:t>
+      </w:r>
+      <w:r>
+        <w:rPr>
+          <w:lang w:val="zh_TW" w:bidi="zh_TW"/>
+        </w:rPr>
+        <w:t>，而不是那幾個福音。另有福音就像另有基督一樣，是不可思議且沒有必要的。這是神唯一授權的福音（例如</w:t>
+      </w:r>
+      <w:hyperlink r:id="rId129">
+        <w:r>
+          <w:rPr>
+            <w:lang w:val="zh_TW" w:bidi="zh_TW"/>
+          </w:rPr>
+          <w:rPr>
+            <w:color w:val="0000EE"/>
+            <w:u w:val="single"/>
+          </w:rPr>
+          <w:t>羅1:1–17</w:t>
+        </w:r>
+      </w:hyperlink>
+      <w:r>
+        <w:rPr>
+          <w:lang w:val="zh_TW" w:bidi="zh_TW"/>
+        </w:rPr>
+        <w:t>），也是神所宣講的（例如</w:t>
+      </w:r>
+      <w:hyperlink r:id="rId130">
+        <w:r>
+          <w:rPr>
+            <w:lang w:val="zh_TW" w:bidi="zh_TW"/>
+          </w:rPr>
+          <w:rPr>
+            <w:color w:val="0000EE"/>
+            <w:u w:val="single"/>
+          </w:rPr>
+          <w:t>帖後2:13–14</w:t>
+        </w:r>
+      </w:hyperlink>
+      <w:r>
+        <w:rPr>
+          <w:lang w:val="zh_TW" w:bidi="zh_TW"/>
+        </w:rPr>
+        <w:t>）。</w:t>
+      </w:r>
+    </w:p>
+    <w:p>
+      <w:pPr/>
+      <w:r>
+        <w:rPr>
+          <w:lang w:val="zh_TW" w:bidi="zh_TW"/>
+        </w:rPr>
+      </w:r>
+      <w:hyperlink r:id="rId131">
+        <w:r>
+          <w:rPr>
+            <w:lang w:val="zh_TW" w:bidi="zh_TW"/>
+          </w:rPr>
+          <w:rPr>
+            <w:color w:val="0000EE"/>
+            <w:u w:val="single"/>
+          </w:rPr>
+          <w:t>加拉太書二章7至9節</w:t>
+        </w:r>
+      </w:hyperlink>
+      <w:r>
+        <w:rPr>
+          <w:lang w:val="zh_TW" w:bidi="zh_TW"/>
+        </w:rPr>
+        <w:t>說的，不是兩個福音，而是兩個不同的福音領域。保羅（向未受割禮者傳福音的使徒）和彼得（向已受割禮者傳福音的使徒）都受託付「基督的福音」（</w:t>
+      </w:r>
+      <w:hyperlink r:id="rId132">
+        <w:r>
+          <w:rPr>
+            <w:lang w:val="zh_TW" w:bidi="zh_TW"/>
+          </w:rPr>
+          <w:rPr>
+            <w:color w:val="0000EE"/>
+            <w:u w:val="single"/>
+          </w:rPr>
+          <w:t>加1:7</w:t>
+        </w:r>
+      </w:hyperlink>
+      <w:r>
+        <w:rPr>
+          <w:lang w:val="zh_TW" w:bidi="zh_TW"/>
+        </w:rPr>
+        <w:t>；參</w:t>
+      </w:r>
+      <w:hyperlink r:id="rId133">
+        <w:r>
+          <w:rPr>
+            <w:lang w:val="zh_TW" w:bidi="zh_TW"/>
+          </w:rPr>
+          <w:rPr>
+            <w:color w:val="0000EE"/>
+            <w:u w:val="single"/>
+          </w:rPr>
+          <w:t>林前15:1–11</w:t>
+        </w:r>
+      </w:hyperlink>
+      <w:r>
+        <w:rPr>
+          <w:lang w:val="zh_TW" w:bidi="zh_TW"/>
+        </w:rPr>
+        <w:t>），這是神所預定的信息，為拯救猶太人和外邦人（</w:t>
+      </w:r>
+      <w:hyperlink r:id="rId134">
+        <w:r>
+          <w:rPr>
+            <w:lang w:val="zh_TW" w:bidi="zh_TW"/>
+          </w:rPr>
+          <w:rPr>
+            <w:color w:val="0000EE"/>
+            <w:u w:val="single"/>
+          </w:rPr>
+          <w:t>羅1:16</w:t>
+        </w:r>
+      </w:hyperlink>
+      <w:r>
+        <w:rPr>
+          <w:lang w:val="zh_TW" w:bidi="zh_TW"/>
+        </w:rPr>
+        <w:t>）。保羅在</w:t>
+      </w:r>
+      <w:hyperlink r:id="rId135">
+        <w:r>
+          <w:rPr>
+            <w:lang w:val="zh_TW" w:bidi="zh_TW"/>
+          </w:rPr>
+          <w:rPr>
+            <w:color w:val="0000EE"/>
+            <w:u w:val="single"/>
+          </w:rPr>
+          <w:t>加拉太書一章6至9節</w:t>
+        </w:r>
+      </w:hyperlink>
+      <w:r>
+        <w:rPr>
+          <w:lang w:val="zh_TW" w:bidi="zh_TW"/>
+        </w:rPr>
+        <w:t>和</w:t>
+      </w:r>
+      <w:hyperlink r:id="rId124">
+        <w:r>
+          <w:rPr>
+            <w:lang w:val="zh_TW" w:bidi="zh_TW"/>
+          </w:rPr>
+          <w:rPr>
+            <w:color w:val="0000EE"/>
+            <w:u w:val="single"/>
+          </w:rPr>
+          <w:t>哥林多後書十一章4節</w:t>
+        </w:r>
+      </w:hyperlink>
+      <w:r>
+        <w:rPr>
+          <w:lang w:val="zh_TW" w:bidi="zh_TW"/>
+        </w:rPr>
+        <w:t>譴責的「另得一個福音」，不是另一個關於耶穌的福音，而是關於「另傳一個耶穌」的信息——不是那位真實的耶穌，而是僅存在於那些宣講祂的人心中和信息中的耶穌。傳講真實的基督就是傳講真實的福音，無論人的動機如何令人質疑（</w:t>
+      </w:r>
+      <w:hyperlink r:id="rId136">
+        <w:r>
+          <w:rPr>
+            <w:lang w:val="zh_TW" w:bidi="zh_TW"/>
+          </w:rPr>
+          <w:rPr>
+            <w:color w:val="0000EE"/>
+            <w:u w:val="single"/>
+          </w:rPr>
+          <w:t>腓1:15–18、27</w:t>
+        </w:r>
+      </w:hyperlink>
+      <w:r>
+        <w:rPr>
+          <w:lang w:val="zh_TW" w:bidi="zh_TW"/>
+        </w:rPr>
+        <w:t>），正確回應福音就是歸向基督（</w:t>
+      </w:r>
+      <w:hyperlink r:id="rId137">
+        <w:r>
+          <w:rPr>
+            <w:lang w:val="zh_TW" w:bidi="zh_TW"/>
+          </w:rPr>
+          <w:rPr>
+            <w:color w:val="0000EE"/>
+            <w:u w:val="single"/>
+          </w:rPr>
+          <w:t>徒11:20–21</w:t>
+        </w:r>
+      </w:hyperlink>
+      <w:r>
+        <w:rPr>
+          <w:lang w:val="zh_TW" w:bidi="zh_TW"/>
+        </w:rPr>
+        <w:t>；</w:t>
+      </w:r>
+      <w:hyperlink r:id="rId121">
+        <w:r>
+          <w:rPr>
+            <w:lang w:val="zh_TW" w:bidi="zh_TW"/>
+          </w:rPr>
+          <w:rPr>
+            <w:color w:val="0000EE"/>
+            <w:u w:val="single"/>
+          </w:rPr>
+          <w:t>羅10:8–17</w:t>
+        </w:r>
+      </w:hyperlink>
+      <w:r>
+        <w:rPr>
+          <w:lang w:val="zh_TW" w:bidi="zh_TW"/>
+        </w:rPr>
+        <w:t>；</w:t>
+      </w:r>
+      <w:hyperlink r:id="rId138">
+        <w:r>
+          <w:rPr>
+            <w:lang w:val="zh_TW" w:bidi="zh_TW"/>
+          </w:rPr>
+          <w:rPr>
+            <w:color w:val="0000EE"/>
+            <w:u w:val="single"/>
+          </w:rPr>
+          <w:t>加2:14–16</w:t>
+        </w:r>
+      </w:hyperlink>
+      <w:r>
+        <w:rPr>
+          <w:lang w:val="zh_TW" w:bidi="zh_TW"/>
+        </w:rPr>
+        <w:t>）。</w:t>
+      </w:r>
+    </w:p>
+    <w:p>
+      <w:pPr>
+        <w:pStyle w:val="Heading4"/>
+      </w:pPr>
+      <w:r>
+        <w:rPr>
+          <w:lang w:val="zh_TW" w:bidi="zh_TW"/>
+        </w:rPr>
+        <w:t>福音作為拯救事件的見證</w:t>
+      </w:r>
+    </w:p>
+    <w:p>
+      <w:pPr/>
+      <w:r>
+        <w:rPr>
+          <w:lang w:val="zh_TW" w:bidi="zh_TW"/>
+        </w:rPr>
+      </w:r>
+      <w:r>
+        <w:rPr>
+          <w:lang w:val="zh_TW" w:bidi="zh_TW"/>
+        </w:rPr>
+        <w:t>福音見證了基督救贖工作的各個方面，從祂的誕生（</w:t>
+      </w:r>
+      <w:hyperlink r:id="rId139">
+        <w:r>
+          <w:rPr>
+            <w:lang w:val="zh_TW" w:bidi="zh_TW"/>
+          </w:rPr>
+          <w:rPr>
+            <w:color w:val="0000EE"/>
+            <w:u w:val="single"/>
+          </w:rPr>
+          <w:t>羅1:3</w:t>
+        </w:r>
+      </w:hyperlink>
+      <w:r>
+        <w:rPr>
+          <w:lang w:val="zh_TW" w:bidi="zh_TW"/>
+        </w:rPr>
+        <w:t>；</w:t>
+      </w:r>
+      <w:hyperlink r:id="rId128">
+        <w:r>
+          <w:rPr>
+            <w:lang w:val="zh_TW" w:bidi="zh_TW"/>
+          </w:rPr>
+          <w:rPr>
+            <w:color w:val="0000EE"/>
+            <w:u w:val="single"/>
+          </w:rPr>
+          <w:t>提後2:8</w:t>
+        </w:r>
+      </w:hyperlink>
+      <w:r>
+        <w:rPr>
+          <w:lang w:val="zh_TW" w:bidi="zh_TW"/>
+        </w:rPr>
+        <w:t>）和公開事工（</w:t>
+      </w:r>
+      <w:hyperlink r:id="rId140">
+        <w:r>
+          <w:rPr>
+            <w:lang w:val="zh_TW" w:bidi="zh_TW"/>
+          </w:rPr>
+          <w:rPr>
+            <w:color w:val="0000EE"/>
+            <w:u w:val="single"/>
+          </w:rPr>
+          <w:t>可1:1</w:t>
+        </w:r>
+      </w:hyperlink>
+      <w:r>
+        <w:rPr>
+          <w:lang w:val="zh_TW" w:bidi="zh_TW"/>
+        </w:rPr>
+        <w:t>；</w:t>
+      </w:r>
+      <w:hyperlink r:id="rId141">
+        <w:r>
+          <w:rPr>
+            <w:lang w:val="zh_TW" w:bidi="zh_TW"/>
+          </w:rPr>
+          <w:rPr>
+            <w:color w:val="0000EE"/>
+            <w:u w:val="single"/>
+          </w:rPr>
+          <w:t>徒10:36</w:t>
         </w:r>
       </w:hyperlink>
       <w:r>
@@ -1417,7 +3995,1664 @@
         </w:rPr>
         <w:t>–</w:t>
       </w:r>
-      <w:hyperlink r:id="rId51">
+      <w:hyperlink r:id="rId141">
+        <w:r>
+          <w:rPr>
+            <w:lang w:val="zh_TW" w:bidi="zh_TW"/>
+          </w:rPr>
+          <w:rPr>
+            <w:color w:val="0000EE"/>
+            <w:u w:val="single"/>
+          </w:rPr>
+          <w:t>38</w:t>
+        </w:r>
+      </w:hyperlink>
+      <w:r>
+        <w:rPr>
+          <w:lang w:val="zh_TW" w:bidi="zh_TW"/>
+        </w:rPr>
+        <w:t>），到他的再來（</w:t>
+      </w:r>
+      <w:hyperlink r:id="rId142">
+        <w:r>
+          <w:rPr>
+            <w:lang w:val="zh_TW" w:bidi="zh_TW"/>
+          </w:rPr>
+          <w:rPr>
+            <w:color w:val="0000EE"/>
+            <w:u w:val="single"/>
+          </w:rPr>
+          <w:t>西1:5、23</w:t>
+        </w:r>
+      </w:hyperlink>
+      <w:r>
+        <w:rPr>
+          <w:lang w:val="zh_TW" w:bidi="zh_TW"/>
+        </w:rPr>
+        <w:t>；參</w:t>
+      </w:r>
+      <w:hyperlink r:id="rId143">
+        <w:r>
+          <w:rPr>
+            <w:lang w:val="zh_TW" w:bidi="zh_TW"/>
+          </w:rPr>
+          <w:rPr>
+            <w:color w:val="0000EE"/>
+            <w:u w:val="single"/>
+          </w:rPr>
+          <w:t>3:1</w:t>
+        </w:r>
+      </w:hyperlink>
+      <w:r>
+        <w:rPr>
+          <w:lang w:val="zh_TW" w:bidi="zh_TW"/>
+        </w:rPr>
+        <w:t>–</w:t>
+      </w:r>
+      <w:hyperlink r:id="rId143">
+        <w:r>
+          <w:rPr>
+            <w:lang w:val="zh_TW" w:bidi="zh_TW"/>
+          </w:rPr>
+          <w:rPr>
+            <w:color w:val="0000EE"/>
+            <w:u w:val="single"/>
+          </w:rPr>
+          <w:t>4</w:t>
+        </w:r>
+      </w:hyperlink>
+      <w:r>
+        <w:rPr>
+          <w:lang w:val="zh_TW" w:bidi="zh_TW"/>
+        </w:rPr>
+        <w:t>；</w:t>
+      </w:r>
+      <w:hyperlink r:id="rId144">
+        <w:r>
+          <w:rPr>
+            <w:lang w:val="zh_TW" w:bidi="zh_TW"/>
+          </w:rPr>
+          <w:rPr>
+            <w:color w:val="0000EE"/>
+            <w:u w:val="single"/>
+          </w:rPr>
+          <w:t>帖前1:5</w:t>
+        </w:r>
+      </w:hyperlink>
+      <w:r>
+        <w:rPr>
+          <w:lang w:val="zh_TW" w:bidi="zh_TW"/>
+        </w:rPr>
+        <w:t>–</w:t>
+      </w:r>
+      <w:hyperlink r:id="rId144">
+        <w:r>
+          <w:rPr>
+            <w:lang w:val="zh_TW" w:bidi="zh_TW"/>
+          </w:rPr>
+          <w:rPr>
+            <w:color w:val="0000EE"/>
+            <w:u w:val="single"/>
+          </w:rPr>
+          <w:t>10</w:t>
+        </w:r>
+      </w:hyperlink>
+      <w:r>
+        <w:rPr>
+          <w:lang w:val="zh_TW" w:bidi="zh_TW"/>
+        </w:rPr>
+        <w:t>）和最後的審判（</w:t>
+      </w:r>
+      <w:hyperlink r:id="rId145">
+        <w:r>
+          <w:rPr>
+            <w:lang w:val="zh_TW" w:bidi="zh_TW"/>
+          </w:rPr>
+          <w:rPr>
+            <w:color w:val="0000EE"/>
+            <w:u w:val="single"/>
+          </w:rPr>
+          <w:t>羅2:16</w:t>
+        </w:r>
+      </w:hyperlink>
+      <w:r>
+        <w:rPr>
+          <w:lang w:val="zh_TW" w:bidi="zh_TW"/>
+        </w:rPr>
+        <w:t>）。但基督的死亡和復活對於救恩的成就至關重要，因此在福音的見證中最為突出。這些是馬可福音宣告的高潮（</w:t>
+      </w:r>
+      <w:hyperlink r:id="rId146">
+        <w:r>
+          <w:rPr>
+            <w:lang w:val="zh_TW" w:bidi="zh_TW"/>
+          </w:rPr>
+          <w:rPr>
+            <w:color w:val="0000EE"/>
+            <w:u w:val="single"/>
+          </w:rPr>
+          <w:t>15–16</w:t>
+        </w:r>
+      </w:hyperlink>
+      <w:r>
+        <w:rPr>
+          <w:lang w:val="zh_TW" w:bidi="zh_TW"/>
+        </w:rPr>
+        <w:t>章），也是其他所有事件的準備（</w:t>
+      </w:r>
+      <w:hyperlink r:id="rId147">
+        <w:r>
+          <w:rPr>
+            <w:lang w:val="zh_TW" w:bidi="zh_TW"/>
+          </w:rPr>
+          <w:rPr>
+            <w:color w:val="0000EE"/>
+            <w:u w:val="single"/>
+          </w:rPr>
+          <w:t>8:31</w:t>
+        </w:r>
+      </w:hyperlink>
+      <w:r>
+        <w:rPr>
+          <w:lang w:val="zh_TW" w:bidi="zh_TW"/>
+        </w:rPr>
+        <w:t>，</w:t>
+      </w:r>
+      <w:hyperlink r:id="rId148">
+        <w:r>
+          <w:rPr>
+            <w:lang w:val="zh_TW" w:bidi="zh_TW"/>
+          </w:rPr>
+          <w:rPr>
+            <w:color w:val="0000EE"/>
+            <w:u w:val="single"/>
+          </w:rPr>
+          <w:t>9:31</w:t>
+        </w:r>
+      </w:hyperlink>
+      <w:r>
+        <w:rPr>
+          <w:lang w:val="zh_TW" w:bidi="zh_TW"/>
+        </w:rPr>
+        <w:t>，</w:t>
+      </w:r>
+      <w:hyperlink r:id="rId149">
+        <w:r>
+          <w:rPr>
+            <w:lang w:val="zh_TW" w:bidi="zh_TW"/>
+          </w:rPr>
+          <w:rPr>
+            <w:color w:val="0000EE"/>
+            <w:u w:val="single"/>
+          </w:rPr>
+          <w:t>10:33</w:t>
+        </w:r>
+      </w:hyperlink>
+      <w:r>
+        <w:rPr>
+          <w:lang w:val="zh_TW" w:bidi="zh_TW"/>
+        </w:rPr>
+        <w:t>–</w:t>
+      </w:r>
+      <w:hyperlink r:id="rId149">
+        <w:r>
+          <w:rPr>
+            <w:lang w:val="zh_TW" w:bidi="zh_TW"/>
+          </w:rPr>
+          <w:rPr>
+            <w:color w:val="0000EE"/>
+            <w:u w:val="single"/>
+          </w:rPr>
+          <w:t>34</w:t>
+        </w:r>
+      </w:hyperlink>
+      <w:r>
+        <w:rPr>
+          <w:lang w:val="zh_TW" w:bidi="zh_TW"/>
+        </w:rPr>
+        <w:t>，</w:t>
+      </w:r>
+      <w:hyperlink r:id="rId150">
+        <w:r>
+          <w:rPr>
+            <w:lang w:val="zh_TW" w:bidi="zh_TW"/>
+          </w:rPr>
+          <w:rPr>
+            <w:color w:val="0000EE"/>
+            <w:u w:val="single"/>
+          </w:rPr>
+          <w:t>12:6</w:t>
+        </w:r>
+      </w:hyperlink>
+      <w:r>
+        <w:rPr>
+          <w:lang w:val="zh_TW" w:bidi="zh_TW"/>
+        </w:rPr>
+        <w:t>–</w:t>
+      </w:r>
+      <w:hyperlink r:id="rId150">
+        <w:r>
+          <w:rPr>
+            <w:lang w:val="zh_TW" w:bidi="zh_TW"/>
+          </w:rPr>
+          <w:rPr>
+            <w:color w:val="0000EE"/>
+            <w:u w:val="single"/>
+          </w:rPr>
+          <w:t>8</w:t>
+        </w:r>
+      </w:hyperlink>
+      <w:r>
+        <w:rPr>
+          <w:lang w:val="zh_TW" w:bidi="zh_TW"/>
+        </w:rPr>
+        <w:t>）。馬可福音特別強調耶穌的死是救贖罪人的途徑（</w:t>
+      </w:r>
+      <w:hyperlink r:id="rId72">
+        <w:r>
+          <w:rPr>
+            <w:lang w:val="zh_TW" w:bidi="zh_TW"/>
+          </w:rPr>
+          <w:rPr>
+            <w:color w:val="0000EE"/>
+            <w:u w:val="single"/>
+          </w:rPr>
+          <w:t>10:45</w:t>
+        </w:r>
+      </w:hyperlink>
+      <w:r>
+        <w:rPr>
+          <w:lang w:val="zh_TW" w:bidi="zh_TW"/>
+        </w:rPr>
+        <w:t>，</w:t>
+      </w:r>
+      <w:hyperlink r:id="rId151">
+        <w:r>
+          <w:rPr>
+            <w:lang w:val="zh_TW" w:bidi="zh_TW"/>
+          </w:rPr>
+          <w:rPr>
+            <w:color w:val="0000EE"/>
+            <w:u w:val="single"/>
+          </w:rPr>
+          <w:t>14:3</w:t>
+        </w:r>
+      </w:hyperlink>
+      <w:r>
+        <w:rPr>
+          <w:lang w:val="zh_TW" w:bidi="zh_TW"/>
+        </w:rPr>
+        <w:t>–</w:t>
+      </w:r>
+      <w:hyperlink r:id="rId151">
+        <w:r>
+          <w:rPr>
+            <w:lang w:val="zh_TW" w:bidi="zh_TW"/>
+          </w:rPr>
+          <w:rPr>
+            <w:color w:val="0000EE"/>
+            <w:u w:val="single"/>
+          </w:rPr>
+          <w:t>9、22–24</w:t>
+        </w:r>
+      </w:hyperlink>
+      <w:r>
+        <w:rPr>
+          <w:lang w:val="zh_TW" w:bidi="zh_TW"/>
+        </w:rPr>
+        <w:t>）。</w:t>
+      </w:r>
+    </w:p>
+    <w:p>
+      <w:pPr/>
+      <w:r>
+        <w:rPr>
+          <w:lang w:val="zh_TW" w:bidi="zh_TW"/>
+        </w:rPr>
+      </w:r>
+      <w:r>
+        <w:rPr>
+          <w:lang w:val="zh_TW" w:bidi="zh_TW"/>
+        </w:rPr>
+        <w:t>在保羅的福音中，耶穌的死和復活是核心（</w:t>
+      </w:r>
+      <w:hyperlink r:id="rId152">
+        <w:r>
+          <w:rPr>
+            <w:lang w:val="zh_TW" w:bidi="zh_TW"/>
+          </w:rPr>
+          <w:rPr>
+            <w:color w:val="0000EE"/>
+            <w:u w:val="single"/>
+          </w:rPr>
+          <w:t>羅4:25</w:t>
+        </w:r>
+      </w:hyperlink>
+      <w:r>
+        <w:rPr>
+          <w:lang w:val="zh_TW" w:bidi="zh_TW"/>
+        </w:rPr>
+        <w:t>；</w:t>
+      </w:r>
+      <w:hyperlink r:id="rId153">
+        <w:r>
+          <w:rPr>
+            <w:lang w:val="zh_TW" w:bidi="zh_TW"/>
+          </w:rPr>
+          <w:rPr>
+            <w:color w:val="0000EE"/>
+            <w:u w:val="single"/>
+          </w:rPr>
+          <w:t>林前15:1</w:t>
+        </w:r>
+      </w:hyperlink>
+      <w:r>
+        <w:rPr>
+          <w:lang w:val="zh_TW" w:bidi="zh_TW"/>
+        </w:rPr>
+        <w:t>–</w:t>
+      </w:r>
+      <w:hyperlink r:id="rId153">
+        <w:r>
+          <w:rPr>
+            <w:lang w:val="zh_TW" w:bidi="zh_TW"/>
+          </w:rPr>
+          <w:rPr>
+            <w:color w:val="0000EE"/>
+            <w:u w:val="single"/>
+          </w:rPr>
+          <w:t>4</w:t>
+        </w:r>
+      </w:hyperlink>
+      <w:r>
+        <w:rPr>
+          <w:lang w:val="zh_TW" w:bidi="zh_TW"/>
+        </w:rPr>
+        <w:t>），而十字架佔據了中心位置（</w:t>
+      </w:r>
+      <w:hyperlink r:id="rId154">
+        <w:r>
+          <w:rPr>
+            <w:lang w:val="zh_TW" w:bidi="zh_TW"/>
+          </w:rPr>
+          <w:rPr>
+            <w:color w:val="0000EE"/>
+            <w:u w:val="single"/>
+          </w:rPr>
+          <w:t>林前1:17–2:5</w:t>
+        </w:r>
+      </w:hyperlink>
+      <w:r>
+        <w:rPr>
+          <w:lang w:val="zh_TW" w:bidi="zh_TW"/>
+        </w:rPr>
+        <w:t>）。保羅認為，如果基督沒有從死裡復活，那麼傳講十字架就是枉然（</w:t>
+      </w:r>
+      <w:hyperlink r:id="rId155">
+        <w:r>
+          <w:rPr>
+            <w:lang w:val="zh_TW" w:bidi="zh_TW"/>
+          </w:rPr>
+          <w:rPr>
+            <w:color w:val="0000EE"/>
+            <w:u w:val="single"/>
+          </w:rPr>
+          <w:t>林前15:14、17</w:t>
+        </w:r>
+      </w:hyperlink>
+      <w:r>
+        <w:rPr>
+          <w:lang w:val="zh_TW" w:bidi="zh_TW"/>
+        </w:rPr>
+        <w:t>；參</w:t>
+      </w:r>
+      <w:hyperlink r:id="rId156">
+        <w:r>
+          <w:rPr>
+            <w:lang w:val="zh_TW" w:bidi="zh_TW"/>
+          </w:rPr>
+          <w:rPr>
+            <w:color w:val="0000EE"/>
+            <w:u w:val="single"/>
+          </w:rPr>
+          <w:t>羅6:3</w:t>
+        </w:r>
+      </w:hyperlink>
+      <w:r>
+        <w:rPr>
+          <w:lang w:val="zh_TW" w:bidi="zh_TW"/>
+        </w:rPr>
+        <w:t>–</w:t>
+      </w:r>
+      <w:hyperlink r:id="rId156">
+        <w:r>
+          <w:rPr>
+            <w:lang w:val="zh_TW" w:bidi="zh_TW"/>
+          </w:rPr>
+          <w:rPr>
+            <w:color w:val="0000EE"/>
+            <w:u w:val="single"/>
+          </w:rPr>
+          <w:t>11</w:t>
+        </w:r>
+      </w:hyperlink>
+      <w:r>
+        <w:rPr>
+          <w:lang w:val="zh_TW" w:bidi="zh_TW"/>
+        </w:rPr>
+        <w:t>）。然而，既然基督已經復活，祂的死應該特別強調，因為這是神提供贖罪的地方（</w:t>
+      </w:r>
+      <w:hyperlink r:id="rId157">
+        <w:r>
+          <w:rPr>
+            <w:lang w:val="zh_TW" w:bidi="zh_TW"/>
+          </w:rPr>
+          <w:rPr>
+            <w:color w:val="0000EE"/>
+            <w:u w:val="single"/>
+          </w:rPr>
+          <w:t>羅3:21</w:t>
+        </w:r>
+      </w:hyperlink>
+      <w:r>
+        <w:rPr>
+          <w:lang w:val="zh_TW" w:bidi="zh_TW"/>
+        </w:rPr>
+        <w:t>–</w:t>
+      </w:r>
+      <w:hyperlink r:id="rId157">
+        <w:r>
+          <w:rPr>
+            <w:lang w:val="zh_TW" w:bidi="zh_TW"/>
+          </w:rPr>
+          <w:rPr>
+            <w:color w:val="0000EE"/>
+            <w:u w:val="single"/>
+          </w:rPr>
+          <w:t>26</w:t>
+        </w:r>
+      </w:hyperlink>
+      <w:r>
+        <w:rPr>
+          <w:lang w:val="zh_TW" w:bidi="zh_TW"/>
+        </w:rPr>
+        <w:t>，</w:t>
+      </w:r>
+      <w:hyperlink r:id="rId158">
+        <w:r>
+          <w:rPr>
+            <w:lang w:val="zh_TW" w:bidi="zh_TW"/>
+          </w:rPr>
+          <w:rPr>
+            <w:color w:val="0000EE"/>
+            <w:u w:val="single"/>
+          </w:rPr>
+          <w:t>5:6</w:t>
+        </w:r>
+      </w:hyperlink>
+      <w:r>
+        <w:rPr>
+          <w:lang w:val="zh_TW" w:bidi="zh_TW"/>
+        </w:rPr>
+        <w:t>–</w:t>
+      </w:r>
+      <w:hyperlink r:id="rId158">
+        <w:r>
+          <w:rPr>
+            <w:lang w:val="zh_TW" w:bidi="zh_TW"/>
+          </w:rPr>
+          <w:rPr>
+            <w:color w:val="0000EE"/>
+            <w:u w:val="single"/>
+          </w:rPr>
+          <w:t>11</w:t>
+        </w:r>
+      </w:hyperlink>
+      <w:r>
+        <w:rPr>
+          <w:lang w:val="zh_TW" w:bidi="zh_TW"/>
+        </w:rPr>
+        <w:t>；</w:t>
+      </w:r>
+      <w:hyperlink r:id="rId159">
+        <w:r>
+          <w:rPr>
+            <w:lang w:val="zh_TW" w:bidi="zh_TW"/>
+          </w:rPr>
+          <w:rPr>
+            <w:color w:val="0000EE"/>
+            <w:u w:val="single"/>
+          </w:rPr>
+          <w:t>林後5:14</w:t>
+        </w:r>
+      </w:hyperlink>
+      <w:r>
+        <w:rPr>
+          <w:lang w:val="zh_TW" w:bidi="zh_TW"/>
+        </w:rPr>
+        <w:t>–</w:t>
+      </w:r>
+      <w:hyperlink r:id="rId159">
+        <w:r>
+          <w:rPr>
+            <w:lang w:val="zh_TW" w:bidi="zh_TW"/>
+          </w:rPr>
+          <w:rPr>
+            <w:color w:val="0000EE"/>
+            <w:u w:val="single"/>
+          </w:rPr>
+          <w:t>21</w:t>
+        </w:r>
+      </w:hyperlink>
+      <w:r>
+        <w:rPr>
+          <w:lang w:val="zh_TW" w:bidi="zh_TW"/>
+        </w:rPr>
+        <w:t>；</w:t>
+      </w:r>
+      <w:hyperlink r:id="rId160">
+        <w:r>
+          <w:rPr>
+            <w:lang w:val="zh_TW" w:bidi="zh_TW"/>
+          </w:rPr>
+          <w:rPr>
+            <w:color w:val="0000EE"/>
+            <w:u w:val="single"/>
+          </w:rPr>
+          <w:t>弗1:7</w:t>
+        </w:r>
+      </w:hyperlink>
+      <w:r>
+        <w:rPr>
+          <w:lang w:val="zh_TW" w:bidi="zh_TW"/>
+        </w:rPr>
+        <w:t>）。（贖罪是神與人類建立個人關係的和好行動。）使徒行傳中的福音宣告耶穌的死亡（</w:t>
+      </w:r>
+      <w:hyperlink r:id="rId161">
+        <w:r>
+          <w:rPr>
+            <w:lang w:val="zh_TW" w:bidi="zh_TW"/>
+          </w:rPr>
+          <w:rPr>
+            <w:color w:val="0000EE"/>
+            <w:u w:val="single"/>
+          </w:rPr>
+          <w:t>徒8:25</w:t>
+        </w:r>
+      </w:hyperlink>
+      <w:r>
+        <w:rPr>
+          <w:lang w:val="zh_TW" w:bidi="zh_TW"/>
+        </w:rPr>
+        <w:t>，</w:t>
+      </w:r>
+      <w:hyperlink r:id="rId162">
+        <w:r>
+          <w:rPr>
+            <w:lang w:val="zh_TW" w:bidi="zh_TW"/>
+          </w:rPr>
+          <w:rPr>
+            <w:color w:val="0000EE"/>
+            <w:u w:val="single"/>
+          </w:rPr>
+          <w:t>20:24、28</w:t>
+        </w:r>
+      </w:hyperlink>
+      <w:r>
+        <w:rPr>
+          <w:lang w:val="zh_TW" w:bidi="zh_TW"/>
+        </w:rPr>
+        <w:t>；參</w:t>
+      </w:r>
+      <w:hyperlink r:id="rId163">
+        <w:r>
+          <w:rPr>
+            <w:lang w:val="zh_TW" w:bidi="zh_TW"/>
+          </w:rPr>
+          <w:rPr>
+            <w:color w:val="0000EE"/>
+            <w:u w:val="single"/>
+          </w:rPr>
+          <w:t>10:36</w:t>
+        </w:r>
+      </w:hyperlink>
+      <w:r>
+        <w:rPr>
+          <w:lang w:val="zh_TW" w:bidi="zh_TW"/>
+        </w:rPr>
+        <w:t>–</w:t>
+      </w:r>
+      <w:hyperlink r:id="rId163">
+        <w:r>
+          <w:rPr>
+            <w:lang w:val="zh_TW" w:bidi="zh_TW"/>
+          </w:rPr>
+          <w:rPr>
+            <w:color w:val="0000EE"/>
+            <w:u w:val="single"/>
+          </w:rPr>
+          <w:t>43</w:t>
+        </w:r>
+      </w:hyperlink>
+      <w:r>
+        <w:rPr>
+          <w:lang w:val="zh_TW" w:bidi="zh_TW"/>
+        </w:rPr>
+        <w:t>），特別是祂的復活，這一事件使祂勝過死亡，並被高舉為主和即將來臨的審判者（</w:t>
+      </w:r>
+      <w:hyperlink r:id="rId163">
+        <w:r>
+          <w:rPr>
+            <w:lang w:val="zh_TW" w:bidi="zh_TW"/>
+          </w:rPr>
+          <w:rPr>
+            <w:color w:val="0000EE"/>
+            <w:u w:val="single"/>
+          </w:rPr>
+          <w:t>10:36–43</w:t>
+        </w:r>
+      </w:hyperlink>
+      <w:r>
+        <w:rPr>
+          <w:lang w:val="zh_TW" w:bidi="zh_TW"/>
+        </w:rPr>
+        <w:t>，</w:t>
+      </w:r>
+      <w:hyperlink r:id="rId34">
+        <w:r>
+          <w:rPr>
+            <w:lang w:val="zh_TW" w:bidi="zh_TW"/>
+          </w:rPr>
+          <w:rPr>
+            <w:color w:val="0000EE"/>
+            <w:u w:val="single"/>
+          </w:rPr>
+          <w:t>13:32</w:t>
+        </w:r>
+      </w:hyperlink>
+      <w:r>
+        <w:rPr>
+          <w:lang w:val="zh_TW" w:bidi="zh_TW"/>
+        </w:rPr>
+        <w:t>–</w:t>
+      </w:r>
+      <w:hyperlink r:id="rId34">
+        <w:r>
+          <w:rPr>
+            <w:lang w:val="zh_TW" w:bidi="zh_TW"/>
+          </w:rPr>
+          <w:rPr>
+            <w:color w:val="0000EE"/>
+            <w:u w:val="single"/>
+          </w:rPr>
+          <w:t>33</w:t>
+        </w:r>
+      </w:hyperlink>
+      <w:r>
+        <w:rPr>
+          <w:lang w:val="zh_TW" w:bidi="zh_TW"/>
+        </w:rPr>
+        <w:t>，</w:t>
+      </w:r>
+      <w:hyperlink r:id="rId164">
+        <w:r>
+          <w:rPr>
+            <w:lang w:val="zh_TW" w:bidi="zh_TW"/>
+          </w:rPr>
+          <w:rPr>
+            <w:color w:val="0000EE"/>
+            <w:u w:val="single"/>
+          </w:rPr>
+          <w:t>17:18、31</w:t>
+        </w:r>
+      </w:hyperlink>
+      <w:r>
+        <w:rPr>
+          <w:lang w:val="zh_TW" w:bidi="zh_TW"/>
+        </w:rPr>
+        <w:t>）。根據彼得前書，傳福音的人（</w:t>
+      </w:r>
+      <w:hyperlink r:id="rId165">
+        <w:r>
+          <w:rPr>
+            <w:lang w:val="zh_TW" w:bidi="zh_TW"/>
+          </w:rPr>
+          <w:rPr>
+            <w:color w:val="0000EE"/>
+            <w:u w:val="single"/>
+          </w:rPr>
+          <w:t>彼前1:12</w:t>
+        </w:r>
+      </w:hyperlink>
+      <w:r>
+        <w:rPr>
+          <w:lang w:val="zh_TW" w:bidi="zh_TW"/>
+        </w:rPr>
+        <w:t>）像舊約的先知一樣，專注於「基督受苦難，後來得榮耀」（</w:t>
+      </w:r>
+      <w:hyperlink r:id="rId166">
+        <w:r>
+          <w:rPr>
+            <w:lang w:val="zh_TW" w:bidi="zh_TW"/>
+          </w:rPr>
+          <w:rPr>
+            <w:color w:val="0000EE"/>
+            <w:u w:val="single"/>
+          </w:rPr>
+          <w:t>1:11</w:t>
+        </w:r>
+      </w:hyperlink>
+      <w:r>
+        <w:rPr>
+          <w:lang w:val="zh_TW" w:bidi="zh_TW"/>
+        </w:rPr>
+        <w:t>；參</w:t>
+      </w:r>
+      <w:hyperlink r:id="rId167">
+        <w:r>
+          <w:rPr>
+            <w:lang w:val="zh_TW" w:bidi="zh_TW"/>
+          </w:rPr>
+          <w:rPr>
+            <w:color w:val="0000EE"/>
+            <w:u w:val="single"/>
+          </w:rPr>
+          <w:t>1:18</w:t>
+        </w:r>
+      </w:hyperlink>
+      <w:r>
+        <w:rPr>
+          <w:lang w:val="zh_TW" w:bidi="zh_TW"/>
+        </w:rPr>
+        <w:t>–</w:t>
+      </w:r>
+      <w:hyperlink r:id="rId167">
+        <w:r>
+          <w:rPr>
+            <w:lang w:val="zh_TW" w:bidi="zh_TW"/>
+          </w:rPr>
+          <w:rPr>
+            <w:color w:val="0000EE"/>
+            <w:u w:val="single"/>
+          </w:rPr>
+          <w:t>19</w:t>
+        </w:r>
+      </w:hyperlink>
+      <w:r>
+        <w:rPr>
+          <w:lang w:val="zh_TW" w:bidi="zh_TW"/>
+        </w:rPr>
+        <w:t>，</w:t>
+      </w:r>
+      <w:hyperlink r:id="rId168">
+        <w:r>
+          <w:rPr>
+            <w:lang w:val="zh_TW" w:bidi="zh_TW"/>
+          </w:rPr>
+          <w:rPr>
+            <w:color w:val="0000EE"/>
+            <w:u w:val="single"/>
+          </w:rPr>
+          <w:t>2:21</w:t>
+        </w:r>
+      </w:hyperlink>
+      <w:r>
+        <w:rPr>
+          <w:lang w:val="zh_TW" w:bidi="zh_TW"/>
+        </w:rPr>
+        <w:t>–</w:t>
+      </w:r>
+      <w:hyperlink r:id="rId168">
+        <w:r>
+          <w:rPr>
+            <w:lang w:val="zh_TW" w:bidi="zh_TW"/>
+          </w:rPr>
+          <w:rPr>
+            <w:color w:val="0000EE"/>
+            <w:u w:val="single"/>
+          </w:rPr>
+          <w:t>24</w:t>
+        </w:r>
+      </w:hyperlink>
+      <w:r>
+        <w:rPr>
+          <w:lang w:val="zh_TW" w:bidi="zh_TW"/>
+        </w:rPr>
+        <w:t>，</w:t>
+      </w:r>
+      <w:hyperlink r:id="rId169">
+        <w:r>
+          <w:rPr>
+            <w:lang w:val="zh_TW" w:bidi="zh_TW"/>
+          </w:rPr>
+          <w:rPr>
+            <w:color w:val="0000EE"/>
+            <w:u w:val="single"/>
+          </w:rPr>
+          <w:t>3:18</w:t>
+        </w:r>
+      </w:hyperlink>
+      <w:r>
+        <w:rPr>
+          <w:lang w:val="zh_TW" w:bidi="zh_TW"/>
+        </w:rPr>
+        <w:t>–</w:t>
+      </w:r>
+      <w:hyperlink r:id="rId169">
+        <w:r>
+          <w:rPr>
+            <w:lang w:val="zh_TW" w:bidi="zh_TW"/>
+          </w:rPr>
+          <w:rPr>
+            <w:color w:val="0000EE"/>
+            <w:u w:val="single"/>
+          </w:rPr>
+          <w:t>22</w:t>
+        </w:r>
+      </w:hyperlink>
+      <w:r>
+        <w:rPr>
+          <w:lang w:val="zh_TW" w:bidi="zh_TW"/>
+        </w:rPr>
+        <w:t>）。</w:t>
+      </w:r>
+    </w:p>
+    <w:p>
+      <w:pPr>
+        <w:pStyle w:val="Heading4"/>
+      </w:pPr>
+      <w:r>
+        <w:rPr>
+          <w:lang w:val="zh_TW" w:bidi="zh_TW"/>
+        </w:rPr>
+        <w:t>福音作為救恩的力量</w:t>
+      </w:r>
+    </w:p>
+    <w:p>
+      <w:pPr/>
+      <w:r>
+        <w:rPr>
+          <w:lang w:val="zh_TW" w:bidi="zh_TW"/>
+        </w:rPr>
+      </w:r>
+      <w:r>
+        <w:rPr>
+          <w:lang w:val="zh_TW" w:bidi="zh_TW"/>
+        </w:rPr>
+        <w:t>福音遠不止是對過去事件的報告和教義的闡述。保羅在</w:t>
+      </w:r>
+      <w:hyperlink r:id="rId170">
+        <w:r>
+          <w:rPr>
+            <w:lang w:val="zh_TW" w:bidi="zh_TW"/>
+          </w:rPr>
+          <w:rPr>
+            <w:color w:val="0000EE"/>
+            <w:u w:val="single"/>
+          </w:rPr>
+          <w:t>哥林多前書一章17至18節</w:t>
+        </w:r>
+      </w:hyperlink>
+      <w:r>
+        <w:rPr>
+          <w:lang w:val="zh_TW" w:bidi="zh_TW"/>
+        </w:rPr>
+        <w:t>和</w:t>
+      </w:r>
+      <w:hyperlink r:id="rId134">
+        <w:r>
+          <w:rPr>
+            <w:lang w:val="zh_TW" w:bidi="zh_TW"/>
+          </w:rPr>
+          <w:rPr>
+            <w:color w:val="0000EE"/>
+            <w:u w:val="single"/>
+          </w:rPr>
+          <w:t>羅馬書一章16節</w:t>
+        </w:r>
+      </w:hyperlink>
+      <w:r>
+        <w:rPr>
+          <w:lang w:val="zh_TW" w:bidi="zh_TW"/>
+        </w:rPr>
+        <w:t>，宣告福音是「神的大能」。福音不僅僅是神大能的見證，更是神大能的</w:t>
+      </w:r>
+      <w:r>
+        <w:rPr>
+          <w:i/>
+          <w:lang w:val="zh_TW" w:bidi="zh_TW"/>
+        </w:rPr>
+        <w:t>表現</w:t>
+      </w:r>
+      <w:r>
+        <w:rPr>
+          <w:lang w:val="zh_TW" w:bidi="zh_TW"/>
+        </w:rPr>
+        <w:t>。因此，它不能被約束（</w:t>
+      </w:r>
+      <w:hyperlink r:id="rId171">
+        <w:r>
+          <w:rPr>
+            <w:lang w:val="zh_TW" w:bidi="zh_TW"/>
+          </w:rPr>
+          <w:rPr>
+            <w:color w:val="0000EE"/>
+            <w:u w:val="single"/>
+          </w:rPr>
+          <w:t>提後2:8–9</w:t>
+        </w:r>
+      </w:hyperlink>
+      <w:r>
+        <w:rPr>
+          <w:lang w:val="zh_TW" w:bidi="zh_TW"/>
+        </w:rPr>
+        <w:t>）。保羅在</w:t>
+      </w:r>
+      <w:hyperlink r:id="rId172">
+        <w:r>
+          <w:rPr>
+            <w:lang w:val="zh_TW" w:bidi="zh_TW"/>
+          </w:rPr>
+          <w:rPr>
+            <w:color w:val="0000EE"/>
+            <w:u w:val="single"/>
+          </w:rPr>
+          <w:t>帖撒羅尼迦前書一章5節</w:t>
+        </w:r>
+      </w:hyperlink>
+      <w:r>
+        <w:rPr>
+          <w:lang w:val="zh_TW" w:bidi="zh_TW"/>
+        </w:rPr>
+        <w:t>寫道：「我們的福音傳到你們那裏，不獨在乎言語，也在乎權能」。他的意思不是說福音伴隨著異能（雖然這確實發生過；參</w:t>
+      </w:r>
+      <w:hyperlink r:id="rId173">
+        <w:r>
+          <w:rPr>
+            <w:lang w:val="zh_TW" w:bidi="zh_TW"/>
+          </w:rPr>
+          <w:rPr>
+            <w:color w:val="0000EE"/>
+            <w:u w:val="single"/>
+          </w:rPr>
+          <w:t>羅15:18–19</w:t>
+        </w:r>
+      </w:hyperlink>
+      <w:r>
+        <w:rPr>
+          <w:lang w:val="zh_TW" w:bidi="zh_TW"/>
+        </w:rPr>
+        <w:t>），而是福音本身就是大能的作為。神通過祂的聖靈，使福音成為如此（</w:t>
+      </w:r>
+      <w:hyperlink r:id="rId173">
+        <w:r>
+          <w:rPr>
+            <w:lang w:val="zh_TW" w:bidi="zh_TW"/>
+          </w:rPr>
+          <w:rPr>
+            <w:color w:val="0000EE"/>
+            <w:u w:val="single"/>
+          </w:rPr>
+          <w:t>羅15:18–19</w:t>
+        </w:r>
+      </w:hyperlink>
+      <w:r>
+        <w:rPr>
+          <w:lang w:val="zh_TW" w:bidi="zh_TW"/>
+        </w:rPr>
+        <w:t>；</w:t>
+      </w:r>
+      <w:hyperlink r:id="rId174">
+        <w:r>
+          <w:rPr>
+            <w:lang w:val="zh_TW" w:bidi="zh_TW"/>
+          </w:rPr>
+          <w:rPr>
+            <w:color w:val="0000EE"/>
+            <w:u w:val="single"/>
+          </w:rPr>
+          <w:t>林前2:1–5</w:t>
+        </w:r>
+      </w:hyperlink>
+      <w:r>
+        <w:rPr>
+          <w:lang w:val="zh_TW" w:bidi="zh_TW"/>
+        </w:rPr>
+        <w:t>；</w:t>
+      </w:r>
+      <w:hyperlink r:id="rId175">
+        <w:r>
+          <w:rPr>
+            <w:lang w:val="zh_TW" w:bidi="zh_TW"/>
+          </w:rPr>
+          <w:rPr>
+            <w:color w:val="0000EE"/>
+            <w:u w:val="single"/>
+          </w:rPr>
+          <w:t>帖前1:6</w:t>
+        </w:r>
+      </w:hyperlink>
+      <w:r>
+        <w:rPr>
+          <w:lang w:val="zh_TW" w:bidi="zh_TW"/>
+        </w:rPr>
+        <w:t>）。</w:t>
+      </w:r>
+    </w:p>
+    <w:p>
+      <w:pPr/>
+      <w:r>
+        <w:rPr>
+          <w:lang w:val="zh_TW" w:bidi="zh_TW"/>
+        </w:rPr>
+      </w:r>
+      <w:r>
+        <w:rPr>
+          <w:lang w:val="zh_TW" w:bidi="zh_TW"/>
+        </w:rPr>
+        <w:t>此外，神運用祂大能的唯一目的，就是要改變人的生命，使人從罪和死亡中得自由，並使人與神和好——簡言之，就是要拯救人類。福音大有能力，實現它所宣告的救恩，並賜下它所應許的生命（例如，</w:t>
+      </w:r>
+      <w:hyperlink r:id="rId134">
+        <w:r>
+          <w:rPr>
+            <w:lang w:val="zh_TW" w:bidi="zh_TW"/>
+          </w:rPr>
+          <w:rPr>
+            <w:color w:val="0000EE"/>
+            <w:u w:val="single"/>
+          </w:rPr>
+          <w:t>羅1:16</w:t>
+        </w:r>
+      </w:hyperlink>
+      <w:r>
+        <w:rPr>
+          <w:lang w:val="zh_TW" w:bidi="zh_TW"/>
+        </w:rPr>
+        <w:t>，</w:t>
+      </w:r>
+      <w:hyperlink r:id="rId121">
+        <w:r>
+          <w:rPr>
+            <w:lang w:val="zh_TW" w:bidi="zh_TW"/>
+          </w:rPr>
+          <w:rPr>
+            <w:color w:val="0000EE"/>
+            <w:u w:val="single"/>
+          </w:rPr>
+          <w:t>10:8–17</w:t>
+        </w:r>
+      </w:hyperlink>
+      <w:r>
+        <w:rPr>
+          <w:lang w:val="zh_TW" w:bidi="zh_TW"/>
+        </w:rPr>
+        <w:t>；</w:t>
+      </w:r>
+      <w:hyperlink r:id="rId170">
+        <w:r>
+          <w:rPr>
+            <w:lang w:val="zh_TW" w:bidi="zh_TW"/>
+          </w:rPr>
+          <w:rPr>
+            <w:color w:val="0000EE"/>
+            <w:u w:val="single"/>
+          </w:rPr>
+          <w:t>林前1:17–18</w:t>
+        </w:r>
+      </w:hyperlink>
+      <w:r>
+        <w:rPr>
+          <w:lang w:val="zh_TW" w:bidi="zh_TW"/>
+        </w:rPr>
+        <w:t>，</w:t>
+      </w:r>
+      <w:hyperlink r:id="rId176">
+        <w:r>
+          <w:rPr>
+            <w:lang w:val="zh_TW" w:bidi="zh_TW"/>
+          </w:rPr>
+          <w:rPr>
+            <w:color w:val="0000EE"/>
+            <w:u w:val="single"/>
+          </w:rPr>
+          <w:t>15:1–2</w:t>
+        </w:r>
+      </w:hyperlink>
+      <w:r>
+        <w:rPr>
+          <w:lang w:val="zh_TW" w:bidi="zh_TW"/>
+        </w:rPr>
+        <w:t>；</w:t>
+      </w:r>
+      <w:hyperlink r:id="rId177">
+        <w:r>
+          <w:rPr>
+            <w:lang w:val="zh_TW" w:bidi="zh_TW"/>
+          </w:rPr>
+          <w:rPr>
+            <w:color w:val="0000EE"/>
+            <w:u w:val="single"/>
+          </w:rPr>
+          <w:t>弗1:13</w:t>
+        </w:r>
+      </w:hyperlink>
+      <w:r>
+        <w:rPr>
+          <w:lang w:val="zh_TW" w:bidi="zh_TW"/>
+        </w:rPr>
+        <w:t>；</w:t>
+      </w:r>
+      <w:hyperlink r:id="rId130">
+        <w:r>
+          <w:rPr>
+            <w:lang w:val="zh_TW" w:bidi="zh_TW"/>
+          </w:rPr>
+          <w:rPr>
+            <w:color w:val="0000EE"/>
+            <w:u w:val="single"/>
+          </w:rPr>
+          <w:t>帖後2:13–14</w:t>
+        </w:r>
+      </w:hyperlink>
+      <w:r>
+        <w:rPr>
+          <w:lang w:val="zh_TW" w:bidi="zh_TW"/>
+        </w:rPr>
+        <w:t>；</w:t>
+      </w:r>
+      <w:hyperlink r:id="rId178">
+        <w:r>
+          <w:rPr>
+            <w:lang w:val="zh_TW" w:bidi="zh_TW"/>
+          </w:rPr>
+          <w:rPr>
+            <w:color w:val="0000EE"/>
+            <w:u w:val="single"/>
+          </w:rPr>
+          <w:t>提後1:8–11</w:t>
+        </w:r>
+      </w:hyperlink>
+      <w:r>
+        <w:rPr>
+          <w:lang w:val="zh_TW" w:bidi="zh_TW"/>
+        </w:rPr>
+        <w:t>；</w:t>
+      </w:r>
+      <w:hyperlink r:id="rId179">
+        <w:r>
+          <w:rPr>
+            <w:lang w:val="zh_TW" w:bidi="zh_TW"/>
+          </w:rPr>
+          <w:rPr>
+            <w:color w:val="0000EE"/>
+            <w:u w:val="single"/>
+          </w:rPr>
+          <w:t>彼前1:23–25</w:t>
+        </w:r>
+      </w:hyperlink>
+      <w:r>
+        <w:rPr>
+          <w:lang w:val="zh_TW" w:bidi="zh_TW"/>
+        </w:rPr>
+        <w:t>）。人若要經歷救恩，就必須聽見並相信福音。正是在這個信息中，並通過這個信息，基督（特別是在祂的死和復活中）所顯現的救恩大能才能傳達予世人，並在他們的生命中產生果效。同樣，神賜下聖靈給信徒，也與福音相關，或是人們接受福音的直接結果（</w:t>
+      </w:r>
+      <w:hyperlink r:id="rId180">
+        <w:r>
+          <w:rPr>
+            <w:lang w:val="zh_TW" w:bidi="zh_TW"/>
+          </w:rPr>
+          <w:rPr>
+            <w:color w:val="0000EE"/>
+            <w:u w:val="single"/>
+          </w:rPr>
+          <w:t>徒10:36–44</w:t>
+        </w:r>
+      </w:hyperlink>
+      <w:r>
+        <w:rPr>
+          <w:lang w:val="zh_TW" w:bidi="zh_TW"/>
+        </w:rPr>
+        <w:t>，</w:t>
+      </w:r>
+      <w:hyperlink r:id="rId181">
+        <w:r>
+          <w:rPr>
+            <w:lang w:val="zh_TW" w:bidi="zh_TW"/>
+          </w:rPr>
+          <w:rPr>
+            <w:color w:val="0000EE"/>
+            <w:u w:val="single"/>
+          </w:rPr>
+          <w:t>15:7–8</w:t>
+        </w:r>
+      </w:hyperlink>
+      <w:r>
+        <w:rPr>
+          <w:lang w:val="zh_TW" w:bidi="zh_TW"/>
+        </w:rPr>
+        <w:t>；</w:t>
+      </w:r>
+      <w:hyperlink r:id="rId124">
+        <w:r>
+          <w:rPr>
+            <w:lang w:val="zh_TW" w:bidi="zh_TW"/>
+          </w:rPr>
+          <w:rPr>
+            <w:color w:val="0000EE"/>
+            <w:u w:val="single"/>
+          </w:rPr>
+          <w:t>林後11:4</w:t>
+        </w:r>
+      </w:hyperlink>
+      <w:r>
+        <w:rPr>
+          <w:lang w:val="zh_TW" w:bidi="zh_TW"/>
+        </w:rPr>
+        <w:t>；</w:t>
+      </w:r>
+      <w:hyperlink r:id="rId182">
+        <w:r>
+          <w:rPr>
+            <w:lang w:val="zh_TW" w:bidi="zh_TW"/>
+          </w:rPr>
+          <w:rPr>
+            <w:color w:val="0000EE"/>
+            <w:u w:val="single"/>
+          </w:rPr>
+          <w:t>加3:1–2</w:t>
+        </w:r>
+      </w:hyperlink>
+      <w:r>
+        <w:rPr>
+          <w:lang w:val="zh_TW" w:bidi="zh_TW"/>
+        </w:rPr>
+        <w:t>）。簡而言之，福音是罪人與神——救主相遇的決定因素。</w:t>
+      </w:r>
+    </w:p>
+    <w:p>
+      <w:pPr>
+        <w:pStyle w:val="Heading4"/>
+      </w:pPr>
+      <w:r>
+        <w:rPr>
+          <w:lang w:val="zh_TW" w:bidi="zh_TW"/>
+        </w:rPr>
+        <w:t>恩典的福音</w:t>
+      </w:r>
+    </w:p>
+    <w:p>
+      <w:pPr/>
+      <w:r>
+        <w:rPr>
+          <w:lang w:val="zh_TW" w:bidi="zh_TW"/>
+        </w:rPr>
+      </w:r>
+      <w:r>
+        <w:rPr>
+          <w:lang w:val="zh_TW" w:bidi="zh_TW"/>
+        </w:rPr>
+        <w:t>根據彼得在耶路撒冷會議的見證（</w:t>
+      </w:r>
+      <w:hyperlink r:id="rId183">
+        <w:r>
+          <w:rPr>
+            <w:lang w:val="zh_TW" w:bidi="zh_TW"/>
+          </w:rPr>
+          <w:rPr>
+            <w:color w:val="0000EE"/>
+            <w:u w:val="single"/>
+          </w:rPr>
+          <w:t>徒15:7–11</w:t>
+        </w:r>
+      </w:hyperlink>
+      <w:r>
+        <w:rPr>
+          <w:lang w:val="zh_TW" w:bidi="zh_TW"/>
+        </w:rPr>
+        <w:t>），福音的一個重要部分，就是「因主耶穌的恩」得救，對外邦人和猶太人都是如此。保羅在傳道生涯的尾聲表示，他的基本關注是「證明神恩惠的福音」（</w:t>
+      </w:r>
+      <w:hyperlink r:id="rId184">
+        <w:r>
+          <w:rPr>
+            <w:lang w:val="zh_TW" w:bidi="zh_TW"/>
+          </w:rPr>
+          <w:rPr>
+            <w:color w:val="0000EE"/>
+            <w:u w:val="single"/>
+          </w:rPr>
+          <w:t>徒20:24</w:t>
+        </w:r>
+      </w:hyperlink>
+      <w:r>
+        <w:rPr>
+          <w:lang w:val="zh_TW" w:bidi="zh_TW"/>
+        </w:rPr>
+        <w:t>）。要正確理解這一陳述，就必需將其放在保羅對神公義的概念中，尤其是羅馬書的論述。保羅在此不僅闡述神的屬性，更確切地說，他是在演繹神的行動——神的義「在今時」（</w:t>
+      </w:r>
+      <w:hyperlink r:id="rId185">
+        <w:r>
+          <w:rPr>
+            <w:lang w:val="zh_TW" w:bidi="zh_TW"/>
+          </w:rPr>
+          <w:rPr>
+            <w:color w:val="0000EE"/>
+            <w:u w:val="single"/>
+          </w:rPr>
+          <w:t>羅3:26</w:t>
+        </w:r>
+      </w:hyperlink>
+      <w:r>
+        <w:rPr>
+          <w:lang w:val="zh_TW" w:bidi="zh_TW"/>
+        </w:rPr>
+        <w:t>）顯明，在耶穌來臨所開啟的這個新時代中顯明。這種顯明有兩個方面，將這兩個方面結合，並置於以賽亞和耶穌所宣告的福音背景中（他們都對保羅有很大的影響），將有助我們理解為什麼保羅談到「神恩惠的福音」。</w:t>
+      </w:r>
+    </w:p>
+    <w:p>
+      <w:pPr/>
+      <w:r>
+        <w:rPr>
+          <w:lang w:val="zh_TW" w:bidi="zh_TW"/>
+        </w:rPr>
+      </w:r>
+      <w:r>
+        <w:rPr>
+          <w:lang w:val="zh_TW" w:bidi="zh_TW"/>
+        </w:rPr>
+        <w:t>首先，福音是對神恩典的</w:t>
+      </w:r>
+      <w:r>
+        <w:rPr>
+          <w:i/>
+          <w:lang w:val="zh_TW" w:bidi="zh_TW"/>
+        </w:rPr>
+        <w:t>見證</w:t>
+      </w:r>
+      <w:r>
+        <w:rPr>
+          <w:lang w:val="zh_TW" w:bidi="zh_TW"/>
+        </w:rPr>
+        <w:t>。藉著神將祂的兒子作為挽回祭（</w:t>
+      </w:r>
+      <w:hyperlink r:id="rId186">
+        <w:r>
+          <w:rPr>
+            <w:lang w:val="zh_TW" w:bidi="zh_TW"/>
+          </w:rPr>
+          <w:rPr>
+            <w:color w:val="0000EE"/>
+            <w:u w:val="single"/>
+          </w:rPr>
+          <w:t>羅3:25上</w:t>
+        </w:r>
+      </w:hyperlink>
+      <w:r>
+        <w:rPr>
+          <w:lang w:val="zh_TW" w:bidi="zh_TW"/>
+        </w:rPr>
+        <w:t>），顯明神的義（</w:t>
+      </w:r>
+      <w:hyperlink r:id="rId187">
+        <w:r>
+          <w:rPr>
+            <w:lang w:val="zh_TW" w:bidi="zh_TW"/>
+          </w:rPr>
+          <w:rPr>
+            <w:color w:val="0000EE"/>
+            <w:u w:val="single"/>
+          </w:rPr>
+          <w:t>25中-26</w:t>
+        </w:r>
+      </w:hyperlink>
+      <w:r>
+        <w:rPr>
+          <w:lang w:val="zh_TW" w:bidi="zh_TW"/>
+        </w:rPr>
+        <w:t>節）。也就是說，耶穌的死亡使那些「先時所犯」的罪（</w:t>
+      </w:r>
+      <w:hyperlink r:id="rId186">
+        <w:r>
+          <w:rPr>
+            <w:lang w:val="zh_TW" w:bidi="zh_TW"/>
+          </w:rPr>
+          <w:rPr>
+            <w:color w:val="0000EE"/>
+            <w:u w:val="single"/>
+          </w:rPr>
+          <w:t>25節下</w:t>
+        </w:r>
+      </w:hyperlink>
+      <w:r>
+        <w:rPr>
+          <w:lang w:val="zh_TW" w:bidi="zh_TW"/>
+        </w:rPr>
+        <w:t>）成為神的忿怒（參</w:t>
+      </w:r>
+      <w:hyperlink r:id="rId188">
+        <w:r>
+          <w:rPr>
+            <w:lang w:val="zh_TW" w:bidi="zh_TW"/>
+          </w:rPr>
+          <w:rPr>
+            <w:color w:val="0000EE"/>
+            <w:u w:val="single"/>
+          </w:rPr>
+          <w:t>1:18</w:t>
+        </w:r>
+      </w:hyperlink>
+      <w:r>
+        <w:rPr>
+          <w:lang w:val="zh_TW" w:bidi="zh_TW"/>
+        </w:rPr>
+        <w:t>）和審判的對象。然而，就在神公義且果斷處理罪的地方，神亦向罪人顯明了祂的恩典。因為對罪的審判不是落在罪人本身，而是落在受命代替他們並承擔其罪的那一位身上（</w:t>
+      </w:r>
+      <w:hyperlink r:id="rId152">
+        <w:r>
+          <w:rPr>
+            <w:lang w:val="zh_TW" w:bidi="zh_TW"/>
+          </w:rPr>
+          <w:rPr>
+            <w:color w:val="0000EE"/>
+            <w:u w:val="single"/>
+          </w:rPr>
+          <w:t>羅4:25</w:t>
+        </w:r>
+      </w:hyperlink>
+      <w:r>
+        <w:rPr>
+          <w:lang w:val="zh_TW" w:bidi="zh_TW"/>
+        </w:rPr>
+        <w:t>，</w:t>
+      </w:r>
+      <w:hyperlink r:id="rId189">
+        <w:r>
+          <w:rPr>
+            <w:lang w:val="zh_TW" w:bidi="zh_TW"/>
+          </w:rPr>
+          <w:rPr>
+            <w:color w:val="0000EE"/>
+            <w:u w:val="single"/>
+          </w:rPr>
+          <w:t>5:6、11</w:t>
+        </w:r>
+      </w:hyperlink>
+      <w:r>
+        <w:rPr>
+          <w:lang w:val="zh_TW" w:bidi="zh_TW"/>
+        </w:rPr>
+        <w:t>；參</w:t>
+      </w:r>
+      <w:hyperlink r:id="rId190">
+        <w:r>
+          <w:rPr>
+            <w:lang w:val="zh_TW" w:bidi="zh_TW"/>
+          </w:rPr>
+          <w:rPr>
+            <w:color w:val="0000EE"/>
+            <w:u w:val="single"/>
+          </w:rPr>
+          <w:t>林後5:21</w:t>
+        </w:r>
+      </w:hyperlink>
+      <w:r>
+        <w:rPr>
+          <w:lang w:val="zh_TW" w:bidi="zh_TW"/>
+        </w:rPr>
+        <w:t>；</w:t>
+      </w:r>
+      <w:hyperlink r:id="rId191">
+        <w:r>
+          <w:rPr>
+            <w:lang w:val="zh_TW" w:bidi="zh_TW"/>
+          </w:rPr>
+          <w:rPr>
+            <w:color w:val="0000EE"/>
+            <w:u w:val="single"/>
+          </w:rPr>
+          <w:t>加3:13</w:t>
+        </w:r>
+      </w:hyperlink>
+      <w:r>
+        <w:rPr>
+          <w:lang w:val="zh_TW" w:bidi="zh_TW"/>
+        </w:rPr>
+        <w:t>）。建基於此，罪人白白地稱義（</w:t>
+      </w:r>
+      <w:hyperlink r:id="rId192">
+        <w:r>
+          <w:rPr>
+            <w:lang w:val="zh_TW" w:bidi="zh_TW"/>
+          </w:rPr>
+          <w:rPr>
+            <w:color w:val="0000EE"/>
+            <w:u w:val="single"/>
+          </w:rPr>
+          <w:t>羅3:24</w:t>
+        </w:r>
+      </w:hyperlink>
+      <w:r>
+        <w:rPr>
+          <w:lang w:val="zh_TW" w:bidi="zh_TW"/>
+        </w:rPr>
+        <w:t>）。「主耶穌的恩」（</w:t>
+      </w:r>
+      <w:hyperlink r:id="rId193">
+        <w:r>
+          <w:rPr>
+            <w:lang w:val="zh_TW" w:bidi="zh_TW"/>
+          </w:rPr>
+          <w:rPr>
+            <w:color w:val="0000EE"/>
+            <w:u w:val="single"/>
+          </w:rPr>
+          <w:t>徒15:11</w:t>
+        </w:r>
+      </w:hyperlink>
+      <w:r>
+        <w:rPr>
+          <w:lang w:val="zh_TW" w:bidi="zh_TW"/>
+        </w:rPr>
+        <w:t>）對罪人顯而易見的，因為祂甘願承擔他們的罪，並承受他們過犯的後果（</w:t>
+      </w:r>
+      <w:hyperlink r:id="rId194">
+        <w:r>
+          <w:rPr>
+            <w:lang w:val="zh_TW" w:bidi="zh_TW"/>
+          </w:rPr>
+          <w:rPr>
+            <w:color w:val="0000EE"/>
+            <w:u w:val="single"/>
+          </w:rPr>
+          <w:t>加2:20</w:t>
+        </w:r>
+      </w:hyperlink>
+      <w:r>
+        <w:rPr>
+          <w:lang w:val="zh_TW" w:bidi="zh_TW"/>
+        </w:rPr>
+        <w:t>；參</w:t>
+      </w:r>
+      <w:hyperlink r:id="rId195">
+        <w:r>
+          <w:rPr>
+            <w:lang w:val="zh_TW" w:bidi="zh_TW"/>
+          </w:rPr>
+          <w:rPr>
+            <w:color w:val="0000EE"/>
+            <w:u w:val="single"/>
+          </w:rPr>
+          <w:t>林後8:9</w:t>
+        </w:r>
+      </w:hyperlink>
+      <w:r>
+        <w:rPr>
+          <w:lang w:val="zh_TW" w:bidi="zh_TW"/>
+        </w:rPr>
+        <w:t>；</w:t>
+      </w:r>
+      <w:hyperlink r:id="rId196">
+        <w:r>
+          <w:rPr>
+            <w:lang w:val="zh_TW" w:bidi="zh_TW"/>
+          </w:rPr>
+          <w:rPr>
+            <w:color w:val="0000EE"/>
+            <w:u w:val="single"/>
+          </w:rPr>
+          <w:t>腓2:6–8</w:t>
+        </w:r>
+      </w:hyperlink>
+      <w:r>
+        <w:rPr>
+          <w:lang w:val="zh_TW" w:bidi="zh_TW"/>
+        </w:rPr>
+        <w:t>）。</w:t>
+      </w:r>
+    </w:p>
+    <w:p>
+      <w:pPr/>
+      <w:r>
+        <w:rPr>
+          <w:lang w:val="zh_TW" w:bidi="zh_TW"/>
+        </w:rPr>
+      </w:r>
+      <w:r>
+        <w:rPr>
+          <w:lang w:val="zh_TW" w:bidi="zh_TW"/>
+        </w:rPr>
+        <w:t>第二，福音是神恩典的</w:t>
+      </w:r>
+      <w:r>
+        <w:rPr>
+          <w:i/>
+          <w:lang w:val="zh_TW" w:bidi="zh_TW"/>
+        </w:rPr>
+        <w:t>途徑</w:t>
+      </w:r>
+      <w:r>
+        <w:rPr>
+          <w:lang w:val="zh_TW" w:bidi="zh_TW"/>
+        </w:rPr>
+        <w:t>。保羅說：「神的義正在這福音上顯明出來」（</w:t>
+      </w:r>
+      <w:hyperlink r:id="rId197">
+        <w:r>
+          <w:rPr>
+            <w:lang w:val="zh_TW" w:bidi="zh_TW"/>
+          </w:rPr>
+          <w:rPr>
+            <w:color w:val="0000EE"/>
+            <w:u w:val="single"/>
+          </w:rPr>
+          <w:t>羅1:17</w:t>
+        </w:r>
+      </w:hyperlink>
+      <w:r>
+        <w:rPr>
+          <w:lang w:val="zh_TW" w:bidi="zh_TW"/>
+        </w:rPr>
+        <w:t>）。他的意思不是說福音談到神的義（雖然它確實如此），而是神的義在福音中積極運作。這一活動進而解釋了福音如何成為「神的大能，要救一切相信的」（</w:t>
+      </w:r>
+      <w:hyperlink r:id="rId134">
         <w:r>
           <w:rPr>
             <w:lang w:val="zh_TW" w:bidi="zh_TW"/>
@@ -1433,18 +5668,103 @@
         <w:rPr>
           <w:lang w:val="zh_TW" w:bidi="zh_TW"/>
         </w:rPr>
-        <w:t>）。使徒（早期基督教領袖）在醫治時也用油膏抹病人（</w:t>
-      </w:r>
-      <w:hyperlink r:id="rId52">
-        <w:r>
-          <w:rPr>
-            <w:lang w:val="zh_TW" w:bidi="zh_TW"/>
-          </w:rPr>
-          <w:rPr>
-            <w:color w:val="0000EE"/>
-            <w:u w:val="single"/>
-          </w:rPr>
-          <w:t>可6:12</w:t>
+        <w:t>節）。那神如何在這一階段顯明祂的公義呢？簡而言之，就是將祂的公義作為白白的禮物賜給罪人；它仍然是神的公義，但藉著神的恩典，這是人類可以分享的公義。此外，分享神的公義，取決於人與耶穌基督的個別聯合。在保羅看來，得救的人是已經被審判者神宣告「無罪」、「稱義」的人。這一判決的基礎不是我自己有義（神稱罪人為義，</w:t>
+      </w:r>
+      <w:hyperlink r:id="rId198">
+        <w:r>
+          <w:rPr>
+            <w:lang w:val="zh_TW" w:bidi="zh_TW"/>
+          </w:rPr>
+          <w:rPr>
+            <w:color w:val="0000EE"/>
+            <w:u w:val="single"/>
+          </w:rPr>
+          <w:t>羅4:5</w:t>
+        </w:r>
+      </w:hyperlink>
+      <w:r>
+        <w:rPr>
+          <w:lang w:val="zh_TW" w:bidi="zh_TW"/>
+        </w:rPr>
+        <w:t>），神也不是把我當作義人來對待。根據保羅的說法，我被稱為義是因為我真</w:t>
+      </w:r>
+      <w:r>
+        <w:rPr>
+          <w:i/>
+          <w:lang w:val="zh_TW" w:bidi="zh_TW"/>
+        </w:rPr>
+        <w:t>是</w:t>
+      </w:r>
+      <w:r>
+        <w:rPr>
+          <w:lang w:val="zh_TW" w:bidi="zh_TW"/>
+        </w:rPr>
+        <w:t>義的——不是在我自己裡面，而是在基督裡（</w:t>
+      </w:r>
+      <w:hyperlink r:id="rId199">
+        <w:r>
+          <w:rPr>
+            <w:lang w:val="zh_TW" w:bidi="zh_TW"/>
+          </w:rPr>
+          <w:rPr>
+            <w:color w:val="0000EE"/>
+            <w:u w:val="single"/>
+          </w:rPr>
+          <w:t>林前1:30</w:t>
+        </w:r>
+      </w:hyperlink>
+      <w:r>
+        <w:rPr>
+          <w:lang w:val="zh_TW" w:bidi="zh_TW"/>
+        </w:rPr>
+        <w:t>；</w:t>
+      </w:r>
+      <w:hyperlink r:id="rId190">
+        <w:r>
+          <w:rPr>
+            <w:lang w:val="zh_TW" w:bidi="zh_TW"/>
+          </w:rPr>
+          <w:rPr>
+            <w:color w:val="0000EE"/>
+            <w:u w:val="single"/>
+          </w:rPr>
+          <w:t>林後5:21</w:t>
+        </w:r>
+      </w:hyperlink>
+      <w:r>
+        <w:rPr>
+          <w:lang w:val="zh_TW" w:bidi="zh_TW"/>
+        </w:rPr>
+        <w:t>；</w:t>
+      </w:r>
+      <w:hyperlink r:id="rId200">
+        <w:r>
+          <w:rPr>
+            <w:lang w:val="zh_TW" w:bidi="zh_TW"/>
+          </w:rPr>
+          <w:rPr>
+            <w:color w:val="0000EE"/>
+            <w:u w:val="single"/>
+          </w:rPr>
+          <w:t>腓3:9</w:t>
+        </w:r>
+      </w:hyperlink>
+      <w:r>
+        <w:rPr>
+          <w:lang w:val="zh_TW" w:bidi="zh_TW"/>
+        </w:rPr>
+        <w:t>）。這種聯合是通過福音中，神的義和白白賜下而建立的（</w:t>
+      </w:r>
+      <w:hyperlink r:id="rId201">
+        <w:r>
+          <w:rPr>
+            <w:lang w:val="zh_TW" w:bidi="zh_TW"/>
+          </w:rPr>
+          <w:rPr>
+            <w:color w:val="0000EE"/>
+            <w:u w:val="single"/>
+          </w:rPr>
+          <w:t>羅1:16</w:t>
         </w:r>
       </w:hyperlink>
       <w:r>
@@ -1453,16 +5773,16 @@
         </w:rPr>
         <w:t>–</w:t>
       </w:r>
-      <w:hyperlink r:id="rId52">
-        <w:r>
-          <w:rPr>
-            <w:lang w:val="zh_TW" w:bidi="zh_TW"/>
-          </w:rPr>
-          <w:rPr>
-            <w:color w:val="0000EE"/>
-            <w:u w:val="single"/>
-          </w:rPr>
-          <w:t>13</w:t>
+      <w:hyperlink r:id="rId201">
+        <w:r>
+          <w:rPr>
+            <w:lang w:val="zh_TW" w:bidi="zh_TW"/>
+          </w:rPr>
+          <w:rPr>
+            <w:color w:val="0000EE"/>
+            <w:u w:val="single"/>
+          </w:rPr>
+          <w:t>17</w:t>
         </w:r>
       </w:hyperlink>
       <w:r>
@@ -1470,6 +5790,2838 @@
           <w:lang w:val="zh_TW" w:bidi="zh_TW"/>
         </w:rPr>
         <w:t>）。</w:t>
+      </w:r>
+    </w:p>
+    <w:p>
+      <w:pPr>
+        <w:pStyle w:val="Heading4"/>
+      </w:pPr>
+      <w:r>
+        <w:rPr>
+          <w:lang w:val="zh_TW" w:bidi="zh_TW"/>
+        </w:rPr>
+        <w:t>回應福音</w:t>
+      </w:r>
+    </w:p>
+    <w:p>
+      <w:pPr/>
+      <w:r>
+        <w:rPr>
+          <w:lang w:val="zh_TW" w:bidi="zh_TW"/>
+        </w:rPr>
+      </w:r>
+      <w:r>
+        <w:rPr>
+          <w:lang w:val="zh_TW" w:bidi="zh_TW"/>
+        </w:rPr>
+        <w:t>福音要求我們作出三重回應：</w:t>
+      </w:r>
+    </w:p>
+    <w:p>
+      <w:pPr>
+        <w:pStyle w:val="ListNumber"/>
+        <w:numPr>
+          <w:ilvl w:val="0"/>
+          <w:numId w:val="17"/>
+        </w:numPr>
+        <w:spacing w:line="240" w:lineRule="auto"/>
+        <w:ind w:left="720"/>
+      </w:pPr>
+      <w:r>
+        <w:rPr>
+          <w:lang w:val="zh_TW" w:bidi="zh_TW"/>
+        </w:rPr>
+      </w:r>
+      <w:r>
+        <w:rPr>
+          <w:i/>
+          <w:lang w:val="zh_TW" w:bidi="zh_TW"/>
+        </w:rPr>
+        <w:t>信靠。</w:t>
+      </w:r>
+      <w:r>
+        <w:rPr>
+          <w:lang w:val="zh_TW" w:bidi="zh_TW"/>
+        </w:rPr>
+        <w:t xml:space="preserve"> 保羅說，福音是「神的大能，要救一切相信的」（</w:t>
+      </w:r>
+      <w:hyperlink r:id="rId134">
+        <w:r>
+          <w:rPr>
+            <w:lang w:val="zh_TW" w:bidi="zh_TW"/>
+          </w:rPr>
+          <w:rPr>
+            <w:color w:val="0000EE"/>
+            <w:u w:val="single"/>
+          </w:rPr>
+          <w:t>羅1:16</w:t>
+        </w:r>
+      </w:hyperlink>
+      <w:r>
+        <w:rPr>
+          <w:lang w:val="zh_TW" w:bidi="zh_TW"/>
+        </w:rPr>
+        <w:t>）。對保羅來說，信心是完全放棄靠「遵行律法」稱義（</w:t>
+      </w:r>
+      <w:hyperlink r:id="rId202">
+        <w:r>
+          <w:rPr>
+            <w:lang w:val="zh_TW" w:bidi="zh_TW"/>
+          </w:rPr>
+          <w:rPr>
+            <w:color w:val="0000EE"/>
+            <w:u w:val="single"/>
+          </w:rPr>
+          <w:t>3:28</w:t>
+        </w:r>
+      </w:hyperlink>
+      <w:r>
+        <w:rPr>
+          <w:lang w:val="zh_TW" w:bidi="zh_TW"/>
+        </w:rPr>
+        <w:t>），完全依靠神在基督工作中所顯明的恩典，特別是祂的死亡（</w:t>
+      </w:r>
+      <w:hyperlink r:id="rId186">
+        <w:r>
+          <w:rPr>
+            <w:lang w:val="zh_TW" w:bidi="zh_TW"/>
+          </w:rPr>
+          <w:rPr>
+            <w:color w:val="0000EE"/>
+            <w:u w:val="single"/>
+          </w:rPr>
+          <w:t>25</w:t>
+        </w:r>
+      </w:hyperlink>
+      <w:r>
+        <w:rPr>
+          <w:lang w:val="zh_TW" w:bidi="zh_TW"/>
+        </w:rPr>
+        <w:t>節）。因此，</w:t>
+      </w:r>
+      <w:hyperlink r:id="rId203">
+        <w:r>
+          <w:rPr>
+            <w:lang w:val="zh_TW" w:bidi="zh_TW"/>
+          </w:rPr>
+          <w:rPr>
+            <w:color w:val="0000EE"/>
+            <w:u w:val="single"/>
+          </w:rPr>
+          <w:t>加拉太書一章6節</w:t>
+        </w:r>
+      </w:hyperlink>
+      <w:r>
+        <w:rPr>
+          <w:lang w:val="zh_TW" w:bidi="zh_TW"/>
+        </w:rPr>
+        <w:t>和</w:t>
+      </w:r>
+      <w:hyperlink r:id="rId124">
+        <w:r>
+          <w:rPr>
+            <w:lang w:val="zh_TW" w:bidi="zh_TW"/>
+          </w:rPr>
+          <w:rPr>
+            <w:color w:val="0000EE"/>
+            <w:u w:val="single"/>
+          </w:rPr>
+          <w:t>哥林多後書十一章4節</w:t>
+        </w:r>
+      </w:hyperlink>
+      <w:r>
+        <w:rPr>
+          <w:lang w:val="zh_TW" w:bidi="zh_TW"/>
+        </w:rPr>
+        <w:t>的「另得一個福音」是虛假的，因為它宣講的是靠個人行為，而不是（或與）基督的工作來得救（參</w:t>
+      </w:r>
+      <w:hyperlink r:id="rId204">
+        <w:r>
+          <w:rPr>
+            <w:lang w:val="zh_TW" w:bidi="zh_TW"/>
+          </w:rPr>
+          <w:rPr>
+            <w:color w:val="0000EE"/>
+            <w:u w:val="single"/>
+          </w:rPr>
+          <w:t>加2:16</w:t>
+        </w:r>
+      </w:hyperlink>
+      <w:r>
+        <w:rPr>
+          <w:lang w:val="zh_TW" w:bidi="zh_TW"/>
+        </w:rPr>
+        <w:t>）。最終，信心是依靠神（</w:t>
+      </w:r>
+      <w:hyperlink r:id="rId205">
+        <w:r>
+          <w:rPr>
+            <w:lang w:val="zh_TW" w:bidi="zh_TW"/>
+          </w:rPr>
+          <w:rPr>
+            <w:color w:val="0000EE"/>
+            <w:u w:val="single"/>
+          </w:rPr>
+          <w:t>羅4:24</w:t>
+        </w:r>
+      </w:hyperlink>
+      <w:r>
+        <w:rPr>
+          <w:lang w:val="zh_TW" w:bidi="zh_TW"/>
+        </w:rPr>
+        <w:t>；</w:t>
+      </w:r>
+      <w:hyperlink r:id="rId206">
+        <w:r>
+          <w:rPr>
+            <w:lang w:val="zh_TW" w:bidi="zh_TW"/>
+          </w:rPr>
+          <w:rPr>
+            <w:color w:val="0000EE"/>
+            <w:u w:val="single"/>
+          </w:rPr>
+          <w:t>帖前1:8–9</w:t>
+        </w:r>
+      </w:hyperlink>
+      <w:r>
+        <w:rPr>
+          <w:lang w:val="zh_TW" w:bidi="zh_TW"/>
+        </w:rPr>
+        <w:t>）和基督（</w:t>
+      </w:r>
+      <w:hyperlink r:id="rId207">
+        <w:r>
+          <w:rPr>
+            <w:lang w:val="zh_TW" w:bidi="zh_TW"/>
+          </w:rPr>
+          <w:rPr>
+            <w:color w:val="0000EE"/>
+            <w:u w:val="single"/>
+          </w:rPr>
+          <w:t>羅3:22、26</w:t>
+        </w:r>
+      </w:hyperlink>
+      <w:r>
+        <w:rPr>
+          <w:lang w:val="zh_TW" w:bidi="zh_TW"/>
+        </w:rPr>
+        <w:t>；</w:t>
+      </w:r>
+      <w:hyperlink r:id="rId208">
+        <w:r>
+          <w:rPr>
+            <w:lang w:val="zh_TW" w:bidi="zh_TW"/>
+          </w:rPr>
+          <w:rPr>
+            <w:color w:val="0000EE"/>
+            <w:u w:val="single"/>
+          </w:rPr>
+          <w:t>加2:16、20</w:t>
+        </w:r>
+      </w:hyperlink>
+      <w:r>
+        <w:rPr>
+          <w:lang w:val="zh_TW" w:bidi="zh_TW"/>
+        </w:rPr>
+        <w:t>）。然而，人也必須相信福音（</w:t>
+      </w:r>
+      <w:hyperlink r:id="rId209">
+        <w:r>
+          <w:rPr>
+            <w:lang w:val="zh_TW" w:bidi="zh_TW"/>
+          </w:rPr>
+          <w:rPr>
+            <w:color w:val="0000EE"/>
+            <w:u w:val="single"/>
+          </w:rPr>
+          <w:t>徒8:12，</w:t>
+        </w:r>
+      </w:hyperlink>
+      <w:hyperlink r:id="rId137">
+        <w:r>
+          <w:rPr>
+            <w:lang w:val="zh_TW" w:bidi="zh_TW"/>
+          </w:rPr>
+          <w:rPr>
+            <w:color w:val="0000EE"/>
+            <w:u w:val="single"/>
+          </w:rPr>
+          <w:t>11:20–21</w:t>
+        </w:r>
+      </w:hyperlink>
+      <w:r>
+        <w:rPr>
+          <w:lang w:val="zh_TW" w:bidi="zh_TW"/>
+        </w:rPr>
+        <w:t>，</w:t>
+      </w:r>
+      <w:hyperlink r:id="rId210">
+        <w:r>
+          <w:rPr>
+            <w:lang w:val="zh_TW" w:bidi="zh_TW"/>
+          </w:rPr>
+          <w:rPr>
+            <w:color w:val="0000EE"/>
+            <w:u w:val="single"/>
+          </w:rPr>
+          <w:t>15:7</w:t>
+        </w:r>
+      </w:hyperlink>
+      <w:r>
+        <w:rPr>
+          <w:lang w:val="zh_TW" w:bidi="zh_TW"/>
+        </w:rPr>
+        <w:t>；</w:t>
+      </w:r>
+      <w:hyperlink r:id="rId134">
+        <w:r>
+          <w:rPr>
+            <w:lang w:val="zh_TW" w:bidi="zh_TW"/>
+          </w:rPr>
+          <w:rPr>
+            <w:color w:val="0000EE"/>
+            <w:u w:val="single"/>
+          </w:rPr>
+          <w:t>羅1:16，</w:t>
+        </w:r>
+      </w:hyperlink>
+      <w:hyperlink r:id="rId121">
+        <w:r>
+          <w:rPr>
+            <w:lang w:val="zh_TW" w:bidi="zh_TW"/>
+          </w:rPr>
+          <w:rPr>
+            <w:color w:val="0000EE"/>
+            <w:u w:val="single"/>
+          </w:rPr>
+          <w:t>10:8–17</w:t>
+        </w:r>
+      </w:hyperlink>
+      <w:r>
+        <w:rPr>
+          <w:lang w:val="zh_TW" w:bidi="zh_TW"/>
+        </w:rPr>
+        <w:t>；</w:t>
+      </w:r>
+      <w:hyperlink r:id="rId211">
+        <w:r>
+          <w:rPr>
+            <w:lang w:val="zh_TW" w:bidi="zh_TW"/>
+          </w:rPr>
+          <w:rPr>
+            <w:color w:val="0000EE"/>
+            <w:u w:val="single"/>
+          </w:rPr>
+          <w:t>林前1:17–24</w:t>
+        </w:r>
+      </w:hyperlink>
+      <w:r>
+        <w:rPr>
+          <w:lang w:val="zh_TW" w:bidi="zh_TW"/>
+        </w:rPr>
+        <w:t>；</w:t>
+      </w:r>
+      <w:hyperlink r:id="rId212">
+        <w:r>
+          <w:rPr>
+            <w:lang w:val="zh_TW" w:bidi="zh_TW"/>
+          </w:rPr>
+          <w:rPr>
+            <w:color w:val="0000EE"/>
+            <w:u w:val="single"/>
+          </w:rPr>
+          <w:t>腓1:27</w:t>
+        </w:r>
+      </w:hyperlink>
+      <w:r>
+        <w:rPr>
+          <w:lang w:val="zh_TW" w:bidi="zh_TW"/>
+        </w:rPr>
+        <w:t>；</w:t>
+      </w:r>
+      <w:hyperlink r:id="rId213">
+        <w:r>
+          <w:rPr>
+            <w:lang w:val="zh_TW" w:bidi="zh_TW"/>
+          </w:rPr>
+          <w:rPr>
+            <w:color w:val="0000EE"/>
+            <w:u w:val="single"/>
+          </w:rPr>
+          <w:t>來4:2</w:t>
+        </w:r>
+      </w:hyperlink>
+      <w:r>
+        <w:rPr>
+          <w:lang w:val="zh_TW" w:bidi="zh_TW"/>
+        </w:rPr>
+        <w:t>），因為神的救恩就是通過這個方法來宣揚和傳遞的。此外，相信福音意味著悔改（</w:t>
+      </w:r>
+      <w:hyperlink r:id="rId214">
+        <w:r>
+          <w:rPr>
+            <w:lang w:val="zh_TW" w:bidi="zh_TW"/>
+          </w:rPr>
+          <w:rPr>
+            <w:color w:val="0000EE"/>
+            <w:u w:val="single"/>
+          </w:rPr>
+          <w:t>徒14:15</w:t>
+        </w:r>
+      </w:hyperlink>
+      <w:r>
+        <w:rPr>
+          <w:lang w:val="zh_TW" w:bidi="zh_TW"/>
+        </w:rPr>
+        <w:t>，</w:t>
+      </w:r>
+      <w:hyperlink r:id="rId215">
+        <w:r>
+          <w:rPr>
+            <w:lang w:val="zh_TW" w:bidi="zh_TW"/>
+          </w:rPr>
+          <w:rPr>
+            <w:color w:val="0000EE"/>
+            <w:u w:val="single"/>
+          </w:rPr>
+          <w:t>20:21、24</w:t>
+        </w:r>
+      </w:hyperlink>
+      <w:r>
+        <w:rPr>
+          <w:lang w:val="zh_TW" w:bidi="zh_TW"/>
+        </w:rPr>
+        <w:t>；</w:t>
+      </w:r>
+      <w:hyperlink r:id="rId144">
+        <w:r>
+          <w:rPr>
+            <w:lang w:val="zh_TW" w:bidi="zh_TW"/>
+          </w:rPr>
+          <w:rPr>
+            <w:color w:val="0000EE"/>
+            <w:u w:val="single"/>
+          </w:rPr>
+          <w:t>帖前1:5–10</w:t>
+        </w:r>
+      </w:hyperlink>
+      <w:r>
+        <w:rPr>
+          <w:lang w:val="zh_TW" w:bidi="zh_TW"/>
+        </w:rPr>
+        <w:t>）和順服（</w:t>
+      </w:r>
+      <w:hyperlink r:id="rId216">
+        <w:r>
+          <w:rPr>
+            <w:lang w:val="zh_TW" w:bidi="zh_TW"/>
+          </w:rPr>
+          <w:rPr>
+            <w:color w:val="0000EE"/>
+            <w:u w:val="single"/>
+          </w:rPr>
+          <w:t>羅1:5</w:t>
+        </w:r>
+      </w:hyperlink>
+      <w:r>
+        <w:rPr>
+          <w:lang w:val="zh_TW" w:bidi="zh_TW"/>
+        </w:rPr>
+        <w:t>，</w:t>
+      </w:r>
+      <w:hyperlink r:id="rId110">
+        <w:r>
+          <w:rPr>
+            <w:lang w:val="zh_TW" w:bidi="zh_TW"/>
+          </w:rPr>
+          <w:rPr>
+            <w:color w:val="0000EE"/>
+            <w:u w:val="single"/>
+          </w:rPr>
+          <w:t>15:16–18</w:t>
+        </w:r>
+      </w:hyperlink>
+      <w:r>
+        <w:rPr>
+          <w:lang w:val="zh_TW" w:bidi="zh_TW"/>
+        </w:rPr>
+        <w:t>；</w:t>
+      </w:r>
+      <w:hyperlink r:id="rId217">
+        <w:r>
+          <w:rPr>
+            <w:lang w:val="zh_TW" w:bidi="zh_TW"/>
+          </w:rPr>
+          <w:rPr>
+            <w:color w:val="0000EE"/>
+            <w:u w:val="single"/>
+          </w:rPr>
+          <w:t>來4:6</w:t>
+        </w:r>
+      </w:hyperlink>
+      <w:r>
+        <w:rPr>
+          <w:lang w:val="zh_TW" w:bidi="zh_TW"/>
+        </w:rPr>
+        <w:t>）。那些拒絕順服福音的人，是在危及自己的生命（</w:t>
+      </w:r>
+      <w:hyperlink r:id="rId218">
+        <w:r>
+          <w:rPr>
+            <w:lang w:val="zh_TW" w:bidi="zh_TW"/>
+          </w:rPr>
+          <w:rPr>
+            <w:color w:val="0000EE"/>
+            <w:u w:val="single"/>
+          </w:rPr>
+          <w:t>帖後1:5–10</w:t>
+        </w:r>
+      </w:hyperlink>
+      <w:r>
+        <w:rPr>
+          <w:lang w:val="zh_TW" w:bidi="zh_TW"/>
+        </w:rPr>
+        <w:t>；</w:t>
+      </w:r>
+      <w:hyperlink r:id="rId219">
+        <w:r>
+          <w:rPr>
+            <w:lang w:val="zh_TW" w:bidi="zh_TW"/>
+          </w:rPr>
+          <w:rPr>
+            <w:color w:val="0000EE"/>
+            <w:u w:val="single"/>
+          </w:rPr>
+          <w:t>彼前4:17</w:t>
+        </w:r>
+      </w:hyperlink>
+      <w:r>
+        <w:rPr>
+          <w:lang w:val="zh_TW" w:bidi="zh_TW"/>
+        </w:rPr>
+        <w:t>）。</w:t>
+      </w:r>
+    </w:p>
+    <w:p>
+      <w:pPr>
+        <w:pStyle w:val="ListNumber"/>
+        <w:spacing w:line="240" w:lineRule="auto"/>
+        <w:ind w:left="720"/>
+      </w:pPr>
+      <w:r>
+        <w:rPr>
+          <w:lang w:val="zh_TW" w:bidi="zh_TW"/>
+        </w:rPr>
+      </w:r>
+      <w:r>
+        <w:rPr>
+          <w:i/>
+          <w:lang w:val="zh_TW" w:bidi="zh_TW"/>
+        </w:rPr>
+        <w:t>成長。</w:t>
+      </w:r>
+      <w:r>
+        <w:rPr>
+          <w:lang w:val="zh_TW" w:bidi="zh_TW"/>
+        </w:rPr>
+        <w:t xml:space="preserve"> 福音不僅僅是一個要接受的信息，也是一個可以站立的地方（</w:t>
+      </w:r>
+      <w:hyperlink r:id="rId176">
+        <w:r>
+          <w:rPr>
+            <w:lang w:val="zh_TW" w:bidi="zh_TW"/>
+          </w:rPr>
+          <w:rPr>
+            <w:color w:val="0000EE"/>
+            <w:u w:val="single"/>
+          </w:rPr>
+          <w:t>林前15:1–2</w:t>
+        </w:r>
+      </w:hyperlink>
+      <w:r>
+        <w:rPr>
+          <w:lang w:val="zh_TW" w:bidi="zh_TW"/>
+        </w:rPr>
+        <w:t>）；它既是生命的維持者，也是生命的賜予者。基督徒的成長，不是離開福音去追求其他事物（離開福音就是背棄神和基督，</w:t>
+      </w:r>
+      <w:hyperlink r:id="rId203">
+        <w:r>
+          <w:rPr>
+            <w:lang w:val="zh_TW" w:bidi="zh_TW"/>
+          </w:rPr>
+          <w:rPr>
+            <w:color w:val="0000EE"/>
+            <w:u w:val="single"/>
+          </w:rPr>
+          <w:t>加1:6</w:t>
+        </w:r>
+      </w:hyperlink>
+      <w:r>
+        <w:rPr>
+          <w:lang w:val="zh_TW" w:bidi="zh_TW"/>
+        </w:rPr>
+        <w:t>），而是更深入進入福音。在</w:t>
+      </w:r>
+      <w:hyperlink r:id="rId220">
+        <w:r>
+          <w:rPr>
+            <w:lang w:val="zh_TW" w:bidi="zh_TW"/>
+          </w:rPr>
+          <w:rPr>
+            <w:color w:val="0000EE"/>
+            <w:u w:val="single"/>
+          </w:rPr>
+          <w:t>羅馬書一章15節</w:t>
+        </w:r>
+      </w:hyperlink>
+      <w:r>
+        <w:rPr>
+          <w:lang w:val="zh_TW" w:bidi="zh_TW"/>
+        </w:rPr>
+        <w:t>中，保羅表達了他向羅馬基督徒傳福音的渴望。在接下來的幾章中，保羅預料他將會到訪羅馬，並為此作準備，提出了他對福音最深刻的闡述之一——福音的真理永遠無法窮盡，福音的大能永遠不會枯竭。</w:t>
+      </w:r>
+    </w:p>
+    <w:p>
+      <w:pPr>
+        <w:pStyle w:val="ListNumber"/>
+        <w:spacing w:line="240" w:lineRule="auto"/>
+        <w:ind w:left="720"/>
+      </w:pPr>
+      <w:r>
+        <w:rPr>
+          <w:lang w:val="zh_TW" w:bidi="zh_TW"/>
+        </w:rPr>
+      </w:r>
+      <w:r>
+        <w:rPr>
+          <w:i/>
+          <w:lang w:val="zh_TW" w:bidi="zh_TW"/>
+        </w:rPr>
+        <w:t>盼望。</w:t>
+      </w:r>
+      <w:r>
+        <w:rPr>
+          <w:lang w:val="zh_TW" w:bidi="zh_TW"/>
+        </w:rPr>
+        <w:t>「福音的盼望」（</w:t>
+      </w:r>
+      <w:hyperlink r:id="rId221">
+        <w:r>
+          <w:rPr>
+            <w:lang w:val="zh_TW" w:bidi="zh_TW"/>
+          </w:rPr>
+          <w:rPr>
+            <w:color w:val="0000EE"/>
+            <w:u w:val="single"/>
+          </w:rPr>
+          <w:t>西1:23</w:t>
+        </w:r>
+      </w:hyperlink>
+      <w:r>
+        <w:rPr>
+          <w:lang w:val="zh_TW" w:bidi="zh_TW"/>
+        </w:rPr>
+        <w:t>）不僅包括基督的再來和天上的榮耀（</w:t>
+      </w:r>
+      <w:hyperlink r:id="rId222">
+        <w:r>
+          <w:rPr>
+            <w:lang w:val="zh_TW" w:bidi="zh_TW"/>
+          </w:rPr>
+          <w:rPr>
+            <w:color w:val="0000EE"/>
+            <w:u w:val="single"/>
+          </w:rPr>
+          <w:t>西1:5，</w:t>
+        </w:r>
+      </w:hyperlink>
+      <w:hyperlink r:id="rId143">
+        <w:r>
+          <w:rPr>
+            <w:lang w:val="zh_TW" w:bidi="zh_TW"/>
+          </w:rPr>
+          <w:rPr>
+            <w:color w:val="0000EE"/>
+            <w:u w:val="single"/>
+          </w:rPr>
+          <w:t>3:1–4</w:t>
+        </w:r>
+      </w:hyperlink>
+      <w:r>
+        <w:rPr>
+          <w:lang w:val="zh_TW" w:bidi="zh_TW"/>
+        </w:rPr>
+        <w:t>；</w:t>
+      </w:r>
+      <w:hyperlink r:id="rId223">
+        <w:r>
+          <w:rPr>
+            <w:lang w:val="zh_TW" w:bidi="zh_TW"/>
+          </w:rPr>
+          <w:rPr>
+            <w:color w:val="0000EE"/>
+            <w:u w:val="single"/>
+          </w:rPr>
+          <w:t>帖後2:14–16</w:t>
+        </w:r>
+      </w:hyperlink>
+      <w:r>
+        <w:rPr>
+          <w:lang w:val="zh_TW" w:bidi="zh_TW"/>
+        </w:rPr>
+        <w:t>），還包括最後的審判。對於那些接受福音的人來說，最後的審判並不可怕，因為審判者（基督）正是將他們從將來的忿怒中拯救出來的那位（</w:t>
+      </w:r>
+      <w:hyperlink r:id="rId224">
+        <w:r>
+          <w:rPr>
+            <w:lang w:val="zh_TW" w:bidi="zh_TW"/>
+          </w:rPr>
+          <w:rPr>
+            <w:color w:val="0000EE"/>
+            <w:u w:val="single"/>
+          </w:rPr>
+          <w:t>帖前1:10</w:t>
+        </w:r>
+      </w:hyperlink>
+      <w:r>
+        <w:rPr>
+          <w:lang w:val="zh_TW" w:bidi="zh_TW"/>
+        </w:rPr>
+        <w:t>）。那些與祂聯合的人，現在或末日都不必懼怕定罪（</w:t>
+      </w:r>
+      <w:hyperlink r:id="rId225">
+        <w:r>
+          <w:rPr>
+            <w:lang w:val="zh_TW" w:bidi="zh_TW"/>
+          </w:rPr>
+          <w:rPr>
+            <w:color w:val="0000EE"/>
+            <w:u w:val="single"/>
+          </w:rPr>
+          <w:t>羅8:1</w:t>
+        </w:r>
+      </w:hyperlink>
+      <w:r>
+        <w:rPr>
+          <w:lang w:val="zh_TW" w:bidi="zh_TW"/>
+        </w:rPr>
+        <w:t>）。相反，最後的審判標誌著，神為他們帶來最終所盼望的義（</w:t>
+      </w:r>
+      <w:hyperlink r:id="rId226">
+        <w:r>
+          <w:rPr>
+            <w:lang w:val="zh_TW" w:bidi="zh_TW"/>
+          </w:rPr>
+          <w:rPr>
+            <w:color w:val="0000EE"/>
+            <w:u w:val="single"/>
+          </w:rPr>
+          <w:t>林前4:5</w:t>
+        </w:r>
+      </w:hyperlink>
+      <w:r>
+        <w:rPr>
+          <w:lang w:val="zh_TW" w:bidi="zh_TW"/>
+        </w:rPr>
+        <w:t>；</w:t>
+      </w:r>
+      <w:hyperlink r:id="rId227">
+        <w:r>
+          <w:rPr>
+            <w:lang w:val="zh_TW" w:bidi="zh_TW"/>
+          </w:rPr>
+          <w:rPr>
+            <w:color w:val="0000EE"/>
+            <w:u w:val="single"/>
+          </w:rPr>
+          <w:t>加5:5</w:t>
+        </w:r>
+      </w:hyperlink>
+      <w:r>
+        <w:rPr>
+          <w:lang w:val="zh_TW" w:bidi="zh_TW"/>
+        </w:rPr>
+        <w:t>）。因此，最後的審判這個主題，不僅僅是好消息的結果，而是好消息的一個重要部分（</w:t>
+      </w:r>
+      <w:hyperlink r:id="rId145">
+        <w:r>
+          <w:rPr>
+            <w:lang w:val="zh_TW" w:bidi="zh_TW"/>
+          </w:rPr>
+          <w:rPr>
+            <w:color w:val="0000EE"/>
+            <w:u w:val="single"/>
+          </w:rPr>
+          <w:t>羅2:16</w:t>
+        </w:r>
+      </w:hyperlink>
+      <w:r>
+        <w:rPr>
+          <w:lang w:val="zh_TW" w:bidi="zh_TW"/>
+        </w:rPr>
+        <w:t>）。那些在接受福音後去世的人（</w:t>
+      </w:r>
+      <w:hyperlink r:id="rId228">
+        <w:r>
+          <w:rPr>
+            <w:lang w:val="zh_TW" w:bidi="zh_TW"/>
+          </w:rPr>
+          <w:rPr>
+            <w:color w:val="0000EE"/>
+            <w:u w:val="single"/>
+          </w:rPr>
+          <w:t>彼前4:6</w:t>
+        </w:r>
+      </w:hyperlink>
+      <w:r>
+        <w:rPr>
+          <w:lang w:val="zh_TW" w:bidi="zh_TW"/>
+        </w:rPr>
+        <w:t>）看似遭受與所有人相同的命運，甚至可能像那些不義之人一樣遭到定罪。然而，事實上，他們對福音的回應，保證他們會得到將臨之主的肯定（</w:t>
+      </w:r>
+      <w:hyperlink r:id="rId229">
+        <w:r>
+          <w:rPr>
+            <w:lang w:val="zh_TW" w:bidi="zh_TW"/>
+          </w:rPr>
+          <w:rPr>
+            <w:color w:val="0000EE"/>
+            <w:u w:val="single"/>
+          </w:rPr>
+          <w:t>4:5–6</w:t>
+        </w:r>
+      </w:hyperlink>
+      <w:r>
+        <w:rPr>
+          <w:lang w:val="zh_TW" w:bidi="zh_TW"/>
+        </w:rPr>
+        <w:t>，</w:t>
+      </w:r>
+      <w:hyperlink r:id="rId230">
+        <w:r>
+          <w:rPr>
+            <w:lang w:val="zh_TW" w:bidi="zh_TW"/>
+          </w:rPr>
+          <w:rPr>
+            <w:color w:val="0000EE"/>
+            <w:u w:val="single"/>
+          </w:rPr>
+          <w:t>5:4</w:t>
+        </w:r>
+      </w:hyperlink>
+      <w:r>
+        <w:rPr>
+          <w:lang w:val="zh_TW" w:bidi="zh_TW"/>
+        </w:rPr>
+        <w:t>），並且將分享那不朽壞的天上基業（</w:t>
+      </w:r>
+      <w:hyperlink r:id="rId231">
+        <w:r>
+          <w:rPr>
+            <w:lang w:val="zh_TW" w:bidi="zh_TW"/>
+          </w:rPr>
+          <w:rPr>
+            <w:color w:val="0000EE"/>
+            <w:u w:val="single"/>
+          </w:rPr>
+          <w:t>1:4</w:t>
+        </w:r>
+      </w:hyperlink>
+      <w:r>
+        <w:rPr>
+          <w:lang w:val="zh_TW" w:bidi="zh_TW"/>
+        </w:rPr>
+        <w:t>）。</w:t>
+      </w:r>
+      <w:r>
+        <w:rPr>
+          <w:lang w:val="zh_TW" w:bidi="zh_TW"/>
+        </w:rPr>
+      </w:r>
+      <w:r>
+        <w:rPr>
+          <w:lang w:val="zh_TW" w:bidi="zh_TW"/>
+        </w:rPr>
+      </w:r>
+    </w:p>
+    <w:p>
+      <w:pPr/>
+      <w:r>
+        <w:rPr>
+          <w:lang w:val="zh_TW" w:bidi="zh_TW"/>
+        </w:rPr>
+      </w:r>
+    </w:p>
+    <w:p>
+      <w:pPr>
+        <w:pStyle w:val="Heading2"/>
+      </w:pPr>
+      <w:r>
+        <w:rPr>
+          <w:lang w:val="zh_TW" w:bidi="zh_TW"/>
+        </w:rPr>
+        <w:t>復活</w:t>
+      </w:r>
+      <w:r>
+        <w:rPr>
+          <w:lang w:val="zh_TW" w:bidi="zh_TW"/>
+        </w:rPr>
+      </w:r>
+    </w:p>
+    <w:p>
+      <w:pPr/>
+      <w:r>
+        <w:rPr>
+          <w:lang w:val="zh_TW" w:bidi="zh_TW"/>
+        </w:rPr>
+      </w:r>
+      <w:r>
+        <w:rPr>
+          <w:lang w:val="zh_TW" w:bidi="zh_TW"/>
+        </w:rPr>
+        <w:t>從死裡復活，用於聖經三種不同的上下文中：（1）指死百奇蹟般重獲地上的生命，例如以利亞使男孩子復活（</w:t>
+      </w:r>
+      <w:hyperlink r:id="rId232">
+        <w:r>
+          <w:rPr>
+            <w:lang w:val="zh_TW" w:bidi="zh_TW"/>
+          </w:rPr>
+          <w:rPr>
+            <w:color w:val="0000EE"/>
+            <w:u w:val="single"/>
+          </w:rPr>
+          <w:t>王上17:8–24</w:t>
+        </w:r>
+      </w:hyperlink>
+      <w:r>
+        <w:rPr>
+          <w:lang w:val="zh_TW" w:bidi="zh_TW"/>
+        </w:rPr>
+        <w:t>），以利沙使書念婦人的兒子復活（</w:t>
+      </w:r>
+      <w:hyperlink r:id="rId233">
+        <w:r>
+          <w:rPr>
+            <w:lang w:val="zh_TW" w:bidi="zh_TW"/>
+          </w:rPr>
+          <w:rPr>
+            <w:color w:val="0000EE"/>
+            <w:u w:val="single"/>
+          </w:rPr>
+          <w:t>王下4:18–37</w:t>
+        </w:r>
+      </w:hyperlink>
+      <w:r>
+        <w:rPr>
+          <w:lang w:val="zh_TW" w:bidi="zh_TW"/>
+        </w:rPr>
+        <w:t>），耶穌使睚魯的女兒（</w:t>
+      </w:r>
+      <w:hyperlink r:id="rId234">
+        <w:r>
+          <w:rPr>
+            <w:lang w:val="zh_TW" w:bidi="zh_TW"/>
+          </w:rPr>
+          <w:rPr>
+            <w:color w:val="0000EE"/>
+            <w:u w:val="single"/>
+          </w:rPr>
+          <w:t>可5:35–43</w:t>
+        </w:r>
+      </w:hyperlink>
+      <w:r>
+        <w:rPr>
+          <w:lang w:val="zh_TW" w:bidi="zh_TW"/>
+        </w:rPr>
+        <w:t>）和拉撒路復活（</w:t>
+      </w:r>
+      <w:hyperlink r:id="rId235">
+        <w:r>
+          <w:rPr>
+            <w:lang w:val="zh_TW" w:bidi="zh_TW"/>
+          </w:rPr>
+          <w:rPr>
+            <w:color w:val="0000EE"/>
+            <w:u w:val="single"/>
+          </w:rPr>
+          <w:t>約11:17–44</w:t>
+        </w:r>
+      </w:hyperlink>
+      <w:r>
+        <w:rPr>
+          <w:lang w:val="zh_TW" w:bidi="zh_TW"/>
+        </w:rPr>
+        <w:t>），彼得使多加復活（</w:t>
+      </w:r>
+      <w:hyperlink r:id="rId236">
+        <w:r>
+          <w:rPr>
+            <w:lang w:val="zh_TW" w:bidi="zh_TW"/>
+          </w:rPr>
+          <w:rPr>
+            <w:color w:val="0000EE"/>
+            <w:u w:val="single"/>
+          </w:rPr>
+          <w:t>徒9:36–42</w:t>
+        </w:r>
+      </w:hyperlink>
+      <w:r>
+        <w:rPr>
+          <w:lang w:val="zh_TW" w:bidi="zh_TW"/>
+        </w:rPr>
+        <w:t>），以及保羅使猶推古復活（</w:t>
+      </w:r>
+      <w:hyperlink r:id="rId237">
+        <w:r>
+          <w:rPr>
+            <w:lang w:val="zh_TW" w:bidi="zh_TW"/>
+          </w:rPr>
+          <w:rPr>
+            <w:color w:val="0000EE"/>
+            <w:u w:val="single"/>
+          </w:rPr>
+          <w:t>20:9–12</w:t>
+        </w:r>
+      </w:hyperlink>
+      <w:r>
+        <w:rPr>
+          <w:lang w:val="zh_TW" w:bidi="zh_TW"/>
+        </w:rPr>
+        <w:t>）。人們這樣復活，不代表將來不會死亡。（2）最常指的是耶穌基督復活。（3）復活也指人在末日的復活，其時會接受刑罰或獎賞（</w:t>
+      </w:r>
+      <w:hyperlink r:id="rId238">
+        <w:r>
+          <w:rPr>
+            <w:lang w:val="zh_TW" w:bidi="zh_TW"/>
+          </w:rPr>
+          <w:rPr>
+            <w:color w:val="0000EE"/>
+            <w:u w:val="single"/>
+          </w:rPr>
+          <w:t>約5:29</w:t>
+        </w:r>
+      </w:hyperlink>
+      <w:r>
+        <w:rPr>
+          <w:lang w:val="zh_TW" w:bidi="zh_TW"/>
+        </w:rPr>
+        <w:t>；參</w:t>
+      </w:r>
+      <w:hyperlink r:id="rId239">
+        <w:r>
+          <w:rPr>
+            <w:lang w:val="zh_TW" w:bidi="zh_TW"/>
+          </w:rPr>
+          <w:rPr>
+            <w:color w:val="0000EE"/>
+            <w:u w:val="single"/>
+          </w:rPr>
+          <w:t>啟20:5–6）</w:t>
+        </w:r>
+      </w:hyperlink>
+      <w:r>
+        <w:rPr>
+          <w:lang w:val="zh_TW" w:bidi="zh_TW"/>
+        </w:rPr>
+        <w:t>。</w:t>
+      </w:r>
+    </w:p>
+    <w:p>
+      <w:pPr/>
+      <w:r>
+        <w:rPr>
+          <w:lang w:val="zh_TW" w:bidi="zh_TW"/>
+        </w:rPr>
+      </w:r>
+      <w:r>
+        <w:rPr>
+          <w:lang w:val="zh_TW" w:bidi="zh_TW"/>
+        </w:rPr>
+        <w:t>概述</w:t>
+      </w:r>
+    </w:p>
+    <w:p>
+      <w:pPr/>
+      <w:r>
+        <w:rPr>
+          <w:lang w:val="zh_TW" w:bidi="zh_TW"/>
+        </w:rPr>
+      </w:r>
+      <w:r>
+        <w:rPr>
+          <w:lang w:val="zh_TW" w:bidi="zh_TW"/>
+        </w:rPr>
+        <w:t>• 舊約聖經和猶太教中的復活</w:t>
+      </w:r>
+    </w:p>
+    <w:p>
+      <w:pPr/>
+      <w:r>
+        <w:rPr>
+          <w:lang w:val="zh_TW" w:bidi="zh_TW"/>
+        </w:rPr>
+      </w:r>
+      <w:r>
+        <w:rPr>
+          <w:lang w:val="zh_TW" w:bidi="zh_TW"/>
+        </w:rPr>
+        <w:t>• 耶穌基督的復活</w:t>
+      </w:r>
+    </w:p>
+    <w:p>
+      <w:pPr/>
+      <w:r>
+        <w:rPr>
+          <w:lang w:val="zh_TW" w:bidi="zh_TW"/>
+        </w:rPr>
+      </w:r>
+      <w:r>
+        <w:rPr>
+          <w:lang w:val="zh_TW" w:bidi="zh_TW"/>
+        </w:rPr>
+        <w:t>• 復活的記載</w:t>
+      </w:r>
+    </w:p>
+    <w:p>
+      <w:pPr/>
+      <w:r>
+        <w:rPr>
+          <w:lang w:val="zh_TW" w:bidi="zh_TW"/>
+        </w:rPr>
+      </w:r>
+      <w:r>
+        <w:rPr>
+          <w:lang w:val="zh_TW" w:bidi="zh_TW"/>
+        </w:rPr>
+        <w:t>• 基督復活的意義</w:t>
+      </w:r>
+    </w:p>
+    <w:p>
+      <w:pPr/>
+      <w:r>
+        <w:rPr>
+          <w:lang w:val="zh_TW" w:bidi="zh_TW"/>
+        </w:rPr>
+      </w:r>
+      <w:r>
+        <w:rPr>
+          <w:lang w:val="zh_TW" w:bidi="zh_TW"/>
+        </w:rPr>
+        <w:t>• 廣義上的復活</w:t>
+      </w:r>
+    </w:p>
+    <w:p>
+      <w:pPr/>
+      <w:r>
+        <w:rPr>
+          <w:lang w:val="zh_TW" w:bidi="zh_TW"/>
+        </w:rPr>
+      </w:r>
+      <w:r>
+        <w:rPr>
+          <w:lang w:val="zh_TW" w:bidi="zh_TW"/>
+        </w:rPr>
+        <w:t>• 復活與諾斯底主義</w:t>
+      </w:r>
+    </w:p>
+    <w:p>
+      <w:pPr>
+        <w:pStyle w:val="Heading3"/>
+      </w:pPr>
+      <w:r>
+        <w:rPr>
+          <w:lang w:val="zh_TW" w:bidi="zh_TW"/>
+        </w:rPr>
+        <w:t>舊約聖經和猶太教中的復活</w:t>
+      </w:r>
+    </w:p>
+    <w:p>
+      <w:pPr/>
+      <w:r>
+        <w:rPr>
+          <w:lang w:val="zh_TW" w:bidi="zh_TW"/>
+        </w:rPr>
+      </w:r>
+      <w:r>
+        <w:rPr>
+          <w:lang w:val="zh_TW" w:bidi="zh_TW"/>
+        </w:rPr>
+        <w:t>在以色列中，復活得永生的概念發展得很慢。生命和死亡僅限於這個世界的物質存在。死亡意味著離開這個世界，進入稱為陰間，即陰魂所在的地方（</w:t>
+      </w:r>
+      <w:hyperlink r:id="rId240">
+        <w:r>
+          <w:rPr>
+            <w:lang w:val="zh_TW" w:bidi="zh_TW"/>
+          </w:rPr>
+          <w:rPr>
+            <w:color w:val="0000EE"/>
+            <w:u w:val="single"/>
+          </w:rPr>
+          <w:t>賽14:9</w:t>
+        </w:r>
+      </w:hyperlink>
+      <w:r>
+        <w:rPr>
+          <w:lang w:val="zh_TW" w:bidi="zh_TW"/>
+        </w:rPr>
+        <w:t>），那裡沒有盼望（</w:t>
+      </w:r>
+      <w:hyperlink r:id="rId241">
+        <w:r>
+          <w:rPr>
+            <w:lang w:val="zh_TW" w:bidi="zh_TW"/>
+          </w:rPr>
+          <w:rPr>
+            <w:color w:val="0000EE"/>
+            <w:u w:val="single"/>
+          </w:rPr>
+          <w:t>撒下12:23</w:t>
+        </w:r>
+      </w:hyperlink>
+      <w:r>
+        <w:rPr>
+          <w:lang w:val="zh_TW" w:bidi="zh_TW"/>
+        </w:rPr>
+        <w:t>；</w:t>
+      </w:r>
+      <w:hyperlink r:id="rId242">
+        <w:r>
+          <w:rPr>
+            <w:lang w:val="zh_TW" w:bidi="zh_TW"/>
+          </w:rPr>
+          <w:rPr>
+            <w:color w:val="0000EE"/>
+            <w:u w:val="single"/>
+          </w:rPr>
+          <w:t>伯7:9–10</w:t>
+        </w:r>
+      </w:hyperlink>
+      <w:r>
+        <w:rPr>
+          <w:lang w:val="zh_TW" w:bidi="zh_TW"/>
+        </w:rPr>
+        <w:t>）。陰間的悲慘之處，在於人與神的關係斷絕。在以色列的思想階段，似乎沒有任何復活的盼望（</w:t>
+      </w:r>
+      <w:hyperlink r:id="rId243">
+        <w:r>
+          <w:rPr>
+            <w:lang w:val="zh_TW" w:bidi="zh_TW"/>
+          </w:rPr>
+          <w:rPr>
+            <w:color w:val="0000EE"/>
+            <w:u w:val="single"/>
+          </w:rPr>
+          <w:t>詩6:4–5</w:t>
+        </w:r>
+      </w:hyperlink>
+      <w:r>
+        <w:rPr>
+          <w:lang w:val="zh_TW" w:bidi="zh_TW"/>
+        </w:rPr>
+        <w:t>，</w:t>
+      </w:r>
+      <w:hyperlink r:id="rId244">
+        <w:r>
+          <w:rPr>
+            <w:lang w:val="zh_TW" w:bidi="zh_TW"/>
+          </w:rPr>
+          <w:rPr>
+            <w:color w:val="0000EE"/>
+            <w:u w:val="single"/>
+          </w:rPr>
+          <w:t>88:10–12</w:t>
+        </w:r>
+      </w:hyperlink>
+      <w:r>
+        <w:rPr>
+          <w:lang w:val="zh_TW" w:bidi="zh_TW"/>
+        </w:rPr>
+        <w:t>）。</w:t>
+      </w:r>
+    </w:p>
+    <w:p>
+      <w:pPr/>
+      <w:r>
+        <w:rPr>
+          <w:lang w:val="zh_TW" w:bidi="zh_TW"/>
+        </w:rPr>
+      </w:r>
+      <w:r>
+        <w:rPr>
+          <w:lang w:val="zh_TW" w:bidi="zh_TW"/>
+        </w:rPr>
+        <w:t>不過，人們對個人未來感到絕望之中，以色列發展出了忠信於神的意識。雖然未來並不明朗，約伯無助地呼喊：「人若死了豈能再活呢？」（</w:t>
+      </w:r>
+      <w:hyperlink r:id="rId245">
+        <w:r>
+          <w:rPr>
+            <w:lang w:val="zh_TW" w:bidi="zh_TW"/>
+          </w:rPr>
+          <w:rPr>
+            <w:color w:val="0000EE"/>
+            <w:u w:val="single"/>
+          </w:rPr>
+          <w:t>伯14:14</w:t>
+        </w:r>
+      </w:hyperlink>
+      <w:r>
+        <w:rPr>
+          <w:lang w:val="zh_TW" w:bidi="zh_TW"/>
+        </w:rPr>
+        <w:t>）；當約伯尋求看似不可能的事時，</w:t>
+      </w:r>
+      <w:hyperlink r:id="rId246">
+        <w:r>
+          <w:rPr>
+            <w:lang w:val="zh_TW" w:bidi="zh_TW"/>
+          </w:rPr>
+          <w:rPr>
+            <w:color w:val="0000EE"/>
+            <w:u w:val="single"/>
+          </w:rPr>
+          <w:t>約伯記十九章25至26節</w:t>
+        </w:r>
+      </w:hyperlink>
+      <w:r>
+        <w:rPr>
+          <w:lang w:val="zh_TW" w:bidi="zh_TW"/>
+        </w:rPr>
+        <w:t>中的難解經文，暗示活著的救贖者（go’el）會帶來復活的事實。</w:t>
+      </w:r>
+    </w:p>
+    <w:p>
+      <w:pPr/>
+      <w:r>
+        <w:rPr>
+          <w:lang w:val="zh_TW" w:bidi="zh_TW"/>
+        </w:rPr>
+      </w:r>
+      <w:r>
+        <w:rPr>
+          <w:lang w:val="zh_TW" w:bidi="zh_TW"/>
+        </w:rPr>
+        <w:t>雖然有些人會認為</w:t>
+      </w:r>
+      <w:hyperlink r:id="rId247">
+        <w:r>
+          <w:rPr>
+            <w:lang w:val="zh_TW" w:bidi="zh_TW"/>
+          </w:rPr>
+          <w:rPr>
+            <w:color w:val="0000EE"/>
+            <w:u w:val="single"/>
+          </w:rPr>
+          <w:t>何西阿書六章1至3節</w:t>
+        </w:r>
+      </w:hyperlink>
+      <w:r>
+        <w:rPr>
+          <w:lang w:val="zh_TW" w:bidi="zh_TW"/>
+        </w:rPr>
+        <w:t>暗指復活，但更有可能是以色列以此為神持續關懷的應許，即使在遭受敵人打擊時也是如此。我們難以斷定，保羅看到何西阿所作第三天興起的陳述，是否指向耶穌 (</w:t>
+      </w:r>
+      <w:hyperlink r:id="rId248">
+        <w:r>
+          <w:rPr>
+            <w:lang w:val="zh_TW" w:bidi="zh_TW"/>
+          </w:rPr>
+          <w:rPr>
+            <w:color w:val="0000EE"/>
+            <w:u w:val="single"/>
+          </w:rPr>
+          <w:t>哥林多前書 15:4</w:t>
+        </w:r>
+      </w:hyperlink>
+      <w:r>
+        <w:rPr>
+          <w:lang w:val="zh_TW" w:bidi="zh_TW"/>
+        </w:rPr>
+        <w:t>)。這段經文，以及像以西結書中枯骨（第</w:t>
+      </w:r>
+      <w:hyperlink r:id="rId249">
+        <w:r>
+          <w:rPr>
+            <w:lang w:val="zh_TW" w:bidi="zh_TW"/>
+          </w:rPr>
+          <w:rPr>
+            <w:color w:val="0000EE"/>
+            <w:u w:val="single"/>
+          </w:rPr>
+          <w:t>37</w:t>
+        </w:r>
+      </w:hyperlink>
+      <w:r>
+        <w:rPr>
+          <w:lang w:val="zh_TW" w:bidi="zh_TW"/>
+        </w:rPr>
+        <w:t>章）的經文，主要集中為失敗的以色列帶來盼望。不過這些經文，可能已成為以色列不斷發展信念的一部分，他們的信念認為，人死後還有其他東西。</w:t>
+      </w:r>
+    </w:p>
+    <w:p>
+      <w:pPr/>
+      <w:r>
+        <w:rPr>
+          <w:lang w:val="zh_TW" w:bidi="zh_TW"/>
+        </w:rPr>
+      </w:r>
+      <w:r>
+        <w:rPr>
+          <w:lang w:val="zh_TW" w:bidi="zh_TW"/>
+        </w:rPr>
+        <w:t>然而，在</w:t>
+      </w:r>
+      <w:hyperlink r:id="rId250">
+        <w:r>
+          <w:rPr>
+            <w:lang w:val="zh_TW" w:bidi="zh_TW"/>
+          </w:rPr>
+          <w:rPr>
+            <w:color w:val="0000EE"/>
+            <w:u w:val="single"/>
+          </w:rPr>
+          <w:t>但以理書十二章2節</w:t>
+        </w:r>
+      </w:hyperlink>
+      <w:r>
+        <w:rPr>
+          <w:lang w:val="zh_TW" w:bidi="zh_TW"/>
+        </w:rPr>
+        <w:t>中，確實提到死人的復活。事實上，這段經文宣告了猶太人的雙重復活：一些人復活得永生，一些人永遠受羞辱；但這段經文並未暗示所有人都會復活。</w:t>
+      </w:r>
+    </w:p>
+    <w:p>
+      <w:pPr/>
+      <w:r>
+        <w:rPr>
+          <w:lang w:val="zh_TW" w:bidi="zh_TW"/>
+        </w:rPr>
+      </w:r>
+      <w:r>
+        <w:rPr>
+          <w:lang w:val="zh_TW" w:bidi="zh_TW"/>
+        </w:rPr>
+        <w:t>在兩約時期，各種觀點開始變得穩固。神學上保守的撒都該人，不願接受復活和來世的新觀念。他們繼續辯稱摩西的著作中沒有提到復活，生命僅限於這個世界的領域，未來的盼望要透過兒女來經歷（</w:t>
+      </w:r>
+      <w:hyperlink r:id="rId251">
+        <w:r>
+          <w:rPr>
+            <w:lang w:val="zh_TW" w:bidi="zh_TW"/>
+          </w:rPr>
+          <w:rPr>
+            <w:color w:val="0000EE"/>
+            <w:u w:val="single"/>
+          </w:rPr>
+          <w:t>便46:12</w:t>
+        </w:r>
+      </w:hyperlink>
+      <w:r>
+        <w:rPr>
+          <w:lang w:val="zh_TW" w:bidi="zh_TW"/>
+        </w:rPr>
+        <w:t>）。陰間是死人的居所，與神無關，是一個充滿無奈的地方。撒都該人對復活的看法，為基督徒所熟知，因為耶穌與撒都該人相遇，他們試圖用七個弟兄的妻子來陷害耶穌。耶穌否定了他們對復活、對神以及對聖經的看法（</w:t>
+      </w:r>
+      <w:hyperlink r:id="rId252">
+        <w:r>
+          <w:rPr>
+            <w:lang w:val="zh_TW" w:bidi="zh_TW"/>
+          </w:rPr>
+          <w:rPr>
+            <w:color w:val="0000EE"/>
+            <w:u w:val="single"/>
+          </w:rPr>
+          <w:t>可12:18–27</w:t>
+        </w:r>
+      </w:hyperlink>
+      <w:r>
+        <w:rPr>
+          <w:lang w:val="zh_TW" w:bidi="zh_TW"/>
+        </w:rPr>
+        <w:t>）。</w:t>
+      </w:r>
+    </w:p>
+    <w:p>
+      <w:pPr/>
+      <w:r>
+        <w:rPr>
+          <w:lang w:val="zh_TW" w:bidi="zh_TW"/>
+        </w:rPr>
+      </w:r>
+      <w:r>
+        <w:rPr>
+          <w:lang w:val="zh_TW" w:bidi="zh_TW"/>
+        </w:rPr>
+        <w:t>法利賽人、愛色尼派和昆蘭群體都相信復活。為人熟知的末世經文，如以斯拉二書七章和巴錄啟示錄五十至五十一章都提到復活的雙重模式。這兩段文字最晚可能可追溯到公元一世紀。在以諾一書的比喻中，公義的猶太人通常會期待復活，但惡人則不然（以諾一書1:46、51、62）。但在以諾一書的其他地方，則暗示一些惡人可能會復活，以接受審判（22、67、90節）。這些段落中，義人的復活通常與屬靈身體有關，但在</w:t>
+      </w:r>
+      <w:hyperlink r:id="rId253">
+        <w:r>
+          <w:rPr>
+            <w:lang w:val="zh_TW" w:bidi="zh_TW"/>
+          </w:rPr>
+          <w:rPr>
+            <w:color w:val="0000EE"/>
+            <w:u w:val="single"/>
+          </w:rPr>
+          <w:t>馬加比二書七章14節及後</w:t>
+        </w:r>
+      </w:hyperlink>
+      <w:r>
+        <w:rPr>
+          <w:lang w:val="zh_TW" w:bidi="zh_TW"/>
+        </w:rPr>
+        <w:t>，這種觀點似乎較不成熟，並更關乎肉身。昆蘭的苦行者期待在耶和華的偉大日子復活。</w:t>
+      </w:r>
+    </w:p>
+    <w:p>
+      <w:pPr/>
+      <w:r>
+        <w:rPr>
+          <w:lang w:val="zh_TW" w:bidi="zh_TW"/>
+        </w:rPr>
+      </w:r>
+      <w:r>
+        <w:rPr>
+          <w:lang w:val="zh_TW" w:bidi="zh_TW"/>
+        </w:rPr>
+        <w:t>在猶太教中，雖然對末世復活和審判日的觀念日益增強，但並無任何彌賽亞復活的暗示。這個想法待耶穌在歷史上出現，才開始實現。</w:t>
+      </w:r>
+    </w:p>
+    <w:p>
+      <w:pPr>
+        <w:pStyle w:val="Heading3"/>
+      </w:pPr>
+      <w:r>
+        <w:rPr>
+          <w:lang w:val="zh_TW" w:bidi="zh_TW"/>
+        </w:rPr>
+        <w:t>耶穌基督的復活</w:t>
+      </w:r>
+    </w:p>
+    <w:p>
+      <w:pPr/>
+      <w:r>
+        <w:rPr>
+          <w:lang w:val="zh_TW" w:bidi="zh_TW"/>
+        </w:rPr>
+      </w:r>
+      <w:r>
+        <w:rPr>
+          <w:lang w:val="zh_TW" w:bidi="zh_TW"/>
+        </w:rPr>
+        <w:t>基督的復活是基督教的核心。對保羅來說，復活極奇重要，以至他所傳所信，皆以基督真實復活為基礎。他認為沒有復活的基督教是空洞且無意義的（</w:t>
+      </w:r>
+      <w:hyperlink r:id="rId254">
+        <w:r>
+          <w:rPr>
+            <w:lang w:val="zh_TW" w:bidi="zh_TW"/>
+          </w:rPr>
+          <w:rPr>
+            <w:color w:val="0000EE"/>
+            <w:u w:val="single"/>
+          </w:rPr>
+          <w:t>林前15:12–19</w:t>
+        </w:r>
+      </w:hyperlink>
+      <w:r>
+        <w:rPr>
+          <w:lang w:val="zh_TW" w:bidi="zh_TW"/>
+        </w:rPr>
+        <w:t>）。的確，對他來說，復活是神的能力在耶穌身上顯明（</w:t>
+      </w:r>
+      <w:hyperlink r:id="rId255">
+        <w:r>
+          <w:rPr>
+            <w:lang w:val="zh_TW" w:bidi="zh_TW"/>
+          </w:rPr>
+          <w:rPr>
+            <w:color w:val="0000EE"/>
+            <w:u w:val="single"/>
+          </w:rPr>
+          <w:t>羅1:4</w:t>
+        </w:r>
+      </w:hyperlink>
+      <w:r>
+        <w:rPr>
+          <w:lang w:val="zh_TW" w:bidi="zh_TW"/>
+        </w:rPr>
+        <w:t>）。</w:t>
+      </w:r>
+    </w:p>
+    <w:p>
+      <w:pPr/>
+      <w:r>
+        <w:rPr>
+          <w:lang w:val="zh_TW" w:bidi="zh_TW"/>
+        </w:rPr>
+      </w:r>
+      <w:r>
+        <w:rPr>
+          <w:lang w:val="zh_TW" w:bidi="zh_TW"/>
+        </w:rPr>
+        <w:t>基督的復活也是新約其它經文的前提。人能重生並有活潑的盼望，是基於復活（</w:t>
+      </w:r>
+      <w:hyperlink r:id="rId256">
+        <w:r>
+          <w:rPr>
+            <w:lang w:val="zh_TW" w:bidi="zh_TW"/>
+          </w:rPr>
+          <w:rPr>
+            <w:color w:val="0000EE"/>
+            <w:u w:val="single"/>
+          </w:rPr>
+          <w:t>彼前1:3</w:t>
+        </w:r>
+      </w:hyperlink>
+      <w:r>
+        <w:rPr>
+          <w:lang w:val="zh_TW" w:bidi="zh_TW"/>
+        </w:rPr>
+        <w:t>）。復活是見證和與神相交的基礎，因為復活的主是人所看見、觸摸過的（</w:t>
+      </w:r>
+      <w:hyperlink r:id="rId257">
+        <w:r>
+          <w:rPr>
+            <w:lang w:val="zh_TW" w:bidi="zh_TW"/>
+          </w:rPr>
+          <w:rPr>
+            <w:color w:val="0000EE"/>
+            <w:u w:val="single"/>
+          </w:rPr>
+          <w:t>約一1:1–4</w:t>
+        </w:r>
+      </w:hyperlink>
+      <w:r>
+        <w:rPr>
+          <w:lang w:val="zh_TW" w:bidi="zh_TW"/>
+        </w:rPr>
+        <w:t>）。這是一切事奉和使徒職分的基石（</w:t>
+      </w:r>
+      <w:hyperlink r:id="rId258">
+        <w:r>
+          <w:rPr>
+            <w:lang w:val="zh_TW" w:bidi="zh_TW"/>
+          </w:rPr>
+          <w:rPr>
+            <w:color w:val="0000EE"/>
+            <w:u w:val="single"/>
+          </w:rPr>
+          <w:t>徒1:21–25</w:t>
+        </w:r>
+      </w:hyperlink>
+      <w:r>
+        <w:rPr>
+          <w:lang w:val="zh_TW" w:bidi="zh_TW"/>
+        </w:rPr>
+        <w:t>）。同樣，如果福音書沒有以基督的復活作結，它們就很難被稱為好消息。基督的復活是信徒去向的原型，所有信徒將在基督再來時經歷復活。</w:t>
+      </w:r>
+    </w:p>
+    <w:p>
+      <w:pPr>
+        <w:pStyle w:val="Heading3"/>
+      </w:pPr>
+      <w:r>
+        <w:rPr>
+          <w:lang w:val="zh_TW" w:bidi="zh_TW"/>
+        </w:rPr>
+        <w:t>復活的記載</w:t>
+      </w:r>
+    </w:p>
+    <w:p>
+      <w:pPr/>
+      <w:r>
+        <w:rPr>
+          <w:lang w:val="zh_TW" w:bidi="zh_TW"/>
+        </w:rPr>
+      </w:r>
+      <w:r>
+        <w:rPr>
+          <w:lang w:val="zh_TW" w:bidi="zh_TW"/>
+        </w:rPr>
+        <w:t>雖然耶穌基督的復活是基督教的核心，但卻是備受爭議的主題。一眾學者經常指出經文記載中的差異。墳墓前有多少婦女？墳墓前有一位天使（太；可）還是兩位天使（路；約）？婦女是來膏抹耶穌的身體（可；路）還是來看墳墓（太）？婦女因為害怕所以沒有告訴任何人（可），還是有告訴門徒（太）？耶穌向人顯現，順序是什麼？是在耶路撒冷（路；</w:t>
+      </w:r>
+      <w:hyperlink r:id="rId259">
+        <w:r>
+          <w:rPr>
+            <w:lang w:val="zh_TW" w:bidi="zh_TW"/>
+          </w:rPr>
+          <w:rPr>
+            <w:color w:val="0000EE"/>
+            <w:u w:val="single"/>
+          </w:rPr>
+          <w:t>約20</w:t>
+        </w:r>
+      </w:hyperlink>
+      <w:r>
+        <w:rPr>
+          <w:lang w:val="zh_TW" w:bidi="zh_TW"/>
+        </w:rPr>
+        <w:t>）還是在加利利（太；</w:t>
+      </w:r>
+      <w:hyperlink r:id="rId260">
+        <w:r>
+          <w:rPr>
+            <w:lang w:val="zh_TW" w:bidi="zh_TW"/>
+          </w:rPr>
+          <w:rPr>
+            <w:color w:val="0000EE"/>
+            <w:u w:val="single"/>
+          </w:rPr>
+          <w:t>約21</w:t>
+        </w:r>
+      </w:hyperlink>
+      <w:r>
+        <w:rPr>
+          <w:lang w:val="zh_TW" w:bidi="zh_TW"/>
+        </w:rPr>
+        <w:t>），或兩地都有？這些顯現的記載能否調和？耶穌的身體是怎樣？這些問題和許多其他問題，是當代學術討論的一個個分水嶺。</w:t>
+      </w:r>
+    </w:p>
+    <w:p>
+      <w:pPr/>
+      <w:r>
+        <w:rPr>
+          <w:lang w:val="zh_TW" w:bidi="zh_TW"/>
+        </w:rPr>
+      </w:r>
+      <w:r>
+        <w:rPr>
+          <w:lang w:val="zh_TW" w:bidi="zh_TW"/>
+        </w:rPr>
+        <w:t>這些問題大都不是由近期學者首先提出。二世紀的他提安（Tatian）曾編寫《四福音合參》（</w:t>
+      </w:r>
+      <w:r>
+        <w:rPr>
+          <w:i/>
+          <w:lang w:val="zh_TW" w:bidi="zh_TW"/>
+        </w:rPr>
+        <w:t>Diatessaron</w:t>
+      </w:r>
+      <w:r>
+        <w:rPr>
+          <w:lang w:val="zh_TW" w:bidi="zh_TW"/>
+        </w:rPr>
+        <w:t>），嘗試消除這些問題，希望基督徒接受他的作品，作為定論福音書的補充。雖然基督徒喜歡這種合參，但他們繼續忠實傳播福音書，因為他們相信，福音書是神的啟示，是神賜下有關其兒子的有力見證。今天許多人仍然嘗試用合參的方法，處理歷史問題的細節，但卻忽略了各本福音書見證的獨特之處。其他人則強調差異，並推測福音書如何構成，卻容易將復活的事實，埋沒在這些人為創造的細節中。這兩者都是以不同方式，嘗試同時保全信仰的核心和理性。</w:t>
+      </w:r>
+    </w:p>
+    <w:p>
+      <w:pPr>
+        <w:pStyle w:val="Heading4"/>
+      </w:pPr>
+      <w:r>
+        <w:rPr>
+          <w:lang w:val="zh_TW" w:bidi="zh_TW"/>
+        </w:rPr>
+        <w:t>空墳墓</w:t>
+      </w:r>
+    </w:p>
+    <w:p>
+      <w:pPr/>
+      <w:r>
+        <w:rPr>
+          <w:lang w:val="zh_TW" w:bidi="zh_TW"/>
+        </w:rPr>
+      </w:r>
+      <w:r>
+        <w:rPr>
+          <w:lang w:val="zh_TW" w:bidi="zh_TW"/>
+        </w:rPr>
+        <w:t>人們對於空墳墓，有許多不同解釋。有些人說是門徒偷走了屍體（</w:t>
+      </w:r>
+      <w:hyperlink r:id="rId261">
+        <w:r>
+          <w:rPr>
+            <w:lang w:val="zh_TW" w:bidi="zh_TW"/>
+          </w:rPr>
+          <w:rPr>
+            <w:color w:val="0000EE"/>
+            <w:u w:val="single"/>
+          </w:rPr>
+          <w:t>太28:13</w:t>
+        </w:r>
+      </w:hyperlink>
+      <w:r>
+        <w:rPr>
+          <w:lang w:val="zh_TW" w:bidi="zh_TW"/>
+        </w:rPr>
+        <w:t>已提出這種說法），但這樣解釋教會，就需要以欺詐為基礎。另一些人則說猶太人可能偷走了屍體，或者門徒可能認錯墳墓，但這樣一來，為敵的人很快就會拿出屍體。還有一些人說耶穌可能暫時昏厥，後來在冰冷的墳墓中醒來，但這樣的結果難以激發基督教教會的力量。這些解釋都是從理性角度出發，其前提是耶穌不可能真正的復活。</w:t>
+      </w:r>
+    </w:p>
+    <w:p>
+      <w:pPr/>
+      <w:r>
+        <w:rPr>
+          <w:lang w:val="zh_TW" w:bidi="zh_TW"/>
+        </w:rPr>
+      </w:r>
+      <w:r>
+        <w:rPr>
+          <w:lang w:val="zh_TW" w:bidi="zh_TW"/>
+        </w:rPr>
+        <w:t>雖然福音書記載的內容存在差異，作者在墳墓故事中使用了大量的共同材料，但他們自己卻避免以墳墓為復活信仰的基礎。除了</w:t>
+      </w:r>
+      <w:hyperlink r:id="rId262">
+        <w:r>
+          <w:rPr>
+            <w:lang w:val="zh_TW" w:bidi="zh_TW"/>
+          </w:rPr>
+          <w:rPr>
+            <w:color w:val="0000EE"/>
+            <w:u w:val="single"/>
+          </w:rPr>
+          <w:t>約翰福音二十章8節</w:t>
+        </w:r>
+      </w:hyperlink>
+      <w:r>
+        <w:rPr>
+          <w:lang w:val="zh_TW" w:bidi="zh_TW"/>
+        </w:rPr>
+        <w:t>之外，空墳墓都引起了驚訝和恐懼。事實上，這似乎是無稽之談（</w:t>
+      </w:r>
+      <w:hyperlink r:id="rId263">
+        <w:r>
+          <w:rPr>
+            <w:lang w:val="zh_TW" w:bidi="zh_TW"/>
+          </w:rPr>
+          <w:rPr>
+            <w:color w:val="0000EE"/>
+            <w:u w:val="single"/>
+          </w:rPr>
+          <w:t>路24:11</w:t>
+        </w:r>
+      </w:hyperlink>
+      <w:r>
+        <w:rPr>
+          <w:lang w:val="zh_TW" w:bidi="zh_TW"/>
+        </w:rPr>
+        <w:t>）。帶來信心的，不是墳墓故事，而是耶穌復活後的顯現。</w:t>
+      </w:r>
+    </w:p>
+    <w:p>
+      <w:pPr>
+        <w:pStyle w:val="Heading4"/>
+      </w:pPr>
+      <w:r>
+        <w:rPr>
+          <w:lang w:val="zh_TW" w:bidi="zh_TW"/>
+        </w:rPr>
+        <w:t>顯現</w:t>
+      </w:r>
+    </w:p>
+    <w:p>
+      <w:pPr/>
+      <w:r>
+        <w:rPr>
+          <w:lang w:val="zh_TW" w:bidi="zh_TW"/>
+        </w:rPr>
+      </w:r>
+      <w:r>
+        <w:rPr>
+          <w:lang w:val="zh_TW" w:bidi="zh_TW"/>
+        </w:rPr>
+        <w:t>與墳墓故事不同，顯現的材料幾乎沒有共通之處。然而，顯現是信仰的基礎——令人難以置信的事情發生了。像保羅這樣的仇敵，成了熱心的使徒（</w:t>
+      </w:r>
+      <w:hyperlink r:id="rId264">
+        <w:r>
+          <w:rPr>
+            <w:lang w:val="zh_TW" w:bidi="zh_TW"/>
+          </w:rPr>
+          <w:rPr>
+            <w:color w:val="0000EE"/>
+            <w:u w:val="single"/>
+          </w:rPr>
+          <w:t>徒9:1–22</w:t>
+        </w:r>
+      </w:hyperlink>
+      <w:r>
+        <w:rPr>
+          <w:lang w:val="zh_TW" w:bidi="zh_TW"/>
+        </w:rPr>
+        <w:t>；</w:t>
+      </w:r>
+      <w:hyperlink r:id="rId265">
+        <w:r>
+          <w:rPr>
+            <w:lang w:val="zh_TW" w:bidi="zh_TW"/>
+          </w:rPr>
+          <w:rPr>
+            <w:color w:val="0000EE"/>
+            <w:u w:val="single"/>
+          </w:rPr>
+          <w:t>林前15:8</w:t>
+        </w:r>
+      </w:hyperlink>
+      <w:r>
+        <w:rPr>
+          <w:lang w:val="zh_TW" w:bidi="zh_TW"/>
+        </w:rPr>
+        <w:t>）。像彼得這樣充滿懼怕漁夫捨棄漁網（</w:t>
+      </w:r>
+      <w:hyperlink r:id="rId260">
+        <w:r>
+          <w:rPr>
+            <w:lang w:val="zh_TW" w:bidi="zh_TW"/>
+          </w:rPr>
+          <w:rPr>
+            <w:color w:val="0000EE"/>
+            <w:u w:val="single"/>
+          </w:rPr>
+          <w:t>約21章</w:t>
+        </w:r>
+      </w:hyperlink>
+      <w:r>
+        <w:rPr>
+          <w:lang w:val="zh_TW" w:bidi="zh_TW"/>
+        </w:rPr>
+        <w:t>）。像多馬這樣充滿懷疑的人，說出早期基督教最偉大的認信，稱呼耶穌「我的主！我的神」（</w:t>
+      </w:r>
+      <w:hyperlink r:id="rId266">
+        <w:r>
+          <w:rPr>
+            <w:lang w:val="zh_TW" w:bidi="zh_TW"/>
+          </w:rPr>
+          <w:rPr>
+            <w:color w:val="0000EE"/>
+            <w:u w:val="single"/>
+          </w:rPr>
+          <w:t>約20:24–28</w:t>
+        </w:r>
+      </w:hyperlink>
+      <w:r>
+        <w:rPr>
+          <w:lang w:val="zh_TW" w:bidi="zh_TW"/>
+        </w:rPr>
+        <w:t>）。兩位前往以馬忤斯的疲憊旅人，重新燃起熱情，迅速返回耶路撒冷，分享他們與復活耶穌相遇的消息（</w:t>
+      </w:r>
+      <w:hyperlink r:id="rId267">
+        <w:r>
+          <w:rPr>
+            <w:lang w:val="zh_TW" w:bidi="zh_TW"/>
+          </w:rPr>
+          <w:rPr>
+            <w:color w:val="0000EE"/>
+            <w:u w:val="single"/>
+          </w:rPr>
+          <w:t>路24:13–35</w:t>
+        </w:r>
+      </w:hyperlink>
+      <w:r>
+        <w:rPr>
+          <w:lang w:val="zh_TW" w:bidi="zh_TW"/>
+        </w:rPr>
+        <w:t>）。</w:t>
+      </w:r>
+    </w:p>
+    <w:p>
+      <w:pPr/>
+      <w:r>
+        <w:rPr>
+          <w:lang w:val="zh_TW" w:bidi="zh_TW"/>
+        </w:rPr>
+      </w:r>
+      <w:r>
+        <w:rPr>
+          <w:lang w:val="zh_TW" w:bidi="zh_TW"/>
+        </w:rPr>
+        <w:t>學者討論這些顯現的性質。從保羅列舉的顯現（</w:t>
+      </w:r>
+      <w:hyperlink r:id="rId268">
+        <w:r>
+          <w:rPr>
+            <w:lang w:val="zh_TW" w:bidi="zh_TW"/>
+          </w:rPr>
+          <w:rPr>
+            <w:color w:val="0000EE"/>
+            <w:u w:val="single"/>
+          </w:rPr>
+          <w:t>林前15:5–8</w:t>
+        </w:r>
+      </w:hyperlink>
+      <w:r>
+        <w:rPr>
+          <w:lang w:val="zh_TW" w:bidi="zh_TW"/>
+        </w:rPr>
+        <w:t>）開始，有些人認為所有顯現的性質相同；因為使徒行傳記載，耶穌在大馬士革路上向保羅的顯現，似乎具有屬靈的性質（</w:t>
+      </w:r>
+      <w:hyperlink r:id="rId269">
+        <w:r>
+          <w:rPr>
+            <w:lang w:val="zh_TW" w:bidi="zh_TW"/>
+          </w:rPr>
+          <w:rPr>
+            <w:color w:val="0000EE"/>
+            <w:u w:val="single"/>
+          </w:rPr>
+          <w:t>徒9:1–9</w:t>
+        </w:r>
+      </w:hyperlink>
+      <w:r>
+        <w:rPr>
+          <w:lang w:val="zh_TW" w:bidi="zh_TW"/>
+        </w:rPr>
+        <w:t>；參</w:t>
+      </w:r>
+      <w:hyperlink r:id="rId270">
+        <w:r>
+          <w:rPr>
+            <w:lang w:val="zh_TW" w:bidi="zh_TW"/>
+          </w:rPr>
+          <w:rPr>
+            <w:color w:val="0000EE"/>
+            <w:u w:val="single"/>
+          </w:rPr>
+          <w:t>22:6–11</w:t>
+        </w:r>
+      </w:hyperlink>
+      <w:r>
+        <w:rPr>
+          <w:lang w:val="zh_TW" w:bidi="zh_TW"/>
+        </w:rPr>
+        <w:t>；</w:t>
+      </w:r>
+      <w:hyperlink r:id="rId271">
+        <w:r>
+          <w:rPr>
+            <w:lang w:val="zh_TW" w:bidi="zh_TW"/>
+          </w:rPr>
+          <w:rPr>
+            <w:color w:val="0000EE"/>
+            <w:u w:val="single"/>
+          </w:rPr>
+          <w:t>26:12–19</w:t>
+        </w:r>
+      </w:hyperlink>
+      <w:r>
+        <w:rPr>
+          <w:lang w:val="zh_TW" w:bidi="zh_TW"/>
+        </w:rPr>
+        <w:t>），因此所有顯現應該都是類似的。至於復活耶穌可以觸摸的陳述（</w:t>
+      </w:r>
+      <w:hyperlink r:id="rId272">
+        <w:r>
+          <w:rPr>
+            <w:lang w:val="zh_TW" w:bidi="zh_TW"/>
+          </w:rPr>
+          <w:rPr>
+            <w:color w:val="0000EE"/>
+            <w:u w:val="single"/>
+          </w:rPr>
+          <w:t>路24:41–43</w:t>
+        </w:r>
+      </w:hyperlink>
+      <w:r>
+        <w:rPr>
+          <w:lang w:val="zh_TW" w:bidi="zh_TW"/>
+        </w:rPr>
+        <w:t>），被認為是後期添加，附加在更早期的異象式傳統中。這種看法的前提，是身體不可能復活。</w:t>
+      </w:r>
+    </w:p>
+    <w:p>
+      <w:pPr/>
+      <w:r>
+        <w:rPr>
+          <w:lang w:val="zh_TW" w:bidi="zh_TW"/>
+        </w:rPr>
+      </w:r>
+      <w:r>
+        <w:rPr>
+          <w:lang w:val="zh_TW" w:bidi="zh_TW"/>
+        </w:rPr>
+        <w:t>另一個理論，則基於歷史上的耶穌與信仰中的基督之間的分歧。根據這一觀點，復活不應被視為歷史事實，而應被視為門徒信仰的經歷。然而，問題在於，耶穌復活的目擊見證者宣稱，這事件是歷史上確實可見的現實。</w:t>
+      </w:r>
+    </w:p>
+    <w:p>
+      <w:pPr>
+        <w:pStyle w:val="Heading3"/>
+      </w:pPr>
+      <w:r>
+        <w:rPr>
+          <w:lang w:val="zh_TW" w:bidi="zh_TW"/>
+        </w:rPr>
+        <w:t>基督復活的意義</w:t>
+      </w:r>
+    </w:p>
+    <w:p>
+      <w:pPr/>
+      <w:r>
+        <w:rPr>
+          <w:lang w:val="zh_TW" w:bidi="zh_TW"/>
+        </w:rPr>
+      </w:r>
+      <w:r>
+        <w:rPr>
+          <w:lang w:val="zh_TW" w:bidi="zh_TW"/>
+        </w:rPr>
+        <w:t>根據聖經的記載，有好幾個人從死裡復活。以利亞使寡婦的兒子復活，耶穌使另一個寡婦的兒子復活，又使拉撒路復活。然而，他們的重生（或甦醒）與基督的復活不同。他們復生之後，仍會再死；而耶穌復活後永遠活著。他們復生後仍會朽壞，耶穌復活後卻不會朽壞。他們復生後其本質沒有改變；而耶穌復活後以明顯不同的形式出現。</w:t>
+      </w:r>
+    </w:p>
+    <w:p>
+      <w:pPr/>
+      <w:r>
+        <w:rPr>
+          <w:lang w:val="zh_TW" w:bidi="zh_TW"/>
+        </w:rPr>
+      </w:r>
+      <w:r>
+        <w:rPr>
+          <w:lang w:val="zh_TW" w:bidi="zh_TW"/>
+        </w:rPr>
+        <w:t>當主復活時，三件重要的事情發生在祂身上。祂進入榮耀，改變形像，成為靈。這三件事是同時發生的。當耶穌復活時，祂進入榮耀（見</w:t>
+      </w:r>
+      <w:hyperlink r:id="rId273">
+        <w:r>
+          <w:rPr>
+            <w:lang w:val="zh_TW" w:bidi="zh_TW"/>
+          </w:rPr>
+          <w:rPr>
+            <w:color w:val="0000EE"/>
+            <w:u w:val="single"/>
+          </w:rPr>
+          <w:t>路24:26</w:t>
+        </w:r>
+      </w:hyperlink>
+      <w:r>
+        <w:rPr>
+          <w:lang w:val="zh_TW" w:bidi="zh_TW"/>
+        </w:rPr>
+        <w:t>）。同時，祂的身體變成了榮耀的形狀（</w:t>
+      </w:r>
+      <w:hyperlink r:id="rId274">
+        <w:r>
+          <w:rPr>
+            <w:lang w:val="zh_TW" w:bidi="zh_TW"/>
+          </w:rPr>
+          <w:rPr>
+            <w:color w:val="0000EE"/>
+            <w:u w:val="single"/>
+          </w:rPr>
+          <w:t>腓3:21</w:t>
+        </w:r>
+      </w:hyperlink>
+      <w:r>
+        <w:rPr>
+          <w:lang w:val="zh_TW" w:bidi="zh_TW"/>
+        </w:rPr>
+        <w:t>）。同樣——而且相當奧秘地，祂成了叫人活的靈（</w:t>
+      </w:r>
+      <w:hyperlink r:id="rId275">
+        <w:r>
+          <w:rPr>
+            <w:lang w:val="zh_TW" w:bidi="zh_TW"/>
+          </w:rPr>
+          <w:rPr>
+            <w:color w:val="0000EE"/>
+            <w:u w:val="single"/>
+          </w:rPr>
+          <w:t>林前15:45</w:t>
+        </w:r>
+      </w:hyperlink>
+      <w:r>
+        <w:rPr>
+          <w:lang w:val="zh_TW" w:bidi="zh_TW"/>
+        </w:rPr>
+        <w:t>）。</w:t>
+      </w:r>
+    </w:p>
+    <w:p>
+      <w:pPr/>
+      <w:r>
+        <w:rPr>
+          <w:lang w:val="zh_TW" w:bidi="zh_TW"/>
+        </w:rPr>
+      </w:r>
+      <w:r>
+        <w:rPr>
+          <w:lang w:val="zh_TW" w:bidi="zh_TW"/>
+        </w:rPr>
+        <w:t>在主被釘十字架和復活之前，祂宣告：「時候到了，人子要得榮耀。我實實在在告訴你們，一粒麥子不落在地裡死了，仍舊是一粒；若是死了，就結出許多子粒來」（</w:t>
+      </w:r>
+      <w:hyperlink r:id="rId276">
+        <w:r>
+          <w:rPr>
+            <w:lang w:val="zh_TW" w:bidi="zh_TW"/>
+          </w:rPr>
+          <w:rPr>
+            <w:color w:val="0000EE"/>
+            <w:u w:val="single"/>
+          </w:rPr>
+          <w:t>約12:23–24</w:t>
+        </w:r>
+      </w:hyperlink>
+      <w:r>
+        <w:rPr>
+          <w:lang w:val="zh_TW" w:bidi="zh_TW"/>
+        </w:rPr>
+        <w:t>）。這個宣告是復活的最佳圖像。保羅也使用了這個比喻，將復活的榮耀比作種子死了，被種下，然後得生。實際上，保羅在回答哥林多人關於復活的兩個問題時，使用了這個示例：(1) 死人怎樣復活？(2) 他們帶著</w:t>
+      </w:r>
+      <w:r>
+        <w:rPr>
+          <w:lang w:val="zh_TW" w:bidi="zh_TW"/>
+        </w:rPr>
+        <w:t>甚麼身體來</w:t>
+      </w:r>
+      <w:r>
+        <w:rPr>
+          <w:lang w:val="zh_TW" w:bidi="zh_TW"/>
+        </w:rPr>
+        <w:t>？（</w:t>
+      </w:r>
+      <w:hyperlink r:id="rId277">
+        <w:r>
+          <w:rPr>
+            <w:lang w:val="zh_TW" w:bidi="zh_TW"/>
+          </w:rPr>
+          <w:rPr>
+            <w:color w:val="0000EE"/>
+            <w:u w:val="single"/>
+          </w:rPr>
+          <w:t>林前15:35</w:t>
+        </w:r>
+      </w:hyperlink>
+      <w:r>
+        <w:rPr>
+          <w:lang w:val="zh_TW" w:bidi="zh_TW"/>
+        </w:rPr>
+        <w:t>）。</w:t>
+      </w:r>
+    </w:p>
+    <w:p>
+      <w:pPr/>
+      <w:r>
+        <w:rPr>
+          <w:lang w:val="zh_TW" w:bidi="zh_TW"/>
+        </w:rPr>
+      </w:r>
+      <w:r>
+        <w:rPr>
+          <w:lang w:val="zh_TW" w:bidi="zh_TW"/>
+        </w:rPr>
+        <w:t>對於第一個問題，保羅回答：「</w:t>
+      </w:r>
+      <w:r>
+        <w:rPr>
+          <w:lang w:val="zh_TW" w:bidi="zh_TW"/>
+        </w:rPr>
+        <w:t>無知的人哪，你所種的，若不死就不能生</w:t>
+      </w:r>
+      <w:r>
+        <w:rPr>
+          <w:lang w:val="zh_TW" w:bidi="zh_TW"/>
+        </w:rPr>
+        <w:t>」（</w:t>
+      </w:r>
+      <w:hyperlink r:id="rId278">
+        <w:r>
+          <w:rPr>
+            <w:lang w:val="zh_TW" w:bidi="zh_TW"/>
+          </w:rPr>
+          <w:rPr>
+            <w:color w:val="0000EE"/>
+            <w:u w:val="single"/>
+          </w:rPr>
+          <w:t>林前15:36</w:t>
+        </w:r>
+      </w:hyperlink>
+      <w:r>
+        <w:rPr>
+          <w:lang w:val="zh_TW" w:bidi="zh_TW"/>
+        </w:rPr>
+        <w:t>）。這完全符合主在</w:t>
+      </w:r>
+      <w:hyperlink r:id="rId279">
+        <w:r>
+          <w:rPr>
+            <w:lang w:val="zh_TW" w:bidi="zh_TW"/>
+          </w:rPr>
+          <w:rPr>
+            <w:color w:val="0000EE"/>
+            <w:u w:val="single"/>
+          </w:rPr>
+          <w:t>約翰福音十二章24節</w:t>
+        </w:r>
+      </w:hyperlink>
+      <w:r>
+        <w:rPr>
+          <w:lang w:val="zh_TW" w:bidi="zh_TW"/>
+        </w:rPr>
+        <w:t>的話，兩者互相解釋。麥子必須死了，才能結出子粒。保羅更詳細解釋第二個問題；聖靈啟示他發出崇高的言論來揭示這個奧秘。保羅用同樣的自然界的例子——小麥的子粒，揭示在復活中出現的身體，與所種的身體在形式上完全不同。經過有機的過程，單一顆粒轉變為小麥的莖。從本質上講，子粒和莖是一體的——後者只是前者生命的成長和顯現出來的延伸。簡而言之，莖是子粒的榮耀，或進入榮耀的子粒。這個例證顯示了耶穌復活的身體與埋葬的身體完全不同。在死亡中，祂被種在朽壞、羞辱和軟弱中；在復活中，祂以不朽、榮耀和能力出現。耶穌身為人的自然身體，成了屬靈的身體，與此同時基督成為「叫人活的靈」。</w:t>
+      </w:r>
+    </w:p>
+    <w:p>
+      <w:pPr/>
+      <w:r>
+        <w:rPr>
+          <w:lang w:val="zh_TW" w:bidi="zh_TW"/>
+        </w:rPr>
+      </w:r>
+      <w:r>
+        <w:rPr>
+          <w:lang w:val="zh_TW" w:bidi="zh_TW"/>
+        </w:rPr>
+        <w:t>有了這種新的屬靈存在，基督作為靈並藉著聖靈，可以同時內住在數百萬信徒中。在復活之前，耶穌被祂的血肉身體限制；在復活之後，耶穌可以超越限制，為所有信徒經歷。在復活之前，基督只能與祂的信徒同住；在復活之後，祂可以住在祂的信徒裡面。因為基督透過復活成為靈，祂可以被那些祂所內住的人經歷。基督的靈現在使基督對我們而言，是非常真實且可經歷的。</w:t>
+      </w:r>
+    </w:p>
+    <w:p>
+      <w:pPr/>
+      <w:r>
+        <w:rPr>
+          <w:lang w:val="zh_TW" w:bidi="zh_TW"/>
+        </w:rPr>
+      </w:r>
+      <w:r>
+        <w:rPr>
+          <w:lang w:val="zh_TW" w:bidi="zh_TW"/>
+        </w:rPr>
+        <w:t>我們閱讀福音書的最後幾章，會意識到我們的主在復活後，出現巨大的變化。進入榮耀後，耶穌進入了一個新的存在領域。某一刻祂是可見的；另一刻祂變得不可見（</w:t>
+      </w:r>
+      <w:hyperlink r:id="rId280">
+        <w:r>
+          <w:rPr>
+            <w:lang w:val="zh_TW" w:bidi="zh_TW"/>
+          </w:rPr>
+          <w:rPr>
+            <w:color w:val="0000EE"/>
+            <w:u w:val="single"/>
+          </w:rPr>
+          <w:t>路24:31</w:t>
+        </w:r>
+      </w:hyperlink>
+      <w:r>
+        <w:rPr>
+          <w:lang w:val="zh_TW" w:bidi="zh_TW"/>
+        </w:rPr>
+        <w:t>）。祂超越空間，甚至可能是時間的限制。在復活日的清晨，祂在園中向抹大拉的馬利亞顯現（</w:t>
+      </w:r>
+      <w:hyperlink r:id="rId281">
+        <w:r>
+          <w:rPr>
+            <w:lang w:val="zh_TW" w:bidi="zh_TW"/>
+          </w:rPr>
+          <w:rPr>
+            <w:color w:val="0000EE"/>
+            <w:u w:val="single"/>
+          </w:rPr>
+          <w:t>約20:11–17</w:t>
+        </w:r>
+      </w:hyperlink>
+      <w:r>
+        <w:rPr>
+          <w:lang w:val="zh_TW" w:bidi="zh_TW"/>
+        </w:rPr>
+        <w:t>），然後向其他婦女顯現（</w:t>
+      </w:r>
+      <w:hyperlink r:id="rId282">
+        <w:r>
+          <w:rPr>
+            <w:lang w:val="zh_TW" w:bidi="zh_TW"/>
+          </w:rPr>
+          <w:rPr>
+            <w:color w:val="0000EE"/>
+            <w:u w:val="single"/>
+          </w:rPr>
+          <w:t>太28:9</w:t>
+        </w:r>
+      </w:hyperlink>
+      <w:r>
+        <w:rPr>
+          <w:lang w:val="zh_TW" w:bidi="zh_TW"/>
+        </w:rPr>
+        <w:t>）。之後，祂升到祂的父那裡（</w:t>
+      </w:r>
+      <w:hyperlink r:id="rId283">
+        <w:r>
+          <w:rPr>
+            <w:lang w:val="zh_TW" w:bidi="zh_TW"/>
+          </w:rPr>
+          <w:rPr>
+            <w:color w:val="0000EE"/>
+            <w:u w:val="single"/>
+          </w:rPr>
+          <w:t>約20:17</w:t>
+        </w:r>
+      </w:hyperlink>
+      <w:r>
+        <w:rPr>
+          <w:lang w:val="zh_TW" w:bidi="zh_TW"/>
+        </w:rPr>
+        <w:t>）。隨後祂回來，向回到住處的彼得顯現（</w:t>
+      </w:r>
+      <w:hyperlink r:id="rId284">
+        <w:r>
+          <w:rPr>
+            <w:lang w:val="zh_TW" w:bidi="zh_TW"/>
+          </w:rPr>
+          <w:rPr>
+            <w:color w:val="0000EE"/>
+            <w:u w:val="single"/>
+          </w:rPr>
+          <w:t>約20:10</w:t>
+        </w:r>
+      </w:hyperlink>
+      <w:r>
+        <w:rPr>
+          <w:lang w:val="zh_TW" w:bidi="zh_TW"/>
+        </w:rPr>
+        <w:t>；</w:t>
+      </w:r>
+      <w:hyperlink r:id="rId285">
+        <w:r>
+          <w:rPr>
+            <w:lang w:val="zh_TW" w:bidi="zh_TW"/>
+          </w:rPr>
+          <w:rPr>
+            <w:color w:val="0000EE"/>
+            <w:u w:val="single"/>
+          </w:rPr>
+          <w:t>路24:34</w:t>
+        </w:r>
+      </w:hyperlink>
+      <w:r>
+        <w:rPr>
+          <w:lang w:val="zh_TW" w:bidi="zh_TW"/>
+        </w:rPr>
+        <w:t>）。同一天傍晚，祂與兩個門徒一起走了七里路（11.3公里）到以馬忤斯（</w:t>
+      </w:r>
+      <w:hyperlink r:id="rId286">
+        <w:r>
+          <w:rPr>
+            <w:lang w:val="zh_TW" w:bidi="zh_TW"/>
+          </w:rPr>
+          <w:rPr>
+            <w:color w:val="0000EE"/>
+            <w:u w:val="single"/>
+          </w:rPr>
+          <w:t>路24:13–33</w:t>
+        </w:r>
+      </w:hyperlink>
+      <w:r>
+        <w:rPr>
+          <w:lang w:val="zh_TW" w:bidi="zh_TW"/>
+        </w:rPr>
+        <w:t>），然後在耶路撒冷某處一個關著門的房間，向聚集的門徒顯現（</w:t>
+      </w:r>
+      <w:hyperlink r:id="rId287">
+        <w:r>
+          <w:rPr>
+            <w:lang w:val="zh_TW" w:bidi="zh_TW"/>
+          </w:rPr>
+          <w:rPr>
+            <w:color w:val="0000EE"/>
+            <w:u w:val="single"/>
+          </w:rPr>
+          <w:t>路24:33–48</w:t>
+        </w:r>
+      </w:hyperlink>
+      <w:r>
+        <w:rPr>
+          <w:lang w:val="zh_TW" w:bidi="zh_TW"/>
+        </w:rPr>
+        <w:t>；</w:t>
+      </w:r>
+      <w:hyperlink r:id="rId288">
+        <w:r>
+          <w:rPr>
+            <w:lang w:val="zh_TW" w:bidi="zh_TW"/>
+          </w:rPr>
+          <w:rPr>
+            <w:color w:val="0000EE"/>
+            <w:u w:val="single"/>
+          </w:rPr>
+          <w:t>約20:19–23</w:t>
+        </w:r>
+      </w:hyperlink>
+      <w:r>
+        <w:rPr>
+          <w:lang w:val="zh_TW" w:bidi="zh_TW"/>
+        </w:rPr>
+        <w:t>）。這些事件幾乎不可能按照順序、照著時間先後來追蹤。耶穌所做的，是人類無法做到的。祂怎能在同一天出現這麼多次？我們只能說復活大大改變了祂的存在領域；祂是靈，卻仍有身體——一個榮耀的身體，祂不再受時間和空間的限制。</w:t>
+      </w:r>
+    </w:p>
+    <w:p>
+      <w:pPr/>
+      <w:r>
+        <w:rPr>
+          <w:lang w:val="zh_TW" w:bidi="zh_TW"/>
+        </w:rPr>
+      </w:r>
+      <w:r>
+        <w:rPr>
+          <w:lang w:val="zh_TW" w:bidi="zh_TW"/>
+        </w:rPr>
+        <w:t>復活後，耶穌有了不同的形像（見</w:t>
+      </w:r>
+      <w:hyperlink r:id="rId289">
+        <w:r>
+          <w:rPr>
+            <w:lang w:val="zh_TW" w:bidi="zh_TW"/>
+          </w:rPr>
+          <w:rPr>
+            <w:color w:val="0000EE"/>
+            <w:u w:val="single"/>
+          </w:rPr>
+          <w:t>可16:12</w:t>
+        </w:r>
+      </w:hyperlink>
+      <w:r>
+        <w:rPr>
+          <w:lang w:val="zh_TW" w:bidi="zh_TW"/>
+        </w:rPr>
+        <w:t>）。但他還是同一個人；在加利利行走，又在加略山被釘十字架的，是同一位復活的耶穌。祂本人沒有改變，也永遠不會改變；這是永恆不變的，但祂的形像確實改變了；祂現在是叫人活的靈。這樣，基督就能內住於所有的信徒裡面。</w:t>
+      </w:r>
+    </w:p>
+    <w:p>
+      <w:pPr/>
+      <w:r>
+        <w:rPr>
+          <w:lang w:val="zh_TW" w:bidi="zh_TW"/>
+        </w:rPr>
+      </w:r>
+      <w:r>
+        <w:rPr>
+          <w:lang w:val="zh_TW" w:bidi="zh_TW"/>
+        </w:rPr>
+        <w:t>復活和重生在聖經中關係密切，就像釘十字架和救贖，是不可分割的整體。沒有基督釘十字架，就不可能有救贖，同樣，沒有基督的復活，就不可能有重生。聖經明確指出，我們是藉著基督的復活而重生的（</w:t>
+      </w:r>
+      <w:hyperlink r:id="rId256">
+        <w:r>
+          <w:rPr>
+            <w:lang w:val="zh_TW" w:bidi="zh_TW"/>
+          </w:rPr>
+          <w:rPr>
+            <w:color w:val="0000EE"/>
+            <w:u w:val="single"/>
+          </w:rPr>
+          <w:t>彼前1:3</w:t>
+        </w:r>
+      </w:hyperlink>
+      <w:r>
+        <w:rPr>
+          <w:lang w:val="zh_TW" w:bidi="zh_TW"/>
+        </w:rPr>
+        <w:t>）。</w:t>
+      </w:r>
+    </w:p>
+    <w:p>
+      <w:pPr/>
+      <w:r>
+        <w:rPr>
+          <w:lang w:val="zh_TW" w:bidi="zh_TW"/>
+        </w:rPr>
+      </w:r>
+      <w:r>
+        <w:rPr>
+          <w:lang w:val="zh_TW" w:bidi="zh_TW"/>
+        </w:rPr>
+        <w:t>基督從死裡復活之後，稱門徒為祂的弟兄（</w:t>
+      </w:r>
+      <w:hyperlink r:id="rId290">
+        <w:r>
+          <w:rPr>
+            <w:lang w:val="zh_TW" w:bidi="zh_TW"/>
+          </w:rPr>
+          <w:rPr>
+            <w:color w:val="0000EE"/>
+            <w:u w:val="single"/>
+          </w:rPr>
+          <w:t>太28:10</w:t>
+        </w:r>
+      </w:hyperlink>
+      <w:r>
+        <w:rPr>
+          <w:lang w:val="zh_TW" w:bidi="zh_TW"/>
+        </w:rPr>
+        <w:t>；</w:t>
+      </w:r>
+      <w:hyperlink r:id="rId291">
+        <w:r>
+          <w:rPr>
+            <w:lang w:val="zh_TW" w:bidi="zh_TW"/>
+          </w:rPr>
+          <w:rPr>
+            <w:color w:val="0000EE"/>
+            <w:u w:val="single"/>
+          </w:rPr>
+          <w:t>約20:19</w:t>
+        </w:r>
+      </w:hyperlink>
+      <w:r>
+        <w:rPr>
+          <w:lang w:val="zh_TW" w:bidi="zh_TW"/>
+        </w:rPr>
+        <w:t>），並宣告祂的神現在也是他們的神，祂的父也是他們的父。復活後，門徒成為耶穌的弟兄，擁有相同的屬神生命和相同的父。耶穌基督首先從死裡復活（</w:t>
+      </w:r>
+      <w:hyperlink r:id="rId292">
+        <w:r>
+          <w:rPr>
+            <w:lang w:val="zh_TW" w:bidi="zh_TW"/>
+          </w:rPr>
+          <w:rPr>
+            <w:color w:val="0000EE"/>
+            <w:u w:val="single"/>
+          </w:rPr>
+          <w:t>西1:18</w:t>
+        </w:r>
+      </w:hyperlink>
+      <w:r>
+        <w:rPr>
+          <w:lang w:val="zh_TW" w:bidi="zh_TW"/>
+        </w:rPr>
+        <w:t>；</w:t>
+      </w:r>
+      <w:hyperlink r:id="rId293">
+        <w:r>
+          <w:rPr>
+            <w:lang w:val="zh_TW" w:bidi="zh_TW"/>
+          </w:rPr>
+          <w:rPr>
+            <w:color w:val="0000EE"/>
+            <w:u w:val="single"/>
+          </w:rPr>
+          <w:t>啟1:18</w:t>
+        </w:r>
+      </w:hyperlink>
+      <w:r>
+        <w:rPr>
+          <w:lang w:val="zh_TW" w:bidi="zh_TW"/>
+        </w:rPr>
+        <w:t>），成為許多弟兄中的長子（</w:t>
+      </w:r>
+      <w:hyperlink r:id="rId294">
+        <w:r>
+          <w:rPr>
+            <w:lang w:val="zh_TW" w:bidi="zh_TW"/>
+          </w:rPr>
+          <w:rPr>
+            <w:color w:val="0000EE"/>
+            <w:u w:val="single"/>
+          </w:rPr>
+          <w:t>羅8:29</w:t>
+        </w:r>
+      </w:hyperlink>
+      <w:r>
+        <w:rPr>
+          <w:lang w:val="zh_TW" w:bidi="zh_TW"/>
+        </w:rPr>
+        <w:t>）。</w:t>
+      </w:r>
+    </w:p>
+    <w:p>
+      <w:pPr>
+        <w:pStyle w:val="Heading3"/>
+      </w:pPr>
+      <w:r>
+        <w:rPr>
+          <w:lang w:val="zh_TW" w:bidi="zh_TW"/>
+        </w:rPr>
+        <w:t>廣義的復活</w:t>
+      </w:r>
+    </w:p>
+    <w:p>
+      <w:pPr/>
+      <w:r>
+        <w:rPr>
+          <w:lang w:val="zh_TW" w:bidi="zh_TW"/>
+        </w:rPr>
+      </w:r>
+      <w:r>
+        <w:rPr>
+          <w:lang w:val="zh_TW" w:bidi="zh_TW"/>
+        </w:rPr>
+        <w:t>保羅期待主的日子，在基督裡死去的人將被復活，而那些仍然活著的人，將與死去的人一起，在最終的勝利中相遇（</w:t>
+      </w:r>
+      <w:hyperlink r:id="rId295">
+        <w:r>
+          <w:rPr>
+            <w:lang w:val="zh_TW" w:bidi="zh_TW"/>
+          </w:rPr>
+          <w:rPr>
+            <w:color w:val="0000EE"/>
+            <w:u w:val="single"/>
+          </w:rPr>
+          <w:t>帖前4:15–18</w:t>
+        </w:r>
+      </w:hyperlink>
+      <w:r>
+        <w:rPr>
+          <w:lang w:val="zh_TW" w:bidi="zh_TW"/>
+        </w:rPr>
+        <w:t>）。毫無疑問，他認為這次復活是榮耀的盼望，涉及某種個人化的身體，並且這個身體不是屬血氣，而是屬靈的（</w:t>
+      </w:r>
+      <w:hyperlink r:id="rId296">
+        <w:r>
+          <w:rPr>
+            <w:lang w:val="zh_TW" w:bidi="zh_TW"/>
+          </w:rPr>
+          <w:rPr>
+            <w:color w:val="0000EE"/>
+            <w:u w:val="single"/>
+          </w:rPr>
+          <w:t>林前15:35–44</w:t>
+        </w:r>
+      </w:hyperlink>
+      <w:r>
+        <w:rPr>
+          <w:lang w:val="zh_TW" w:bidi="zh_TW"/>
+        </w:rPr>
+        <w:t>）。保羅並沒有像約翰福音的經文（比如，</w:t>
+      </w:r>
+      <w:hyperlink r:id="rId238">
+        <w:r>
+          <w:rPr>
+            <w:lang w:val="zh_TW" w:bidi="zh_TW"/>
+          </w:rPr>
+          <w:rPr>
+            <w:color w:val="0000EE"/>
+            <w:u w:val="single"/>
+          </w:rPr>
+          <w:t>約5:29</w:t>
+        </w:r>
+      </w:hyperlink>
+      <w:r>
+        <w:rPr>
+          <w:lang w:val="zh_TW" w:bidi="zh_TW"/>
+        </w:rPr>
+        <w:t>）那樣談論到兩次復活，而只是談到復活的生命。也許約翰的啟示錄帶來最佳線索，去理解新約思想，因為它提到首次復活的有福了（</w:t>
+      </w:r>
+      <w:hyperlink r:id="rId239">
+        <w:r>
+          <w:rPr>
+            <w:lang w:val="zh_TW" w:bidi="zh_TW"/>
+          </w:rPr>
+          <w:rPr>
+            <w:color w:val="0000EE"/>
+            <w:u w:val="single"/>
+          </w:rPr>
+          <w:t>啟20:5–6</w:t>
+        </w:r>
+      </w:hyperlink>
+      <w:r>
+        <w:rPr>
+          <w:lang w:val="zh_TW" w:bidi="zh_TW"/>
+        </w:rPr>
+        <w:t>）。雖然在啟示錄中，「復活」一詞並未與審判聯繫，但在審判台前出現和火湖中第二次死的判決表明，復活受審判的性質，與復活得生命的性質，可說絕不相同。</w:t>
+      </w:r>
+    </w:p>
+    <w:p>
+      <w:pPr>
+        <w:pStyle w:val="Heading3"/>
+      </w:pPr>
+      <w:r>
+        <w:rPr>
+          <w:lang w:val="zh_TW" w:bidi="zh_TW"/>
+        </w:rPr>
+        <w:t>復活與諾斯底主義</w:t>
+      </w:r>
+    </w:p>
+    <w:p>
+      <w:pPr/>
+      <w:r>
+        <w:rPr>
+          <w:lang w:val="zh_TW" w:bidi="zh_TW"/>
+        </w:rPr>
+      </w:r>
+      <w:r>
+        <w:rPr>
+          <w:lang w:val="zh_TW" w:bidi="zh_TW"/>
+        </w:rPr>
+        <w:t>諾斯底末世論受希臘人永生觀念的影響，涉及信徒在屬靈的上升，拋棄肉體的外殼，進入</w:t>
+      </w:r>
+      <w:r>
+        <w:rPr>
+          <w:lang w:val="zh_TW" w:bidi="zh_TW"/>
+        </w:rPr>
+        <w:t>普累若麻（Pleroma，希臘文原文即「豐盛」的意思）</w:t>
+      </w:r>
+      <w:r>
+        <w:rPr>
+          <w:lang w:val="zh_TW" w:bidi="zh_TW"/>
+        </w:rPr>
+        <w:t>，或諾斯底的天堂。由於諾斯底派用詞的方式，腓力福音能有助我們理解諾斯底扭曲思想。其中說道：「那些說主先死了，然後復活的人是錯誤的；因為他先復活，然後才死了。如果有人沒有先復活，難道他不會死嗎？」（腓力福音56:15–19）。復活的概念失去了末世向度，被「去末世化」（de-eschatologized）了，不是以真正未來的復活盼望來定義，而是以在這個世界中實現的屬靈覺醒來定義。腓力福音也有助我們理解，為什麼</w:t>
+      </w:r>
+      <w:hyperlink r:id="rId297">
+        <w:r>
+          <w:rPr>
+            <w:lang w:val="zh_TW" w:bidi="zh_TW"/>
+          </w:rPr>
+          <w:rPr>
+            <w:color w:val="0000EE"/>
+            <w:u w:val="single"/>
+          </w:rPr>
+          <w:t>提摩太後書二章17至19節</w:t>
+        </w:r>
+      </w:hyperlink>
+      <w:r>
+        <w:rPr>
+          <w:lang w:val="zh_TW" w:bidi="zh_TW"/>
+        </w:rPr>
+        <w:t>，對許米乃和腓理徒的批評如此嚴厲，因為他們認為復活已經過去。顯然，在諾斯底主義出現已經實現的末世論時，保羅的群體和教會將之拒絕了。教會在當今時代，也應繼續拒絕這種說法。</w:t>
+      </w:r>
+    </w:p>
+    <w:p>
+      <w:pPr/>
+      <w:r>
+        <w:rPr>
+          <w:lang w:val="zh_TW" w:bidi="zh_TW"/>
+        </w:rPr>
+      </w:r>
+      <w:r>
+        <w:rPr>
+          <w:i/>
+          <w:lang w:val="zh_TW" w:bidi="zh_TW"/>
+        </w:rPr>
+        <w:t>另見</w:t>
+      </w:r>
+      <w:r>
+        <w:rPr>
+          <w:lang w:val="zh_TW" w:bidi="zh_TW"/>
+        </w:rPr>
+        <w:t xml:space="preserve"> </w:t>
+      </w:r>
+      <w:r>
+        <w:rPr>
+          <w:lang w:val="zh_TW" w:bidi="zh_TW"/>
+        </w:rPr>
+        <w:t>死者之地</w:t>
+      </w:r>
+      <w:r>
+        <w:rPr>
+          <w:lang w:val="zh_TW" w:bidi="zh_TW"/>
+        </w:rPr>
+        <w:t>；</w:t>
+      </w:r>
+      <w:r>
+        <w:rPr>
+          <w:lang w:val="zh_TW" w:bidi="zh_TW"/>
+        </w:rPr>
+        <w:t>末世論</w:t>
+      </w:r>
+      <w:r>
+        <w:rPr>
+          <w:lang w:val="zh_TW" w:bidi="zh_TW"/>
+        </w:rPr>
+        <w:t>；</w:t>
+      </w:r>
+      <w:r>
+        <w:rPr>
+          <w:lang w:val="zh_TW" w:bidi="zh_TW"/>
+        </w:rPr>
+        <w:t>基督的再來</w:t>
+      </w:r>
+      <w:r>
+        <w:rPr>
+          <w:lang w:val="zh_TW" w:bidi="zh_TW"/>
+        </w:rPr>
+        <w:t>；</w:t>
+      </w:r>
+      <w:r>
+        <w:rPr>
+          <w:lang w:val="zh_TW" w:bidi="zh_TW"/>
+        </w:rPr>
+        <w:t>靈</w:t>
+      </w:r>
+      <w:r>
+        <w:rPr>
+          <w:lang w:val="zh_TW" w:bidi="zh_TW"/>
+        </w:rPr>
+        <w:t>。</w:t>
       </w:r>
       <w:r>
         <w:rPr>
@@ -3372,6 +10524,30 @@
   <w:num w:numId="13" w16cid:durableId="592781308">
     <w:abstractNumId w:val="11"/>
   </w:num>
+  <w:num w:numId="14">
+    <w:abstractNumId w:val="3"/>
+    <w:lvlOverride w:ilvl="0">
+      <w:startOverride w:val="1"/>
+    </w:lvlOverride>
+  </w:num>
+  <w:num w:numId="15">
+    <w:abstractNumId w:val="3"/>
+    <w:lvlOverride w:ilvl="0">
+      <w:startOverride w:val="1"/>
+    </w:lvlOverride>
+  </w:num>
+  <w:num w:numId="16">
+    <w:abstractNumId w:val="3"/>
+    <w:lvlOverride w:ilvl="0">
+      <w:startOverride w:val="1"/>
+    </w:lvlOverride>
+  </w:num>
+  <w:num w:numId="17">
+    <w:abstractNumId w:val="3"/>
+    <w:lvlOverride w:ilvl="0">
+      <w:startOverride w:val="1"/>
+    </w:lvlOverride>
+  </w:num>
   <w:numIdMacAtCleanup w:val="10"/>
 </w:numbering>
 </file>

--- a/zht/docx/040.content.docx
+++ b/zht/docx/040.content.docx
@@ -149,7 +149,7 @@
         <w:rPr>
           <w:lang w:val="zh_TW" w:bidi="zh_TW"/>
         </w:rPr>
-        <w:t>feng</w:t>
+        <w:t>fen</w:t>
       </w:r>
       <w:r>
         <w:rPr>
@@ -212,7 +212,7 @@
         <w:rPr>
           <w:lang w:val="zh_TW" w:bidi="zh_TW"/>
         </w:rPr>
-        <w:t>風琴</w:t>
+        <w:t>分辨善惡樹</w:t>
       </w:r>
       <w:r>
         <w:rPr>
@@ -231,7 +231,7 @@
         <w:rPr>
           <w:lang w:val="zh_TW" w:bidi="zh_TW"/>
         </w:rPr>
-        <w:t>一些聖經譯本對於</w:t>
+        <w:t>這是伊甸園中被禁止吃的樹，人若吃它的果子便會得知善惡，隨之而來的是死亡，也就是與神分離，最終走向滅亡（</w:t>
       </w:r>
       <w:hyperlink r:id="rId13">
         <w:r>
@@ -242,14 +242,32 @@
             <w:color w:val="0000EE"/>
             <w:u w:val="single"/>
           </w:rPr>
-          <w:t>創世記四章21節</w:t>
+          <w:t>創2:9</w:t>
         </w:r>
       </w:hyperlink>
       <w:r>
         <w:rPr>
           <w:lang w:val="zh_TW" w:bidi="zh_TW"/>
         </w:rPr>
-        <w:t>；</w:t>
+        <w:t>、</w:t>
+      </w:r>
+      <w:hyperlink r:id="rId13">
+        <w:r>
+          <w:rPr>
+            <w:lang w:val="zh_TW" w:bidi="zh_TW"/>
+          </w:rPr>
+          <w:rPr>
+            <w:color w:val="0000EE"/>
+            <w:u w:val="single"/>
+          </w:rPr>
+          <w:t>15–17</w:t>
+        </w:r>
+      </w:hyperlink>
+      <w:r>
+        <w:rPr>
+          <w:lang w:val="zh_TW" w:bidi="zh_TW"/>
+        </w:rPr>
+        <w:t>，</w:t>
       </w:r>
       <w:hyperlink r:id="rId14">
         <w:r>
@@ -260,14 +278,14 @@
             <w:color w:val="0000EE"/>
             <w:u w:val="single"/>
           </w:rPr>
-          <w:t>約伯記二十一章12節</w:t>
+          <w:t>3:1–24</w:t>
         </w:r>
       </w:hyperlink>
       <w:r>
         <w:rPr>
           <w:lang w:val="zh_TW" w:bidi="zh_TW"/>
         </w:rPr>
-        <w:t>，</w:t>
+        <w:t>）。那引誘人的蛇應許夏娃，只要她吃這果子，就能與神同等。夏娃和亞當吃了那樹上的果子之後，果然得著了「分別善惡的知識」。根據聖經其它地方對「知善惡」一語的用法（</w:t>
       </w:r>
       <w:hyperlink r:id="rId15">
         <w:r>
@@ -278,14 +296,14 @@
             <w:color w:val="0000EE"/>
             <w:u w:val="single"/>
           </w:rPr>
-          <w:t>三十章31節</w:t>
+          <w:t>申1:39</w:t>
         </w:r>
       </w:hyperlink>
       <w:r>
         <w:rPr>
           <w:lang w:val="zh_TW" w:bidi="zh_TW"/>
         </w:rPr>
-        <w:t>和</w:t>
+        <w:t>；</w:t>
       </w:r>
       <w:hyperlink r:id="rId16">
         <w:r>
@@ -296,43 +314,32 @@
             <w:color w:val="0000EE"/>
             <w:u w:val="single"/>
           </w:rPr>
-          <w:t>詩篇一五〇篇4節</w:t>
+          <w:t>賽7:15–16</w:t>
         </w:r>
       </w:hyperlink>
       <w:r>
         <w:rPr>
           <w:lang w:val="zh_TW" w:bidi="zh_TW"/>
         </w:rPr>
-        <w:t>中「簫」的誤譯。</w:t>
-      </w:r>
-      <w:r>
-        <w:rPr>
-          <w:i/>
-          <w:lang w:val="zh_TW" w:bidi="zh_TW"/>
-        </w:rPr>
-        <w:t>見</w:t>
-      </w:r>
-      <w:r>
-        <w:rPr>
-          <w:lang w:val="zh_TW" w:bidi="zh_TW"/>
-        </w:rPr>
-        <w:t>樂器（烏加布）</w:t>
-      </w:r>
-      <w:r>
-        <w:rPr>
-          <w:lang w:val="zh_TW" w:bidi="zh_TW"/>
-        </w:rPr>
-        <w:t>。</w:t>
-      </w:r>
-      <w:r>
-        <w:rPr>
-          <w:lang w:val="zh_TW" w:bidi="zh_TW"/>
-        </w:rPr>
-      </w:r>
-      <w:r>
-        <w:rPr>
-          <w:lang w:val="zh_TW" w:bidi="zh_TW"/>
-        </w:rPr>
+        <w:t>；</w:t>
+      </w:r>
+      <w:hyperlink r:id="rId17">
+        <w:r>
+          <w:rPr>
+            <w:lang w:val="zh_TW" w:bidi="zh_TW"/>
+          </w:rPr>
+          <w:rPr>
+            <w:color w:val="0000EE"/>
+            <w:u w:val="single"/>
+          </w:rPr>
+          <w:t>來5:14</w:t>
+        </w:r>
+      </w:hyperlink>
+      <w:r>
+        <w:rPr>
+          <w:lang w:val="zh_TW" w:bidi="zh_TW"/>
+        </w:rPr>
+        <w:t>），這個表達指的是孩子從天真無邪進入有道德意識階段的時期。</w:t>
       </w:r>
     </w:p>
     <w:p>
@@ -342,21 +349,11 @@
           <w:lang w:val="zh_TW" w:bidi="zh_TW"/>
         </w:rPr>
       </w:r>
-    </w:p>
-    <w:p>
-      <w:pPr>
-        <w:pStyle w:val="Heading2"/>
-      </w:pPr>
-      <w:r>
-        <w:rPr>
-          <w:lang w:val="zh_TW" w:bidi="zh_TW"/>
-        </w:rPr>
-        <w:t>豐滿（充滿、豐盛）</w:t>
-      </w:r>
-      <w:r>
-        <w:rPr>
-          <w:lang w:val="zh_TW" w:bidi="zh_TW"/>
-        </w:rPr>
+      <w:r>
+        <w:rPr>
+          <w:lang w:val="zh_TW" w:bidi="zh_TW"/>
+        </w:rPr>
+        <w:t>與這知識同時出現的，還有性自覺。亞當和夏娃吃了果子之後，便察覺自己的性特徵。同時，他們也能像神那樣觀看，因此以為神會因他們的赤身露體而羞辱他們。這個故事成了象徵：人為了追求神的地位而故意不順服，結果失去了無罪的純真，也不能與神相交。</w:t>
       </w:r>
     </w:p>
     <w:p>
@@ -370,7 +367,7 @@
         <w:rPr>
           <w:lang w:val="zh_TW" w:bidi="zh_TW"/>
         </w:rPr>
-        <w:t>「豐滿（或譯：充滿）」是指完全滿足或沒有任何缺失的狀態。它是希臘文 pleroma 的常用翻譯。在聖經中，「充滿 」通常是指某樣東西是完整的或完全填滿的狀態。確切的意思取決於這個字出現的上下文。</w:t>
+        <w:t>亞當和夏娃吃分別善惡樹的果子所帶來的悲慘結果，就是他們失去了純真，並與神隔絕。為了阻止他們再吃那第二棵樹──「生命樹」的果子，使他們永遠不死，神將他們趕出伊甸園。然而，那樣一來，他們就會在墮落、有罪的狀態下永遠不死；因此，神將他們逐出伊甸園其實是出於祝福。</w:t>
       </w:r>
     </w:p>
     <w:p>
@@ -382,27 +379,80 @@
       </w:r>
       <w:r>
         <w:rPr>
-          <w:lang w:val="zh_TW" w:bidi="zh_TW"/>
-        </w:rPr>
-        <w:t>在《舊約》中，與 「充滿 」對應的希伯來字之一是 melo。這個字出現在不同的經文中，其意義與希臘文的 pleroma 相似。它通常描述填滿某個東西的內容。例如，</w:t>
-      </w:r>
-      <w:hyperlink r:id="rId17">
-        <w:r>
-          <w:rPr>
-            <w:lang w:val="zh_TW" w:bidi="zh_TW"/>
-          </w:rPr>
-          <w:rPr>
-            <w:color w:val="0000EE"/>
-            <w:u w:val="single"/>
-          </w:rPr>
-          <w:t>詩篇24篇1節</w:t>
-        </w:r>
-      </w:hyperlink>
-      <w:r>
-        <w:rPr>
-          <w:lang w:val="zh_TW" w:bidi="zh_TW"/>
-        </w:rPr>
-        <w:t>中的 「地和其中所充滿的 」指的是受造物中的萬物都是神所有的一部分。</w:t>
+          <w:i/>
+          <w:lang w:val="zh_TW" w:bidi="zh_TW"/>
+        </w:rPr>
+        <w:t>另見</w:t>
+      </w:r>
+      <w:r>
+        <w:rPr>
+          <w:lang w:val="zh_TW" w:bidi="zh_TW"/>
+        </w:rPr>
+        <w:t>亞當（人物）</w:t>
+      </w:r>
+      <w:r>
+        <w:rPr>
+          <w:lang w:val="zh_TW" w:bidi="zh_TW"/>
+        </w:rPr>
+        <w:t>；</w:t>
+      </w:r>
+      <w:r>
+        <w:rPr>
+          <w:lang w:val="zh_TW" w:bidi="zh_TW"/>
+        </w:rPr>
+        <w:t>夏娃</w:t>
+      </w:r>
+      <w:r>
+        <w:rPr>
+          <w:lang w:val="zh_TW" w:bidi="zh_TW"/>
+        </w:rPr>
+        <w:t>；</w:t>
+      </w:r>
+      <w:r>
+        <w:rPr>
+          <w:lang w:val="zh_TW" w:bidi="zh_TW"/>
+        </w:rPr>
+        <w:t>伊甸園</w:t>
+      </w:r>
+      <w:r>
+        <w:rPr>
+          <w:lang w:val="zh_TW" w:bidi="zh_TW"/>
+        </w:rPr>
+        <w:t>；</w:t>
+      </w:r>
+      <w:r>
+        <w:rPr>
+          <w:lang w:val="zh_TW" w:bidi="zh_TW"/>
+        </w:rPr>
+        <w:t>人類的墮落</w:t>
+      </w:r>
+      <w:r>
+        <w:rPr>
+          <w:lang w:val="zh_TW" w:bidi="zh_TW"/>
+        </w:rPr>
+        <w:t>；</w:t>
+      </w:r>
+      <w:r>
+        <w:rPr>
+          <w:lang w:val="zh_TW" w:bidi="zh_TW"/>
+        </w:rPr>
+        <w:t>生命樹</w:t>
+      </w:r>
+      <w:r>
+        <w:rPr>
+          <w:lang w:val="zh_TW" w:bidi="zh_TW"/>
+        </w:rPr>
+        <w:t>。</w:t>
+      </w:r>
+      <w:r>
+        <w:rPr>
+          <w:lang w:val="zh_TW" w:bidi="zh_TW"/>
+        </w:rPr>
+      </w:r>
+      <w:r>
+        <w:rPr>
+          <w:lang w:val="zh_TW" w:bidi="zh_TW"/>
+        </w:rPr>
       </w:r>
     </w:p>
     <w:p>
@@ -412,22 +462,21 @@
           <w:lang w:val="zh_TW" w:bidi="zh_TW"/>
         </w:rPr>
       </w:r>
-      <w:r>
-        <w:rPr>
-          <w:lang w:val="zh_TW" w:bidi="zh_TW"/>
-        </w:rPr>
-        <w:t>要了解「充滿」在特定經文中的意思，我們需要看看上下文的字詞和該經文的整體訊息。</w:t>
-      </w:r>
     </w:p>
     <w:p>
       <w:pPr>
-        <w:pStyle w:val="Heading3"/>
-      </w:pPr>
-      <w:r>
-        <w:rPr>
-          <w:lang w:val="zh_TW" w:bidi="zh_TW"/>
-        </w:rPr>
-        <w:t>一般用法</w:t>
+        <w:pStyle w:val="Heading2"/>
+      </w:pPr>
+      <w:r>
+        <w:rPr>
+          <w:lang w:val="zh_TW" w:bidi="zh_TW"/>
+        </w:rPr>
+        <w:t>分封王</w:t>
+      </w:r>
+      <w:r>
+        <w:rPr>
+          <w:lang w:val="zh_TW" w:bidi="zh_TW"/>
+        </w:rPr>
       </w:r>
     </w:p>
     <w:p>
@@ -441,7 +490,7 @@
         <w:rPr>
           <w:lang w:val="zh_TW" w:bidi="zh_TW"/>
         </w:rPr>
-        <w:t>在《新約》以外的古希臘著作中，pleroma 的意思是 「〔用來〕充滿的東西（that which fills）」。</w:t>
+        <w:t>分封王是一類羅馬官員，統治部分行省。分封王是地方領袖，但他們的權力不足以被稱為王。這個稱號在一些羅馬省份使用，如帖撒羅尼迦、加拉太和敘利亞。</w:t>
       </w:r>
     </w:p>
     <w:p>
@@ -455,61 +504,7 @@
         <w:rPr>
           <w:lang w:val="zh_TW" w:bidi="zh_TW"/>
         </w:rPr>
-        <w:t>通常這個字用來形容：</w:t>
-      </w:r>
-    </w:p>
-    <w:p>
-      <w:pPr>
-        <w:pStyle w:val="ListBullet"/>
-        <w:spacing w:line="240" w:lineRule="auto"/>
-        <w:ind w:left="720"/>
-      </w:pPr>
-      <w:r>
-        <w:rPr>
-          <w:lang w:val="zh_TW" w:bidi="zh_TW"/>
-        </w:rPr>
-      </w:r>
-      <w:r>
-        <w:rPr>
-          <w:lang w:val="zh_TW" w:bidi="zh_TW"/>
-        </w:rPr>
-        <w:t>填滿一艘船的貨物或船員</w:t>
-      </w:r>
-    </w:p>
-    <w:p>
-      <w:pPr>
-        <w:pStyle w:val="ListBullet"/>
-        <w:spacing w:line="240" w:lineRule="auto"/>
-        <w:ind w:left="720"/>
-      </w:pPr>
-      <w:r>
-        <w:rPr>
-          <w:lang w:val="zh_TW" w:bidi="zh_TW"/>
-        </w:rPr>
-      </w:r>
-      <w:r>
-        <w:rPr>
-          <w:lang w:val="zh_TW" w:bidi="zh_TW"/>
-        </w:rPr>
-        <w:t>填滿人群的人</w:t>
-      </w:r>
-    </w:p>
-    <w:p>
-      <w:pPr>
-        <w:pStyle w:val="ListBullet"/>
-        <w:spacing w:line="240" w:lineRule="auto"/>
-        <w:ind w:left="720"/>
-      </w:pPr>
-      <w:r>
-        <w:rPr>
-          <w:lang w:val="zh_TW" w:bidi="zh_TW"/>
-        </w:rPr>
-      </w:r>
-      <w:r>
-        <w:rPr>
-          <w:lang w:val="zh_TW" w:bidi="zh_TW"/>
-        </w:rPr>
-        <w:t>填滿人一生的歲月</w:t>
+        <w:t>「分封王」這個稱號可能來自於統治某區域或國家四分之一地區的總督，就像希律大帝去世後的敘利亞一樣。到了新約聖經時代，這個稱號意義的重要性已經減弱。到那時，分封王的稱號只適用於次要的王子。</w:t>
       </w:r>
     </w:p>
     <w:p>
@@ -523,7 +518,7 @@
         <w:rPr>
           <w:lang w:val="zh_TW" w:bidi="zh_TW"/>
         </w:rPr>
-        <w:t>希臘哲學家亞里士多德用這個詞來表示充滿一個城市的人口。在馬太福音和馬可福音中，這個詞被用來指新布填補舊衣服的破洞（</w:t>
+        <w:t>在聖經中提到三位分封王。路加記載希律安提帕是加利利的分封王。他還指出腓力是以土利亞和特拉可尼地方的分封王，而呂撒聶是亞比利尼的分封王（</w:t>
       </w:r>
       <w:hyperlink r:id="rId18">
         <w:r>
@@ -534,14 +529,14 @@
             <w:color w:val="0000EE"/>
             <w:u w:val="single"/>
           </w:rPr>
-          <w:t>太9:16</w:t>
+          <w:t>路加福音3:1</w:t>
         </w:r>
       </w:hyperlink>
       <w:r>
         <w:rPr>
           <w:lang w:val="zh_TW" w:bidi="zh_TW"/>
         </w:rPr>
-        <w:t>；</w:t>
+        <w:t>）。在聖經其它地方唯一提到的分封王是希律（</w:t>
       </w:r>
       <w:hyperlink r:id="rId19">
         <w:r>
@@ -552,14 +547,14 @@
             <w:color w:val="0000EE"/>
             <w:u w:val="single"/>
           </w:rPr>
-          <w:t>可2:21</w:t>
+          <w:t>馬太福音14:1</w:t>
         </w:r>
       </w:hyperlink>
       <w:r>
         <w:rPr>
           <w:lang w:val="zh_TW" w:bidi="zh_TW"/>
         </w:rPr>
-        <w:t>），在馬可福音中則指裝滿籃子的魚塊（</w:t>
+        <w:t>；</w:t>
       </w:r>
       <w:hyperlink r:id="rId20">
         <w:r>
@@ -570,9 +565,15 @@
             <w:color w:val="0000EE"/>
             <w:u w:val="single"/>
           </w:rPr>
-          <w:t>可6:43，</w:t>
+          <w:t>路加福音3:19</w:t>
         </w:r>
       </w:hyperlink>
+      <w:r>
+        <w:rPr>
+          <w:lang w:val="zh_TW" w:bidi="zh_TW"/>
+        </w:rPr>
+        <w:t>，</w:t>
+      </w:r>
       <w:hyperlink r:id="rId21">
         <w:r>
           <w:rPr>
@@ -582,25 +583,78 @@
             <w:color w:val="0000EE"/>
             <w:u w:val="single"/>
           </w:rPr>
-          <w:t>8:20</w:t>
+          <w:t>9:7</w:t>
         </w:r>
       </w:hyperlink>
       <w:r>
         <w:rPr>
           <w:lang w:val="zh_TW" w:bidi="zh_TW"/>
         </w:rPr>
+        <w:t>；</w:t>
+      </w:r>
+      <w:hyperlink r:id="rId22">
+        <w:r>
+          <w:rPr>
+            <w:lang w:val="zh_TW" w:bidi="zh_TW"/>
+          </w:rPr>
+          <w:rPr>
+            <w:color w:val="0000EE"/>
+            <w:u w:val="single"/>
+          </w:rPr>
+          <w:t>使徒行傳13:1</w:t>
+        </w:r>
+      </w:hyperlink>
+      <w:r>
+        <w:rPr>
+          <w:lang w:val="zh_TW" w:bidi="zh_TW"/>
+        </w:rPr>
+        <w:t>）。希律也被他的猶太臣民稱為「王」，顯示出他較大的重要性（</w:t>
+      </w:r>
+      <w:hyperlink r:id="rId23">
+        <w:r>
+          <w:rPr>
+            <w:lang w:val="zh_TW" w:bidi="zh_TW"/>
+          </w:rPr>
+          <w:rPr>
+            <w:color w:val="0000EE"/>
+            <w:u w:val="single"/>
+          </w:rPr>
+          <w:t>馬太福音14:9</w:t>
+        </w:r>
+      </w:hyperlink>
+      <w:r>
+        <w:rPr>
+          <w:lang w:val="zh_TW" w:bidi="zh_TW"/>
+        </w:rPr>
+        <w:t>；</w:t>
+      </w:r>
+      <w:hyperlink r:id="rId24">
+        <w:r>
+          <w:rPr>
+            <w:lang w:val="zh_TW" w:bidi="zh_TW"/>
+          </w:rPr>
+          <w:rPr>
+            <w:color w:val="0000EE"/>
+            <w:u w:val="single"/>
+          </w:rPr>
+          <w:t>馬可福音6:14</w:t>
+        </w:r>
+      </w:hyperlink>
+      <w:r>
+        <w:rPr>
+          <w:lang w:val="zh_TW" w:bidi="zh_TW"/>
+        </w:rPr>
         <w:t>）。</w:t>
       </w:r>
-    </w:p>
-    <w:p>
-      <w:pPr>
-        <w:pStyle w:val="Heading3"/>
-      </w:pPr>
-      <w:r>
-        <w:rPr>
-          <w:lang w:val="zh_TW" w:bidi="zh_TW"/>
-        </w:rPr>
-        <w:t>「地和其中所充滿的」表達</w:t>
+      <w:r>
+        <w:rPr>
+          <w:lang w:val="zh_TW" w:bidi="zh_TW"/>
+        </w:rPr>
+      </w:r>
+      <w:r>
+        <w:rPr>
+          <w:lang w:val="zh_TW" w:bidi="zh_TW"/>
+        </w:rPr>
       </w:r>
     </w:p>
     <w:p>
@@ -610,119 +664,21 @@
           <w:lang w:val="zh_TW" w:bidi="zh_TW"/>
         </w:rPr>
       </w:r>
-      <w:r>
-        <w:rPr>
-          <w:lang w:val="zh_TW" w:bidi="zh_TW"/>
-        </w:rPr>
-        <w:t>希臘文pleroma在七十士譯本（舊約希臘文譯本）中出現多次。在</w:t>
-      </w:r>
-      <w:hyperlink r:id="rId17">
-        <w:r>
-          <w:rPr>
-            <w:lang w:val="zh_TW" w:bidi="zh_TW"/>
-          </w:rPr>
-          <w:rPr>
-            <w:color w:val="0000EE"/>
-            <w:u w:val="single"/>
-          </w:rPr>
-          <w:t>詩篇二十四篇1節</w:t>
-        </w:r>
-      </w:hyperlink>
-      <w:r>
-        <w:rPr>
-          <w:lang w:val="zh_TW" w:bidi="zh_TW"/>
-        </w:rPr>
-        <w:t>、</w:t>
-      </w:r>
-      <w:hyperlink r:id="rId22">
-        <w:r>
-          <w:rPr>
-            <w:lang w:val="zh_TW" w:bidi="zh_TW"/>
-          </w:rPr>
-          <w:rPr>
-            <w:color w:val="0000EE"/>
-            <w:u w:val="single"/>
-          </w:rPr>
-          <w:t>五十篇12節</w:t>
-        </w:r>
-      </w:hyperlink>
-      <w:r>
-        <w:rPr>
-          <w:lang w:val="zh_TW" w:bidi="zh_TW"/>
-        </w:rPr>
-        <w:t>、</w:t>
-      </w:r>
-      <w:hyperlink r:id="rId23">
-        <w:r>
-          <w:rPr>
-            <w:lang w:val="zh_TW" w:bidi="zh_TW"/>
-          </w:rPr>
-          <w:rPr>
-            <w:color w:val="0000EE"/>
-            <w:u w:val="single"/>
-          </w:rPr>
-          <w:t>八十九篇11節</w:t>
-        </w:r>
-      </w:hyperlink>
-      <w:r>
-        <w:rPr>
-          <w:lang w:val="zh_TW" w:bidi="zh_TW"/>
-        </w:rPr>
-        <w:t>中，使用pleroma來翻譯希伯來文「豐盛（melo）」一詞。</w:t>
-      </w:r>
-      <w:hyperlink r:id="rId24">
-        <w:r>
-          <w:rPr>
-            <w:lang w:val="zh_TW" w:bidi="zh_TW"/>
-          </w:rPr>
-          <w:rPr>
-            <w:color w:val="0000EE"/>
-            <w:u w:val="single"/>
-          </w:rPr>
-          <w:t>哥林多前書十章26節</w:t>
-        </w:r>
-      </w:hyperlink>
-      <w:r>
-        <w:rPr>
-          <w:lang w:val="zh_TW" w:bidi="zh_TW"/>
-        </w:rPr>
-        <w:t>後來引用了這個概念。類似的短語有「海和其中所充滿的澎湃」（</w:t>
-      </w:r>
-      <w:hyperlink r:id="rId25">
-        <w:r>
-          <w:rPr>
-            <w:lang w:val="zh_TW" w:bidi="zh_TW"/>
-          </w:rPr>
-          <w:rPr>
-            <w:color w:val="0000EE"/>
-            <w:u w:val="single"/>
-          </w:rPr>
-          <w:t>代上16:32</w:t>
-        </w:r>
-      </w:hyperlink>
-      <w:r>
-        <w:rPr>
-          <w:lang w:val="zh_TW" w:bidi="zh_TW"/>
-        </w:rPr>
-        <w:t>；</w:t>
-      </w:r>
-      <w:hyperlink r:id="rId26">
-        <w:r>
-          <w:rPr>
-            <w:lang w:val="zh_TW" w:bidi="zh_TW"/>
-          </w:rPr>
-          <w:rPr>
-            <w:color w:val="0000EE"/>
-            <w:u w:val="single"/>
-          </w:rPr>
-          <w:t>詩96:11–12</w:t>
-        </w:r>
-      </w:hyperlink>
-      <w:r>
-        <w:rPr>
-          <w:lang w:val="zh_TW" w:bidi="zh_TW"/>
-        </w:rPr>
-        <w:t>）。除了明顯的量化意義之外，這些表達中的含義可能反映出質的特性：地的內容是美好而特殊的。</w:t>
+    </w:p>
+    <w:p>
+      <w:pPr>
+        <w:pStyle w:val="Heading2"/>
+      </w:pPr>
+      <w:r>
+        <w:rPr>
+          <w:lang w:val="zh_TW" w:bidi="zh_TW"/>
+        </w:rPr>
+        <w:t>忿怒</w:t>
+      </w:r>
+      <w:r>
+        <w:rPr>
+          <w:lang w:val="zh_TW" w:bidi="zh_TW"/>
+        </w:rPr>
       </w:r>
     </w:p>
     <w:p>
@@ -736,7 +692,43 @@
         <w:rPr>
           <w:lang w:val="zh_TW" w:bidi="zh_TW"/>
         </w:rPr>
-        <w:t>希伯來人的思想是將受造之物的秩序視為造物主的反映（</w:t>
+        <w:t>這個詞在聖經中常用來指憤怒（rage）、烈怒（fury）和惱恨（indignation）。在大多數情況下，忿怒被視為是錯誤的情緒。例如，</w:t>
+      </w:r>
+      <w:hyperlink r:id="rId25">
+        <w:r>
+          <w:rPr>
+            <w:lang w:val="zh_TW" w:bidi="zh_TW"/>
+          </w:rPr>
+          <w:rPr>
+            <w:color w:val="0000EE"/>
+            <w:u w:val="single"/>
+          </w:rPr>
+          <w:t>詩篇三十七篇8節</w:t>
+        </w:r>
+      </w:hyperlink>
+      <w:r>
+        <w:rPr>
+          <w:lang w:val="zh_TW" w:bidi="zh_TW"/>
+        </w:rPr>
+        <w:t>命令：「當止住怒氣，離棄忿怒」當耶穌說：「只是我告訴你們，凡向弟兄動怒的，難免受審斷」（</w:t>
+      </w:r>
+      <w:hyperlink r:id="rId26">
+        <w:r>
+          <w:rPr>
+            <w:lang w:val="zh_TW" w:bidi="zh_TW"/>
+          </w:rPr>
+          <w:rPr>
+            <w:color w:val="0000EE"/>
+            <w:u w:val="single"/>
+          </w:rPr>
+          <w:t>太5:22</w:t>
+        </w:r>
+      </w:hyperlink>
+      <w:r>
+        <w:rPr>
+          <w:lang w:val="zh_TW" w:bidi="zh_TW"/>
+        </w:rPr>
+        <w:t>），耶穌提到將忿怒與謀殺相提並論，這意味著當一個人心中懷有忿怒時，就如同他實際上犯下了謀殺罪。</w:t>
       </w:r>
       <w:hyperlink r:id="rId27">
         <w:r>
@@ -747,14 +739,14 @@
             <w:color w:val="0000EE"/>
             <w:u w:val="single"/>
           </w:rPr>
-          <w:t>詩8:5–6</w:t>
+          <w:t>以弗所書四章31節</w:t>
         </w:r>
       </w:hyperlink>
       <w:r>
         <w:rPr>
           <w:lang w:val="zh_TW" w:bidi="zh_TW"/>
         </w:rPr>
-        <w:t>，</w:t>
+        <w:t>和</w:t>
       </w:r>
       <w:hyperlink r:id="rId28">
         <w:r>
@@ -765,14 +757,14 @@
             <w:color w:val="0000EE"/>
             <w:u w:val="single"/>
           </w:rPr>
-          <w:t>19:1–6</w:t>
+          <w:t>歌羅西書三章8節</w:t>
         </w:r>
       </w:hyperlink>
       <w:r>
         <w:rPr>
           <w:lang w:val="zh_TW" w:bidi="zh_TW"/>
         </w:rPr>
-        <w:t>；</w:t>
+        <w:t>列出惱恨，以及苦毒、忿怒、惡毒（malice）和毀謗，這些都是基督徒必須徹底擺脫的態度。在保羅列出的教會主教或牧師的品格特質中，指出基督徒領袖不應該易於動怒或輕易被激怒（</w:t>
       </w:r>
       <w:hyperlink r:id="rId29">
         <w:r>
@@ -783,115 +775,14 @@
             <w:color w:val="0000EE"/>
             <w:u w:val="single"/>
           </w:rPr>
-          <w:t>耶23:24</w:t>
+          <w:t>多1:7</w:t>
         </w:r>
       </w:hyperlink>
       <w:r>
         <w:rPr>
           <w:lang w:val="zh_TW" w:bidi="zh_TW"/>
         </w:rPr>
-        <w:t>）。因此，每當人們與神創造的任何事物建立關係，無論是在工作、飲食還是人際關係中，他們也客觀地進入了與神的關係，因為這些事物是神所賜。因此，當猶太人聽到先知宣布神要毀滅「地和其上所有的」時，便感到恐懼（</w:t>
-      </w:r>
-      <w:hyperlink r:id="rId30">
-        <w:r>
-          <w:rPr>
-            <w:lang w:val="zh_TW" w:bidi="zh_TW"/>
-          </w:rPr>
-          <w:rPr>
-            <w:color w:val="0000EE"/>
-            <w:u w:val="single"/>
-          </w:rPr>
-          <w:t>耶8:16</w:t>
-        </w:r>
-      </w:hyperlink>
-      <w:r>
-        <w:rPr>
-          <w:lang w:val="zh_TW" w:bidi="zh_TW"/>
-        </w:rPr>
-        <w:t>，</w:t>
-      </w:r>
-      <w:hyperlink r:id="rId31">
-        <w:r>
-          <w:rPr>
-            <w:lang w:val="zh_TW" w:bidi="zh_TW"/>
-          </w:rPr>
-          <w:rPr>
-            <w:color w:val="0000EE"/>
-            <w:u w:val="single"/>
-          </w:rPr>
-          <w:t>47:2</w:t>
-        </w:r>
-      </w:hyperlink>
-      <w:r>
-        <w:rPr>
-          <w:lang w:val="zh_TW" w:bidi="zh_TW"/>
-        </w:rPr>
-        <w:t>；</w:t>
-      </w:r>
-      <w:hyperlink r:id="rId32">
-        <w:r>
-          <w:rPr>
-            <w:lang w:val="zh_TW" w:bidi="zh_TW"/>
-          </w:rPr>
-          <w:rPr>
-            <w:color w:val="0000EE"/>
-            <w:u w:val="single"/>
-          </w:rPr>
-          <w:t>結12:19</w:t>
-        </w:r>
-      </w:hyperlink>
-      <w:r>
-        <w:rPr>
-          <w:lang w:val="zh_TW" w:bidi="zh_TW"/>
-        </w:rPr>
-        <w:t>，</w:t>
-      </w:r>
-      <w:hyperlink r:id="rId33">
-        <w:r>
-          <w:rPr>
-            <w:lang w:val="zh_TW" w:bidi="zh_TW"/>
-          </w:rPr>
-          <w:rPr>
-            <w:color w:val="0000EE"/>
-            <w:u w:val="single"/>
-          </w:rPr>
-          <w:t>19:7</w:t>
-        </w:r>
-      </w:hyperlink>
-      <w:r>
-        <w:rPr>
-          <w:lang w:val="zh_TW" w:bidi="zh_TW"/>
-        </w:rPr>
-        <w:t>，</w:t>
-      </w:r>
-      <w:hyperlink r:id="rId34">
-        <w:r>
-          <w:rPr>
-            <w:lang w:val="zh_TW" w:bidi="zh_TW"/>
-          </w:rPr>
-          <w:rPr>
-            <w:color w:val="0000EE"/>
-            <w:u w:val="single"/>
-          </w:rPr>
-          <w:t>30:12</w:t>
-        </w:r>
-      </w:hyperlink>
-      <w:r>
-        <w:rPr>
-          <w:lang w:val="zh_TW" w:bidi="zh_TW"/>
-        </w:rPr>
         <w:t>）。</w:t>
-      </w:r>
-    </w:p>
-    <w:p>
-      <w:pPr>
-        <w:pStyle w:val="Heading3"/>
-      </w:pPr>
-      <w:r>
-        <w:rPr>
-          <w:lang w:val="zh_TW" w:bidi="zh_TW"/>
-        </w:rPr>
-        <w:t>使徒保羅的用法</w:t>
       </w:r>
     </w:p>
     <w:p>
@@ -905,9 +796,9 @@
         <w:rPr>
           <w:lang w:val="zh_TW" w:bidi="zh_TW"/>
         </w:rPr>
-        <w:t>保羅對「豐盛（fullness）」這一重要神學術語的理解和使用的起源，一直存在爭議。有些人認為這個詞是諾斯底主義者的專有名詞，指一個介於真正的神與「邪惡」世界之間的靈界。因此，假教師認為基督是眾多居於那個「豐盛」中的神祇之一。保羅為了糾正這種誤解，借用了對手的用語，將其應用於基督。保羅教導說，耶穌不僅僅是神與人之間的眾多存在之一；更確切地說，祂是神與人之間的全部（「豐盛」）（</w:t>
-      </w:r>
-      <w:hyperlink r:id="rId35">
+        <w:t>聖經承認人會忿怒。聖經並沒有譴責忿怒這種情緒，而是譴責忿怒所導致的後果。人習慣於讓忿怒控制或影響他們的行為，導致他們犯罪。這就是為什麼使徒保羅說：「生氣卻不要犯罪」（</w:t>
+      </w:r>
+      <w:hyperlink r:id="rId30">
         <w:r>
           <w:rPr>
             <w:lang w:val="zh_TW" w:bidi="zh_TW"/>
@@ -916,7 +807,25 @@
             <w:color w:val="0000EE"/>
             <w:u w:val="single"/>
           </w:rPr>
-          <w:t>西1:15–20</w:t>
+          <w:t>弗4:26</w:t>
+        </w:r>
+      </w:hyperlink>
+      <w:r>
+        <w:rPr>
+          <w:lang w:val="zh_TW" w:bidi="zh_TW"/>
+        </w:rPr>
+        <w:t>）。一個人讓忿怒情緒持續的時間越長，越有可能產生罪惡的行為，從而給撒但留地步（見</w:t>
+      </w:r>
+      <w:hyperlink r:id="rId31">
+        <w:r>
+          <w:rPr>
+            <w:lang w:val="zh_TW" w:bidi="zh_TW"/>
+          </w:rPr>
+          <w:rPr>
+            <w:color w:val="0000EE"/>
+            <w:u w:val="single"/>
+          </w:rPr>
+          <w:t>弗4:27</w:t>
         </w:r>
       </w:hyperlink>
       <w:r>
@@ -937,9 +846,9 @@
         <w:rPr>
           <w:lang w:val="zh_TW" w:bidi="zh_TW"/>
         </w:rPr>
-        <w:t>反對這種觀點的人認為，保羅在一些明顯不適合這種解釋的上下文中使用了這個詞（</w:t>
-      </w:r>
-      <w:hyperlink r:id="rId36">
+        <w:t>聖經中也提到了好的忿怒。「義怒」指的是聖潔的心極度不滿，無法容忍任何形式的罪。神的忿怒包含這一元素：人應該是良善的，然而他們卻犯罪——神發怒「因這地的人離棄了耶和華—他們列祖的神，領他們出埃及地的時候與他們所立的約，去事奉敬拜素不認識的別神，是耶和華所未曾給他們安排的」（</w:t>
+      </w:r>
+      <w:hyperlink r:id="rId32">
         <w:r>
           <w:rPr>
             <w:lang w:val="zh_TW" w:bidi="zh_TW"/>
@@ -948,16 +857,16 @@
             <w:color w:val="0000EE"/>
             <w:u w:val="single"/>
           </w:rPr>
-          <w:t>羅13:10</w:t>
+          <w:t>申29:25–26</w:t>
         </w:r>
       </w:hyperlink>
       <w:r>
         <w:rPr>
           <w:lang w:val="zh_TW" w:bidi="zh_TW"/>
         </w:rPr>
-        <w:t>；</w:t>
-      </w:r>
-      <w:hyperlink r:id="rId37">
+        <w:t>）。也正是在這個意義上，摩西在西奈山上看到金牛犢和以色列人崇拜偶像時，怒火中燒，以至他把立約的石版摔碎在地上（</w:t>
+      </w:r>
+      <w:hyperlink r:id="rId33">
         <w:r>
           <w:rPr>
             <w:lang w:val="zh_TW" w:bidi="zh_TW"/>
@@ -966,14 +875,14 @@
             <w:color w:val="0000EE"/>
             <w:u w:val="single"/>
           </w:rPr>
-          <w:t>弗1:22–23</w:t>
+          <w:t>出32:19</w:t>
         </w:r>
       </w:hyperlink>
       <w:r>
         <w:rPr>
           <w:lang w:val="zh_TW" w:bidi="zh_TW"/>
         </w:rPr>
-        <w:t>）。此外，保羅有法利賽猶太人的背景，可能會根據其在舊約中的用法，來理解這個詞。因此，保羅使用這個詞可能會被更好地理解為不是從他的對手那裡借用的。</w:t>
+        <w:t>）。</w:t>
       </w:r>
     </w:p>
     <w:p>
@@ -987,9 +896,9 @@
         <w:rPr>
           <w:lang w:val="zh_TW" w:bidi="zh_TW"/>
         </w:rPr>
-        <w:t>保羅在羅馬書中使用了四次這個術語。它可以被翻譯為「完全歸向」，指的是猶太人（</w:t>
-      </w:r>
-      <w:hyperlink r:id="rId38">
+        <w:t>在新約聖經中，馬可福音記載耶穌忿怒地看著法利賽人，他們希望抓到耶穌違反他們律法的把柄（</w:t>
+      </w:r>
+      <w:hyperlink r:id="rId34">
         <w:r>
           <w:rPr>
             <w:lang w:val="zh_TW" w:bidi="zh_TW"/>
@@ -998,16 +907,16 @@
             <w:color w:val="0000EE"/>
             <w:u w:val="single"/>
           </w:rPr>
-          <w:t>羅11:12</w:t>
+          <w:t>可3:5</w:t>
         </w:r>
       </w:hyperlink>
       <w:r>
         <w:rPr>
           <w:lang w:val="zh_TW" w:bidi="zh_TW"/>
         </w:rPr>
-        <w:t>）或外邦人（</w:t>
-      </w:r>
-      <w:hyperlink r:id="rId39">
+        <w:t>）。耶穌的忿怒也表現在祂潔淨聖殿（</w:t>
+      </w:r>
+      <w:hyperlink r:id="rId35">
         <w:r>
           <w:rPr>
             <w:lang w:val="zh_TW" w:bidi="zh_TW"/>
@@ -1016,16 +925,16 @@
             <w:color w:val="0000EE"/>
             <w:u w:val="single"/>
           </w:rPr>
-          <w:t>25</w:t>
+          <w:t>約2:13–22</w:t>
         </w:r>
       </w:hyperlink>
       <w:r>
         <w:rPr>
           <w:lang w:val="zh_TW" w:bidi="zh_TW"/>
         </w:rPr>
-        <w:t>節）完全歸向神的總數。然而，在第</w:t>
-      </w:r>
-      <w:hyperlink r:id="rId38">
+        <w:t>），聖殿應該是一個禱告的地方，但卻被用來做生意，所以耶穌「進了神的殿，趕出殿裡一切做買賣的人，推倒兌換銀錢之人的桌子，和賣鴿子之人的凳子」（</w:t>
+      </w:r>
+      <w:hyperlink r:id="rId36">
         <w:r>
           <w:rPr>
             <w:lang w:val="zh_TW" w:bidi="zh_TW"/>
@@ -1034,50 +943,24 @@
             <w:color w:val="0000EE"/>
             <w:u w:val="single"/>
           </w:rPr>
-          <w:t>12</w:t>
+          <w:t>太21:12</w:t>
         </w:r>
       </w:hyperlink>
       <w:r>
         <w:rPr>
           <w:lang w:val="zh_TW" w:bidi="zh_TW"/>
         </w:rPr>
-        <w:t>節中，這個術語與猶太人的「過失」和「缺乏」相對，表明他們認為義是來自他們的猶太血統，而不是來自信心。保羅可能是指「完全順服神的旨意」。因此，保羅實際上說：「如果他們的不順服對世界有這麼多好處，那麼想想他們的順服會意味著什麼。」這種積極的意義在</w:t>
-      </w:r>
-      <w:hyperlink r:id="rId36">
-        <w:r>
-          <w:rPr>
-            <w:lang w:val="zh_TW" w:bidi="zh_TW"/>
-          </w:rPr>
-          <w:rPr>
-            <w:color w:val="0000EE"/>
-            <w:u w:val="single"/>
-          </w:rPr>
-          <w:t>羅馬書十三章10節</w:t>
-        </w:r>
-      </w:hyperlink>
-      <w:r>
-        <w:rPr>
-          <w:lang w:val="zh_TW" w:bidi="zh_TW"/>
-        </w:rPr>
-        <w:t>中的「完全」中體現出來。愛帶來了律法所要實現的一切。同樣，保羅也渴望他自己的生命能夠完全表達基督的福音（</w:t>
-      </w:r>
-      <w:hyperlink r:id="rId40">
-        <w:r>
-          <w:rPr>
-            <w:lang w:val="zh_TW" w:bidi="zh_TW"/>
-          </w:rPr>
-          <w:rPr>
-            <w:color w:val="0000EE"/>
-            <w:u w:val="single"/>
-          </w:rPr>
-          <w:t>15:29</w:t>
-        </w:r>
-      </w:hyperlink>
-      <w:r>
-        <w:rPr>
-          <w:lang w:val="zh_TW" w:bidi="zh_TW"/>
-        </w:rPr>
-        <w:t>）。</w:t>
+        <w:t>）。祂的聖潔義怒既不是軟弱也不是罪惡。這樣的忿怒是對罪惡和不公義的適當回應，尤其是當罪惡和不公義顯然未受到懲罰時。</w:t>
+      </w:r>
+      <w:r>
+        <w:rPr>
+          <w:lang w:val="zh_TW" w:bidi="zh_TW"/>
+        </w:rPr>
+      </w:r>
+      <w:r>
+        <w:rPr>
+          <w:lang w:val="zh_TW" w:bidi="zh_TW"/>
+        </w:rPr>
       </w:r>
     </w:p>
     <w:p>
@@ -1087,130 +970,21 @@
           <w:lang w:val="zh_TW" w:bidi="zh_TW"/>
         </w:rPr>
       </w:r>
-      <w:r>
-        <w:rPr>
-          <w:lang w:val="zh_TW" w:bidi="zh_TW"/>
-        </w:rPr>
-        <w:t>在以弗所書中，教會被稱為「基督的豐滿」（</w:t>
-      </w:r>
-      <w:hyperlink r:id="rId37">
-        <w:r>
-          <w:rPr>
-            <w:lang w:val="zh_TW" w:bidi="zh_TW"/>
-          </w:rPr>
-          <w:rPr>
-            <w:color w:val="0000EE"/>
-            <w:u w:val="single"/>
-          </w:rPr>
-          <w:t>弗1:22–23</w:t>
-        </w:r>
-      </w:hyperlink>
-      <w:r>
-        <w:rPr>
-          <w:lang w:val="zh_TW" w:bidi="zh_TW"/>
-        </w:rPr>
-        <w:t>；</w:t>
-      </w:r>
-      <w:hyperlink r:id="rId41">
-        <w:r>
-          <w:rPr>
-            <w:lang w:val="zh_TW" w:bidi="zh_TW"/>
-          </w:rPr>
-          <w:rPr>
-            <w:color w:val="0000EE"/>
-            <w:u w:val="single"/>
-          </w:rPr>
-          <w:t>4:13</w:t>
-        </w:r>
-      </w:hyperlink>
-      <w:r>
-        <w:rPr>
-          <w:lang w:val="zh_TW" w:bidi="zh_TW"/>
-        </w:rPr>
-        <w:t>），以及「充滿萬有者所充滿的」（</w:t>
-      </w:r>
-      <w:hyperlink r:id="rId42">
-        <w:r>
-          <w:rPr>
-            <w:lang w:val="zh_TW" w:bidi="zh_TW"/>
-          </w:rPr>
-          <w:rPr>
-            <w:color w:val="0000EE"/>
-            <w:u w:val="single"/>
-          </w:rPr>
-          <w:t>3:19</w:t>
-        </w:r>
-      </w:hyperlink>
-      <w:r>
-        <w:rPr>
-          <w:lang w:val="zh_TW" w:bidi="zh_TW"/>
-        </w:rPr>
-        <w:t>）。對於這個短語，有各種解釋：教會被基督充滿、使其完整或完全；教會擁有基督的屬性；教會是基督完成祂所有工作的工具。教會充滿基督，因為它是基督的話語和作為的完整、持續的表達（參</w:t>
-      </w:r>
-      <w:hyperlink r:id="rId43">
-        <w:r>
-          <w:rPr>
-            <w:lang w:val="zh_TW" w:bidi="zh_TW"/>
-          </w:rPr>
-          <w:rPr>
-            <w:color w:val="0000EE"/>
-            <w:u w:val="single"/>
-          </w:rPr>
-          <w:t>西2:10</w:t>
-        </w:r>
-      </w:hyperlink>
-      <w:r>
-        <w:rPr>
-          <w:lang w:val="zh_TW" w:bidi="zh_TW"/>
-        </w:rPr>
-        <w:t>）。在歌羅西書中，保羅使用這個術語來指基督；在祂裡面居住著「一切的豐盛」（</w:t>
-      </w:r>
-      <w:hyperlink r:id="rId44">
-        <w:r>
-          <w:rPr>
-            <w:lang w:val="zh_TW" w:bidi="zh_TW"/>
-          </w:rPr>
-          <w:rPr>
-            <w:color w:val="0000EE"/>
-            <w:u w:val="single"/>
-          </w:rPr>
-          <w:t>1:19</w:t>
-        </w:r>
-      </w:hyperlink>
-      <w:r>
-        <w:rPr>
-          <w:lang w:val="zh_TW" w:bidi="zh_TW"/>
-        </w:rPr>
-        <w:t>，</w:t>
-      </w:r>
-      <w:hyperlink r:id="rId45">
-        <w:r>
-          <w:rPr>
-            <w:lang w:val="zh_TW" w:bidi="zh_TW"/>
-          </w:rPr>
-          <w:rPr>
-            <w:color w:val="0000EE"/>
-            <w:u w:val="single"/>
-          </w:rPr>
-          <w:t>2:9</w:t>
-        </w:r>
-      </w:hyperlink>
-      <w:r>
-        <w:rPr>
-          <w:lang w:val="zh_TW" w:bidi="zh_TW"/>
-        </w:rPr>
-        <w:t>）。這些經文通常被解釋為宣告基督與神同等。神的所有屬性都在基督裡。神所是的，基督都是。</w:t>
-      </w:r>
     </w:p>
     <w:p>
       <w:pPr>
-        <w:pStyle w:val="Heading3"/>
-      </w:pPr>
-      <w:r>
-        <w:rPr>
-          <w:lang w:val="zh_TW" w:bidi="zh_TW"/>
-        </w:rPr>
-        <w:t>使徒約翰的用法</w:t>
+        <w:pStyle w:val="Heading2"/>
+      </w:pPr>
+      <w:r>
+        <w:rPr>
+          <w:lang w:val="zh_TW" w:bidi="zh_TW"/>
+        </w:rPr>
+        <w:t>奮銳黨</w:t>
+      </w:r>
+      <w:r>
+        <w:rPr>
+          <w:lang w:val="zh_TW" w:bidi="zh_TW"/>
+        </w:rPr>
       </w:r>
     </w:p>
     <w:p>
@@ -1224,9 +998,9 @@
         <w:rPr>
           <w:lang w:val="zh_TW" w:bidi="zh_TW"/>
         </w:rPr>
-        <w:t>約翰福音的序言指出，所有信徒都接受了「他豐滿的恩典（fullness of Christ）」（</w:t>
-      </w:r>
-      <w:hyperlink r:id="rId46">
+        <w:t>奮銳黨（zealot）是指對某種事業或信仰非常熱衷的人。在聖經中，這個詞被用來描述西門，他是耶穌十二門徒之一（</w:t>
+      </w:r>
+      <w:hyperlink r:id="rId37">
         <w:r>
           <w:rPr>
             <w:lang w:val="zh_TW" w:bidi="zh_TW"/>
@@ -1235,16 +1009,16 @@
             <w:color w:val="0000EE"/>
             <w:u w:val="single"/>
           </w:rPr>
-          <w:t>1:16</w:t>
+          <w:t>路6:15</w:t>
         </w:r>
       </w:hyperlink>
       <w:r>
         <w:rPr>
           <w:lang w:val="zh_TW" w:bidi="zh_TW"/>
         </w:rPr>
-        <w:t>）。這個「豐滿」確切的性質在第</w:t>
-      </w:r>
-      <w:hyperlink r:id="rId47">
+        <w:t>；</w:t>
+      </w:r>
+      <w:hyperlink r:id="rId38">
         <w:r>
           <w:rPr>
             <w:lang w:val="zh_TW" w:bidi="zh_TW"/>
@@ -1253,50 +1027,14 @@
             <w:color w:val="0000EE"/>
             <w:u w:val="single"/>
           </w:rPr>
-          <w:t>14</w:t>
+          <w:t>徒1:13</w:t>
         </w:r>
       </w:hyperlink>
       <w:r>
         <w:rPr>
           <w:lang w:val="zh_TW" w:bidi="zh_TW"/>
         </w:rPr>
-        <w:t>節中有定義：「道成了肉身，住在我們中間，充充滿滿地有恩典有真理。」這裡的希臘文詞語「豐滿」表示豐富和全部。諾斯底主義者用這個詞來描述所有神祇的總和。約翰和保羅一樣，用這個詞來描述基督是神的充滿和神的豐富，因為神本性一切的豐盛都居住在基督耶穌裡（見</w:t>
-      </w:r>
-      <w:hyperlink r:id="rId44">
-        <w:r>
-          <w:rPr>
-            <w:lang w:val="zh_TW" w:bidi="zh_TW"/>
-          </w:rPr>
-          <w:rPr>
-            <w:color w:val="0000EE"/>
-            <w:u w:val="single"/>
-          </w:rPr>
-          <w:t>西1:19</w:t>
-        </w:r>
-      </w:hyperlink>
-      <w:r>
-        <w:rPr>
-          <w:lang w:val="zh_TW" w:bidi="zh_TW"/>
-        </w:rPr>
-        <w:t>，</w:t>
-      </w:r>
-      <w:hyperlink r:id="rId45">
-        <w:r>
-          <w:rPr>
-            <w:lang w:val="zh_TW" w:bidi="zh_TW"/>
-          </w:rPr>
-          <w:rPr>
-            <w:color w:val="0000EE"/>
-            <w:u w:val="single"/>
-          </w:rPr>
-          <w:t>2:9</w:t>
-        </w:r>
-      </w:hyperlink>
-      <w:r>
-        <w:rPr>
-          <w:lang w:val="zh_TW" w:bidi="zh_TW"/>
-        </w:rPr>
-        <w:t>）。</w:t>
+        <w:t>）。這個西門不同於西門彼得，後者也是十二門徒之一。</w:t>
       </w:r>
     </w:p>
     <w:p>
@@ -1310,7 +1048,197 @@
         <w:rPr>
           <w:lang w:val="zh_TW" w:bidi="zh_TW"/>
         </w:rPr>
-        <w:t>因為神一切的豐盛都居住在基督裡，每個屬靈的現實都能在基督裡找到。在基督裡，信徒沒有缺乏。當然，沒有一個信徒能夠領受基督的一切；只有基督的身體才能領受基督的豐滿並表達出來（</w:t>
+        <w:t>馬太和馬可用「迦南人(Cananaean」這個希臘文來代替奮銳黨（和合本聖經並沒有譯為迦南人，而是單單採用奮銳黨一詞，</w:t>
+      </w:r>
+      <w:hyperlink r:id="rId39">
+        <w:r>
+          <w:rPr>
+            <w:lang w:val="zh_TW" w:bidi="zh_TW"/>
+          </w:rPr>
+          <w:rPr>
+            <w:color w:val="0000EE"/>
+            <w:u w:val="single"/>
+          </w:rPr>
+          <w:t>太10:4</w:t>
+        </w:r>
+      </w:hyperlink>
+      <w:r>
+        <w:rPr>
+          <w:lang w:val="zh_TW" w:bidi="zh_TW"/>
+        </w:rPr>
+        <w:t>；</w:t>
+      </w:r>
+      <w:hyperlink r:id="rId40">
+        <w:r>
+          <w:rPr>
+            <w:lang w:val="zh_TW" w:bidi="zh_TW"/>
+          </w:rPr>
+          <w:rPr>
+            <w:color w:val="0000EE"/>
+            <w:u w:val="single"/>
+          </w:rPr>
+          <w:t>可3:18</w:t>
+        </w:r>
+      </w:hyperlink>
+      <w:r>
+        <w:rPr>
+          <w:lang w:val="zh_TW" w:bidi="zh_TW"/>
+        </w:rPr>
+        <w:t>）。這些詞在不同語言中意思相同，指的是一個非常熱衷於捍衛或支持某事的人。這個詞來自於「強烈的感情」或「非常渴望某事」的概念（</w:t>
+      </w:r>
+      <w:hyperlink r:id="rId41">
+        <w:r>
+          <w:rPr>
+            <w:lang w:val="zh_TW" w:bidi="zh_TW"/>
+          </w:rPr>
+          <w:rPr>
+            <w:color w:val="0000EE"/>
+            <w:u w:val="single"/>
+          </w:rPr>
+          <w:t>出34:14</w:t>
+        </w:r>
+      </w:hyperlink>
+      <w:r>
+        <w:rPr>
+          <w:lang w:val="zh_TW" w:bidi="zh_TW"/>
+        </w:rPr>
+        <w:t>；</w:t>
+      </w:r>
+      <w:hyperlink r:id="rId42">
+        <w:r>
+          <w:rPr>
+            <w:lang w:val="zh_TW" w:bidi="zh_TW"/>
+          </w:rPr>
+          <w:rPr>
+            <w:color w:val="0000EE"/>
+            <w:u w:val="single"/>
+          </w:rPr>
+          <w:t>馬加比二書4:2</w:t>
+        </w:r>
+      </w:hyperlink>
+      <w:r>
+        <w:rPr>
+          <w:lang w:val="zh_TW" w:bidi="zh_TW"/>
+        </w:rPr>
+        <w:t>）。</w:t>
+      </w:r>
+    </w:p>
+    <w:p>
+      <w:pPr/>
+      <w:r>
+        <w:rPr>
+          <w:lang w:val="zh_TW" w:bidi="zh_TW"/>
+        </w:rPr>
+      </w:r>
+      <w:r>
+        <w:rPr>
+          <w:lang w:val="zh_TW" w:bidi="zh_TW"/>
+        </w:rPr>
+        <w:t>當耶穌清理聖殿中濫用聖殿的人時，祂自己也表現出熱心（強烈的熱情），聖經說祂為「你的殿心裏焦急，如同火燒」（</w:t>
+      </w:r>
+      <w:hyperlink r:id="rId43">
+        <w:r>
+          <w:rPr>
+            <w:lang w:val="zh_TW" w:bidi="zh_TW"/>
+          </w:rPr>
+          <w:rPr>
+            <w:color w:val="0000EE"/>
+            <w:u w:val="single"/>
+          </w:rPr>
+          <w:t>約2:17</w:t>
+        </w:r>
+      </w:hyperlink>
+      <w:r>
+        <w:rPr>
+          <w:lang w:val="zh_TW" w:bidi="zh_TW"/>
+        </w:rPr>
+        <w:t>）。</w:t>
+      </w:r>
+    </w:p>
+    <w:p>
+      <w:pPr/>
+      <w:r>
+        <w:rPr>
+          <w:lang w:val="zh_TW" w:bidi="zh_TW"/>
+        </w:rPr>
+      </w:r>
+      <w:r>
+        <w:rPr>
+          <w:lang w:val="zh_TW" w:bidi="zh_TW"/>
+        </w:rPr>
+        <w:t>在早期基督教會中，一些信徒對屬靈的恩賜、善行和遵守神的律法充滿熱心（</w:t>
+      </w:r>
+      <w:hyperlink r:id="rId44">
+        <w:r>
+          <w:rPr>
+            <w:lang w:val="zh_TW" w:bidi="zh_TW"/>
+          </w:rPr>
+          <w:rPr>
+            <w:color w:val="0000EE"/>
+            <w:u w:val="single"/>
+          </w:rPr>
+          <w:t>徒21:20</w:t>
+        </w:r>
+      </w:hyperlink>
+      <w:r>
+        <w:rPr>
+          <w:lang w:val="zh_TW" w:bidi="zh_TW"/>
+        </w:rPr>
+        <w:t>；</w:t>
+      </w:r>
+      <w:hyperlink r:id="rId45">
+        <w:r>
+          <w:rPr>
+            <w:lang w:val="zh_TW" w:bidi="zh_TW"/>
+          </w:rPr>
+          <w:rPr>
+            <w:color w:val="0000EE"/>
+            <w:u w:val="single"/>
+          </w:rPr>
+          <w:t>林前14:12</w:t>
+        </w:r>
+      </w:hyperlink>
+      <w:r>
+        <w:rPr>
+          <w:lang w:val="zh_TW" w:bidi="zh_TW"/>
+        </w:rPr>
+        <w:t>；</w:t>
+      </w:r>
+      <w:hyperlink r:id="rId46">
+        <w:r>
+          <w:rPr>
+            <w:lang w:val="zh_TW" w:bidi="zh_TW"/>
+          </w:rPr>
+          <w:rPr>
+            <w:color w:val="0000EE"/>
+            <w:u w:val="single"/>
+          </w:rPr>
+          <w:t>多2:14</w:t>
+        </w:r>
+      </w:hyperlink>
+      <w:r>
+        <w:rPr>
+          <w:lang w:val="zh_TW" w:bidi="zh_TW"/>
+        </w:rPr>
+        <w:t>）。保羅在成為耶穌的跟隨者之前，對祖先的傳統和對神的熱心也非常狂熱（</w:t>
+      </w:r>
+      <w:hyperlink r:id="rId47">
+        <w:r>
+          <w:rPr>
+            <w:lang w:val="zh_TW" w:bidi="zh_TW"/>
+          </w:rPr>
+          <w:rPr>
+            <w:color w:val="0000EE"/>
+            <w:u w:val="single"/>
+          </w:rPr>
+          <w:t>徒22:3</w:t>
+        </w:r>
+      </w:hyperlink>
+      <w:r>
+        <w:rPr>
+          <w:lang w:val="zh_TW" w:bidi="zh_TW"/>
+        </w:rPr>
+        <w:t>；</w:t>
       </w:r>
       <w:hyperlink r:id="rId48">
         <w:r>
@@ -1321,14 +1249,529 @@
             <w:color w:val="0000EE"/>
             <w:u w:val="single"/>
           </w:rPr>
-          <w:t>弗1:23</w:t>
+          <w:t>加1:14</w:t>
         </w:r>
       </w:hyperlink>
       <w:r>
         <w:rPr>
           <w:lang w:val="zh_TW" w:bidi="zh_TW"/>
         </w:rPr>
-        <w:t>）。然而，每位信徒都能在某種程度上領受這同樣的豐滿。基督永遠是充滿的；祂從不枯竭。無論信徒從祂那裡領受到多少，祂都不斷地賜下。除了基督之外，信徒不需要尋求任何其他來源，因為基督是唯一的源泉。</w:t>
+        <w:t>）。</w:t>
+      </w:r>
+    </w:p>
+    <w:p>
+      <w:pPr/>
+      <w:r>
+        <w:rPr>
+          <w:lang w:val="zh_TW" w:bidi="zh_TW"/>
+        </w:rPr>
+      </w:r>
+      <w:r>
+        <w:rPr>
+          <w:lang w:val="zh_TW" w:bidi="zh_TW"/>
+        </w:rPr>
+        <w:t>西門被稱為奮銳黨，是因為他對宗教的熱心，這也是人們區分他與西門彼得及其他門徒的方式。</w:t>
+      </w:r>
+    </w:p>
+    <w:p>
+      <w:pPr/>
+      <w:r>
+        <w:rPr>
+          <w:lang w:val="zh_TW" w:bidi="zh_TW"/>
+        </w:rPr>
+      </w:r>
+      <w:r>
+        <w:rPr>
+          <w:lang w:val="zh_TW" w:bidi="zh_TW"/>
+        </w:rPr>
+        <w:t>到了路加撰寫福音書的時候，「奮銳黨」這個稱號有了更具體的意義。它指的是一群強烈反對羅馬統治的人，這個群體有宗教和政治的目標。</w:t>
+      </w:r>
+    </w:p>
+    <w:p>
+      <w:pPr/>
+      <w:r>
+        <w:rPr>
+          <w:lang w:val="zh_TW" w:bidi="zh_TW"/>
+        </w:rPr>
+      </w:r>
+      <w:r>
+        <w:rPr>
+          <w:lang w:val="zh_TW" w:bidi="zh_TW"/>
+        </w:rPr>
+        <w:t>這個奮銳黨群體可能在公元6年左右，也就是希律大帝去世後開始形成，它可能是由加利利的猶大和法利賽人撒督創立的。奮銳黨受馬加比家族的激勵，馬加比在許多年前曾經反抗外族統治（</w:t>
+      </w:r>
+      <w:hyperlink r:id="rId49">
+        <w:r>
+          <w:rPr>
+            <w:lang w:val="zh_TW" w:bidi="zh_TW"/>
+          </w:rPr>
+          <w:rPr>
+            <w:color w:val="0000EE"/>
+            <w:u w:val="single"/>
+          </w:rPr>
+          <w:t>馬加比一書2:15–28</w:t>
+        </w:r>
+      </w:hyperlink>
+      <w:r>
+        <w:rPr>
+          <w:lang w:val="zh_TW" w:bidi="zh_TW"/>
+        </w:rPr>
+        <w:t>）。</w:t>
+      </w:r>
+    </w:p>
+    <w:p>
+      <w:pPr/>
+      <w:r>
+        <w:rPr>
+          <w:lang w:val="zh_TW" w:bidi="zh_TW"/>
+        </w:rPr>
+      </w:r>
+      <w:r>
+        <w:rPr>
+          <w:lang w:val="zh_TW" w:bidi="zh_TW"/>
+        </w:rPr>
+        <w:t>奮銳黨非常致力於遵守神的律法（稱為妥拉）。他們相信神是唯一的真王。他們認為自己是神審判和拯救的代理人。他們強烈反對任何他們認為違背神或與羅馬合作的行為。奮銳黨認為彌賽亞（神揀選的領袖）會成為他們的領袖。</w:t>
+      </w:r>
+    </w:p>
+    <w:p>
+      <w:pPr/>
+      <w:r>
+        <w:rPr>
+          <w:lang w:val="zh_TW" w:bidi="zh_TW"/>
+        </w:rPr>
+      </w:r>
+      <w:r>
+        <w:rPr>
+          <w:lang w:val="zh_TW" w:bidi="zh_TW"/>
+        </w:rPr>
+        <w:t>隨著羅馬和猶太地（猶太人的家園）之間的緊張局勢加劇，奮銳黨變得更好戰。他們將自己的戰鬥視為「聖戰」。與馬加比家族為了自衛而戰不同，奮銳黨採取了更具攻擊性的態度。</w:t>
+      </w:r>
+    </w:p>
+    <w:p>
+      <w:pPr/>
+      <w:r>
+        <w:rPr>
+          <w:lang w:val="zh_TW" w:bidi="zh_TW"/>
+        </w:rPr>
+      </w:r>
+      <w:r>
+        <w:rPr>
+          <w:lang w:val="zh_TW" w:bidi="zh_TW"/>
+        </w:rPr>
+        <w:t>猶太歷史學家約瑟夫稱他們為強盜和罪犯（猶太</w:t>
+      </w:r>
+      <w:r>
+        <w:rPr>
+          <w:i/>
+          <w:lang w:val="zh_TW" w:bidi="zh_TW"/>
+        </w:rPr>
+        <w:t>古史記</w:t>
+      </w:r>
+      <w:r>
+        <w:rPr>
+          <w:lang w:val="zh_TW" w:bidi="zh_TW"/>
+        </w:rPr>
+        <w:t xml:space="preserve"> 18.1.1–6；</w:t>
+      </w:r>
+      <w:r>
+        <w:rPr>
+          <w:i/>
+          <w:lang w:val="zh_TW" w:bidi="zh_TW"/>
+        </w:rPr>
+        <w:t>猶太戰史</w:t>
+      </w:r>
+      <w:r>
+        <w:rPr>
+          <w:lang w:val="zh_TW" w:bidi="zh_TW"/>
+        </w:rPr>
+        <w:t xml:space="preserve"> 4.3.9），雖然約瑟夫對他們有所偏見。羅馬人稱他們為「</w:t>
+      </w:r>
+      <w:r>
+        <w:rPr>
+          <w:lang w:val="zh_TW" w:bidi="zh_TW"/>
+        </w:rPr>
+        <w:t>匕首黨（</w:t>
+      </w:r>
+      <w:r>
+        <w:rPr>
+          <w:lang w:val="zh_TW" w:bidi="zh_TW"/>
+        </w:rPr>
+        <w:t>Sicarii）」，意思是「刺客」。但他們的支持者會稱他們為愛國戰士。</w:t>
+      </w:r>
+    </w:p>
+    <w:p>
+      <w:pPr/>
+      <w:r>
+        <w:rPr>
+          <w:lang w:val="zh_TW" w:bidi="zh_TW"/>
+        </w:rPr>
+      </w:r>
+      <w:r>
+        <w:rPr>
+          <w:lang w:val="zh_TW" w:bidi="zh_TW"/>
+        </w:rPr>
+        <w:t>奮銳黨在公元66年至70年的反抗羅馬的起義中扮演了重要角色。他們的最後一個據點是在一個叫馬薩達（Masada）的地方，該地在公元73年被羅馬人攻陷，960名奮銳黨人選擇自殺而不被俘擄。</w:t>
+      </w:r>
+    </w:p>
+    <w:p>
+      <w:pPr/>
+      <w:r>
+        <w:rPr>
+          <w:lang w:val="zh_TW" w:bidi="zh_TW"/>
+        </w:rPr>
+      </w:r>
+      <w:r>
+        <w:rPr>
+          <w:lang w:val="zh_TW" w:bidi="zh_TW"/>
+        </w:rPr>
+        <w:t>奮銳黨西門可能在公元30年左右是這個運動早期的一分子。其他門徒如加略人猶大或「雷子」不太可能是奮銳黨（</w:t>
+      </w:r>
+      <w:hyperlink r:id="rId50">
+        <w:r>
+          <w:rPr>
+            <w:lang w:val="zh_TW" w:bidi="zh_TW"/>
+          </w:rPr>
+          <w:rPr>
+            <w:color w:val="0000EE"/>
+            <w:u w:val="single"/>
+          </w:rPr>
+          <w:t>可3:17</w:t>
+        </w:r>
+      </w:hyperlink>
+      <w:r>
+        <w:rPr>
+          <w:lang w:val="zh_TW" w:bidi="zh_TW"/>
+        </w:rPr>
+        <w:t>）。有人認為加利利人猶大甚至保羅，也與奮銳黨有關（</w:t>
+      </w:r>
+      <w:hyperlink r:id="rId51">
+        <w:r>
+          <w:rPr>
+            <w:lang w:val="zh_TW" w:bidi="zh_TW"/>
+          </w:rPr>
+          <w:rPr>
+            <w:color w:val="0000EE"/>
+            <w:u w:val="single"/>
+          </w:rPr>
+          <w:t>徒5:37–38</w:t>
+        </w:r>
+      </w:hyperlink>
+      <w:r>
+        <w:rPr>
+          <w:lang w:val="zh_TW" w:bidi="zh_TW"/>
+        </w:rPr>
+        <w:t>，</w:t>
+      </w:r>
+      <w:hyperlink r:id="rId52">
+        <w:r>
+          <w:rPr>
+            <w:lang w:val="zh_TW" w:bidi="zh_TW"/>
+          </w:rPr>
+          <w:rPr>
+            <w:color w:val="0000EE"/>
+            <w:u w:val="single"/>
+          </w:rPr>
+          <w:t>21:38</w:t>
+        </w:r>
+      </w:hyperlink>
+      <w:r>
+        <w:rPr>
+          <w:lang w:val="zh_TW" w:bidi="zh_TW"/>
+        </w:rPr>
+        <w:t>）。</w:t>
+      </w:r>
+    </w:p>
+    <w:p>
+      <w:pPr/>
+      <w:r>
+        <w:rPr>
+          <w:lang w:val="zh_TW" w:bidi="zh_TW"/>
+        </w:rPr>
+      </w:r>
+      <w:r>
+        <w:rPr>
+          <w:i/>
+          <w:lang w:val="zh_TW" w:bidi="zh_TW"/>
+        </w:rPr>
+        <w:t>另見</w:t>
+      </w:r>
+      <w:r>
+        <w:rPr>
+          <w:lang w:val="zh_TW" w:bidi="zh_TW"/>
+        </w:rPr>
+        <w:t xml:space="preserve"> </w:t>
+      </w:r>
+      <w:r>
+        <w:rPr>
+          <w:lang w:val="zh_TW" w:bidi="zh_TW"/>
+        </w:rPr>
+        <w:t>第一次猶太起義</w:t>
+      </w:r>
+      <w:r>
+        <w:rPr>
+          <w:lang w:val="zh_TW" w:bidi="zh_TW"/>
+        </w:rPr>
+        <w:t>；</w:t>
+      </w:r>
+      <w:r>
+        <w:rPr>
+          <w:lang w:val="zh_TW" w:bidi="zh_TW"/>
+        </w:rPr>
+        <w:t>猶太教</w:t>
+      </w:r>
+      <w:r>
+        <w:rPr>
+          <w:lang w:val="zh_TW" w:bidi="zh_TW"/>
+        </w:rPr>
+        <w:t>。</w:t>
+      </w:r>
+      <w:r>
+        <w:rPr>
+          <w:lang w:val="zh_TW" w:bidi="zh_TW"/>
+        </w:rPr>
+      </w:r>
+      <w:r>
+        <w:rPr>
+          <w:lang w:val="zh_TW" w:bidi="zh_TW"/>
+        </w:rPr>
+      </w:r>
+    </w:p>
+    <w:p>
+      <w:pPr/>
+      <w:r>
+        <w:rPr>
+          <w:lang w:val="zh_TW" w:bidi="zh_TW"/>
+        </w:rPr>
+      </w:r>
+    </w:p>
+    <w:p>
+      <w:pPr>
+        <w:pStyle w:val="Heading2"/>
+      </w:pPr>
+      <w:r>
+        <w:rPr>
+          <w:lang w:val="zh_TW" w:bidi="zh_TW"/>
+        </w:rPr>
+        <w:t>奮銳黨的西門</w:t>
+      </w:r>
+      <w:r>
+        <w:rPr>
+          <w:lang w:val="zh_TW" w:bidi="zh_TW"/>
+        </w:rPr>
+      </w:r>
+    </w:p>
+    <w:p>
+      <w:pPr/>
+      <w:r>
+        <w:rPr>
+          <w:lang w:val="zh_TW" w:bidi="zh_TW"/>
+        </w:rPr>
+      </w:r>
+      <w:r>
+        <w:rPr>
+          <w:lang w:val="zh_TW" w:bidi="zh_TW"/>
+        </w:rPr>
+        <w:t>有英文譯本在</w:t>
+      </w:r>
+      <w:hyperlink r:id="rId39">
+        <w:r>
+          <w:rPr>
+            <w:lang w:val="zh_TW" w:bidi="zh_TW"/>
+          </w:rPr>
+          <w:rPr>
+            <w:color w:val="0000EE"/>
+            <w:u w:val="single"/>
+          </w:rPr>
+          <w:t>馬太福音十章4節</w:t>
+        </w:r>
+      </w:hyperlink>
+      <w:r>
+        <w:rPr>
+          <w:lang w:val="zh_TW" w:bidi="zh_TW"/>
+        </w:rPr>
+        <w:t>和</w:t>
+      </w:r>
+      <w:hyperlink r:id="rId40">
+        <w:r>
+          <w:rPr>
+            <w:lang w:val="zh_TW" w:bidi="zh_TW"/>
+          </w:rPr>
+          <w:rPr>
+            <w:color w:val="0000EE"/>
+            <w:u w:val="single"/>
+          </w:rPr>
+          <w:t>馬可福音三章18節</w:t>
+        </w:r>
+      </w:hyperlink>
+      <w:r>
+        <w:rPr>
+          <w:lang w:val="zh_TW" w:bidi="zh_TW"/>
+        </w:rPr>
+        <w:t>中，將奮銳黨西門的翻譯為Simon the Cananean，</w:t>
+      </w:r>
+      <w:r>
+        <w:rPr>
+          <w:i/>
+          <w:lang w:val="zh_TW" w:bidi="zh_TW"/>
+        </w:rPr>
+        <w:t>見</w:t>
+      </w:r>
+      <w:r>
+        <w:rPr>
+          <w:lang w:val="zh_TW" w:bidi="zh_TW"/>
+        </w:rPr>
+        <w:t>西門#5</w:t>
+      </w:r>
+      <w:r>
+        <w:rPr>
+          <w:lang w:val="zh_TW" w:bidi="zh_TW"/>
+        </w:rPr>
+        <w:t>。</w:t>
+      </w:r>
+      <w:r>
+        <w:rPr>
+          <w:lang w:val="zh_TW" w:bidi="zh_TW"/>
+        </w:rPr>
+      </w:r>
+      <w:r>
+        <w:rPr>
+          <w:lang w:val="zh_TW" w:bidi="zh_TW"/>
+        </w:rPr>
+      </w:r>
+    </w:p>
+    <w:p>
+      <w:pPr/>
+      <w:r>
+        <w:rPr>
+          <w:lang w:val="zh_TW" w:bidi="zh_TW"/>
+        </w:rPr>
+      </w:r>
+    </w:p>
+    <w:p>
+      <w:pPr>
+        <w:pStyle w:val="Heading2"/>
+      </w:pPr>
+      <w:r>
+        <w:rPr>
+          <w:lang w:val="zh_TW" w:bidi="zh_TW"/>
+        </w:rPr>
+        <w:t>奮銳黨的西門</w:t>
+      </w:r>
+      <w:r>
+        <w:rPr>
+          <w:lang w:val="zh_TW" w:bidi="zh_TW"/>
+        </w:rPr>
+      </w:r>
+    </w:p>
+    <w:p>
+      <w:pPr/>
+      <w:r>
+        <w:rPr>
+          <w:lang w:val="zh_TW" w:bidi="zh_TW"/>
+        </w:rPr>
+      </w:r>
+      <w:r>
+        <w:rPr>
+          <w:lang w:val="zh_TW" w:bidi="zh_TW"/>
+        </w:rPr>
+        <w:t>耶穌的一位門徒（</w:t>
+      </w:r>
+      <w:hyperlink r:id="rId39">
+        <w:r>
+          <w:rPr>
+            <w:lang w:val="zh_TW" w:bidi="zh_TW"/>
+          </w:rPr>
+          <w:rPr>
+            <w:color w:val="0000EE"/>
+            <w:u w:val="single"/>
+          </w:rPr>
+          <w:t>太10:4</w:t>
+        </w:r>
+      </w:hyperlink>
+      <w:r>
+        <w:rPr>
+          <w:lang w:val="zh_TW" w:bidi="zh_TW"/>
+        </w:rPr>
+        <w:t>；</w:t>
+      </w:r>
+      <w:hyperlink r:id="rId40">
+        <w:r>
+          <w:rPr>
+            <w:lang w:val="zh_TW" w:bidi="zh_TW"/>
+          </w:rPr>
+          <w:rPr>
+            <w:color w:val="0000EE"/>
+            <w:u w:val="single"/>
+          </w:rPr>
+          <w:t>可3:18</w:t>
+        </w:r>
+      </w:hyperlink>
+      <w:r>
+        <w:rPr>
+          <w:lang w:val="zh_TW" w:bidi="zh_TW"/>
+        </w:rPr>
+        <w:t>；</w:t>
+      </w:r>
+      <w:hyperlink r:id="rId37">
+        <w:r>
+          <w:rPr>
+            <w:lang w:val="zh_TW" w:bidi="zh_TW"/>
+          </w:rPr>
+          <w:rPr>
+            <w:color w:val="0000EE"/>
+            <w:u w:val="single"/>
+          </w:rPr>
+          <w:t>路6:15</w:t>
+        </w:r>
+      </w:hyperlink>
+      <w:r>
+        <w:rPr>
+          <w:lang w:val="zh_TW" w:bidi="zh_TW"/>
+        </w:rPr>
+        <w:t>；</w:t>
+      </w:r>
+      <w:hyperlink r:id="rId38">
+        <w:r>
+          <w:rPr>
+            <w:lang w:val="zh_TW" w:bidi="zh_TW"/>
+          </w:rPr>
+          <w:rPr>
+            <w:color w:val="0000EE"/>
+            <w:u w:val="single"/>
+          </w:rPr>
+          <w:t>徒1:13</w:t>
+        </w:r>
+      </w:hyperlink>
+      <w:r>
+        <w:rPr>
+          <w:lang w:val="zh_TW" w:bidi="zh_TW"/>
+        </w:rPr>
+        <w:t>）。</w:t>
+      </w:r>
+      <w:r>
+        <w:rPr>
+          <w:i/>
+          <w:lang w:val="zh_TW" w:bidi="zh_TW"/>
+        </w:rPr>
+        <w:t>見</w:t>
+      </w:r>
+      <w:r>
+        <w:rPr>
+          <w:lang w:val="zh_TW" w:bidi="zh_TW"/>
+        </w:rPr>
+        <w:t xml:space="preserve"> </w:t>
+      </w:r>
+      <w:r>
+        <w:rPr>
+          <w:lang w:val="zh_TW" w:bidi="zh_TW"/>
+        </w:rPr>
+        <w:t>西門#5</w:t>
+      </w:r>
+      <w:r>
+        <w:rPr>
+          <w:lang w:val="zh_TW" w:bidi="zh_TW"/>
+        </w:rPr>
+        <w:t>。</w:t>
       </w:r>
       <w:r>
         <w:rPr>

--- a/zht/docx/040.content.docx
+++ b/zht/docx/040.content.docx
@@ -19,7 +19,7 @@
         <w:rPr>
           <w:lang w:val="zh_TW" w:bidi="zh_TW"/>
         </w:rPr>
-        <w:t>Resource: Tyndale Open Bible Dictionary</w:t>
+        <w:t>Resource: Aquifer Open Bible Dictionary</w:t>
       </w:r>
       <w:r>
         <w:rPr>
@@ -112,7 +112,7 @@
         <w:rPr>
           <w:lang w:val="zh_TW" w:bidi="zh_TW"/>
         </w:rPr>
-        <w:t>Tyndale Open Bible Dictionary</w:t>
+        <w:t>Aquifer Open Bible Dictionary</w:t>
       </w:r>
     </w:p>
     <w:p>

--- a/zht/docx/040.content.docx
+++ b/zht/docx/040.content.docx
@@ -149,7 +149,7 @@
         <w:rPr>
           <w:lang w:val="zh_TW" w:bidi="zh_TW"/>
         </w:rPr>
-        <w:t>fen</w:t>
+        <w:t>fang</w:t>
       </w:r>
       <w:r>
         <w:rPr>
@@ -212,7 +212,7 @@
         <w:rPr>
           <w:lang w:val="zh_TW" w:bidi="zh_TW"/>
         </w:rPr>
-        <w:t>分辨善惡樹</w:t>
+        <w:t>房角石</w:t>
       </w:r>
       <w:r>
         <w:rPr>
@@ -231,115 +231,7 @@
         <w:rPr>
           <w:lang w:val="zh_TW" w:bidi="zh_TW"/>
         </w:rPr>
-        <w:t>這是伊甸園中被禁止吃的樹，人若吃它的果子便會得知善惡，隨之而來的是死亡，也就是與神分離，最終走向滅亡（</w:t>
-      </w:r>
-      <w:hyperlink r:id="rId13">
-        <w:r>
-          <w:rPr>
-            <w:lang w:val="zh_TW" w:bidi="zh_TW"/>
-          </w:rPr>
-          <w:rPr>
-            <w:color w:val="0000EE"/>
-            <w:u w:val="single"/>
-          </w:rPr>
-          <w:t>創2:9</w:t>
-        </w:r>
-      </w:hyperlink>
-      <w:r>
-        <w:rPr>
-          <w:lang w:val="zh_TW" w:bidi="zh_TW"/>
-        </w:rPr>
-        <w:t>、</w:t>
-      </w:r>
-      <w:hyperlink r:id="rId13">
-        <w:r>
-          <w:rPr>
-            <w:lang w:val="zh_TW" w:bidi="zh_TW"/>
-          </w:rPr>
-          <w:rPr>
-            <w:color w:val="0000EE"/>
-            <w:u w:val="single"/>
-          </w:rPr>
-          <w:t>15–17</w:t>
-        </w:r>
-      </w:hyperlink>
-      <w:r>
-        <w:rPr>
-          <w:lang w:val="zh_TW" w:bidi="zh_TW"/>
-        </w:rPr>
-        <w:t>，</w:t>
-      </w:r>
-      <w:hyperlink r:id="rId14">
-        <w:r>
-          <w:rPr>
-            <w:lang w:val="zh_TW" w:bidi="zh_TW"/>
-          </w:rPr>
-          <w:rPr>
-            <w:color w:val="0000EE"/>
-            <w:u w:val="single"/>
-          </w:rPr>
-          <w:t>3:1–24</w:t>
-        </w:r>
-      </w:hyperlink>
-      <w:r>
-        <w:rPr>
-          <w:lang w:val="zh_TW" w:bidi="zh_TW"/>
-        </w:rPr>
-        <w:t>）。那引誘人的蛇應許夏娃，只要她吃這果子，就能與神同等。夏娃和亞當吃了那樹上的果子之後，果然得著了「分別善惡的知識」。根據聖經其它地方對「知善惡」一語的用法（</w:t>
-      </w:r>
-      <w:hyperlink r:id="rId15">
-        <w:r>
-          <w:rPr>
-            <w:lang w:val="zh_TW" w:bidi="zh_TW"/>
-          </w:rPr>
-          <w:rPr>
-            <w:color w:val="0000EE"/>
-            <w:u w:val="single"/>
-          </w:rPr>
-          <w:t>申1:39</w:t>
-        </w:r>
-      </w:hyperlink>
-      <w:r>
-        <w:rPr>
-          <w:lang w:val="zh_TW" w:bidi="zh_TW"/>
-        </w:rPr>
-        <w:t>；</w:t>
-      </w:r>
-      <w:hyperlink r:id="rId16">
-        <w:r>
-          <w:rPr>
-            <w:lang w:val="zh_TW" w:bidi="zh_TW"/>
-          </w:rPr>
-          <w:rPr>
-            <w:color w:val="0000EE"/>
-            <w:u w:val="single"/>
-          </w:rPr>
-          <w:t>賽7:15–16</w:t>
-        </w:r>
-      </w:hyperlink>
-      <w:r>
-        <w:rPr>
-          <w:lang w:val="zh_TW" w:bidi="zh_TW"/>
-        </w:rPr>
-        <w:t>；</w:t>
-      </w:r>
-      <w:hyperlink r:id="rId17">
-        <w:r>
-          <w:rPr>
-            <w:lang w:val="zh_TW" w:bidi="zh_TW"/>
-          </w:rPr>
-          <w:rPr>
-            <w:color w:val="0000EE"/>
-            <w:u w:val="single"/>
-          </w:rPr>
-          <w:t>來5:14</w:t>
-        </w:r>
-      </w:hyperlink>
-      <w:r>
-        <w:rPr>
-          <w:lang w:val="zh_TW" w:bidi="zh_TW"/>
-        </w:rPr>
-        <w:t>），這個表達指的是孩子從天真無邪進入有道德意識階段的時期。</w:t>
+        <w:t>新約中用以描述耶穌崇高地位的術語。</w:t>
       </w:r>
     </w:p>
     <w:p>
@@ -353,7 +245,97 @@
         <w:rPr>
           <w:lang w:val="zh_TW" w:bidi="zh_TW"/>
         </w:rPr>
-        <w:t>與這知識同時出現的，還有性自覺。亞當和夏娃吃了果子之後，便察覺自己的性特徵。同時，他們也能像神那樣觀看，因此以為神會因他們的赤身露體而羞辱他們。這個故事成了象徵：人為了追求神的地位而故意不順服，結果失去了無罪的純真，也不能與神相交。</w:t>
+        <w:t>耶穌在凶惡園戶的比喻中使用這個詞來指自己（</w:t>
+      </w:r>
+      <w:hyperlink r:id="rId13">
+        <w:r>
+          <w:rPr>
+            <w:lang w:val="zh_TW" w:bidi="zh_TW"/>
+          </w:rPr>
+          <w:rPr>
+            <w:color w:val="0000EE"/>
+            <w:u w:val="single"/>
+          </w:rPr>
+          <w:t>太21:42</w:t>
+        </w:r>
+      </w:hyperlink>
+      <w:r>
+        <w:rPr>
+          <w:lang w:val="zh_TW" w:bidi="zh_TW"/>
+        </w:rPr>
+        <w:t>；</w:t>
+      </w:r>
+      <w:hyperlink r:id="rId14">
+        <w:r>
+          <w:rPr>
+            <w:lang w:val="zh_TW" w:bidi="zh_TW"/>
+          </w:rPr>
+          <w:rPr>
+            <w:color w:val="0000EE"/>
+            <w:u w:val="single"/>
+          </w:rPr>
+          <w:t>可12:10</w:t>
+        </w:r>
+      </w:hyperlink>
+      <w:r>
+        <w:rPr>
+          <w:lang w:val="zh_TW" w:bidi="zh_TW"/>
+        </w:rPr>
+        <w:t>；</w:t>
+      </w:r>
+      <w:hyperlink r:id="rId15">
+        <w:r>
+          <w:rPr>
+            <w:lang w:val="zh_TW" w:bidi="zh_TW"/>
+          </w:rPr>
+          <w:rPr>
+            <w:color w:val="0000EE"/>
+            <w:u w:val="single"/>
+          </w:rPr>
+          <w:t>路20:17</w:t>
+        </w:r>
+      </w:hyperlink>
+      <w:r>
+        <w:rPr>
+          <w:lang w:val="zh_TW" w:bidi="zh_TW"/>
+        </w:rPr>
+        <w:t>）。此比喻的背景是耶穌在耶路撒冷最後的事工期間，潔淨聖殿後，猶太宗教領袖質疑祂的行動。耶穌用比喻回應他們，象徵性地描述了耶穌與這些領袖的關係。比喻中，猶太宗教領袖被描繪為看守葡萄園的惡園戶，葡萄園象徵神的百姓。惡園戶拒絕尊敬園主（代表神），最終殺害了園主的兒子（象徵耶穌）。比喻預言了耶穌的受死，耶穌引用猶太領袖熟悉的經文</w:t>
+      </w:r>
+      <w:hyperlink r:id="rId16">
+        <w:r>
+          <w:rPr>
+            <w:lang w:val="zh_TW" w:bidi="zh_TW"/>
+          </w:rPr>
+          <w:rPr>
+            <w:color w:val="0000EE"/>
+            <w:u w:val="single"/>
+          </w:rPr>
+          <w:t>詩篇一一八篇22至23節</w:t>
+        </w:r>
+      </w:hyperlink>
+      <w:r>
+        <w:rPr>
+          <w:lang w:val="zh_TW" w:bidi="zh_TW"/>
+        </w:rPr>
+        <w:t>（參</w:t>
+      </w:r>
+      <w:hyperlink r:id="rId17">
+        <w:r>
+          <w:rPr>
+            <w:lang w:val="zh_TW" w:bidi="zh_TW"/>
+          </w:rPr>
+          <w:rPr>
+            <w:color w:val="0000EE"/>
+            <w:u w:val="single"/>
+          </w:rPr>
+          <w:t>賽28:16</w:t>
+        </w:r>
+      </w:hyperlink>
+      <w:r>
+        <w:rPr>
+          <w:lang w:val="zh_TW" w:bidi="zh_TW"/>
+        </w:rPr>
+        <w:t>），表明這段經文談及祂被棄絕與被高舉。雖然猶太領袖棄絕了耶穌，但神使祂成為房角石。</w:t>
       </w:r>
     </w:p>
     <w:p>
@@ -367,7 +349,61 @@
         <w:rPr>
           <w:lang w:val="zh_TW" w:bidi="zh_TW"/>
         </w:rPr>
-        <w:t>亞當和夏娃吃分別善惡樹的果子所帶來的悲慘結果，就是他們失去了純真，並與神隔絕。為了阻止他們再吃那第二棵樹──「生命樹」的果子，使他們永遠不死，神將他們趕出伊甸園。然而，那樣一來，他們就會在墮落、有罪的狀態下永遠不死；因此，神將他們逐出伊甸園其實是出於祝福。</w:t>
+        <w:t>其次，在</w:t>
+      </w:r>
+      <w:hyperlink r:id="rId18">
+        <w:r>
+          <w:rPr>
+            <w:lang w:val="zh_TW" w:bidi="zh_TW"/>
+          </w:rPr>
+          <w:rPr>
+            <w:color w:val="0000EE"/>
+            <w:u w:val="single"/>
+          </w:rPr>
+          <w:t>使徒行傳四章11節</w:t>
+        </w:r>
+      </w:hyperlink>
+      <w:r>
+        <w:rPr>
+          <w:lang w:val="zh_TW" w:bidi="zh_TW"/>
+        </w:rPr>
+        <w:t>，彼得在耶路撒冷的猶太領袖前辯護時，也使用了這個詞。他解釋聖殿門口瘸腿的乞丐得醫治是因奉拿撒勒人耶穌基督的名，這位耶穌曾被他們釘十字架，但神使祂復活（</w:t>
+      </w:r>
+      <w:hyperlink r:id="rId19">
+        <w:r>
+          <w:rPr>
+            <w:lang w:val="zh_TW" w:bidi="zh_TW"/>
+          </w:rPr>
+          <w:rPr>
+            <w:color w:val="0000EE"/>
+            <w:u w:val="single"/>
+          </w:rPr>
+          <w:t>10</w:t>
+        </w:r>
+      </w:hyperlink>
+      <w:r>
+        <w:rPr>
+          <w:lang w:val="zh_TW" w:bidi="zh_TW"/>
+        </w:rPr>
+        <w:t>節）。彼得引用</w:t>
+      </w:r>
+      <w:hyperlink r:id="rId20">
+        <w:r>
+          <w:rPr>
+            <w:lang w:val="zh_TW" w:bidi="zh_TW"/>
+          </w:rPr>
+          <w:rPr>
+            <w:color w:val="0000EE"/>
+            <w:u w:val="single"/>
+          </w:rPr>
+          <w:t>詩篇一一八篇22節</w:t>
+        </w:r>
+      </w:hyperlink>
+      <w:r>
+        <w:rPr>
+          <w:lang w:val="zh_TW" w:bidi="zh_TW"/>
+        </w:rPr>
+        <w:t>，來確認這一事件符合聖經。他將被棄的石頭比作耶穌的受死，將成為房角石比作耶穌的復活與高舉，表明「房角石」象徵耶穌與父神同享的崇高地位。</w:t>
       </w:r>
     </w:p>
     <w:p>
@@ -377,82 +413,167 @@
           <w:lang w:val="zh_TW" w:bidi="zh_TW"/>
         </w:rPr>
       </w:r>
-      <w:r>
-        <w:rPr>
-          <w:i/>
-          <w:lang w:val="zh_TW" w:bidi="zh_TW"/>
-        </w:rPr>
-        <w:t>另見</w:t>
-      </w:r>
-      <w:r>
-        <w:rPr>
-          <w:lang w:val="zh_TW" w:bidi="zh_TW"/>
-        </w:rPr>
-        <w:t>亞當（人物）</w:t>
-      </w:r>
-      <w:r>
-        <w:rPr>
-          <w:lang w:val="zh_TW" w:bidi="zh_TW"/>
-        </w:rPr>
-        <w:t>；</w:t>
-      </w:r>
-      <w:r>
-        <w:rPr>
-          <w:lang w:val="zh_TW" w:bidi="zh_TW"/>
-        </w:rPr>
-        <w:t>夏娃</w:t>
-      </w:r>
-      <w:r>
-        <w:rPr>
-          <w:lang w:val="zh_TW" w:bidi="zh_TW"/>
-        </w:rPr>
-        <w:t>；</w:t>
-      </w:r>
-      <w:r>
-        <w:rPr>
-          <w:lang w:val="zh_TW" w:bidi="zh_TW"/>
-        </w:rPr>
-        <w:t>伊甸園</w:t>
-      </w:r>
-      <w:r>
-        <w:rPr>
-          <w:lang w:val="zh_TW" w:bidi="zh_TW"/>
-        </w:rPr>
-        <w:t>；</w:t>
-      </w:r>
-      <w:r>
-        <w:rPr>
-          <w:lang w:val="zh_TW" w:bidi="zh_TW"/>
-        </w:rPr>
-        <w:t>人類的墮落</w:t>
-      </w:r>
-      <w:r>
-        <w:rPr>
-          <w:lang w:val="zh_TW" w:bidi="zh_TW"/>
-        </w:rPr>
-        <w:t>；</w:t>
-      </w:r>
-      <w:r>
-        <w:rPr>
-          <w:lang w:val="zh_TW" w:bidi="zh_TW"/>
-        </w:rPr>
-        <w:t>生命樹</w:t>
-      </w:r>
-      <w:r>
-        <w:rPr>
-          <w:lang w:val="zh_TW" w:bidi="zh_TW"/>
-        </w:rPr>
-        <w:t>。</w:t>
-      </w:r>
-      <w:r>
-        <w:rPr>
-          <w:lang w:val="zh_TW" w:bidi="zh_TW"/>
-        </w:rPr>
-      </w:r>
-      <w:r>
-        <w:rPr>
-          <w:lang w:val="zh_TW" w:bidi="zh_TW"/>
-        </w:rPr>
+      <w:hyperlink r:id="rId21">
+        <w:r>
+          <w:rPr>
+            <w:lang w:val="zh_TW" w:bidi="zh_TW"/>
+          </w:rPr>
+          <w:rPr>
+            <w:color w:val="0000EE"/>
+            <w:u w:val="single"/>
+          </w:rPr>
+          <w:t>彼前書二章6至7節</w:t>
+        </w:r>
+      </w:hyperlink>
+      <w:r>
+        <w:rPr>
+          <w:lang w:val="zh_TW" w:bidi="zh_TW"/>
+        </w:rPr>
+        <w:t>也提到房角石。在第</w:t>
+      </w:r>
+      <w:hyperlink r:id="rId22">
+        <w:r>
+          <w:rPr>
+            <w:lang w:val="zh_TW" w:bidi="zh_TW"/>
+          </w:rPr>
+          <w:rPr>
+            <w:color w:val="0000EE"/>
+            <w:u w:val="single"/>
+          </w:rPr>
+          <w:t>4</w:t>
+        </w:r>
+      </w:hyperlink>
+      <w:r>
+        <w:rPr>
+          <w:lang w:val="zh_TW" w:bidi="zh_TW"/>
+        </w:rPr>
+        <w:t>節中，彼得將</w:t>
+      </w:r>
+      <w:hyperlink r:id="rId20">
+        <w:r>
+          <w:rPr>
+            <w:lang w:val="zh_TW" w:bidi="zh_TW"/>
+          </w:rPr>
+          <w:rPr>
+            <w:color w:val="0000EE"/>
+            <w:u w:val="single"/>
+          </w:rPr>
+          <w:t>詩篇一一八篇22節</w:t>
+        </w:r>
+      </w:hyperlink>
+      <w:r>
+        <w:rPr>
+          <w:lang w:val="zh_TW" w:bidi="zh_TW"/>
+        </w:rPr>
+        <w:t>中被棄的石頭與</w:t>
+      </w:r>
+      <w:hyperlink r:id="rId17">
+        <w:r>
+          <w:rPr>
+            <w:lang w:val="zh_TW" w:bidi="zh_TW"/>
+          </w:rPr>
+          <w:rPr>
+            <w:color w:val="0000EE"/>
+            <w:u w:val="single"/>
+          </w:rPr>
+          <w:t>以賽亞書二十八章16節</w:t>
+        </w:r>
+      </w:hyperlink>
+      <w:r>
+        <w:rPr>
+          <w:lang w:val="zh_TW" w:bidi="zh_TW"/>
+        </w:rPr>
+        <w:t>中的「被揀選和寶貴的石頭」結合，並加入他自己經歷耶穌復活的生命見證。彼得鼓勵讀者來到耶穌面前，藉此成為靈宮，被建造成為神的居所。這個意象用來突顯耶穌的崇高本質。在第</w:t>
+      </w:r>
+      <w:hyperlink r:id="rId23">
+        <w:r>
+          <w:rPr>
+            <w:lang w:val="zh_TW" w:bidi="zh_TW"/>
+          </w:rPr>
+          <w:rPr>
+            <w:color w:val="0000EE"/>
+            <w:u w:val="single"/>
+          </w:rPr>
+          <w:t>6</w:t>
+        </w:r>
+      </w:hyperlink>
+      <w:r>
+        <w:rPr>
+          <w:lang w:val="zh_TW" w:bidi="zh_TW"/>
+        </w:rPr>
+        <w:t>節中，彼得引用</w:t>
+      </w:r>
+      <w:hyperlink r:id="rId17">
+        <w:r>
+          <w:rPr>
+            <w:lang w:val="zh_TW" w:bidi="zh_TW"/>
+          </w:rPr>
+          <w:rPr>
+            <w:color w:val="0000EE"/>
+            <w:u w:val="single"/>
+          </w:rPr>
+          <w:t>以賽亞書二十八章16節</w:t>
+        </w:r>
+      </w:hyperlink>
+      <w:r>
+        <w:rPr>
+          <w:lang w:val="zh_TW" w:bidi="zh_TW"/>
+        </w:rPr>
+        <w:t>，論到「被揀選和寶貴的房角石」，並將其與信徒聯繫起來。而第</w:t>
+      </w:r>
+      <w:hyperlink r:id="rId24">
+        <w:r>
+          <w:rPr>
+            <w:lang w:val="zh_TW" w:bidi="zh_TW"/>
+          </w:rPr>
+          <w:rPr>
+            <w:color w:val="0000EE"/>
+            <w:u w:val="single"/>
+          </w:rPr>
+          <w:t>7至8</w:t>
+        </w:r>
+      </w:hyperlink>
+      <w:r>
+        <w:rPr>
+          <w:lang w:val="zh_TW" w:bidi="zh_TW"/>
+        </w:rPr>
+        <w:t>節則引用</w:t>
+      </w:r>
+      <w:hyperlink r:id="rId20">
+        <w:r>
+          <w:rPr>
+            <w:lang w:val="zh_TW" w:bidi="zh_TW"/>
+          </w:rPr>
+          <w:rPr>
+            <w:color w:val="0000EE"/>
+            <w:u w:val="single"/>
+          </w:rPr>
+          <w:t>詩篇一一八篇22節</w:t>
+        </w:r>
+      </w:hyperlink>
+      <w:r>
+        <w:rPr>
+          <w:lang w:val="zh_TW" w:bidi="zh_TW"/>
+        </w:rPr>
+        <w:t>和</w:t>
+      </w:r>
+      <w:hyperlink r:id="rId25">
+        <w:r>
+          <w:rPr>
+            <w:lang w:val="zh_TW" w:bidi="zh_TW"/>
+          </w:rPr>
+          <w:rPr>
+            <w:color w:val="0000EE"/>
+            <w:u w:val="single"/>
+          </w:rPr>
+          <w:t>以賽亞書八章14節</w:t>
+        </w:r>
+      </w:hyperlink>
+      <w:r>
+        <w:rPr>
+          <w:lang w:val="zh_TW" w:bidi="zh_TW"/>
+        </w:rPr>
+        <w:t>，提到絆腳的石頭，並將其與不信者聯繫起來。彼得的目的是向讀者顯明耶穌崇高的地位，並鼓勵他們記念蒙召歸向的主。</w:t>
       </w:r>
     </w:p>
     <w:p>
@@ -462,16 +583,34 @@
           <w:lang w:val="zh_TW" w:bidi="zh_TW"/>
         </w:rPr>
       </w:r>
-    </w:p>
-    <w:p>
-      <w:pPr>
-        <w:pStyle w:val="Heading2"/>
-      </w:pPr>
-      <w:r>
-        <w:rPr>
-          <w:lang w:val="zh_TW" w:bidi="zh_TW"/>
-        </w:rPr>
-        <w:t>分封王</w:t>
+      <w:r>
+        <w:rPr>
+          <w:lang w:val="zh_TW" w:bidi="zh_TW"/>
+        </w:rPr>
+        <w:t>顯然，舊約中關於房角石的概念在新約中應用在耶穌身上，是為了強調祂與父神同享的崇高地位，並藉此鼓勵信徒。在</w:t>
+      </w:r>
+      <w:hyperlink r:id="rId26">
+        <w:r>
+          <w:rPr>
+            <w:lang w:val="zh_TW" w:bidi="zh_TW"/>
+          </w:rPr>
+          <w:rPr>
+            <w:color w:val="0000EE"/>
+            <w:u w:val="single"/>
+          </w:rPr>
+          <w:t>以弗所書二章20節</w:t>
+        </w:r>
+      </w:hyperlink>
+      <w:r>
+        <w:rPr>
+          <w:lang w:val="zh_TW" w:bidi="zh_TW"/>
+        </w:rPr>
+        <w:t>中，也簡要提到基督耶穌是建立教會的房角石。</w:t>
+      </w:r>
+      <w:r>
+        <w:rPr>
+          <w:lang w:val="zh_TW" w:bidi="zh_TW"/>
+        </w:rPr>
       </w:r>
       <w:r>
         <w:rPr>
@@ -486,11 +625,21 @@
           <w:lang w:val="zh_TW" w:bidi="zh_TW"/>
         </w:rPr>
       </w:r>
-      <w:r>
-        <w:rPr>
-          <w:lang w:val="zh_TW" w:bidi="zh_TW"/>
-        </w:rPr>
-        <w:t>分封王是一類羅馬官員，統治部分行省。分封王是地方領袖，但他們的權力不足以被稱為王。這個稱號在一些羅馬省份使用，如帖撒羅尼迦、加拉太和敘利亞。</w:t>
+    </w:p>
+    <w:p>
+      <w:pPr>
+        <w:pStyle w:val="Heading2"/>
+      </w:pPr>
+      <w:r>
+        <w:rPr>
+          <w:lang w:val="zh_TW" w:bidi="zh_TW"/>
+        </w:rPr>
+        <w:t>房屋與住處</w:t>
+      </w:r>
+      <w:r>
+        <w:rPr>
+          <w:lang w:val="zh_TW" w:bidi="zh_TW"/>
+        </w:rPr>
       </w:r>
     </w:p>
     <w:p>
@@ -504,7 +653,90 @@
         <w:rPr>
           <w:lang w:val="zh_TW" w:bidi="zh_TW"/>
         </w:rPr>
-        <w:t>「分封王」這個稱號可能來自於統治某區域或國家四分之一地區的總督，就像希律大帝去世後的敘利亞一樣。到了新約聖經時代，這個稱號意義的重要性已經減弱。到那時，分封王的稱號只適用於次要的王子。</w:t>
+        <w:t>概述</w:t>
+      </w:r>
+    </w:p>
+    <w:p>
+      <w:pPr>
+        <w:pStyle w:val="ListBullet"/>
+        <w:spacing w:line="240" w:lineRule="auto"/>
+        <w:ind w:left="720"/>
+      </w:pPr>
+      <w:r>
+        <w:rPr>
+          <w:lang w:val="zh_TW" w:bidi="zh_TW"/>
+        </w:rPr>
+      </w:r>
+      <w:r>
+        <w:rPr>
+          <w:lang w:val="zh_TW" w:bidi="zh_TW"/>
+        </w:rPr>
+        <w:t>青銅器時代中期的房屋</w:t>
+      </w:r>
+    </w:p>
+    <w:p>
+      <w:pPr>
+        <w:pStyle w:val="ListBullet"/>
+        <w:spacing w:line="240" w:lineRule="auto"/>
+        <w:ind w:left="720"/>
+      </w:pPr>
+      <w:r>
+        <w:rPr>
+          <w:lang w:val="zh_TW" w:bidi="zh_TW"/>
+        </w:rPr>
+      </w:r>
+      <w:r>
+        <w:rPr>
+          <w:lang w:val="zh_TW" w:bidi="zh_TW"/>
+        </w:rPr>
+        <w:t>青銅器時代晚期的房屋</w:t>
+      </w:r>
+    </w:p>
+    <w:p>
+      <w:pPr>
+        <w:pStyle w:val="ListBullet"/>
+        <w:spacing w:line="240" w:lineRule="auto"/>
+        <w:ind w:left="720"/>
+      </w:pPr>
+      <w:r>
+        <w:rPr>
+          <w:lang w:val="zh_TW" w:bidi="zh_TW"/>
+        </w:rPr>
+      </w:r>
+      <w:r>
+        <w:rPr>
+          <w:lang w:val="zh_TW" w:bidi="zh_TW"/>
+        </w:rPr>
+        <w:t>鐵器時代的以色列人的房屋</w:t>
+      </w:r>
+    </w:p>
+    <w:p>
+      <w:pPr>
+        <w:pStyle w:val="ListBullet"/>
+        <w:spacing w:line="240" w:lineRule="auto"/>
+        <w:ind w:left="720"/>
+      </w:pPr>
+      <w:r>
+        <w:rPr>
+          <w:lang w:val="zh_TW" w:bidi="zh_TW"/>
+        </w:rPr>
+      </w:r>
+      <w:r>
+        <w:rPr>
+          <w:lang w:val="zh_TW" w:bidi="zh_TW"/>
+        </w:rPr>
+        <w:t>新約時代的房屋</w:t>
+      </w:r>
+    </w:p>
+    <w:p>
+      <w:pPr>
+        <w:pStyle w:val="Heading3"/>
+      </w:pPr>
+      <w:r>
+        <w:rPr>
+          <w:lang w:val="zh_TW" w:bidi="zh_TW"/>
+        </w:rPr>
+        <w:t>青銅器時代中期的房屋（約公元前1800–1500年）</w:t>
       </w:r>
     </w:p>
     <w:p>
@@ -518,143 +750,7 @@
         <w:rPr>
           <w:lang w:val="zh_TW" w:bidi="zh_TW"/>
         </w:rPr>
-        <w:t>在聖經中提到三位分封王。路加記載希律安提帕是加利利的分封王。他還指出腓力是以土利亞和特拉可尼地方的分封王，而呂撒聶是亞比利尼的分封王（</w:t>
-      </w:r>
-      <w:hyperlink r:id="rId18">
-        <w:r>
-          <w:rPr>
-            <w:lang w:val="zh_TW" w:bidi="zh_TW"/>
-          </w:rPr>
-          <w:rPr>
-            <w:color w:val="0000EE"/>
-            <w:u w:val="single"/>
-          </w:rPr>
-          <w:t>路加福音3:1</w:t>
-        </w:r>
-      </w:hyperlink>
-      <w:r>
-        <w:rPr>
-          <w:lang w:val="zh_TW" w:bidi="zh_TW"/>
-        </w:rPr>
-        <w:t>）。在聖經其它地方唯一提到的分封王是希律（</w:t>
-      </w:r>
-      <w:hyperlink r:id="rId19">
-        <w:r>
-          <w:rPr>
-            <w:lang w:val="zh_TW" w:bidi="zh_TW"/>
-          </w:rPr>
-          <w:rPr>
-            <w:color w:val="0000EE"/>
-            <w:u w:val="single"/>
-          </w:rPr>
-          <w:t>馬太福音14:1</w:t>
-        </w:r>
-      </w:hyperlink>
-      <w:r>
-        <w:rPr>
-          <w:lang w:val="zh_TW" w:bidi="zh_TW"/>
-        </w:rPr>
-        <w:t>；</w:t>
-      </w:r>
-      <w:hyperlink r:id="rId20">
-        <w:r>
-          <w:rPr>
-            <w:lang w:val="zh_TW" w:bidi="zh_TW"/>
-          </w:rPr>
-          <w:rPr>
-            <w:color w:val="0000EE"/>
-            <w:u w:val="single"/>
-          </w:rPr>
-          <w:t>路加福音3:19</w:t>
-        </w:r>
-      </w:hyperlink>
-      <w:r>
-        <w:rPr>
-          <w:lang w:val="zh_TW" w:bidi="zh_TW"/>
-        </w:rPr>
-        <w:t>，</w:t>
-      </w:r>
-      <w:hyperlink r:id="rId21">
-        <w:r>
-          <w:rPr>
-            <w:lang w:val="zh_TW" w:bidi="zh_TW"/>
-          </w:rPr>
-          <w:rPr>
-            <w:color w:val="0000EE"/>
-            <w:u w:val="single"/>
-          </w:rPr>
-          <w:t>9:7</w:t>
-        </w:r>
-      </w:hyperlink>
-      <w:r>
-        <w:rPr>
-          <w:lang w:val="zh_TW" w:bidi="zh_TW"/>
-        </w:rPr>
-        <w:t>；</w:t>
-      </w:r>
-      <w:hyperlink r:id="rId22">
-        <w:r>
-          <w:rPr>
-            <w:lang w:val="zh_TW" w:bidi="zh_TW"/>
-          </w:rPr>
-          <w:rPr>
-            <w:color w:val="0000EE"/>
-            <w:u w:val="single"/>
-          </w:rPr>
-          <w:t>使徒行傳13:1</w:t>
-        </w:r>
-      </w:hyperlink>
-      <w:r>
-        <w:rPr>
-          <w:lang w:val="zh_TW" w:bidi="zh_TW"/>
-        </w:rPr>
-        <w:t>）。希律也被他的猶太臣民稱為「王」，顯示出他較大的重要性（</w:t>
-      </w:r>
-      <w:hyperlink r:id="rId23">
-        <w:r>
-          <w:rPr>
-            <w:lang w:val="zh_TW" w:bidi="zh_TW"/>
-          </w:rPr>
-          <w:rPr>
-            <w:color w:val="0000EE"/>
-            <w:u w:val="single"/>
-          </w:rPr>
-          <w:t>馬太福音14:9</w:t>
-        </w:r>
-      </w:hyperlink>
-      <w:r>
-        <w:rPr>
-          <w:lang w:val="zh_TW" w:bidi="zh_TW"/>
-        </w:rPr>
-        <w:t>；</w:t>
-      </w:r>
-      <w:hyperlink r:id="rId24">
-        <w:r>
-          <w:rPr>
-            <w:lang w:val="zh_TW" w:bidi="zh_TW"/>
-          </w:rPr>
-          <w:rPr>
-            <w:color w:val="0000EE"/>
-            <w:u w:val="single"/>
-          </w:rPr>
-          <w:t>馬可福音6:14</w:t>
-        </w:r>
-      </w:hyperlink>
-      <w:r>
-        <w:rPr>
-          <w:lang w:val="zh_TW" w:bidi="zh_TW"/>
-        </w:rPr>
-        <w:t>）。</w:t>
-      </w:r>
-      <w:r>
-        <w:rPr>
-          <w:lang w:val="zh_TW" w:bidi="zh_TW"/>
-        </w:rPr>
-      </w:r>
-      <w:r>
-        <w:rPr>
-          <w:lang w:val="zh_TW" w:bidi="zh_TW"/>
-        </w:rPr>
+        <w:t>以色列人早期的祖先大多住在帳篷或臨時住所中，但青銅器時代中期的迦南人（以色列人來到他們的土地上）則住在優渥的堅固房屋中，這種房屋是由幾個房間圍繞著庭院建造的。</w:t>
       </w:r>
     </w:p>
     <w:p>
@@ -664,21 +760,11 @@
           <w:lang w:val="zh_TW" w:bidi="zh_TW"/>
         </w:rPr>
       </w:r>
-    </w:p>
-    <w:p>
-      <w:pPr>
-        <w:pStyle w:val="Heading2"/>
-      </w:pPr>
-      <w:r>
-        <w:rPr>
-          <w:lang w:val="zh_TW" w:bidi="zh_TW"/>
-        </w:rPr>
-        <w:t>忿怒</w:t>
-      </w:r>
-      <w:r>
-        <w:rPr>
-          <w:lang w:val="zh_TW" w:bidi="zh_TW"/>
-        </w:rPr>
+      <w:r>
+        <w:rPr>
+          <w:lang w:val="zh_TW" w:bidi="zh_TW"/>
+        </w:rPr>
+        <w:t>這種新型房屋的最簡單的形式是有一個庭院，庭院的一側有一個單間房，通常位於庭院的西側，以避免西風將煙霧吹入房間。儲存穀物的倉庫通常在房間內，而不是在庭院中。這種單間房屋最好的例子是在別是巴西北的納吉拉遺址（Tell Nagila）發現的，可追溯到約公元前1700年。三座這樣的房屋有一個10乘7英尺（3乘2.1米）的房間和一個10乘16英尺（3乘4.9米）的庭院。有時房間內有隔板，牆壁由粗石和泥磚砌成，外屋塗上泥灰，牆壁厚度不足以支撐第二層樓。房屋緊密相連，以利用共同的後牆，庭院的入口大致在平行的街道上。每棟房子沿著牆壁都有一個石頭和黏土製成的長凳。</w:t>
       </w:r>
     </w:p>
     <w:p>
@@ -692,97 +778,7 @@
         <w:rPr>
           <w:lang w:val="zh_TW" w:bidi="zh_TW"/>
         </w:rPr>
-        <w:t>這個詞在聖經中常用來指憤怒（rage）、烈怒（fury）和惱恨（indignation）。在大多數情況下，忿怒被視為是錯誤的情緒。例如，</w:t>
-      </w:r>
-      <w:hyperlink r:id="rId25">
-        <w:r>
-          <w:rPr>
-            <w:lang w:val="zh_TW" w:bidi="zh_TW"/>
-          </w:rPr>
-          <w:rPr>
-            <w:color w:val="0000EE"/>
-            <w:u w:val="single"/>
-          </w:rPr>
-          <w:t>詩篇三十七篇8節</w:t>
-        </w:r>
-      </w:hyperlink>
-      <w:r>
-        <w:rPr>
-          <w:lang w:val="zh_TW" w:bidi="zh_TW"/>
-        </w:rPr>
-        <w:t>命令：「當止住怒氣，離棄忿怒」當耶穌說：「只是我告訴你們，凡向弟兄動怒的，難免受審斷」（</w:t>
-      </w:r>
-      <w:hyperlink r:id="rId26">
-        <w:r>
-          <w:rPr>
-            <w:lang w:val="zh_TW" w:bidi="zh_TW"/>
-          </w:rPr>
-          <w:rPr>
-            <w:color w:val="0000EE"/>
-            <w:u w:val="single"/>
-          </w:rPr>
-          <w:t>太5:22</w:t>
-        </w:r>
-      </w:hyperlink>
-      <w:r>
-        <w:rPr>
-          <w:lang w:val="zh_TW" w:bidi="zh_TW"/>
-        </w:rPr>
-        <w:t>），耶穌提到將忿怒與謀殺相提並論，這意味著當一個人心中懷有忿怒時，就如同他實際上犯下了謀殺罪。</w:t>
-      </w:r>
-      <w:hyperlink r:id="rId27">
-        <w:r>
-          <w:rPr>
-            <w:lang w:val="zh_TW" w:bidi="zh_TW"/>
-          </w:rPr>
-          <w:rPr>
-            <w:color w:val="0000EE"/>
-            <w:u w:val="single"/>
-          </w:rPr>
-          <w:t>以弗所書四章31節</w:t>
-        </w:r>
-      </w:hyperlink>
-      <w:r>
-        <w:rPr>
-          <w:lang w:val="zh_TW" w:bidi="zh_TW"/>
-        </w:rPr>
-        <w:t>和</w:t>
-      </w:r>
-      <w:hyperlink r:id="rId28">
-        <w:r>
-          <w:rPr>
-            <w:lang w:val="zh_TW" w:bidi="zh_TW"/>
-          </w:rPr>
-          <w:rPr>
-            <w:color w:val="0000EE"/>
-            <w:u w:val="single"/>
-          </w:rPr>
-          <w:t>歌羅西書三章8節</w:t>
-        </w:r>
-      </w:hyperlink>
-      <w:r>
-        <w:rPr>
-          <w:lang w:val="zh_TW" w:bidi="zh_TW"/>
-        </w:rPr>
-        <w:t>列出惱恨，以及苦毒、忿怒、惡毒（malice）和毀謗，這些都是基督徒必須徹底擺脫的態度。在保羅列出的教會主教或牧師的品格特質中，指出基督徒領袖不應該易於動怒或輕易被激怒（</w:t>
-      </w:r>
-      <w:hyperlink r:id="rId29">
-        <w:r>
-          <w:rPr>
-            <w:lang w:val="zh_TW" w:bidi="zh_TW"/>
-          </w:rPr>
-          <w:rPr>
-            <w:color w:val="0000EE"/>
-            <w:u w:val="single"/>
-          </w:rPr>
-          <w:t>多1:7</w:t>
-        </w:r>
-      </w:hyperlink>
-      <w:r>
-        <w:rPr>
-          <w:lang w:val="zh_TW" w:bidi="zh_TW"/>
-        </w:rPr>
-        <w:t>）。</w:t>
+        <w:t>有時候，幾個房間會建在庭院的一側。這樣的例子有迄今為止發現的最宏偉的房子來自伯美森廢丘（Tell Beit Mirsim），建於約公元前1600年，可能是當地總督或貴族的住宅。庭院西側有不少於六個房間，庭院大小約為35乘19英尺（10.7乘5.8米）。有屋頂的居住空間，包括底層和二樓，約為1,500平方英尺（139平方米）；根據四周牆壁的厚度推測，應該有二樓。地面可能有多種用途，包括兩個馬廄房間和兩個儲藏區。其他不那麼宏偉的庭院房屋的變體，只有一側有房間，來自同一個遺址的E層（約公元前1700年）。</w:t>
       </w:r>
     </w:p>
     <w:p>
@@ -796,43 +792,7 @@
         <w:rPr>
           <w:lang w:val="zh_TW" w:bidi="zh_TW"/>
         </w:rPr>
-        <w:t>聖經承認人會忿怒。聖經並沒有譴責忿怒這種情緒，而是譴責忿怒所導致的後果。人習慣於讓忿怒控制或影響他們的行為，導致他們犯罪。這就是為什麼使徒保羅說：「生氣卻不要犯罪」（</w:t>
-      </w:r>
-      <w:hyperlink r:id="rId30">
-        <w:r>
-          <w:rPr>
-            <w:lang w:val="zh_TW" w:bidi="zh_TW"/>
-          </w:rPr>
-          <w:rPr>
-            <w:color w:val="0000EE"/>
-            <w:u w:val="single"/>
-          </w:rPr>
-          <w:t>弗4:26</w:t>
-        </w:r>
-      </w:hyperlink>
-      <w:r>
-        <w:rPr>
-          <w:lang w:val="zh_TW" w:bidi="zh_TW"/>
-        </w:rPr>
-        <w:t>）。一個人讓忿怒情緒持續的時間越長，越有可能產生罪惡的行為，從而給撒但留地步（見</w:t>
-      </w:r>
-      <w:hyperlink r:id="rId31">
-        <w:r>
-          <w:rPr>
-            <w:lang w:val="zh_TW" w:bidi="zh_TW"/>
-          </w:rPr>
-          <w:rPr>
-            <w:color w:val="0000EE"/>
-            <w:u w:val="single"/>
-          </w:rPr>
-          <w:t>弗4:27</w:t>
-        </w:r>
-      </w:hyperlink>
-      <w:r>
-        <w:rPr>
-          <w:lang w:val="zh_TW" w:bidi="zh_TW"/>
-        </w:rPr>
-        <w:t>）。</w:t>
+        <w:t>青銅時代中期的第二種類型房屋是有一個屋頂的大廳，兩側有房間。這種房屋的一個很好的例子來自伯美森廢丘，約公元前1800年。這個有屋頂的長方形大廳內有三塊沿長軸排列的大平石，用來作為木製屋頂支架的地基。在遺址中發現了木製的椽子和覆蓋著泥土的蘆葦屋頂。西側的三個房間都從大廳進入。石基和泥磚牆足以支撐第二層，並可通過外部木樓梯或梯子到達二樓。地面由泥土、灰燼和稻草鋪成，並仔細磨平。</w:t>
       </w:r>
     </w:p>
     <w:p>
@@ -846,43 +806,7 @@
         <w:rPr>
           <w:lang w:val="zh_TW" w:bidi="zh_TW"/>
         </w:rPr>
-        <w:t>聖經中也提到了好的忿怒。「義怒」指的是聖潔的心極度不滿，無法容忍任何形式的罪。神的忿怒包含這一元素：人應該是良善的，然而他們卻犯罪——神發怒「因這地的人離棄了耶和華—他們列祖的神，領他們出埃及地的時候與他們所立的約，去事奉敬拜素不認識的別神，是耶和華所未曾給他們安排的」（</w:t>
-      </w:r>
-      <w:hyperlink r:id="rId32">
-        <w:r>
-          <w:rPr>
-            <w:lang w:val="zh_TW" w:bidi="zh_TW"/>
-          </w:rPr>
-          <w:rPr>
-            <w:color w:val="0000EE"/>
-            <w:u w:val="single"/>
-          </w:rPr>
-          <w:t>申29:25–26</w:t>
-        </w:r>
-      </w:hyperlink>
-      <w:r>
-        <w:rPr>
-          <w:lang w:val="zh_TW" w:bidi="zh_TW"/>
-        </w:rPr>
-        <w:t>）。也正是在這個意義上，摩西在西奈山上看到金牛犢和以色列人崇拜偶像時，怒火中燒，以至他把立約的石版摔碎在地上（</w:t>
-      </w:r>
-      <w:hyperlink r:id="rId33">
-        <w:r>
-          <w:rPr>
-            <w:lang w:val="zh_TW" w:bidi="zh_TW"/>
-          </w:rPr>
-          <w:rPr>
-            <w:color w:val="0000EE"/>
-            <w:u w:val="single"/>
-          </w:rPr>
-          <w:t>出32:19</w:t>
-        </w:r>
-      </w:hyperlink>
-      <w:r>
-        <w:rPr>
-          <w:lang w:val="zh_TW" w:bidi="zh_TW"/>
-        </w:rPr>
-        <w:t>）。</w:t>
+        <w:t>第三種類型的房屋由一個開放的庭院和庭院兩側相鄰的房間組成。一個很好的例子來自伯美森廢丘，建在有屋頂大廳的房屋遺址上。屋頂大廳改造成庭院。他納遺址（Tell Taanach）的一座房屋，來自青銅時代中期IIB期（約公元前1700年），結構非常堅固，牆壁厚度超過三英尺（0.9米），用砂漿砌成。庭院內有一口水池，東側房間內發現了一個烤爐。地面鋪有灰泥，總面積約為2,300平方英尺（214平方米）。內部有樓梯通往二樓。</w:t>
       </w:r>
     </w:p>
     <w:p>
@@ -896,71 +820,7 @@
         <w:rPr>
           <w:lang w:val="zh_TW" w:bidi="zh_TW"/>
         </w:rPr>
-        <w:t>在新約聖經中，馬可福音記載耶穌忿怒地看著法利賽人，他們希望抓到耶穌違反他們律法的把柄（</w:t>
-      </w:r>
-      <w:hyperlink r:id="rId34">
-        <w:r>
-          <w:rPr>
-            <w:lang w:val="zh_TW" w:bidi="zh_TW"/>
-          </w:rPr>
-          <w:rPr>
-            <w:color w:val="0000EE"/>
-            <w:u w:val="single"/>
-          </w:rPr>
-          <w:t>可3:5</w:t>
-        </w:r>
-      </w:hyperlink>
-      <w:r>
-        <w:rPr>
-          <w:lang w:val="zh_TW" w:bidi="zh_TW"/>
-        </w:rPr>
-        <w:t>）。耶穌的忿怒也表現在祂潔淨聖殿（</w:t>
-      </w:r>
-      <w:hyperlink r:id="rId35">
-        <w:r>
-          <w:rPr>
-            <w:lang w:val="zh_TW" w:bidi="zh_TW"/>
-          </w:rPr>
-          <w:rPr>
-            <w:color w:val="0000EE"/>
-            <w:u w:val="single"/>
-          </w:rPr>
-          <w:t>約2:13–22</w:t>
-        </w:r>
-      </w:hyperlink>
-      <w:r>
-        <w:rPr>
-          <w:lang w:val="zh_TW" w:bidi="zh_TW"/>
-        </w:rPr>
-        <w:t>），聖殿應該是一個禱告的地方，但卻被用來做生意，所以耶穌「進了神的殿，趕出殿裡一切做買賣的人，推倒兌換銀錢之人的桌子，和賣鴿子之人的凳子」（</w:t>
-      </w:r>
-      <w:hyperlink r:id="rId36">
-        <w:r>
-          <w:rPr>
-            <w:lang w:val="zh_TW" w:bidi="zh_TW"/>
-          </w:rPr>
-          <w:rPr>
-            <w:color w:val="0000EE"/>
-            <w:u w:val="single"/>
-          </w:rPr>
-          <w:t>太21:12</w:t>
-        </w:r>
-      </w:hyperlink>
-      <w:r>
-        <w:rPr>
-          <w:lang w:val="zh_TW" w:bidi="zh_TW"/>
-        </w:rPr>
-        <w:t>）。祂的聖潔義怒既不是軟弱也不是罪惡。這樣的忿怒是對罪惡和不公義的適當回應，尤其是當罪惡和不公義顯然未受到懲罰時。</w:t>
-      </w:r>
-      <w:r>
-        <w:rPr>
-          <w:lang w:val="zh_TW" w:bidi="zh_TW"/>
-        </w:rPr>
-      </w:r>
-      <w:r>
-        <w:rPr>
-          <w:lang w:val="zh_TW" w:bidi="zh_TW"/>
-        </w:rPr>
+        <w:t>在一些房屋中，房間位於庭院的兩側。伯示麥（魯梅拉遺址〔Tell er-Rumeilah〕）和米吉多提供了很好的例子。在伯示麥，城牆構成了房屋的南牆，房間位於庭院的東側和西側。入口從街道進入其中一個房間，穿過庭院才能進入其他房間。外牆厚度超過三英尺（91.4厘米），內牆厚度為一英尺半（45.7厘米）。牆壁塗有泥和石灰灰泥。</w:t>
       </w:r>
     </w:p>
     <w:p>
@@ -970,21 +830,11 @@
           <w:lang w:val="zh_TW" w:bidi="zh_TW"/>
         </w:rPr>
       </w:r>
-    </w:p>
-    <w:p>
-      <w:pPr>
-        <w:pStyle w:val="Heading2"/>
-      </w:pPr>
-      <w:r>
-        <w:rPr>
-          <w:lang w:val="zh_TW" w:bidi="zh_TW"/>
-        </w:rPr>
-        <w:t>奮銳黨</w:t>
-      </w:r>
-      <w:r>
-        <w:rPr>
-          <w:lang w:val="zh_TW" w:bidi="zh_TW"/>
-        </w:rPr>
+      <w:r>
+        <w:rPr>
+          <w:lang w:val="zh_TW" w:bidi="zh_TW"/>
+        </w:rPr>
+        <w:t>在米吉多，房屋是靠北城牆而建。在第十二層（約公元前1750–1700年），發現了三座保存完好的這類房屋。這些房屋由與城牆成直角的牆壁分隔，每座房屋只有一扇門通往街道，經過一個房間，進入房屋後再通往鋪有小石頭和鵝卵石的庭院。庭院裡有烤爐，其中一座房屋有一口水池。</w:t>
       </w:r>
     </w:p>
     <w:p>
@@ -998,7 +848,338 @@
         <w:rPr>
           <w:lang w:val="zh_TW" w:bidi="zh_TW"/>
         </w:rPr>
-        <w:t>奮銳黨（zealot）是指對某種事業或信仰非常熱衷的人。在聖經中，這個詞被用來描述西門，他是耶穌十二門徒之一（</w:t>
+        <w:t>第四種類型的青銅時代中期房屋在庭院的三側有房間。這些房間的大小和用途差異很大。公元前1600年左右的一個很好的例子來自米吉多第九層。這座房屋的尺寸為42乘39英尺（12.8乘11.9米），包含九個大小不一的房間。庭院鋪有石灰，中央有一個大烤爐，另一個烤爐則在東側的房間內。每個房間都有一扇通向庭院的門。這座房屋像青銅時代中期的其他房屋一樣，地板下有墓葬（參</w:t>
+      </w:r>
+      <w:hyperlink r:id="rId27">
+        <w:r>
+          <w:rPr>
+            <w:lang w:val="zh_TW" w:bidi="zh_TW"/>
+          </w:rPr>
+          <w:rPr>
+            <w:color w:val="0000EE"/>
+            <w:u w:val="single"/>
+          </w:rPr>
+          <w:t>撒上25:1；</w:t>
+        </w:r>
+      </w:hyperlink>
+      <w:hyperlink r:id="rId28">
+        <w:r>
+          <w:rPr>
+            <w:lang w:val="zh_TW" w:bidi="zh_TW"/>
+          </w:rPr>
+          <w:rPr>
+            <w:color w:val="0000EE"/>
+            <w:u w:val="single"/>
+          </w:rPr>
+          <w:t>王上2:34</w:t>
+        </w:r>
+      </w:hyperlink>
+      <w:r>
+        <w:rPr>
+          <w:lang w:val="zh_TW" w:bidi="zh_TW"/>
+        </w:rPr>
+        <w:t>，有關鐵器時代的聖經參考）。</w:t>
+      </w:r>
+    </w:p>
+    <w:p>
+      <w:pPr/>
+      <w:r>
+        <w:rPr>
+          <w:lang w:val="zh_TW" w:bidi="zh_TW"/>
+        </w:rPr>
+      </w:r>
+      <w:r>
+        <w:rPr>
+          <w:lang w:val="zh_TW" w:bidi="zh_TW"/>
+        </w:rPr>
+        <w:t>在青銅時代中期，巴勒斯坦房屋的多樣性表明其繁榮程度遠高於青銅時代初期。房屋和墓葬中都出土了大量優雅且製作精良的家居用品。</w:t>
+      </w:r>
+    </w:p>
+    <w:p>
+      <w:pPr>
+        <w:pStyle w:val="Heading3"/>
+      </w:pPr>
+      <w:r>
+        <w:rPr>
+          <w:lang w:val="zh_TW" w:bidi="zh_TW"/>
+        </w:rPr>
+        <w:t>青銅器時代晚期的房屋（約公元前1550–1200年）</w:t>
+      </w:r>
+    </w:p>
+    <w:p>
+      <w:pPr/>
+      <w:r>
+        <w:rPr>
+          <w:lang w:val="zh_TW" w:bidi="zh_TW"/>
+        </w:rPr>
+      </w:r>
+      <w:r>
+        <w:rPr>
+          <w:lang w:val="zh_TW" w:bidi="zh_TW"/>
+        </w:rPr>
+        <w:t>這一時期的信息有限，部分原因是挖掘過程中的偶然意外，部分原因是在時代結束時，許多遺址遭到以色列人、海上民族、埃及人和其他人的嚴重破壞。</w:t>
+      </w:r>
+    </w:p>
+    <w:p>
+      <w:pPr>
+        <w:pStyle w:val="Heading3"/>
+      </w:pPr>
+      <w:r>
+        <w:rPr>
+          <w:lang w:val="zh_TW" w:bidi="zh_TW"/>
+        </w:rPr>
+        <w:t>鐵器時代的以色列人的房屋（約公元前1200–600年）</w:t>
+      </w:r>
+    </w:p>
+    <w:p>
+      <w:pPr/>
+      <w:r>
+        <w:rPr>
+          <w:lang w:val="zh_TW" w:bidi="zh_TW"/>
+        </w:rPr>
+      </w:r>
+      <w:r>
+        <w:rPr>
+          <w:lang w:val="zh_TW" w:bidi="zh_TW"/>
+        </w:rPr>
+        <w:t>這一時期出土了許多民宅建築的範例。以色列人的建築起初相當簡陋，但品質隨後有所提高。因此，在公元前12世紀的卡斯勒遺址（Tell Qasil），發現了一些簡陋房屋，這些房屋設有一個庭院，一側有單間房。在當代的伯示麥，有一座較大的房子，地基由大型未切割石頭建成，庭院約34乘20英尺（10.4乘6.1米），一側有三個房間，大小為11乘10½英尺（3.4乘3.2米）。庭院和其中兩個房間內都用粗糙的石頭鋪地。在夏瑣發現了一座約公元前900年的房屋，該房屋有一個庭院，一側有房間。庭院的一半被覆蓋，屋頂由石柱支撐。這些石柱是巴勒斯坦鐵器時代房屋的典型特徵，並且在全國各地的遺址中都有發現。</w:t>
+      </w:r>
+    </w:p>
+    <w:p>
+      <w:pPr/>
+      <w:r>
+        <w:rPr>
+          <w:lang w:val="zh_TW" w:bidi="zh_TW"/>
+        </w:rPr>
+      </w:r>
+      <w:r>
+        <w:rPr>
+          <w:lang w:val="zh_TW" w:bidi="zh_TW"/>
+        </w:rPr>
+        <w:t>猶大和以色列王時代最常見的房屋類型是三面建有房間的庭院式房屋。這種房屋有時被稱為「四房屋（four-room house）」。沿庭院短軸建造了一個長房間，另兩間房間分別位於庭院長軸的兩側。庭院被兩排延伸到庭院長軸的柱子分成三部分，這些柱子支撐屋頂，並為半高或全高的牆壁提供支撐。房屋的入口位於街道上，進入房屋的入口可從街道通向庭院，庭院中通常有烤爐和穀倉，但具體位置可能有所不同。這樣的框架可以通過在庭院長軸現有房間外添加一排房間來擴展。有許多方法可以將長房間分隔成較小的房間。有些牆壁足夠堅固，還可以加建第二層樓。在示劍出土的四間房屋就是一個範例，這座房屋後來被擴建，約可追溯至公元前748–724年。庭院內有一個儲物箱、一個開放式的大壁爐、一個磨盤（手磨）、石磨和放置在石基座上的陶罐底座。在新增的房間中，有一個從屋頂接水的裝置，並將水輸送到地下供水系統。一個房間內的大穀倉與廚房相連。</w:t>
+      </w:r>
+    </w:p>
+    <w:p>
+      <w:pPr/>
+      <w:r>
+        <w:rPr>
+          <w:lang w:val="zh_TW" w:bidi="zh_TW"/>
+        </w:rPr>
+      </w:r>
+      <w:r>
+        <w:rPr>
+          <w:lang w:val="zh_TW" w:bidi="zh_TW"/>
+        </w:rPr>
+        <w:t>有證據顯示較大的鐵器時代房屋有工業或商業用途。在</w:t>
+      </w:r>
+      <w:r>
+        <w:rPr>
+          <w:lang w:val="zh_TW" w:bidi="zh_TW"/>
+        </w:rPr>
+        <w:t>伯美森廢丘</w:t>
+      </w:r>
+      <w:r>
+        <w:rPr>
+          <w:lang w:val="zh_TW" w:bidi="zh_TW"/>
+        </w:rPr>
+        <w:t>發現的某些房屋內有染缸和織布機配件。在其它地方，大量的磨盤暗示這些地方可能是小麥加工業的中心。也有證據顯示有酒缸、陶器設備和商店。有些房屋設有專門用於宗教用途的房間，內有香爐、雕像、小型祭壇等。</w:t>
+      </w:r>
+    </w:p>
+    <w:p>
+      <w:pPr/>
+      <w:r>
+        <w:rPr>
+          <w:lang w:val="zh_TW" w:bidi="zh_TW"/>
+        </w:rPr>
+      </w:r>
+      <w:r>
+        <w:rPr>
+          <w:lang w:val="zh_TW" w:bidi="zh_TW"/>
+        </w:rPr>
+        <w:t>凱瑟琳·凱尼恩（Kathleen Kenyon）在耶路撒冷的挖掘工作中揭示了猶大末期的房屋。這些房屋相當小且設計不規則，但其總體設計與猶大山區遺址的房屋相同——庭院被一排支撐屋頂的石柱分隔。</w:t>
+      </w:r>
+    </w:p>
+    <w:p>
+      <w:pPr/>
+      <w:r>
+        <w:rPr>
+          <w:lang w:val="zh_TW" w:bidi="zh_TW"/>
+        </w:rPr>
+      </w:r>
+      <w:r>
+        <w:rPr>
+          <w:lang w:val="zh_TW" w:bidi="zh_TW"/>
+        </w:rPr>
+        <w:t>在一些城中，大房屋和小房屋之間的差異可能反映出先知們所提到的社會不平等現象。在公元前10和9世紀，有許多小房屋和少數大房屋的情況相當一致。到了公元前8世紀，在像得撒這樣的城，有三四個大房子和許多簡陋的建築。</w:t>
+      </w:r>
+    </w:p>
+    <w:p>
+      <w:pPr>
+        <w:pStyle w:val="Heading3"/>
+      </w:pPr>
+      <w:r>
+        <w:rPr>
+          <w:lang w:val="zh_TW" w:bidi="zh_TW"/>
+        </w:rPr>
+        <w:t>新約時代的房屋</w:t>
+      </w:r>
+    </w:p>
+    <w:p>
+      <w:pPr/>
+      <w:r>
+        <w:rPr>
+          <w:lang w:val="zh_TW" w:bidi="zh_TW"/>
+        </w:rPr>
+      </w:r>
+      <w:r>
+        <w:rPr>
+          <w:lang w:val="zh_TW" w:bidi="zh_TW"/>
+        </w:rPr>
+        <w:t>新約中提到房屋、屋頂、門、地基、樓房和燈。耶穌的一個比喻提到好的和壞的根基（</w:t>
+      </w:r>
+      <w:hyperlink r:id="rId29">
+        <w:r>
+          <w:rPr>
+            <w:lang w:val="zh_TW" w:bidi="zh_TW"/>
+          </w:rPr>
+          <w:rPr>
+            <w:color w:val="0000EE"/>
+            <w:u w:val="single"/>
+          </w:rPr>
+          <w:t>太7:25</w:t>
+        </w:r>
+      </w:hyperlink>
+      <w:r>
+        <w:rPr>
+          <w:lang w:val="zh_TW" w:bidi="zh_TW"/>
+        </w:rPr>
+        <w:t>）。在一次事件中，朋友們把一個癱瘓的人帶到屋頂，並拆開屋頂，把他送到耶穌所在的房子裡（</w:t>
+      </w:r>
+      <w:hyperlink r:id="rId30">
+        <w:r>
+          <w:rPr>
+            <w:lang w:val="zh_TW" w:bidi="zh_TW"/>
+          </w:rPr>
+          <w:rPr>
+            <w:color w:val="0000EE"/>
+            <w:u w:val="single"/>
+          </w:rPr>
+          <w:t>可2:4</w:t>
+        </w:r>
+      </w:hyperlink>
+      <w:r>
+        <w:rPr>
+          <w:lang w:val="zh_TW" w:bidi="zh_TW"/>
+        </w:rPr>
+        <w:t>）。耶穌提到從房上宣告的話（</w:t>
+      </w:r>
+      <w:hyperlink r:id="rId31">
+        <w:r>
+          <w:rPr>
+            <w:lang w:val="zh_TW" w:bidi="zh_TW"/>
+          </w:rPr>
+          <w:rPr>
+            <w:color w:val="0000EE"/>
+            <w:u w:val="single"/>
+          </w:rPr>
+          <w:t>太10:27</w:t>
+        </w:r>
+      </w:hyperlink>
+      <w:r>
+        <w:rPr>
+          <w:lang w:val="zh_TW" w:bidi="zh_TW"/>
+        </w:rPr>
+        <w:t>；</w:t>
+      </w:r>
+      <w:hyperlink r:id="rId32">
+        <w:r>
+          <w:rPr>
+            <w:lang w:val="zh_TW" w:bidi="zh_TW"/>
+          </w:rPr>
+          <w:rPr>
+            <w:color w:val="0000EE"/>
+            <w:u w:val="single"/>
+          </w:rPr>
+          <w:t>路12:3</w:t>
+        </w:r>
+      </w:hyperlink>
+      <w:r>
+        <w:rPr>
+          <w:lang w:val="zh_TW" w:bidi="zh_TW"/>
+        </w:rPr>
+        <w:t>），彼得上房頂禱告（</w:t>
+      </w:r>
+      <w:hyperlink r:id="rId33">
+        <w:r>
+          <w:rPr>
+            <w:lang w:val="zh_TW" w:bidi="zh_TW"/>
+          </w:rPr>
+          <w:rPr>
+            <w:color w:val="0000EE"/>
+            <w:u w:val="single"/>
+          </w:rPr>
+          <w:t>徒10:9</w:t>
+        </w:r>
+      </w:hyperlink>
+      <w:r>
+        <w:rPr>
+          <w:lang w:val="zh_TW" w:bidi="zh_TW"/>
+        </w:rPr>
+        <w:t>）。打掃屋子以尋找失物（</w:t>
+      </w:r>
+      <w:hyperlink r:id="rId34">
+        <w:r>
+          <w:rPr>
+            <w:lang w:val="zh_TW" w:bidi="zh_TW"/>
+          </w:rPr>
+          <w:rPr>
+            <w:color w:val="0000EE"/>
+            <w:u w:val="single"/>
+          </w:rPr>
+          <w:t>路15:8</w:t>
+        </w:r>
+      </w:hyperlink>
+      <w:r>
+        <w:rPr>
+          <w:lang w:val="zh_TW" w:bidi="zh_TW"/>
+        </w:rPr>
+        <w:t>），並用燈照亮（</w:t>
+      </w:r>
+      <w:hyperlink r:id="rId35">
+        <w:r>
+          <w:rPr>
+            <w:lang w:val="zh_TW" w:bidi="zh_TW"/>
+          </w:rPr>
+          <w:rPr>
+            <w:color w:val="0000EE"/>
+            <w:u w:val="single"/>
+          </w:rPr>
+          <w:t>太5:15</w:t>
+        </w:r>
+      </w:hyperlink>
+      <w:r>
+        <w:rPr>
+          <w:lang w:val="zh_TW" w:bidi="zh_TW"/>
+        </w:rPr>
+        <w:t>）。有幾處提到具體個人的房屋（</w:t>
+      </w:r>
+      <w:hyperlink r:id="rId36">
+        <w:r>
+          <w:rPr>
+            <w:lang w:val="zh_TW" w:bidi="zh_TW"/>
+          </w:rPr>
+          <w:rPr>
+            <w:color w:val="0000EE"/>
+            <w:u w:val="single"/>
+          </w:rPr>
+          <w:t>可8:3</w:t>
+        </w:r>
+      </w:hyperlink>
+      <w:r>
+        <w:rPr>
+          <w:lang w:val="zh_TW" w:bidi="zh_TW"/>
+        </w:rPr>
+        <w:t>；</w:t>
       </w:r>
       <w:hyperlink r:id="rId37">
         <w:r>
@@ -1009,16 +1190,136 @@
             <w:color w:val="0000EE"/>
             <w:u w:val="single"/>
           </w:rPr>
-          <w:t>路6:15</w:t>
+          <w:t>路10:5</w:t>
         </w:r>
       </w:hyperlink>
       <w:r>
         <w:rPr>
           <w:lang w:val="zh_TW" w:bidi="zh_TW"/>
         </w:rPr>
+        <w:t>，</w:t>
+      </w:r>
+      <w:hyperlink r:id="rId38">
+        <w:r>
+          <w:rPr>
+            <w:lang w:val="zh_TW" w:bidi="zh_TW"/>
+          </w:rPr>
+          <w:rPr>
+            <w:color w:val="0000EE"/>
+            <w:u w:val="single"/>
+          </w:rPr>
+          <w:t>16:4</w:t>
+        </w:r>
+      </w:hyperlink>
+      <w:r>
+        <w:rPr>
+          <w:lang w:val="zh_TW" w:bidi="zh_TW"/>
+        </w:rPr>
+        <w:t>，</w:t>
+      </w:r>
+      <w:hyperlink r:id="rId39">
+        <w:r>
+          <w:rPr>
+            <w:lang w:val="zh_TW" w:bidi="zh_TW"/>
+          </w:rPr>
+          <w:rPr>
+            <w:color w:val="0000EE"/>
+            <w:u w:val="single"/>
+          </w:rPr>
+          <w:t>19:9</w:t>
+        </w:r>
+      </w:hyperlink>
+      <w:r>
+        <w:rPr>
+          <w:lang w:val="zh_TW" w:bidi="zh_TW"/>
+        </w:rPr>
         <w:t>；</w:t>
       </w:r>
-      <w:hyperlink r:id="rId38">
+      <w:hyperlink r:id="rId40">
+        <w:r>
+          <w:rPr>
+            <w:lang w:val="zh_TW" w:bidi="zh_TW"/>
+          </w:rPr>
+          <w:rPr>
+            <w:color w:val="0000EE"/>
+            <w:u w:val="single"/>
+          </w:rPr>
+          <w:t>約11:20</w:t>
+        </w:r>
+      </w:hyperlink>
+      <w:r>
+        <w:rPr>
+          <w:lang w:val="zh_TW" w:bidi="zh_TW"/>
+        </w:rPr>
+        <w:t>；</w:t>
+      </w:r>
+      <w:hyperlink r:id="rId41">
+        <w:r>
+          <w:rPr>
+            <w:lang w:val="zh_TW" w:bidi="zh_TW"/>
+          </w:rPr>
+          <w:rPr>
+            <w:color w:val="0000EE"/>
+            <w:u w:val="single"/>
+          </w:rPr>
+          <w:t>徒4:34，</w:t>
+        </w:r>
+      </w:hyperlink>
+      <w:hyperlink r:id="rId42">
+        <w:r>
+          <w:rPr>
+            <w:lang w:val="zh_TW" w:bidi="zh_TW"/>
+          </w:rPr>
+          <w:rPr>
+            <w:color w:val="0000EE"/>
+            <w:u w:val="single"/>
+          </w:rPr>
+          <w:t>9:11</w:t>
+        </w:r>
+      </w:hyperlink>
+      <w:r>
+        <w:rPr>
+          <w:lang w:val="zh_TW" w:bidi="zh_TW"/>
+        </w:rPr>
+        <w:t>，</w:t>
+      </w:r>
+      <w:hyperlink r:id="rId43">
+        <w:r>
+          <w:rPr>
+            <w:lang w:val="zh_TW" w:bidi="zh_TW"/>
+          </w:rPr>
+          <w:rPr>
+            <w:color w:val="0000EE"/>
+            <w:u w:val="single"/>
+          </w:rPr>
+          <w:t>10:32</w:t>
+        </w:r>
+      </w:hyperlink>
+      <w:r>
+        <w:rPr>
+          <w:lang w:val="zh_TW" w:bidi="zh_TW"/>
+        </w:rPr>
+        <w:t>）。有些房屋有通往屋頂的外部樓梯。逾越節的晚餐是在這樣一間大的樓上房間裡準備的（</w:t>
+      </w:r>
+      <w:hyperlink r:id="rId44">
+        <w:r>
+          <w:rPr>
+            <w:lang w:val="zh_TW" w:bidi="zh_TW"/>
+          </w:rPr>
+          <w:rPr>
+            <w:color w:val="0000EE"/>
+            <w:u w:val="single"/>
+          </w:rPr>
+          <w:t>可14:12–15</w:t>
+        </w:r>
+      </w:hyperlink>
+      <w:r>
+        <w:rPr>
+          <w:lang w:val="zh_TW" w:bidi="zh_TW"/>
+        </w:rPr>
+        <w:t>）。耶穌死而復活後，門徒住在類似的房間裡（</w:t>
+      </w:r>
+      <w:hyperlink r:id="rId45">
         <w:r>
           <w:rPr>
             <w:lang w:val="zh_TW" w:bidi="zh_TW"/>
@@ -1034,7 +1335,43 @@
         <w:rPr>
           <w:lang w:val="zh_TW" w:bidi="zh_TW"/>
         </w:rPr>
-        <w:t>）。這個西門不同於西門彼得，後者也是十二門徒之一。</w:t>
+        <w:t>）。在這樣的房屋裡有時會有僕人（</w:t>
+      </w:r>
+      <w:hyperlink r:id="rId46">
+        <w:r>
+          <w:rPr>
+            <w:lang w:val="zh_TW" w:bidi="zh_TW"/>
+          </w:rPr>
+          <w:rPr>
+            <w:color w:val="0000EE"/>
+            <w:u w:val="single"/>
+          </w:rPr>
+          <w:t>10:7</w:t>
+        </w:r>
+      </w:hyperlink>
+      <w:r>
+        <w:rPr>
+          <w:lang w:val="zh_TW" w:bidi="zh_TW"/>
+        </w:rPr>
+        <w:t>），有些有客房（</w:t>
+      </w:r>
+      <w:hyperlink r:id="rId47">
+        <w:r>
+          <w:rPr>
+            <w:lang w:val="zh_TW" w:bidi="zh_TW"/>
+          </w:rPr>
+          <w:rPr>
+            <w:color w:val="0000EE"/>
+            <w:u w:val="single"/>
+          </w:rPr>
+          <w:t>可14:14</w:t>
+        </w:r>
+      </w:hyperlink>
+      <w:r>
+        <w:rPr>
+          <w:lang w:val="zh_TW" w:bidi="zh_TW"/>
+        </w:rPr>
+        <w:t>）。我們從新約的資料得出結論，耶穌時代的房屋在大小和華麗程度上有多種多樣。在猶太或加利利的一條典型街道上，房屋從小房屋（25到30平方英尺或2.3到2.8平方米）到上層階級的豪宅不等，豪宅可能有兩層或更多層，並以柱子和建築裝飾點綴。</w:t>
       </w:r>
     </w:p>
     <w:p>
@@ -1048,79 +1385,7 @@
         <w:rPr>
           <w:lang w:val="zh_TW" w:bidi="zh_TW"/>
         </w:rPr>
-        <w:t>馬太和馬可用「迦南人(Cananaean」這個希臘文來代替奮銳黨（和合本聖經並沒有譯為迦南人，而是單單採用奮銳黨一詞，</w:t>
-      </w:r>
-      <w:hyperlink r:id="rId39">
-        <w:r>
-          <w:rPr>
-            <w:lang w:val="zh_TW" w:bidi="zh_TW"/>
-          </w:rPr>
-          <w:rPr>
-            <w:color w:val="0000EE"/>
-            <w:u w:val="single"/>
-          </w:rPr>
-          <w:t>太10:4</w:t>
-        </w:r>
-      </w:hyperlink>
-      <w:r>
-        <w:rPr>
-          <w:lang w:val="zh_TW" w:bidi="zh_TW"/>
-        </w:rPr>
-        <w:t>；</w:t>
-      </w:r>
-      <w:hyperlink r:id="rId40">
-        <w:r>
-          <w:rPr>
-            <w:lang w:val="zh_TW" w:bidi="zh_TW"/>
-          </w:rPr>
-          <w:rPr>
-            <w:color w:val="0000EE"/>
-            <w:u w:val="single"/>
-          </w:rPr>
-          <w:t>可3:18</w:t>
-        </w:r>
-      </w:hyperlink>
-      <w:r>
-        <w:rPr>
-          <w:lang w:val="zh_TW" w:bidi="zh_TW"/>
-        </w:rPr>
-        <w:t>）。這些詞在不同語言中意思相同，指的是一個非常熱衷於捍衛或支持某事的人。這個詞來自於「強烈的感情」或「非常渴望某事」的概念（</w:t>
-      </w:r>
-      <w:hyperlink r:id="rId41">
-        <w:r>
-          <w:rPr>
-            <w:lang w:val="zh_TW" w:bidi="zh_TW"/>
-          </w:rPr>
-          <w:rPr>
-            <w:color w:val="0000EE"/>
-            <w:u w:val="single"/>
-          </w:rPr>
-          <w:t>出34:14</w:t>
-        </w:r>
-      </w:hyperlink>
-      <w:r>
-        <w:rPr>
-          <w:lang w:val="zh_TW" w:bidi="zh_TW"/>
-        </w:rPr>
-        <w:t>；</w:t>
-      </w:r>
-      <w:hyperlink r:id="rId42">
-        <w:r>
-          <w:rPr>
-            <w:lang w:val="zh_TW" w:bidi="zh_TW"/>
-          </w:rPr>
-          <w:rPr>
-            <w:color w:val="0000EE"/>
-            <w:u w:val="single"/>
-          </w:rPr>
-          <w:t>馬加比二書4:2</w:t>
-        </w:r>
-      </w:hyperlink>
-      <w:r>
-        <w:rPr>
-          <w:lang w:val="zh_TW" w:bidi="zh_TW"/>
-        </w:rPr>
-        <w:t>）。</w:t>
+        <w:t>要了解這些房屋的具體特徵，我們需要依靠考古和文學資料。拉比和約瑟夫的著作補充了許多細節。早期羅馬（希律王）時期（公元前37年–公元70年）的考古遺址發掘提供了更多具體的證據。耶路撒冷舊猶太區的發掘是一個豐富的資訊來源。一座約209平方碼的大房屋有一個中央庭院，內有三個烹飪爐和一個水池。一些牆壁上的大壁龕裡有破碎的陶器，可能是壁櫥。馬賽克地板和抹灰牆壁的痕跡展示了這座房屋的美麗。庭院外有幾個房間，可能多達十個。在更西邊的地方，尤其是在錫安山的亞蘭公墓區，發現了第二聖殿時期晚期的其它精美房屋遺跡，其中保存了獨特的鳥類壁畫。還有一些出土的房屋有純幾何圖案的馬賽克地板，這與遵守禁止描繪動物形象的禁令相一致。</w:t>
       </w:r>
     </w:p>
     <w:p>
@@ -1132,367 +1397,9 @@
       </w:r>
       <w:r>
         <w:rPr>
-          <w:lang w:val="zh_TW" w:bidi="zh_TW"/>
-        </w:rPr>
-        <w:t>當耶穌清理聖殿中濫用聖殿的人時，祂自己也表現出熱心（強烈的熱情），聖經說祂為「你的殿心裏焦急，如同火燒」（</w:t>
-      </w:r>
-      <w:hyperlink r:id="rId43">
-        <w:r>
-          <w:rPr>
-            <w:lang w:val="zh_TW" w:bidi="zh_TW"/>
-          </w:rPr>
-          <w:rPr>
-            <w:color w:val="0000EE"/>
-            <w:u w:val="single"/>
-          </w:rPr>
-          <w:t>約2:17</w:t>
-        </w:r>
-      </w:hyperlink>
-      <w:r>
-        <w:rPr>
-          <w:lang w:val="zh_TW" w:bidi="zh_TW"/>
-        </w:rPr>
-        <w:t>）。</w:t>
-      </w:r>
-    </w:p>
-    <w:p>
-      <w:pPr/>
-      <w:r>
-        <w:rPr>
-          <w:lang w:val="zh_TW" w:bidi="zh_TW"/>
-        </w:rPr>
-      </w:r>
-      <w:r>
-        <w:rPr>
-          <w:lang w:val="zh_TW" w:bidi="zh_TW"/>
-        </w:rPr>
-        <w:t>在早期基督教會中，一些信徒對屬靈的恩賜、善行和遵守神的律法充滿熱心（</w:t>
-      </w:r>
-      <w:hyperlink r:id="rId44">
-        <w:r>
-          <w:rPr>
-            <w:lang w:val="zh_TW" w:bidi="zh_TW"/>
-          </w:rPr>
-          <w:rPr>
-            <w:color w:val="0000EE"/>
-            <w:u w:val="single"/>
-          </w:rPr>
-          <w:t>徒21:20</w:t>
-        </w:r>
-      </w:hyperlink>
-      <w:r>
-        <w:rPr>
-          <w:lang w:val="zh_TW" w:bidi="zh_TW"/>
-        </w:rPr>
-        <w:t>；</w:t>
-      </w:r>
-      <w:hyperlink r:id="rId45">
-        <w:r>
-          <w:rPr>
-            <w:lang w:val="zh_TW" w:bidi="zh_TW"/>
-          </w:rPr>
-          <w:rPr>
-            <w:color w:val="0000EE"/>
-            <w:u w:val="single"/>
-          </w:rPr>
-          <w:t>林前14:12</w:t>
-        </w:r>
-      </w:hyperlink>
-      <w:r>
-        <w:rPr>
-          <w:lang w:val="zh_TW" w:bidi="zh_TW"/>
-        </w:rPr>
-        <w:t>；</w:t>
-      </w:r>
-      <w:hyperlink r:id="rId46">
-        <w:r>
-          <w:rPr>
-            <w:lang w:val="zh_TW" w:bidi="zh_TW"/>
-          </w:rPr>
-          <w:rPr>
-            <w:color w:val="0000EE"/>
-            <w:u w:val="single"/>
-          </w:rPr>
-          <w:t>多2:14</w:t>
-        </w:r>
-      </w:hyperlink>
-      <w:r>
-        <w:rPr>
-          <w:lang w:val="zh_TW" w:bidi="zh_TW"/>
-        </w:rPr>
-        <w:t>）。保羅在成為耶穌的跟隨者之前，對祖先的傳統和對神的熱心也非常狂熱（</w:t>
-      </w:r>
-      <w:hyperlink r:id="rId47">
-        <w:r>
-          <w:rPr>
-            <w:lang w:val="zh_TW" w:bidi="zh_TW"/>
-          </w:rPr>
-          <w:rPr>
-            <w:color w:val="0000EE"/>
-            <w:u w:val="single"/>
-          </w:rPr>
-          <w:t>徒22:3</w:t>
-        </w:r>
-      </w:hyperlink>
-      <w:r>
-        <w:rPr>
-          <w:lang w:val="zh_TW" w:bidi="zh_TW"/>
-        </w:rPr>
-        <w:t>；</w:t>
-      </w:r>
-      <w:hyperlink r:id="rId48">
-        <w:r>
-          <w:rPr>
-            <w:lang w:val="zh_TW" w:bidi="zh_TW"/>
-          </w:rPr>
-          <w:rPr>
-            <w:color w:val="0000EE"/>
-            <w:u w:val="single"/>
-          </w:rPr>
-          <w:t>加1:14</w:t>
-        </w:r>
-      </w:hyperlink>
-      <w:r>
-        <w:rPr>
-          <w:lang w:val="zh_TW" w:bidi="zh_TW"/>
-        </w:rPr>
-        <w:t>）。</w:t>
-      </w:r>
-    </w:p>
-    <w:p>
-      <w:pPr/>
-      <w:r>
-        <w:rPr>
-          <w:lang w:val="zh_TW" w:bidi="zh_TW"/>
-        </w:rPr>
-      </w:r>
-      <w:r>
-        <w:rPr>
-          <w:lang w:val="zh_TW" w:bidi="zh_TW"/>
-        </w:rPr>
-        <w:t>西門被稱為奮銳黨，是因為他對宗教的熱心，這也是人們區分他與西門彼得及其他門徒的方式。</w:t>
-      </w:r>
-    </w:p>
-    <w:p>
-      <w:pPr/>
-      <w:r>
-        <w:rPr>
-          <w:lang w:val="zh_TW" w:bidi="zh_TW"/>
-        </w:rPr>
-      </w:r>
-      <w:r>
-        <w:rPr>
-          <w:lang w:val="zh_TW" w:bidi="zh_TW"/>
-        </w:rPr>
-        <w:t>到了路加撰寫福音書的時候，「奮銳黨」這個稱號有了更具體的意義。它指的是一群強烈反對羅馬統治的人，這個群體有宗教和政治的目標。</w:t>
-      </w:r>
-    </w:p>
-    <w:p>
-      <w:pPr/>
-      <w:r>
-        <w:rPr>
-          <w:lang w:val="zh_TW" w:bidi="zh_TW"/>
-        </w:rPr>
-      </w:r>
-      <w:r>
-        <w:rPr>
-          <w:lang w:val="zh_TW" w:bidi="zh_TW"/>
-        </w:rPr>
-        <w:t>這個奮銳黨群體可能在公元6年左右，也就是希律大帝去世後開始形成，它可能是由加利利的猶大和法利賽人撒督創立的。奮銳黨受馬加比家族的激勵，馬加比在許多年前曾經反抗外族統治（</w:t>
-      </w:r>
-      <w:hyperlink r:id="rId49">
-        <w:r>
-          <w:rPr>
-            <w:lang w:val="zh_TW" w:bidi="zh_TW"/>
-          </w:rPr>
-          <w:rPr>
-            <w:color w:val="0000EE"/>
-            <w:u w:val="single"/>
-          </w:rPr>
-          <w:t>馬加比一書2:15–28</w:t>
-        </w:r>
-      </w:hyperlink>
-      <w:r>
-        <w:rPr>
-          <w:lang w:val="zh_TW" w:bidi="zh_TW"/>
-        </w:rPr>
-        <w:t>）。</w:t>
-      </w:r>
-    </w:p>
-    <w:p>
-      <w:pPr/>
-      <w:r>
-        <w:rPr>
-          <w:lang w:val="zh_TW" w:bidi="zh_TW"/>
-        </w:rPr>
-      </w:r>
-      <w:r>
-        <w:rPr>
-          <w:lang w:val="zh_TW" w:bidi="zh_TW"/>
-        </w:rPr>
-        <w:t>奮銳黨非常致力於遵守神的律法（稱為妥拉）。他們相信神是唯一的真王。他們認為自己是神審判和拯救的代理人。他們強烈反對任何他們認為違背神或與羅馬合作的行為。奮銳黨認為彌賽亞（神揀選的領袖）會成為他們的領袖。</w:t>
-      </w:r>
-    </w:p>
-    <w:p>
-      <w:pPr/>
-      <w:r>
-        <w:rPr>
-          <w:lang w:val="zh_TW" w:bidi="zh_TW"/>
-        </w:rPr>
-      </w:r>
-      <w:r>
-        <w:rPr>
-          <w:lang w:val="zh_TW" w:bidi="zh_TW"/>
-        </w:rPr>
-        <w:t>隨著羅馬和猶太地（猶太人的家園）之間的緊張局勢加劇，奮銳黨變得更好戰。他們將自己的戰鬥視為「聖戰」。與馬加比家族為了自衛而戰不同，奮銳黨採取了更具攻擊性的態度。</w:t>
-      </w:r>
-    </w:p>
-    <w:p>
-      <w:pPr/>
-      <w:r>
-        <w:rPr>
-          <w:lang w:val="zh_TW" w:bidi="zh_TW"/>
-        </w:rPr>
-      </w:r>
-      <w:r>
-        <w:rPr>
-          <w:lang w:val="zh_TW" w:bidi="zh_TW"/>
-        </w:rPr>
-        <w:t>猶太歷史學家約瑟夫稱他們為強盜和罪犯（猶太</w:t>
-      </w:r>
-      <w:r>
-        <w:rPr>
           <w:i/>
           <w:lang w:val="zh_TW" w:bidi="zh_TW"/>
         </w:rPr>
-        <w:t>古史記</w:t>
-      </w:r>
-      <w:r>
-        <w:rPr>
-          <w:lang w:val="zh_TW" w:bidi="zh_TW"/>
-        </w:rPr>
-        <w:t xml:space="preserve"> 18.1.1–6；</w:t>
-      </w:r>
-      <w:r>
-        <w:rPr>
-          <w:i/>
-          <w:lang w:val="zh_TW" w:bidi="zh_TW"/>
-        </w:rPr>
-        <w:t>猶太戰史</w:t>
-      </w:r>
-      <w:r>
-        <w:rPr>
-          <w:lang w:val="zh_TW" w:bidi="zh_TW"/>
-        </w:rPr>
-        <w:t xml:space="preserve"> 4.3.9），雖然約瑟夫對他們有所偏見。羅馬人稱他們為「</w:t>
-      </w:r>
-      <w:r>
-        <w:rPr>
-          <w:lang w:val="zh_TW" w:bidi="zh_TW"/>
-        </w:rPr>
-        <w:t>匕首黨（</w:t>
-      </w:r>
-      <w:r>
-        <w:rPr>
-          <w:lang w:val="zh_TW" w:bidi="zh_TW"/>
-        </w:rPr>
-        <w:t>Sicarii）」，意思是「刺客」。但他們的支持者會稱他們為愛國戰士。</w:t>
-      </w:r>
-    </w:p>
-    <w:p>
-      <w:pPr/>
-      <w:r>
-        <w:rPr>
-          <w:lang w:val="zh_TW" w:bidi="zh_TW"/>
-        </w:rPr>
-      </w:r>
-      <w:r>
-        <w:rPr>
-          <w:lang w:val="zh_TW" w:bidi="zh_TW"/>
-        </w:rPr>
-        <w:t>奮銳黨在公元66年至70年的反抗羅馬的起義中扮演了重要角色。他們的最後一個據點是在一個叫馬薩達（Masada）的地方，該地在公元73年被羅馬人攻陷，960名奮銳黨人選擇自殺而不被俘擄。</w:t>
-      </w:r>
-    </w:p>
-    <w:p>
-      <w:pPr/>
-      <w:r>
-        <w:rPr>
-          <w:lang w:val="zh_TW" w:bidi="zh_TW"/>
-        </w:rPr>
-      </w:r>
-      <w:r>
-        <w:rPr>
-          <w:lang w:val="zh_TW" w:bidi="zh_TW"/>
-        </w:rPr>
-        <w:t>奮銳黨西門可能在公元30年左右是這個運動早期的一分子。其他門徒如加略人猶大或「雷子」不太可能是奮銳黨（</w:t>
-      </w:r>
-      <w:hyperlink r:id="rId50">
-        <w:r>
-          <w:rPr>
-            <w:lang w:val="zh_TW" w:bidi="zh_TW"/>
-          </w:rPr>
-          <w:rPr>
-            <w:color w:val="0000EE"/>
-            <w:u w:val="single"/>
-          </w:rPr>
-          <w:t>可3:17</w:t>
-        </w:r>
-      </w:hyperlink>
-      <w:r>
-        <w:rPr>
-          <w:lang w:val="zh_TW" w:bidi="zh_TW"/>
-        </w:rPr>
-        <w:t>）。有人認為加利利人猶大甚至保羅，也與奮銳黨有關（</w:t>
-      </w:r>
-      <w:hyperlink r:id="rId51">
-        <w:r>
-          <w:rPr>
-            <w:lang w:val="zh_TW" w:bidi="zh_TW"/>
-          </w:rPr>
-          <w:rPr>
-            <w:color w:val="0000EE"/>
-            <w:u w:val="single"/>
-          </w:rPr>
-          <w:t>徒5:37–38</w:t>
-        </w:r>
-      </w:hyperlink>
-      <w:r>
-        <w:rPr>
-          <w:lang w:val="zh_TW" w:bidi="zh_TW"/>
-        </w:rPr>
-        <w:t>，</w:t>
-      </w:r>
-      <w:hyperlink r:id="rId52">
-        <w:r>
-          <w:rPr>
-            <w:lang w:val="zh_TW" w:bidi="zh_TW"/>
-          </w:rPr>
-          <w:rPr>
-            <w:color w:val="0000EE"/>
-            <w:u w:val="single"/>
-          </w:rPr>
-          <w:t>21:38</w:t>
-        </w:r>
-      </w:hyperlink>
-      <w:r>
-        <w:rPr>
-          <w:lang w:val="zh_TW" w:bidi="zh_TW"/>
-        </w:rPr>
-        <w:t>）。</w:t>
-      </w:r>
-    </w:p>
-    <w:p>
-      <w:pPr/>
-      <w:r>
-        <w:rPr>
-          <w:lang w:val="zh_TW" w:bidi="zh_TW"/>
-        </w:rPr>
-      </w:r>
-      <w:r>
-        <w:rPr>
-          <w:i/>
-          <w:lang w:val="zh_TW" w:bidi="zh_TW"/>
-        </w:rPr>
         <w:t>另見</w:t>
       </w:r>
       <w:r>
@@ -1505,267 +1412,7 @@
         <w:rPr>
           <w:lang w:val="zh_TW" w:bidi="zh_TW"/>
         </w:rPr>
-        <w:t>第一次猶太起義</w:t>
-      </w:r>
-      <w:r>
-        <w:rPr>
-          <w:lang w:val="zh_TW" w:bidi="zh_TW"/>
-        </w:rPr>
-        <w:t>；</w:t>
-      </w:r>
-      <w:r>
-        <w:rPr>
-          <w:lang w:val="zh_TW" w:bidi="zh_TW"/>
-        </w:rPr>
-        <w:t>猶太教</w:t>
-      </w:r>
-      <w:r>
-        <w:rPr>
-          <w:lang w:val="zh_TW" w:bidi="zh_TW"/>
-        </w:rPr>
-        <w:t>。</w:t>
-      </w:r>
-      <w:r>
-        <w:rPr>
-          <w:lang w:val="zh_TW" w:bidi="zh_TW"/>
-        </w:rPr>
-      </w:r>
-      <w:r>
-        <w:rPr>
-          <w:lang w:val="zh_TW" w:bidi="zh_TW"/>
-        </w:rPr>
-      </w:r>
-    </w:p>
-    <w:p>
-      <w:pPr/>
-      <w:r>
-        <w:rPr>
-          <w:lang w:val="zh_TW" w:bidi="zh_TW"/>
-        </w:rPr>
-      </w:r>
-    </w:p>
-    <w:p>
-      <w:pPr>
-        <w:pStyle w:val="Heading2"/>
-      </w:pPr>
-      <w:r>
-        <w:rPr>
-          <w:lang w:val="zh_TW" w:bidi="zh_TW"/>
-        </w:rPr>
-        <w:t>奮銳黨的西門</w:t>
-      </w:r>
-      <w:r>
-        <w:rPr>
-          <w:lang w:val="zh_TW" w:bidi="zh_TW"/>
-        </w:rPr>
-      </w:r>
-    </w:p>
-    <w:p>
-      <w:pPr/>
-      <w:r>
-        <w:rPr>
-          <w:lang w:val="zh_TW" w:bidi="zh_TW"/>
-        </w:rPr>
-      </w:r>
-      <w:r>
-        <w:rPr>
-          <w:lang w:val="zh_TW" w:bidi="zh_TW"/>
-        </w:rPr>
-        <w:t>有英文譯本在</w:t>
-      </w:r>
-      <w:hyperlink r:id="rId39">
-        <w:r>
-          <w:rPr>
-            <w:lang w:val="zh_TW" w:bidi="zh_TW"/>
-          </w:rPr>
-          <w:rPr>
-            <w:color w:val="0000EE"/>
-            <w:u w:val="single"/>
-          </w:rPr>
-          <w:t>馬太福音十章4節</w:t>
-        </w:r>
-      </w:hyperlink>
-      <w:r>
-        <w:rPr>
-          <w:lang w:val="zh_TW" w:bidi="zh_TW"/>
-        </w:rPr>
-        <w:t>和</w:t>
-      </w:r>
-      <w:hyperlink r:id="rId40">
-        <w:r>
-          <w:rPr>
-            <w:lang w:val="zh_TW" w:bidi="zh_TW"/>
-          </w:rPr>
-          <w:rPr>
-            <w:color w:val="0000EE"/>
-            <w:u w:val="single"/>
-          </w:rPr>
-          <w:t>馬可福音三章18節</w:t>
-        </w:r>
-      </w:hyperlink>
-      <w:r>
-        <w:rPr>
-          <w:lang w:val="zh_TW" w:bidi="zh_TW"/>
-        </w:rPr>
-        <w:t>中，將奮銳黨西門的翻譯為Simon the Cananean，</w:t>
-      </w:r>
-      <w:r>
-        <w:rPr>
-          <w:i/>
-          <w:lang w:val="zh_TW" w:bidi="zh_TW"/>
-        </w:rPr>
-        <w:t>見</w:t>
-      </w:r>
-      <w:r>
-        <w:rPr>
-          <w:lang w:val="zh_TW" w:bidi="zh_TW"/>
-        </w:rPr>
-        <w:t>西門#5</w:t>
-      </w:r>
-      <w:r>
-        <w:rPr>
-          <w:lang w:val="zh_TW" w:bidi="zh_TW"/>
-        </w:rPr>
-        <w:t>。</w:t>
-      </w:r>
-      <w:r>
-        <w:rPr>
-          <w:lang w:val="zh_TW" w:bidi="zh_TW"/>
-        </w:rPr>
-      </w:r>
-      <w:r>
-        <w:rPr>
-          <w:lang w:val="zh_TW" w:bidi="zh_TW"/>
-        </w:rPr>
-      </w:r>
-    </w:p>
-    <w:p>
-      <w:pPr/>
-      <w:r>
-        <w:rPr>
-          <w:lang w:val="zh_TW" w:bidi="zh_TW"/>
-        </w:rPr>
-      </w:r>
-    </w:p>
-    <w:p>
-      <w:pPr>
-        <w:pStyle w:val="Heading2"/>
-      </w:pPr>
-      <w:r>
-        <w:rPr>
-          <w:lang w:val="zh_TW" w:bidi="zh_TW"/>
-        </w:rPr>
-        <w:t>奮銳黨的西門</w:t>
-      </w:r>
-      <w:r>
-        <w:rPr>
-          <w:lang w:val="zh_TW" w:bidi="zh_TW"/>
-        </w:rPr>
-      </w:r>
-    </w:p>
-    <w:p>
-      <w:pPr/>
-      <w:r>
-        <w:rPr>
-          <w:lang w:val="zh_TW" w:bidi="zh_TW"/>
-        </w:rPr>
-      </w:r>
-      <w:r>
-        <w:rPr>
-          <w:lang w:val="zh_TW" w:bidi="zh_TW"/>
-        </w:rPr>
-        <w:t>耶穌的一位門徒（</w:t>
-      </w:r>
-      <w:hyperlink r:id="rId39">
-        <w:r>
-          <w:rPr>
-            <w:lang w:val="zh_TW" w:bidi="zh_TW"/>
-          </w:rPr>
-          <w:rPr>
-            <w:color w:val="0000EE"/>
-            <w:u w:val="single"/>
-          </w:rPr>
-          <w:t>太10:4</w:t>
-        </w:r>
-      </w:hyperlink>
-      <w:r>
-        <w:rPr>
-          <w:lang w:val="zh_TW" w:bidi="zh_TW"/>
-        </w:rPr>
-        <w:t>；</w:t>
-      </w:r>
-      <w:hyperlink r:id="rId40">
-        <w:r>
-          <w:rPr>
-            <w:lang w:val="zh_TW" w:bidi="zh_TW"/>
-          </w:rPr>
-          <w:rPr>
-            <w:color w:val="0000EE"/>
-            <w:u w:val="single"/>
-          </w:rPr>
-          <w:t>可3:18</w:t>
-        </w:r>
-      </w:hyperlink>
-      <w:r>
-        <w:rPr>
-          <w:lang w:val="zh_TW" w:bidi="zh_TW"/>
-        </w:rPr>
-        <w:t>；</w:t>
-      </w:r>
-      <w:hyperlink r:id="rId37">
-        <w:r>
-          <w:rPr>
-            <w:lang w:val="zh_TW" w:bidi="zh_TW"/>
-          </w:rPr>
-          <w:rPr>
-            <w:color w:val="0000EE"/>
-            <w:u w:val="single"/>
-          </w:rPr>
-          <w:t>路6:15</w:t>
-        </w:r>
-      </w:hyperlink>
-      <w:r>
-        <w:rPr>
-          <w:lang w:val="zh_TW" w:bidi="zh_TW"/>
-        </w:rPr>
-        <w:t>；</w:t>
-      </w:r>
-      <w:hyperlink r:id="rId38">
-        <w:r>
-          <w:rPr>
-            <w:lang w:val="zh_TW" w:bidi="zh_TW"/>
-          </w:rPr>
-          <w:rPr>
-            <w:color w:val="0000EE"/>
-            <w:u w:val="single"/>
-          </w:rPr>
-          <w:t>徒1:13</w:t>
-        </w:r>
-      </w:hyperlink>
-      <w:r>
-        <w:rPr>
-          <w:lang w:val="zh_TW" w:bidi="zh_TW"/>
-        </w:rPr>
-        <w:t>）。</w:t>
-      </w:r>
-      <w:r>
-        <w:rPr>
-          <w:i/>
-          <w:lang w:val="zh_TW" w:bidi="zh_TW"/>
-        </w:rPr>
-        <w:t>見</w:t>
-      </w:r>
-      <w:r>
-        <w:rPr>
-          <w:lang w:val="zh_TW" w:bidi="zh_TW"/>
-        </w:rPr>
-        <w:t xml:space="preserve"> </w:t>
-      </w:r>
-      <w:r>
-        <w:rPr>
-          <w:lang w:val="zh_TW" w:bidi="zh_TW"/>
-        </w:rPr>
-        <w:t>西門#5</w:t>
+        <w:t>建築</w:t>
       </w:r>
       <w:r>
         <w:rPr>

--- a/zht/docx/040.content.docx
+++ b/zht/docx/040.content.docx
@@ -149,7 +149,7 @@
         <w:rPr>
           <w:lang w:val="zh_TW" w:bidi="zh_TW"/>
         </w:rPr>
-        <w:t>fang</w:t>
+        <w:t>fa</w:t>
       </w:r>
       <w:r>
         <w:rPr>
@@ -212,7 +212,7 @@
         <w:rPr>
           <w:lang w:val="zh_TW" w:bidi="zh_TW"/>
         </w:rPr>
-        <w:t>房角石</w:t>
+        <w:t>法老</w:t>
       </w:r>
       <w:r>
         <w:rPr>
@@ -231,7 +231,18 @@
         <w:rPr>
           <w:lang w:val="zh_TW" w:bidi="zh_TW"/>
         </w:rPr>
-        <w:t>新約中用以描述耶穌崇高地位的術語。</w:t>
+        <w:t>法老是埃及的統治者，也被稱為「上埃及和下埃及的王（the King of Upper and Lower Egypt）」。他住在一座被稱為「大屋（great house）」的宮殿裡，這是他權威的象徵。在新王國時期，即約公元前1550年至1070年，埃及人將這個詞應用在王本人身上。作為王，法老代表了眾神對埃及的統治。在第十八和第十九王朝期間，人們經常使用「法老」一詞，而不提及統治者的具體姓名。</w:t>
+      </w:r>
+    </w:p>
+    <w:p>
+      <w:pPr>
+        <w:pStyle w:val="Heading3"/>
+      </w:pPr>
+      <w:r>
+        <w:rPr>
+          <w:lang w:val="zh_TW" w:bidi="zh_TW"/>
+        </w:rPr>
+        <w:t>法老的稱號</w:t>
       </w:r>
     </w:p>
     <w:p>
@@ -245,97 +256,7 @@
         <w:rPr>
           <w:lang w:val="zh_TW" w:bidi="zh_TW"/>
         </w:rPr>
-        <w:t>耶穌在凶惡園戶的比喻中使用這個詞來指自己（</w:t>
-      </w:r>
-      <w:hyperlink r:id="rId13">
-        <w:r>
-          <w:rPr>
-            <w:lang w:val="zh_TW" w:bidi="zh_TW"/>
-          </w:rPr>
-          <w:rPr>
-            <w:color w:val="0000EE"/>
-            <w:u w:val="single"/>
-          </w:rPr>
-          <w:t>太21:42</w:t>
-        </w:r>
-      </w:hyperlink>
-      <w:r>
-        <w:rPr>
-          <w:lang w:val="zh_TW" w:bidi="zh_TW"/>
-        </w:rPr>
-        <w:t>；</w:t>
-      </w:r>
-      <w:hyperlink r:id="rId14">
-        <w:r>
-          <w:rPr>
-            <w:lang w:val="zh_TW" w:bidi="zh_TW"/>
-          </w:rPr>
-          <w:rPr>
-            <w:color w:val="0000EE"/>
-            <w:u w:val="single"/>
-          </w:rPr>
-          <w:t>可12:10</w:t>
-        </w:r>
-      </w:hyperlink>
-      <w:r>
-        <w:rPr>
-          <w:lang w:val="zh_TW" w:bidi="zh_TW"/>
-        </w:rPr>
-        <w:t>；</w:t>
-      </w:r>
-      <w:hyperlink r:id="rId15">
-        <w:r>
-          <w:rPr>
-            <w:lang w:val="zh_TW" w:bidi="zh_TW"/>
-          </w:rPr>
-          <w:rPr>
-            <w:color w:val="0000EE"/>
-            <w:u w:val="single"/>
-          </w:rPr>
-          <w:t>路20:17</w:t>
-        </w:r>
-      </w:hyperlink>
-      <w:r>
-        <w:rPr>
-          <w:lang w:val="zh_TW" w:bidi="zh_TW"/>
-        </w:rPr>
-        <w:t>）。此比喻的背景是耶穌在耶路撒冷最後的事工期間，潔淨聖殿後，猶太宗教領袖質疑祂的行動。耶穌用比喻回應他們，象徵性地描述了耶穌與這些領袖的關係。比喻中，猶太宗教領袖被描繪為看守葡萄園的惡園戶，葡萄園象徵神的百姓。惡園戶拒絕尊敬園主（代表神），最終殺害了園主的兒子（象徵耶穌）。比喻預言了耶穌的受死，耶穌引用猶太領袖熟悉的經文</w:t>
-      </w:r>
-      <w:hyperlink r:id="rId16">
-        <w:r>
-          <w:rPr>
-            <w:lang w:val="zh_TW" w:bidi="zh_TW"/>
-          </w:rPr>
-          <w:rPr>
-            <w:color w:val="0000EE"/>
-            <w:u w:val="single"/>
-          </w:rPr>
-          <w:t>詩篇一一八篇22至23節</w:t>
-        </w:r>
-      </w:hyperlink>
-      <w:r>
-        <w:rPr>
-          <w:lang w:val="zh_TW" w:bidi="zh_TW"/>
-        </w:rPr>
-        <w:t>（參</w:t>
-      </w:r>
-      <w:hyperlink r:id="rId17">
-        <w:r>
-          <w:rPr>
-            <w:lang w:val="zh_TW" w:bidi="zh_TW"/>
-          </w:rPr>
-          <w:rPr>
-            <w:color w:val="0000EE"/>
-            <w:u w:val="single"/>
-          </w:rPr>
-          <w:t>賽28:16</w:t>
-        </w:r>
-      </w:hyperlink>
-      <w:r>
-        <w:rPr>
-          <w:lang w:val="zh_TW" w:bidi="zh_TW"/>
-        </w:rPr>
-        <w:t>），表明這段經文談及祂被棄絕與被高舉。雖然猶太領袖棄絕了耶穌，但神使祂成為房角石。</w:t>
+        <w:t>法老並不是一個正式的頭銜，而是一種稱呼王的常用方式。在舊約聖經中，這個稱號用於不同時期的統治者，他們屬於不同的皇室家族，稱為王朝（dynasties）。對於生活在那個時代或認識法老的人來說，僅使用皇室頭銜而不使用姓名就足夠了。如今，我們往往難以確切知曉特定時期究竟是哪位法老在位。</w:t>
       </w:r>
     </w:p>
     <w:p>
@@ -349,9 +270,27 @@
         <w:rPr>
           <w:lang w:val="zh_TW" w:bidi="zh_TW"/>
         </w:rPr>
-        <w:t>其次，在</w:t>
-      </w:r>
-      <w:hyperlink r:id="rId18">
+        <w:t>在舊約聖經中，法老這個頭銜出現的形式如下：</w:t>
+      </w:r>
+    </w:p>
+    <w:p>
+      <w:pPr>
+        <w:pStyle w:val="ListBullet"/>
+        <w:spacing w:line="240" w:lineRule="auto"/>
+        <w:ind w:left="720"/>
+      </w:pPr>
+      <w:r>
+        <w:rPr>
+          <w:lang w:val="zh_TW" w:bidi="zh_TW"/>
+        </w:rPr>
+      </w:r>
+      <w:r>
+        <w:rPr>
+          <w:lang w:val="zh_TW" w:bidi="zh_TW"/>
+        </w:rPr>
+        <w:t>單獨出現（</w:t>
+      </w:r>
+      <w:hyperlink r:id="rId13">
         <w:r>
           <w:rPr>
             <w:lang w:val="zh_TW" w:bidi="zh_TW"/>
@@ -360,16 +299,34 @@
             <w:color w:val="0000EE"/>
             <w:u w:val="single"/>
           </w:rPr>
-          <w:t>使徒行傳四章11節</w:t>
+          <w:t>創12:15</w:t>
         </w:r>
       </w:hyperlink>
       <w:r>
         <w:rPr>
           <w:lang w:val="zh_TW" w:bidi="zh_TW"/>
         </w:rPr>
-        <w:t>，彼得在耶路撒冷的猶太領袖前辯護時，也使用了這個詞。他解釋聖殿門口瘸腿的乞丐得醫治是因奉拿撒勒人耶穌基督的名，這位耶穌曾被他們釘十字架，但神使祂復活（</w:t>
-      </w:r>
-      <w:hyperlink r:id="rId19">
+        <w:t>），</w:t>
+      </w:r>
+    </w:p>
+    <w:p>
+      <w:pPr>
+        <w:pStyle w:val="ListBullet"/>
+        <w:spacing w:line="240" w:lineRule="auto"/>
+        <w:ind w:left="720"/>
+      </w:pPr>
+      <w:r>
+        <w:rPr>
+          <w:lang w:val="zh_TW" w:bidi="zh_TW"/>
+        </w:rPr>
+      </w:r>
+      <w:r>
+        <w:rPr>
+          <w:lang w:val="zh_TW" w:bidi="zh_TW"/>
+        </w:rPr>
+        <w:t>帶有額外的描述「埃及王」（</w:t>
+      </w:r>
+      <w:hyperlink r:id="rId14">
         <w:r>
           <w:rPr>
             <w:lang w:val="zh_TW" w:bidi="zh_TW"/>
@@ -378,16 +335,34 @@
             <w:color w:val="0000EE"/>
             <w:u w:val="single"/>
           </w:rPr>
-          <w:t>10</w:t>
+          <w:t>申7:8</w:t>
         </w:r>
       </w:hyperlink>
       <w:r>
         <w:rPr>
           <w:lang w:val="zh_TW" w:bidi="zh_TW"/>
         </w:rPr>
-        <w:t>節）。彼得引用</w:t>
-      </w:r>
-      <w:hyperlink r:id="rId20">
+        <w:t>），以及</w:t>
+      </w:r>
+    </w:p>
+    <w:p>
+      <w:pPr>
+        <w:pStyle w:val="ListBullet"/>
+        <w:spacing w:line="240" w:lineRule="auto"/>
+        <w:ind w:left="720"/>
+      </w:pPr>
+      <w:r>
+        <w:rPr>
+          <w:lang w:val="zh_TW" w:bidi="zh_TW"/>
+        </w:rPr>
+      </w:r>
+      <w:r>
+        <w:rPr>
+          <w:lang w:val="zh_TW" w:bidi="zh_TW"/>
+        </w:rPr>
+        <w:t>有時帶有法老的名字，例如尼哥（</w:t>
+      </w:r>
+      <w:hyperlink r:id="rId15">
         <w:r>
           <w:rPr>
             <w:lang w:val="zh_TW" w:bidi="zh_TW"/>
@@ -396,14 +371,25 @@
             <w:color w:val="0000EE"/>
             <w:u w:val="single"/>
           </w:rPr>
-          <w:t>詩篇一一八篇22節</w:t>
+          <w:t>王下23:29</w:t>
         </w:r>
       </w:hyperlink>
       <w:r>
         <w:rPr>
           <w:lang w:val="zh_TW" w:bidi="zh_TW"/>
         </w:rPr>
-        <w:t>，來確認這一事件符合聖經。他將被棄的石頭比作耶穌的受死，將成為房角石比作耶穌的復活與高舉，表明「房角石」象徵耶穌與父神同享的崇高地位。</w:t>
+        <w:t>）。</w:t>
+      </w:r>
+    </w:p>
+    <w:p>
+      <w:pPr>
+        <w:pStyle w:val="Heading3"/>
+      </w:pPr>
+      <w:r>
+        <w:rPr>
+          <w:lang w:val="zh_TW" w:bidi="zh_TW"/>
+        </w:rPr>
+        <w:t>法老的角色與權柄</w:t>
       </w:r>
     </w:p>
     <w:p>
@@ -413,167 +399,22 @@
           <w:lang w:val="zh_TW" w:bidi="zh_TW"/>
         </w:rPr>
       </w:r>
-      <w:hyperlink r:id="rId21">
-        <w:r>
-          <w:rPr>
-            <w:lang w:val="zh_TW" w:bidi="zh_TW"/>
-          </w:rPr>
-          <w:rPr>
-            <w:color w:val="0000EE"/>
-            <w:u w:val="single"/>
-          </w:rPr>
-          <w:t>彼前書二章6至7節</w:t>
-        </w:r>
-      </w:hyperlink>
-      <w:r>
-        <w:rPr>
-          <w:lang w:val="zh_TW" w:bidi="zh_TW"/>
-        </w:rPr>
-        <w:t>也提到房角石。在第</w:t>
-      </w:r>
-      <w:hyperlink r:id="rId22">
-        <w:r>
-          <w:rPr>
-            <w:lang w:val="zh_TW" w:bidi="zh_TW"/>
-          </w:rPr>
-          <w:rPr>
-            <w:color w:val="0000EE"/>
-            <w:u w:val="single"/>
-          </w:rPr>
-          <w:t>4</w:t>
-        </w:r>
-      </w:hyperlink>
-      <w:r>
-        <w:rPr>
-          <w:lang w:val="zh_TW" w:bidi="zh_TW"/>
-        </w:rPr>
-        <w:t>節中，彼得將</w:t>
-      </w:r>
-      <w:hyperlink r:id="rId20">
-        <w:r>
-          <w:rPr>
-            <w:lang w:val="zh_TW" w:bidi="zh_TW"/>
-          </w:rPr>
-          <w:rPr>
-            <w:color w:val="0000EE"/>
-            <w:u w:val="single"/>
-          </w:rPr>
-          <w:t>詩篇一一八篇22節</w:t>
-        </w:r>
-      </w:hyperlink>
-      <w:r>
-        <w:rPr>
-          <w:lang w:val="zh_TW" w:bidi="zh_TW"/>
-        </w:rPr>
-        <w:t>中被棄的石頭與</w:t>
-      </w:r>
-      <w:hyperlink r:id="rId17">
-        <w:r>
-          <w:rPr>
-            <w:lang w:val="zh_TW" w:bidi="zh_TW"/>
-          </w:rPr>
-          <w:rPr>
-            <w:color w:val="0000EE"/>
-            <w:u w:val="single"/>
-          </w:rPr>
-          <w:t>以賽亞書二十八章16節</w:t>
-        </w:r>
-      </w:hyperlink>
-      <w:r>
-        <w:rPr>
-          <w:lang w:val="zh_TW" w:bidi="zh_TW"/>
-        </w:rPr>
-        <w:t>中的「被揀選和寶貴的石頭」結合，並加入他自己經歷耶穌復活的生命見證。彼得鼓勵讀者來到耶穌面前，藉此成為靈宮，被建造成為神的居所。這個意象用來突顯耶穌的崇高本質。在第</w:t>
-      </w:r>
-      <w:hyperlink r:id="rId23">
-        <w:r>
-          <w:rPr>
-            <w:lang w:val="zh_TW" w:bidi="zh_TW"/>
-          </w:rPr>
-          <w:rPr>
-            <w:color w:val="0000EE"/>
-            <w:u w:val="single"/>
-          </w:rPr>
-          <w:t>6</w:t>
-        </w:r>
-      </w:hyperlink>
-      <w:r>
-        <w:rPr>
-          <w:lang w:val="zh_TW" w:bidi="zh_TW"/>
-        </w:rPr>
-        <w:t>節中，彼得引用</w:t>
-      </w:r>
-      <w:hyperlink r:id="rId17">
-        <w:r>
-          <w:rPr>
-            <w:lang w:val="zh_TW" w:bidi="zh_TW"/>
-          </w:rPr>
-          <w:rPr>
-            <w:color w:val="0000EE"/>
-            <w:u w:val="single"/>
-          </w:rPr>
-          <w:t>以賽亞書二十八章16節</w:t>
-        </w:r>
-      </w:hyperlink>
-      <w:r>
-        <w:rPr>
-          <w:lang w:val="zh_TW" w:bidi="zh_TW"/>
-        </w:rPr>
-        <w:t>，論到「被揀選和寶貴的房角石」，並將其與信徒聯繫起來。而第</w:t>
-      </w:r>
-      <w:hyperlink r:id="rId24">
-        <w:r>
-          <w:rPr>
-            <w:lang w:val="zh_TW" w:bidi="zh_TW"/>
-          </w:rPr>
-          <w:rPr>
-            <w:color w:val="0000EE"/>
-            <w:u w:val="single"/>
-          </w:rPr>
-          <w:t>7至8</w:t>
-        </w:r>
-      </w:hyperlink>
-      <w:r>
-        <w:rPr>
-          <w:lang w:val="zh_TW" w:bidi="zh_TW"/>
-        </w:rPr>
-        <w:t>節則引用</w:t>
-      </w:r>
-      <w:hyperlink r:id="rId20">
-        <w:r>
-          <w:rPr>
-            <w:lang w:val="zh_TW" w:bidi="zh_TW"/>
-          </w:rPr>
-          <w:rPr>
-            <w:color w:val="0000EE"/>
-            <w:u w:val="single"/>
-          </w:rPr>
-          <w:t>詩篇一一八篇22節</w:t>
-        </w:r>
-      </w:hyperlink>
-      <w:r>
-        <w:rPr>
-          <w:lang w:val="zh_TW" w:bidi="zh_TW"/>
-        </w:rPr>
-        <w:t>和</w:t>
-      </w:r>
-      <w:hyperlink r:id="rId25">
-        <w:r>
-          <w:rPr>
-            <w:lang w:val="zh_TW" w:bidi="zh_TW"/>
-          </w:rPr>
-          <w:rPr>
-            <w:color w:val="0000EE"/>
-            <w:u w:val="single"/>
-          </w:rPr>
-          <w:t>以賽亞書八章14節</w:t>
-        </w:r>
-      </w:hyperlink>
-      <w:r>
-        <w:rPr>
-          <w:lang w:val="zh_TW" w:bidi="zh_TW"/>
-        </w:rPr>
-        <w:t>，提到絆腳的石頭，並將其與不信者聯繫起來。彼得的目的是向讀者顯明耶穌崇高的地位，並鼓勵他們記念蒙召歸向的主。</w:t>
+      <w:r>
+        <w:rPr>
+          <w:lang w:val="zh_TW" w:bidi="zh_TW"/>
+        </w:rPr>
+        <w:t>法老被視為神明拉（Ra）和阿蒙（Amon）在地上的代表。這些統治者維護著埃及的神聖秩序並支持神廟。法老作為民事和宗教領袖的雙重身份賦予了他特殊的權威。與鄰國的王不同，埃及王的權力不易受到叛亂的威脅。</w:t>
+      </w:r>
+    </w:p>
+    <w:p>
+      <w:pPr>
+        <w:pStyle w:val="Heading3"/>
+      </w:pPr>
+      <w:r>
+        <w:rPr>
+          <w:lang w:val="zh_TW" w:bidi="zh_TW"/>
+        </w:rPr>
+        <w:t>族長時期與出埃及時期的法老</w:t>
       </w:r>
     </w:p>
     <w:p>
@@ -587,9 +428,9 @@
         <w:rPr>
           <w:lang w:val="zh_TW" w:bidi="zh_TW"/>
         </w:rPr>
-        <w:t>顯然，舊約中關於房角石的概念在新約中應用在耶穌身上，是為了強調祂與父神同享的崇高地位，並藉此鼓勵信徒。在</w:t>
-      </w:r>
-      <w:hyperlink r:id="rId26">
+        <w:t>我們很難確定哪些法老在族長時期統治。亞伯拉罕和約瑟與中王國時期及第二中間時期的法老打交道。此外，壓迫以色列人並在出埃及時期統治的法老名字也不明確。那些支持早期出埃及日期的人認為，圖特摩斯三世（Thutmose III）是在埃及開始壓迫以色列人的法老（</w:t>
+      </w:r>
+      <w:hyperlink r:id="rId16">
         <w:r>
           <w:rPr>
             <w:lang w:val="zh_TW" w:bidi="zh_TW"/>
@@ -598,24 +439,32 @@
             <w:color w:val="0000EE"/>
             <w:u w:val="single"/>
           </w:rPr>
-          <w:t>以弗所書二章20節</w:t>
+          <w:t>出1:8</w:t>
         </w:r>
       </w:hyperlink>
       <w:r>
         <w:rPr>
           <w:lang w:val="zh_TW" w:bidi="zh_TW"/>
         </w:rPr>
-        <w:t>中，也簡要提到基督耶穌是建立教會的房角石。</w:t>
-      </w:r>
-      <w:r>
-        <w:rPr>
-          <w:lang w:val="zh_TW" w:bidi="zh_TW"/>
-        </w:rPr>
-      </w:r>
-      <w:r>
-        <w:rPr>
-          <w:lang w:val="zh_TW" w:bidi="zh_TW"/>
-        </w:rPr>
+        <w:t>）。根據這一觀點，在公元前1440年圖特摩斯死後統治的阿蒙霍特普二世（Amenhotep II），就是出埃及時的法老（</w:t>
+      </w:r>
+      <w:hyperlink r:id="rId17">
+        <w:r>
+          <w:rPr>
+            <w:lang w:val="zh_TW" w:bidi="zh_TW"/>
+          </w:rPr>
+          <w:rPr>
+            <w:color w:val="0000EE"/>
+            <w:u w:val="single"/>
+          </w:rPr>
+          <w:t>出2:23</w:t>
+        </w:r>
+      </w:hyperlink>
+      <w:r>
+        <w:rPr>
+          <w:lang w:val="zh_TW" w:bidi="zh_TW"/>
+        </w:rPr>
+        <w:t>）。</w:t>
       </w:r>
     </w:p>
     <w:p>
@@ -625,21 +474,22 @@
           <w:lang w:val="zh_TW" w:bidi="zh_TW"/>
         </w:rPr>
       </w:r>
+      <w:r>
+        <w:rPr>
+          <w:lang w:val="zh_TW" w:bidi="zh_TW"/>
+        </w:rPr>
+        <w:t>另一種觀點認為，那壓迫是從第十八王朝開始，一直持續到第十九王朝。根據這一觀點，蘭塞二世（Ramses II）是出埃及時的法老，他大約在公元前1290年統治。</w:t>
+      </w:r>
     </w:p>
     <w:p>
       <w:pPr>
-        <w:pStyle w:val="Heading2"/>
-      </w:pPr>
-      <w:r>
-        <w:rPr>
-          <w:lang w:val="zh_TW" w:bidi="zh_TW"/>
-        </w:rPr>
-        <w:t>房屋與住處</w:t>
-      </w:r>
-      <w:r>
-        <w:rPr>
-          <w:lang w:val="zh_TW" w:bidi="zh_TW"/>
-        </w:rPr>
+        <w:pStyle w:val="Heading3"/>
+      </w:pPr>
+      <w:r>
+        <w:rPr>
+          <w:lang w:val="zh_TW" w:bidi="zh_TW"/>
+        </w:rPr>
+        <w:t>以色列聯合王國時期的法老</w:t>
       </w:r>
     </w:p>
     <w:p>
@@ -653,90 +503,72 @@
         <w:rPr>
           <w:lang w:val="zh_TW" w:bidi="zh_TW"/>
         </w:rPr>
-        <w:t>概述</w:t>
+        <w:t>在以色列聯合王國時期，以色列作為強大王國的地位日益增長。大衛征服了以色列邊境地帶的民族。在約押奪取以東期間，一位名叫哈大（Hadad）的以東王子逃往埃及，在法老的宮廷中尋求保護。大衛時期，埃及由第二十一王朝統治。法老西阿蒙（Siamun）可能接納了哈大，將其作為對抗以色列日益增長之權力的武器（</w:t>
+      </w:r>
+      <w:hyperlink r:id="rId18">
+        <w:r>
+          <w:rPr>
+            <w:lang w:val="zh_TW" w:bidi="zh_TW"/>
+          </w:rPr>
+          <w:rPr>
+            <w:color w:val="0000EE"/>
+            <w:u w:val="single"/>
+          </w:rPr>
+          <w:t>王上11:14–22</w:t>
+        </w:r>
+      </w:hyperlink>
+      <w:r>
+        <w:rPr>
+          <w:lang w:val="zh_TW" w:bidi="zh_TW"/>
+        </w:rPr>
+        <w:t>）。法老西阿蒙也可能是侵略非利士人的那位法老。他征服了基色（Gezer），並在他女兒嫁給所羅門時，將其作為嫁妝送給所羅門（</w:t>
+      </w:r>
+      <w:hyperlink r:id="rId19">
+        <w:r>
+          <w:rPr>
+            <w:lang w:val="zh_TW" w:bidi="zh_TW"/>
+          </w:rPr>
+          <w:rPr>
+            <w:color w:val="0000EE"/>
+            <w:u w:val="single"/>
+          </w:rPr>
+          <w:t>王上3:1–2</w:t>
+        </w:r>
+      </w:hyperlink>
+      <w:r>
+        <w:rPr>
+          <w:lang w:val="zh_TW" w:bidi="zh_TW"/>
+        </w:rPr>
+        <w:t>）。當以色列的統一崩潰時，第二十二王朝的法老示撒一世（Shishong I）發動了針對猶大和以色列的戰役，並帶走了大量戰利品（</w:t>
+      </w:r>
+      <w:hyperlink r:id="rId20">
+        <w:r>
+          <w:rPr>
+            <w:lang w:val="zh_TW" w:bidi="zh_TW"/>
+          </w:rPr>
+          <w:rPr>
+            <w:color w:val="0000EE"/>
+            <w:u w:val="single"/>
+          </w:rPr>
+          <w:t>王上14:25–26</w:t>
+        </w:r>
+      </w:hyperlink>
+      <w:r>
+        <w:rPr>
+          <w:lang w:val="zh_TW" w:bidi="zh_TW"/>
+        </w:rPr>
+        <w:t>）。</w:t>
       </w:r>
     </w:p>
     <w:p>
       <w:pPr>
-        <w:pStyle w:val="ListBullet"/>
-        <w:spacing w:line="240" w:lineRule="auto"/>
-        <w:ind w:left="720"/>
-      </w:pPr>
-      <w:r>
-        <w:rPr>
-          <w:lang w:val="zh_TW" w:bidi="zh_TW"/>
-        </w:rPr>
-      </w:r>
-      <w:r>
-        <w:rPr>
-          <w:lang w:val="zh_TW" w:bidi="zh_TW"/>
-        </w:rPr>
-        <w:t>青銅器時代中期的房屋</w:t>
-      </w:r>
-    </w:p>
-    <w:p>
-      <w:pPr>
-        <w:pStyle w:val="ListBullet"/>
-        <w:spacing w:line="240" w:lineRule="auto"/>
-        <w:ind w:left="720"/>
-      </w:pPr>
-      <w:r>
-        <w:rPr>
-          <w:lang w:val="zh_TW" w:bidi="zh_TW"/>
-        </w:rPr>
-      </w:r>
-      <w:r>
-        <w:rPr>
-          <w:lang w:val="zh_TW" w:bidi="zh_TW"/>
-        </w:rPr>
-        <w:t>青銅器時代晚期的房屋</w:t>
-      </w:r>
-    </w:p>
-    <w:p>
-      <w:pPr>
-        <w:pStyle w:val="ListBullet"/>
-        <w:spacing w:line="240" w:lineRule="auto"/>
-        <w:ind w:left="720"/>
-      </w:pPr>
-      <w:r>
-        <w:rPr>
-          <w:lang w:val="zh_TW" w:bidi="zh_TW"/>
-        </w:rPr>
-      </w:r>
-      <w:r>
-        <w:rPr>
-          <w:lang w:val="zh_TW" w:bidi="zh_TW"/>
-        </w:rPr>
-        <w:t>鐵器時代的以色列人的房屋</w:t>
-      </w:r>
-    </w:p>
-    <w:p>
-      <w:pPr>
-        <w:pStyle w:val="ListBullet"/>
-        <w:spacing w:line="240" w:lineRule="auto"/>
-        <w:ind w:left="720"/>
-      </w:pPr>
-      <w:r>
-        <w:rPr>
-          <w:lang w:val="zh_TW" w:bidi="zh_TW"/>
-        </w:rPr>
-      </w:r>
-      <w:r>
-        <w:rPr>
-          <w:lang w:val="zh_TW" w:bidi="zh_TW"/>
-        </w:rPr>
-        <w:t>新約時代的房屋</w:t>
-      </w:r>
-    </w:p>
-    <w:p>
-      <w:pPr>
         <w:pStyle w:val="Heading3"/>
       </w:pPr>
       <w:r>
         <w:rPr>
           <w:lang w:val="zh_TW" w:bidi="zh_TW"/>
         </w:rPr>
-        <w:t>青銅器時代中期的房屋（約公元前1800–1500年）</w:t>
+        <w:t>後期的法老與預言</w:t>
       </w:r>
     </w:p>
     <w:p>
@@ -750,7 +582,73 @@
         <w:rPr>
           <w:lang w:val="zh_TW" w:bidi="zh_TW"/>
         </w:rPr>
-        <w:t>以色列人早期的祖先大多住在帳篷或臨時住所中，但青銅器時代中期的迦南人（以色列人來到他們的土地上）則住在優渥的堅固房屋中，這種房屋是由幾個房間圍繞著庭院建造的。</w:t>
+        <w:t>法老尼哥在米吉多擊敗了猶大軍隊，並在戰鬥中殺死了約西亞王 （</w:t>
+      </w:r>
+      <w:hyperlink r:id="rId15">
+        <w:r>
+          <w:rPr>
+            <w:lang w:val="zh_TW" w:bidi="zh_TW"/>
+          </w:rPr>
+          <w:rPr>
+            <w:color w:val="0000EE"/>
+            <w:u w:val="single"/>
+          </w:rPr>
+          <w:t>王下23:29</w:t>
+        </w:r>
+      </w:hyperlink>
+      <w:r>
+        <w:rPr>
+          <w:lang w:val="zh_TW" w:bidi="zh_TW"/>
+        </w:rPr>
+        <w:t>）。猶大的最後一個王</w:t>
+      </w:r>
+      <w:r>
+        <w:rPr>
+          <w:lang w:val="zh_TW" w:bidi="zh_TW"/>
+        </w:rPr>
+        <w:t>——</w:t>
+      </w:r>
+      <w:r>
+        <w:rPr>
+          <w:lang w:val="zh_TW" w:bidi="zh_TW"/>
+        </w:rPr>
+        <w:t>西底家曾希望埃及能幫助他。當時是第二十六王朝的法老合弗拉（Hophra）在位。先知以西結曾嚴厲地指責埃及王：「主耶和華如此說： 埃及王法老啊， 我與你......為敵......必為列國中最低微的，也不再自高於列國之上。我必減少他們，以致不再轄制列國。」（</w:t>
+      </w:r>
+      <w:hyperlink r:id="rId21">
+        <w:r>
+          <w:rPr>
+            <w:lang w:val="zh_TW" w:bidi="zh_TW"/>
+          </w:rPr>
+          <w:rPr>
+            <w:color w:val="0000EE"/>
+            <w:u w:val="single"/>
+          </w:rPr>
+          <w:t>結29:3</w:t>
+        </w:r>
+      </w:hyperlink>
+      <w:r>
+        <w:rPr>
+          <w:lang w:val="zh_TW" w:bidi="zh_TW"/>
+        </w:rPr>
+        <w:t>、</w:t>
+      </w:r>
+      <w:hyperlink r:id="rId21">
+        <w:r>
+          <w:rPr>
+            <w:lang w:val="zh_TW" w:bidi="zh_TW"/>
+          </w:rPr>
+          <w:rPr>
+            <w:color w:val="0000EE"/>
+            <w:u w:val="single"/>
+          </w:rPr>
+          <w:t>15</w:t>
+        </w:r>
+      </w:hyperlink>
+      <w:r>
+        <w:rPr>
+          <w:lang w:val="zh_TW" w:bidi="zh_TW"/>
+        </w:rPr>
+        <w:t>）。在波斯統治下，法老的權力變得衰弱，應驗了先知們所說的話。</w:t>
       </w:r>
     </w:p>
     <w:p>
@@ -762,9 +660,32 @@
       </w:r>
       <w:r>
         <w:rPr>
-          <w:lang w:val="zh_TW" w:bidi="zh_TW"/>
-        </w:rPr>
-        <w:t>這種新型房屋的最簡單的形式是有一個庭院，庭院的一側有一個單間房，通常位於庭院的西側，以避免西風將煙霧吹入房間。儲存穀物的倉庫通常在房間內，而不是在庭院中。這種單間房屋最好的例子是在別是巴西北的納吉拉遺址（Tell Nagila）發現的，可追溯到約公元前1700年。三座這樣的房屋有一個10乘7英尺（3乘2.1米）的房間和一個10乘16英尺（3乘4.9米）的庭院。有時房間內有隔板，牆壁由粗石和泥磚砌成，外屋塗上泥灰，牆壁厚度不足以支撐第二層樓。房屋緊密相連，以利用共同的後牆，庭院的入口大致在平行的街道上。每棟房子沿著牆壁都有一個石頭和黏土製成的長凳。</w:t>
+          <w:i/>
+          <w:lang w:val="zh_TW" w:bidi="zh_TW"/>
+        </w:rPr>
+        <w:t>另見</w:t>
+      </w:r>
+      <w:r>
+        <w:rPr>
+          <w:lang w:val="zh_TW" w:bidi="zh_TW"/>
+        </w:rPr>
+        <w:t>埃及，埃及人</w:t>
+      </w:r>
+      <w:r>
+        <w:rPr>
+          <w:lang w:val="zh_TW" w:bidi="zh_TW"/>
+        </w:rPr>
+        <w:t>。</w:t>
+      </w:r>
+      <w:r>
+        <w:rPr>
+          <w:lang w:val="zh_TW" w:bidi="zh_TW"/>
+        </w:rPr>
+      </w:r>
+      <w:r>
+        <w:rPr>
+          <w:lang w:val="zh_TW" w:bidi="zh_TW"/>
+        </w:rPr>
       </w:r>
     </w:p>
     <w:p>
@@ -774,11 +695,21 @@
           <w:lang w:val="zh_TW" w:bidi="zh_TW"/>
         </w:rPr>
       </w:r>
-      <w:r>
-        <w:rPr>
-          <w:lang w:val="zh_TW" w:bidi="zh_TW"/>
-        </w:rPr>
-        <w:t>有時候，幾個房間會建在庭院的一側。這樣的例子有迄今為止發現的最宏偉的房子來自伯美森廢丘（Tell Beit Mirsim），建於約公元前1600年，可能是當地總督或貴族的住宅。庭院西側有不少於六個房間，庭院大小約為35乘19英尺（10.7乘5.8米）。有屋頂的居住空間，包括底層和二樓，約為1,500平方英尺（139平方米）；根據四周牆壁的厚度推測，應該有二樓。地面可能有多種用途，包括兩個馬廄房間和兩個儲藏區。其他不那麼宏偉的庭院房屋的變體，只有一側有房間，來自同一個遺址的E層（約公元前1700年）。</w:t>
+    </w:p>
+    <w:p>
+      <w:pPr>
+        <w:pStyle w:val="Heading2"/>
+      </w:pPr>
+      <w:r>
+        <w:rPr>
+          <w:lang w:val="zh_TW" w:bidi="zh_TW"/>
+        </w:rPr>
+        <w:t>法勒</w:t>
+      </w:r>
+      <w:r>
+        <w:rPr>
+          <w:lang w:val="zh_TW" w:bidi="zh_TW"/>
+        </w:rPr>
       </w:r>
     </w:p>
     <w:p>
@@ -792,7 +723,276 @@
         <w:rPr>
           <w:lang w:val="zh_TW" w:bidi="zh_TW"/>
         </w:rPr>
-        <w:t>青銅時代中期的第二種類型房屋是有一個屋頂的大廳，兩側有房間。這種房屋的一個很好的例子來自伯美森廢丘，約公元前1800年。這個有屋頂的長方形大廳內有三塊沿長軸排列的大平石，用來作為木製屋頂支架的地基。在遺址中發現了木製的椽子和覆蓋著泥土的蘆葦屋頂。西側的三個房間都從大廳進入。石基和泥磚牆足以支撐第二層，並可通過外部木樓梯或梯子到達二樓。地面由泥土、灰燼和稻草鋪成，並仔細磨平。</w:t>
+        <w:t>希伯的兒子和拉吳的父親（</w:t>
+      </w:r>
+      <w:hyperlink r:id="rId22">
+        <w:r>
+          <w:rPr>
+            <w:lang w:val="zh_TW" w:bidi="zh_TW"/>
+          </w:rPr>
+          <w:rPr>
+            <w:color w:val="0000EE"/>
+            <w:u w:val="single"/>
+          </w:rPr>
+          <w:t>創10:25</w:t>
+        </w:r>
+      </w:hyperlink>
+      <w:r>
+        <w:rPr>
+          <w:lang w:val="zh_TW" w:bidi="zh_TW"/>
+        </w:rPr>
+        <w:t>，</w:t>
+      </w:r>
+      <w:hyperlink r:id="rId23">
+        <w:r>
+          <w:rPr>
+            <w:lang w:val="zh_TW" w:bidi="zh_TW"/>
+          </w:rPr>
+          <w:rPr>
+            <w:color w:val="0000EE"/>
+            <w:u w:val="single"/>
+          </w:rPr>
+          <w:t>11:16–19</w:t>
+        </w:r>
+      </w:hyperlink>
+      <w:r>
+        <w:rPr>
+          <w:lang w:val="zh_TW" w:bidi="zh_TW"/>
+        </w:rPr>
+        <w:t>；</w:t>
+      </w:r>
+      <w:hyperlink r:id="rId24">
+        <w:r>
+          <w:rPr>
+            <w:lang w:val="zh_TW" w:bidi="zh_TW"/>
+          </w:rPr>
+          <w:rPr>
+            <w:color w:val="0000EE"/>
+            <w:u w:val="single"/>
+          </w:rPr>
+          <w:t>代上1:19、25</w:t>
+        </w:r>
+      </w:hyperlink>
+      <w:r>
+        <w:rPr>
+          <w:lang w:val="zh_TW" w:bidi="zh_TW"/>
+        </w:rPr>
+        <w:t>；</w:t>
+      </w:r>
+      <w:hyperlink r:id="rId25">
+        <w:r>
+          <w:rPr>
+            <w:lang w:val="zh_TW" w:bidi="zh_TW"/>
+          </w:rPr>
+          <w:rPr>
+            <w:color w:val="0000EE"/>
+            <w:u w:val="single"/>
+          </w:rPr>
+          <w:t>路3:35</w:t>
+        </w:r>
+      </w:hyperlink>
+      <w:r>
+        <w:rPr>
+          <w:lang w:val="zh_TW" w:bidi="zh_TW"/>
+        </w:rPr>
+        <w:t>）。他在世的時候，地被分開（</w:t>
+      </w:r>
+      <w:r>
+        <w:rPr>
+          <w:i/>
+          <w:lang w:val="zh_TW" w:bidi="zh_TW"/>
+        </w:rPr>
+        <w:t>法勒</w:t>
+      </w:r>
+      <w:r>
+        <w:rPr>
+          <w:lang w:val="zh_TW" w:bidi="zh_TW"/>
+        </w:rPr>
+        <w:t>的意思是「分裂」或「水道」）。這個分裂指的是什麼尚不清楚，常見的解釋包括：</w:t>
+      </w:r>
+    </w:p>
+    <w:p>
+      <w:pPr>
+        <w:pStyle w:val="ListNumber"/>
+        <w:numPr>
+          <w:ilvl w:val="0"/>
+          <w:numId w:val="14"/>
+        </w:numPr>
+        <w:spacing w:line="240" w:lineRule="auto"/>
+        <w:ind w:left="720"/>
+      </w:pPr>
+      <w:r>
+        <w:rPr>
+          <w:lang w:val="zh_TW" w:bidi="zh_TW"/>
+        </w:rPr>
+      </w:r>
+      <w:r>
+        <w:rPr>
+          <w:lang w:val="zh_TW" w:bidi="zh_TW"/>
+        </w:rPr>
+        <w:t>巴別塔之後語言的分散（</w:t>
+      </w:r>
+      <w:hyperlink r:id="rId26">
+        <w:r>
+          <w:rPr>
+            <w:lang w:val="zh_TW" w:bidi="zh_TW"/>
+          </w:rPr>
+          <w:rPr>
+            <w:color w:val="0000EE"/>
+            <w:u w:val="single"/>
+          </w:rPr>
+          <w:t>創11:1–9</w:t>
+        </w:r>
+      </w:hyperlink>
+      <w:r>
+        <w:rPr>
+          <w:lang w:val="zh_TW" w:bidi="zh_TW"/>
+        </w:rPr>
+        <w:t>）</w:t>
+      </w:r>
+    </w:p>
+    <w:p>
+      <w:pPr>
+        <w:pStyle w:val="ListNumber"/>
+        <w:spacing w:line="240" w:lineRule="auto"/>
+        <w:ind w:left="720"/>
+      </w:pPr>
+      <w:r>
+        <w:rPr>
+          <w:lang w:val="zh_TW" w:bidi="zh_TW"/>
+        </w:rPr>
+      </w:r>
+      <w:r>
+        <w:rPr>
+          <w:lang w:val="zh_TW" w:bidi="zh_TW"/>
+        </w:rPr>
+        <w:t>挪亞後裔的擴散</w:t>
+      </w:r>
+    </w:p>
+    <w:p>
+      <w:pPr>
+        <w:pStyle w:val="ListNumber"/>
+        <w:spacing w:line="240" w:lineRule="auto"/>
+        <w:ind w:left="720"/>
+      </w:pPr>
+      <w:r>
+        <w:rPr>
+          <w:lang w:val="zh_TW" w:bidi="zh_TW"/>
+        </w:rPr>
+      </w:r>
+      <w:r>
+        <w:rPr>
+          <w:lang w:val="zh_TW" w:bidi="zh_TW"/>
+        </w:rPr>
+        <w:t>亞法撒的子孫與約坍家系阿拉伯人（Joktanide Arabs）分離（</w:t>
+      </w:r>
+      <w:hyperlink r:id="rId27">
+        <w:r>
+          <w:rPr>
+            <w:lang w:val="zh_TW" w:bidi="zh_TW"/>
+          </w:rPr>
+          <w:rPr>
+            <w:color w:val="0000EE"/>
+            <w:u w:val="single"/>
+          </w:rPr>
+          <w:t>創10:24–29</w:t>
+        </w:r>
+      </w:hyperlink>
+      <w:r>
+        <w:rPr>
+          <w:lang w:val="zh_TW" w:bidi="zh_TW"/>
+        </w:rPr>
+        <w:t>）</w:t>
+      </w:r>
+    </w:p>
+    <w:p>
+      <w:pPr>
+        <w:pStyle w:val="ListNumber"/>
+        <w:spacing w:line="240" w:lineRule="auto"/>
+        <w:ind w:left="720"/>
+      </w:pPr>
+      <w:r>
+        <w:rPr>
+          <w:lang w:val="zh_TW" w:bidi="zh_TW"/>
+        </w:rPr>
+      </w:r>
+      <w:r>
+        <w:rPr>
+          <w:lang w:val="zh_TW" w:bidi="zh_TW"/>
+        </w:rPr>
+        <w:t>以運河劃分土地（這個詞在</w:t>
+      </w:r>
+      <w:hyperlink r:id="rId28">
+        <w:r>
+          <w:rPr>
+            <w:lang w:val="zh_TW" w:bidi="zh_TW"/>
+          </w:rPr>
+          <w:rPr>
+            <w:color w:val="0000EE"/>
+            <w:u w:val="single"/>
+          </w:rPr>
+          <w:t>伯29:6</w:t>
+        </w:r>
+      </w:hyperlink>
+      <w:r>
+        <w:rPr>
+          <w:lang w:val="zh_TW" w:bidi="zh_TW"/>
+        </w:rPr>
+        <w:t>，</w:t>
+      </w:r>
+      <w:hyperlink r:id="rId29">
+        <w:r>
+          <w:rPr>
+            <w:lang w:val="zh_TW" w:bidi="zh_TW"/>
+          </w:rPr>
+          <w:rPr>
+            <w:color w:val="0000EE"/>
+            <w:u w:val="single"/>
+          </w:rPr>
+          <w:t>38:25</w:t>
+        </w:r>
+      </w:hyperlink>
+      <w:r>
+        <w:rPr>
+          <w:lang w:val="zh_TW" w:bidi="zh_TW"/>
+        </w:rPr>
+        <w:t>；</w:t>
+      </w:r>
+      <w:hyperlink r:id="rId30">
+        <w:r>
+          <w:rPr>
+            <w:lang w:val="zh_TW" w:bidi="zh_TW"/>
+          </w:rPr>
+          <w:rPr>
+            <w:color w:val="0000EE"/>
+            <w:u w:val="single"/>
+          </w:rPr>
+          <w:t>賽30:25</w:t>
+        </w:r>
+      </w:hyperlink>
+      <w:r>
+        <w:rPr>
+          <w:lang w:val="zh_TW" w:bidi="zh_TW"/>
+        </w:rPr>
+        <w:t>，</w:t>
+      </w:r>
+      <w:hyperlink r:id="rId31">
+        <w:r>
+          <w:rPr>
+            <w:lang w:val="zh_TW" w:bidi="zh_TW"/>
+          </w:rPr>
+          <w:rPr>
+            <w:color w:val="0000EE"/>
+            <w:u w:val="single"/>
+          </w:rPr>
+          <w:t>32:2</w:t>
+        </w:r>
+      </w:hyperlink>
+      <w:r>
+        <w:rPr>
+          <w:lang w:val="zh_TW" w:bidi="zh_TW"/>
+        </w:rPr>
+        <w:t>中是這樣使用的）</w:t>
       </w:r>
     </w:p>
     <w:p>
@@ -806,7 +1006,7 @@
         <w:rPr>
           <w:lang w:val="zh_TW" w:bidi="zh_TW"/>
         </w:rPr>
-        <w:t>第三種類型的房屋由一個開放的庭院和庭院兩側相鄰的房間組成。一個很好的例子來自伯美森廢丘，建在有屋頂大廳的房屋遺址上。屋頂大廳改造成庭院。他納遺址（Tell Taanach）的一座房屋，來自青銅時代中期IIB期（約公元前1700年），結構非常堅固，牆壁厚度超過三英尺（0.9米），用砂漿砌成。庭院內有一口水池，東側房間內發現了一個烤爐。地面鋪有灰泥，總面積約為2,300平方英尺（214平方米）。內部有樓梯通往二樓。</w:t>
+        <w:t>這名字的來源通常能追溯到位於幼發拉底河與哈布爾（Khabur）河匯合處以北的法勒迦城（Phalga）。</w:t>
       </w:r>
     </w:p>
     <w:p>
@@ -818,9 +1018,38 @@
       </w:r>
       <w:r>
         <w:rPr>
-          <w:lang w:val="zh_TW" w:bidi="zh_TW"/>
-        </w:rPr>
-        <w:t>在一些房屋中，房間位於庭院的兩側。伯示麥（魯梅拉遺址〔Tell er-Rumeilah〕）和米吉多提供了很好的例子。在伯示麥，城牆構成了房屋的南牆，房間位於庭院的東側和西側。入口從街道進入其中一個房間，穿過庭院才能進入其他房間。外牆厚度超過三英尺（91.4厘米），內牆厚度為一英尺半（45.7厘米）。牆壁塗有泥和石灰灰泥。</w:t>
+          <w:i/>
+          <w:lang w:val="zh_TW" w:bidi="zh_TW"/>
+        </w:rPr>
+        <w:t>另見</w:t>
+      </w:r>
+      <w:r>
+        <w:rPr>
+          <w:lang w:val="zh_TW" w:bidi="zh_TW"/>
+        </w:rPr>
+        <w:t xml:space="preserve"> </w:t>
+      </w:r>
+      <w:r>
+        <w:rPr>
+          <w:lang w:val="zh_TW" w:bidi="zh_TW"/>
+        </w:rPr>
+        <w:t>耶穌基督的家譜</w:t>
+      </w:r>
+      <w:r>
+        <w:rPr>
+          <w:lang w:val="zh_TW" w:bidi="zh_TW"/>
+        </w:rPr>
+        <w:t>。</w:t>
+      </w:r>
+      <w:r>
+        <w:rPr>
+          <w:lang w:val="zh_TW" w:bidi="zh_TW"/>
+        </w:rPr>
+      </w:r>
+      <w:r>
+        <w:rPr>
+          <w:lang w:val="zh_TW" w:bidi="zh_TW"/>
+        </w:rPr>
       </w:r>
     </w:p>
     <w:p>
@@ -830,11 +1059,21 @@
           <w:lang w:val="zh_TW" w:bidi="zh_TW"/>
         </w:rPr>
       </w:r>
-      <w:r>
-        <w:rPr>
-          <w:lang w:val="zh_TW" w:bidi="zh_TW"/>
-        </w:rPr>
-        <w:t>在米吉多，房屋是靠北城牆而建。在第十二層（約公元前1750–1700年），發現了三座保存完好的這類房屋。這些房屋由與城牆成直角的牆壁分隔，每座房屋只有一扇門通往街道，經過一個房間，進入房屋後再通往鋪有小石頭和鵝卵石的庭院。庭院裡有烤爐，其中一座房屋有一口水池。</w:t>
+    </w:p>
+    <w:p>
+      <w:pPr>
+        <w:pStyle w:val="Heading2"/>
+      </w:pPr>
+      <w:r>
+        <w:rPr>
+          <w:lang w:val="zh_TW" w:bidi="zh_TW"/>
+        </w:rPr>
+        <w:t>法勒斯、法勒斯族</w:t>
+      </w:r>
+      <w:r>
+        <w:rPr>
+          <w:lang w:val="zh_TW" w:bidi="zh_TW"/>
+        </w:rPr>
       </w:r>
     </w:p>
     <w:p>
@@ -848,9 +1087,9 @@
         <w:rPr>
           <w:lang w:val="zh_TW" w:bidi="zh_TW"/>
         </w:rPr>
-        <w:t>第四種類型的青銅時代中期房屋在庭院的三側有房間。這些房間的大小和用途差異很大。公元前1600年左右的一個很好的例子來自米吉多第九層。這座房屋的尺寸為42乘39英尺（12.8乘11.9米），包含九個大小不一的房間。庭院鋪有石灰，中央有一個大烤爐，另一個烤爐則在東側的房間內。每個房間都有一扇通向庭院的門。這座房屋像青銅時代中期的其他房屋一樣，地板下有墓葬（參</w:t>
-      </w:r>
-      <w:hyperlink r:id="rId27">
+        <w:t>猶大的兒子。他的名字來自於一個希伯來文詞語，意思是「衝出來的人」。這名字與他的出生有關：他出人意料地先於雙胞胎兄弟謝拉從她瑪的腹中出生（</w:t>
+      </w:r>
+      <w:hyperlink r:id="rId32">
         <w:r>
           <w:rPr>
             <w:lang w:val="zh_TW" w:bidi="zh_TW"/>
@@ -859,10 +1098,16 @@
             <w:color w:val="0000EE"/>
             <w:u w:val="single"/>
           </w:rPr>
-          <w:t>撒上25:1；</w:t>
+          <w:t>創38:29</w:t>
         </w:r>
       </w:hyperlink>
-      <w:hyperlink r:id="rId28">
+      <w:r>
+        <w:rPr>
+          <w:lang w:val="zh_TW" w:bidi="zh_TW"/>
+        </w:rPr>
+        <w:t>）。法勒斯生了希斯崙和哈母勒兩個兒子，並成為法勒斯族的祖先（</w:t>
+      </w:r>
+      <w:hyperlink r:id="rId33">
         <w:r>
           <w:rPr>
             <w:lang w:val="zh_TW" w:bidi="zh_TW"/>
@@ -871,14 +1116,68 @@
             <w:color w:val="0000EE"/>
             <w:u w:val="single"/>
           </w:rPr>
-          <w:t>王上2:34</w:t>
+          <w:t>創46:12</w:t>
         </w:r>
       </w:hyperlink>
       <w:r>
         <w:rPr>
           <w:lang w:val="zh_TW" w:bidi="zh_TW"/>
         </w:rPr>
-        <w:t>，有關鐵器時代的聖經參考）。</w:t>
+        <w:t>；</w:t>
+      </w:r>
+      <w:hyperlink r:id="rId34">
+        <w:r>
+          <w:rPr>
+            <w:lang w:val="zh_TW" w:bidi="zh_TW"/>
+          </w:rPr>
+          <w:rPr>
+            <w:color w:val="0000EE"/>
+            <w:u w:val="single"/>
+          </w:rPr>
+          <w:t>民26:20–21</w:t>
+        </w:r>
+      </w:hyperlink>
+      <w:r>
+        <w:rPr>
+          <w:lang w:val="zh_TW" w:bidi="zh_TW"/>
+        </w:rPr>
+        <w:t>；</w:t>
+      </w:r>
+      <w:hyperlink r:id="rId35">
+        <w:r>
+          <w:rPr>
+            <w:lang w:val="zh_TW" w:bidi="zh_TW"/>
+          </w:rPr>
+          <w:rPr>
+            <w:color w:val="0000EE"/>
+            <w:u w:val="single"/>
+          </w:rPr>
+          <w:t>代上2:4–5</w:t>
+        </w:r>
+      </w:hyperlink>
+      <w:r>
+        <w:rPr>
+          <w:lang w:val="zh_TW" w:bidi="zh_TW"/>
+        </w:rPr>
+        <w:t>，</w:t>
+      </w:r>
+      <w:hyperlink r:id="rId36">
+        <w:r>
+          <w:rPr>
+            <w:lang w:val="zh_TW" w:bidi="zh_TW"/>
+          </w:rPr>
+          <w:rPr>
+            <w:color w:val="0000EE"/>
+            <w:u w:val="single"/>
+          </w:rPr>
+          <w:t>4:1</w:t>
+        </w:r>
+      </w:hyperlink>
+      <w:r>
+        <w:rPr>
+          <w:lang w:val="zh_TW" w:bidi="zh_TW"/>
+        </w:rPr>
+        <w:t>）。有英文譯本和次經將這名字譯為Pharez、Phares和Pharzite。</w:t>
       </w:r>
     </w:p>
     <w:p>
@@ -892,18 +1191,143 @@
         <w:rPr>
           <w:lang w:val="zh_TW" w:bidi="zh_TW"/>
         </w:rPr>
-        <w:t>在青銅時代中期，巴勒斯坦房屋的多樣性表明其繁榮程度遠高於青銅時代初期。房屋和墓葬中都出土了大量優雅且製作精良的家居用品。</w:t>
-      </w:r>
-    </w:p>
-    <w:p>
-      <w:pPr>
-        <w:pStyle w:val="Heading3"/>
-      </w:pPr>
-      <w:r>
-        <w:rPr>
-          <w:lang w:val="zh_TW" w:bidi="zh_TW"/>
-        </w:rPr>
-        <w:t>青銅器時代晚期的房屋（約公元前1550–1200年）</w:t>
+        <w:t>法勒斯藉著兒子希斯崙的後裔，成為大衛和耶穌基督的祖先（</w:t>
+      </w:r>
+      <w:hyperlink r:id="rId37">
+        <w:r>
+          <w:rPr>
+            <w:lang w:val="zh_TW" w:bidi="zh_TW"/>
+          </w:rPr>
+          <w:rPr>
+            <w:color w:val="0000EE"/>
+            <w:u w:val="single"/>
+          </w:rPr>
+          <w:t>得4:18–22</w:t>
+        </w:r>
+      </w:hyperlink>
+      <w:r>
+        <w:rPr>
+          <w:lang w:val="zh_TW" w:bidi="zh_TW"/>
+        </w:rPr>
+        <w:t>；</w:t>
+      </w:r>
+      <w:hyperlink r:id="rId38">
+        <w:r>
+          <w:rPr>
+            <w:lang w:val="zh_TW" w:bidi="zh_TW"/>
+          </w:rPr>
+          <w:rPr>
+            <w:color w:val="0000EE"/>
+            <w:u w:val="single"/>
+          </w:rPr>
+          <w:t>太1:3</w:t>
+        </w:r>
+      </w:hyperlink>
+      <w:r>
+        <w:rPr>
+          <w:lang w:val="zh_TW" w:bidi="zh_TW"/>
+        </w:rPr>
+        <w:t>；</w:t>
+      </w:r>
+      <w:hyperlink r:id="rId39">
+        <w:r>
+          <w:rPr>
+            <w:lang w:val="zh_TW" w:bidi="zh_TW"/>
+          </w:rPr>
+          <w:rPr>
+            <w:color w:val="0000EE"/>
+            <w:u w:val="single"/>
+          </w:rPr>
+          <w:t>路3:33</w:t>
+        </w:r>
+      </w:hyperlink>
+      <w:r>
+        <w:rPr>
+          <w:lang w:val="zh_TW" w:bidi="zh_TW"/>
+        </w:rPr>
+        <w:t>）。法勒斯族在猶大支派中備受尊重，伯利恆人曾祝福他們（</w:t>
+      </w:r>
+      <w:hyperlink r:id="rId40">
+        <w:r>
+          <w:rPr>
+            <w:lang w:val="zh_TW" w:bidi="zh_TW"/>
+          </w:rPr>
+          <w:rPr>
+            <w:color w:val="0000EE"/>
+            <w:u w:val="single"/>
+          </w:rPr>
+          <w:t>得4:12</w:t>
+        </w:r>
+      </w:hyperlink>
+      <w:r>
+        <w:rPr>
+          <w:lang w:val="zh_TW" w:bidi="zh_TW"/>
+        </w:rPr>
+        <w:t>）。法勒斯的一個後裔雅朔班，統領大衛王每年第一班的軍長（</w:t>
+      </w:r>
+      <w:hyperlink r:id="rId41">
+        <w:r>
+          <w:rPr>
+            <w:lang w:val="zh_TW" w:bidi="zh_TW"/>
+          </w:rPr>
+          <w:rPr>
+            <w:color w:val="0000EE"/>
+            <w:u w:val="single"/>
+          </w:rPr>
+          <w:t>代上27:2–3</w:t>
+        </w:r>
+      </w:hyperlink>
+      <w:r>
+        <w:rPr>
+          <w:lang w:val="zh_TW" w:bidi="zh_TW"/>
+        </w:rPr>
+        <w:t>）。從巴比倫被擄歸回後，468名法勒斯族人獲揀選居住在耶路撒冷（</w:t>
+      </w:r>
+      <w:hyperlink r:id="rId42">
+        <w:r>
+          <w:rPr>
+            <w:lang w:val="zh_TW" w:bidi="zh_TW"/>
+          </w:rPr>
+          <w:rPr>
+            <w:color w:val="0000EE"/>
+            <w:u w:val="single"/>
+          </w:rPr>
+          <w:t>代上9:4</w:t>
+        </w:r>
+      </w:hyperlink>
+      <w:r>
+        <w:rPr>
+          <w:lang w:val="zh_TW" w:bidi="zh_TW"/>
+        </w:rPr>
+        <w:t>；</w:t>
+      </w:r>
+      <w:hyperlink r:id="rId43">
+        <w:r>
+          <w:rPr>
+            <w:lang w:val="zh_TW" w:bidi="zh_TW"/>
+          </w:rPr>
+          <w:rPr>
+            <w:color w:val="0000EE"/>
+            <w:u w:val="single"/>
+          </w:rPr>
+          <w:t>尼11:4–6</w:t>
+        </w:r>
+      </w:hyperlink>
+      <w:r>
+        <w:rPr>
+          <w:lang w:val="zh_TW" w:bidi="zh_TW"/>
+        </w:rPr>
+        <w:t>）。</w:t>
+      </w:r>
+      <w:r>
+        <w:rPr>
+          <w:lang w:val="zh_TW" w:bidi="zh_TW"/>
+        </w:rPr>
+      </w:r>
+      <w:r>
+        <w:rPr>
+          <w:lang w:val="zh_TW" w:bidi="zh_TW"/>
+        </w:rPr>
       </w:r>
     </w:p>
     <w:p>
@@ -913,22 +1337,21 @@
           <w:lang w:val="zh_TW" w:bidi="zh_TW"/>
         </w:rPr>
       </w:r>
-      <w:r>
-        <w:rPr>
-          <w:lang w:val="zh_TW" w:bidi="zh_TW"/>
-        </w:rPr>
-        <w:t>這一時期的信息有限，部分原因是挖掘過程中的偶然意外，部分原因是在時代結束時，許多遺址遭到以色列人、海上民族、埃及人和其他人的嚴重破壞。</w:t>
-      </w:r>
     </w:p>
     <w:p>
       <w:pPr>
-        <w:pStyle w:val="Heading3"/>
-      </w:pPr>
-      <w:r>
-        <w:rPr>
-          <w:lang w:val="zh_TW" w:bidi="zh_TW"/>
-        </w:rPr>
-        <w:t>鐵器時代的以色列人的房屋（約公元前1200–600年）</w:t>
+        <w:pStyle w:val="Heading2"/>
+      </w:pPr>
+      <w:r>
+        <w:rPr>
+          <w:lang w:val="zh_TW" w:bidi="zh_TW"/>
+        </w:rPr>
+        <w:t>法利賽人</w:t>
+      </w:r>
+      <w:r>
+        <w:rPr>
+          <w:lang w:val="zh_TW" w:bidi="zh_TW"/>
+        </w:rPr>
       </w:r>
     </w:p>
     <w:p>
@@ -942,7 +1365,7 @@
         <w:rPr>
           <w:lang w:val="zh_TW" w:bidi="zh_TW"/>
         </w:rPr>
-        <w:t>這一時期出土了許多民宅建築的範例。以色列人的建築起初相當簡陋，但品質隨後有所提高。因此，在公元前12世紀的卡斯勒遺址（Tell Qasil），發現了一些簡陋房屋，這些房屋設有一個庭院，一側有單間房。在當代的伯示麥，有一座較大的房子，地基由大型未切割石頭建成，庭院約34乘20英尺（10.4乘6.1米），一側有三個房間，大小為11乘10½英尺（3.4乘3.2米）。庭院和其中兩個房間內都用粗糙的石頭鋪地。在夏瑣發現了一座約公元前900年的房屋，該房屋有一個庭院，一側有房間。庭院的一半被覆蓋，屋頂由石柱支撐。這些石柱是巴勒斯坦鐵器時代房屋的典型特徵，並且在全國各地的遺址中都有發現。</w:t>
+        <w:t>在新約時期活躍於巴勒斯坦的宗教派別。福音書一直都將法利賽人描繪為耶穌的對手。一般認為，法利賽人在第一世紀初代表主流猶太教，並且他們有一系列特徵，在道德上令人反感。因此，大多數聖經字典和類似的參考書籍，都將法利賽人描繪為貪婪、偽善、缺乏正義感、過分關注律法的字面細節，並且不注意舊約的屬靈意義。人們認為，這些特徵和其他特徵進一步廣泛塑造猶太教。</w:t>
       </w:r>
     </w:p>
     <w:p>
@@ -956,7 +1379,18 @@
         <w:rPr>
           <w:lang w:val="zh_TW" w:bidi="zh_TW"/>
         </w:rPr>
-        <w:t>猶大和以色列王時代最常見的房屋類型是三面建有房間的庭院式房屋。這種房屋有時被稱為「四房屋（four-room house）」。沿庭院短軸建造了一個長房間，另兩間房間分別位於庭院長軸的兩側。庭院被兩排延伸到庭院長軸的柱子分成三部分，這些柱子支撐屋頂，並為半高或全高的牆壁提供支撐。房屋的入口位於街道上，進入房屋的入口可從街道通向庭院，庭院中通常有烤爐和穀倉，但具體位置可能有所不同。這樣的框架可以通過在庭院長軸現有房間外添加一排房間來擴展。有許多方法可以將長房間分隔成較小的房間。有些牆壁足夠堅固，還可以加建第二層樓。在示劍出土的四間房屋就是一個範例，這座房屋後來被擴建，約可追溯至公元前748–724年。庭院內有一個儲物箱、一個開放式的大壁爐、一個磨盤（手磨）、石磨和放置在石基座上的陶罐底座。在新增的房間中，有一個從屋頂接水的裝置，並將水輸送到地下供水系統。一個房間內的大穀倉與廚房相連。</w:t>
+        <w:t>這種對法利賽人猶太教的普遍看法，存在幾個問題。首先，福音書本身提供了一些重要信息，似乎與這種觀點不一致。其次，拉比猶太教的主要文獻（如米示拿、塔木德和米大示）都是正面且值得讚美的。第三，尤其是自從死海古卷出土後，越來越清楚的是，在公元70年之前，法利賽人只在一個高度多元化的社會中構成一個小運動；無論他們的受歡迎程度和影響力如何，都很難被視為猶太教的代表。</w:t>
+      </w:r>
+    </w:p>
+    <w:p>
+      <w:pPr>
+        <w:pStyle w:val="Heading3"/>
+      </w:pPr>
+      <w:r>
+        <w:rPr>
+          <w:lang w:val="zh_TW" w:bidi="zh_TW"/>
+        </w:rPr>
+        <w:t>起源</w:t>
       </w:r>
     </w:p>
     <w:p>
@@ -970,19 +1404,31 @@
         <w:rPr>
           <w:lang w:val="zh_TW" w:bidi="zh_TW"/>
         </w:rPr>
-        <w:t>有證據顯示較大的鐵器時代房屋有工業或商業用途。在</w:t>
-      </w:r>
-      <w:r>
-        <w:rPr>
-          <w:lang w:val="zh_TW" w:bidi="zh_TW"/>
-        </w:rPr>
-        <w:t>伯美森廢丘</w:t>
-      </w:r>
-      <w:r>
-        <w:rPr>
-          <w:lang w:val="zh_TW" w:bidi="zh_TW"/>
-        </w:rPr>
-        <w:t>發現的某些房屋內有染缸和織布機配件。在其它地方，大量的磨盤暗示這些地方可能是小麥加工業的中心。也有證據顯示有酒缸、陶器設備和商店。有些房屋設有專門用於宗教用途的房間，內有香爐、雕像、小型祭壇等。</w:t>
+        <w:t>法利賽人的起源不甚明確。根據猶太傳統，法利賽（即拉比）猶太教可以追溯到以斯拉和公元前五世紀文士運動的開端。在另一個極端，一些學者認為，公元前二世紀前的歷史文獻沒有明確提到法利賽人，因此法利賽主義是在馬加比起義（公元前167年）後突然出現的。許多專家認為，也許早在公元前三世紀，就可以找到法利賽主義初期形式的證據（如在《約書亞</w:t>
+      </w:r>
+      <w:r>
+        <w:rPr>
+          <w:lang w:val="zh_TW" w:bidi="zh_TW"/>
+        </w:rPr>
+        <w:t>〔</w:t>
+      </w:r>
+      <w:r>
+        <w:rPr>
+          <w:lang w:val="zh_TW" w:bidi="zh_TW"/>
+        </w:rPr>
+        <w:t>耶穌</w:t>
+      </w:r>
+      <w:r>
+        <w:rPr>
+          <w:lang w:val="zh_TW" w:bidi="zh_TW"/>
+        </w:rPr>
+        <w:t>〕</w:t>
+      </w:r>
+      <w:r>
+        <w:rPr>
+          <w:lang w:val="zh_TW" w:bidi="zh_TW"/>
+        </w:rPr>
+        <w:t>便西拉智訓》中，又稱《便西拉智訓》，天主教譯為《德訓篇》）。此外，與文士工作相關的思想活動，可能確實與法利賽人的發展有關。此外，在馬加比起義之前，一些法利賽人獨特的關注，很可能與哈西典人（「忠心的一群」，反對猶太社會受希臘影響的傳統主義者）的發展有關。</w:t>
       </w:r>
     </w:p>
     <w:p>
@@ -996,7 +1442,7 @@
         <w:rPr>
           <w:lang w:val="zh_TW" w:bidi="zh_TW"/>
         </w:rPr>
-        <w:t>凱瑟琳·凱尼恩（Kathleen Kenyon）在耶路撒冷的挖掘工作中揭示了猶大末期的房屋。這些房屋相當小且設計不規則，但其總體設計與猶大山區遺址的房屋相同——庭院被一排支撐屋頂的石柱分隔。</w:t>
+        <w:t>根據一種流行且合理的解釋，哈西典對馬加比統治者感到失望，因為他們的行為在幾方面傷害了猶太人的感情。一些哈西典人與國家分離，發展成為不願屈從的教派，例如愛色尼派。留下來的則試圖對猶太生活施加影響，並發展成為法利賽教派。</w:t>
       </w:r>
     </w:p>
     <w:p>
@@ -1010,7 +1456,25 @@
         <w:rPr>
           <w:lang w:val="zh_TW" w:bidi="zh_TW"/>
         </w:rPr>
-        <w:t>在一些城中，大房屋和小房屋之間的差異可能反映出先知們所提到的社會不平等現象。在公元前10和9世紀，有許多小房屋和少數大房屋的情況相當一致。到了公元前8世紀，在像得撒這樣的城，有三四個大房子和許多簡陋的建築。</w:t>
+        <w:t>在接下來的一個世紀，法利賽人的政治影響力不大，但無疑在猶太事務中扮演了重要角色。在新約時代，他們受廣泛認可為宗教領袖。約瑟夫告訴我們，他屬於這個教派，他在公元一世紀末寫道，法利賽人「說服了許多的民眾，無論是敬拜、祈禱或獻祭，民眾都完全遵照他們的指示而行；甚至有多個城市都因為他們在生活上及言行上的高尚德行而頒發證書給他們」（猶太古史記 18.15）。我們無法確定這一描述是否適用於公元70年之前的時期，但福音書本身的證據在某程度上證實了這一點。比如，稅吏和法利賽人的比喻（</w:t>
+      </w:r>
+      <w:hyperlink r:id="rId44">
+        <w:r>
+          <w:rPr>
+            <w:lang w:val="zh_TW" w:bidi="zh_TW"/>
+          </w:rPr>
+          <w:rPr>
+            <w:color w:val="0000EE"/>
+            <w:u w:val="single"/>
+          </w:rPr>
+          <w:t>路18:9–14</w:t>
+        </w:r>
+      </w:hyperlink>
+      <w:r>
+        <w:rPr>
+          <w:lang w:val="zh_TW" w:bidi="zh_TW"/>
+        </w:rPr>
+        <w:t>）雖然譴責法利賽人，但其意義在於我們理解它所宣告的角色逆轉：回家時被稱為義人的，是邪惡的稅吏，而不是通常被認為是義人那位。</w:t>
       </w:r>
     </w:p>
     <w:p>
@@ -1021,7 +1485,7 @@
         <w:rPr>
           <w:lang w:val="zh_TW" w:bidi="zh_TW"/>
         </w:rPr>
-        <w:t>新約時代的房屋</w:t>
+        <w:t>基本特徵</w:t>
       </w:r>
     </w:p>
     <w:p>
@@ -1035,9 +1499,9 @@
         <w:rPr>
           <w:lang w:val="zh_TW" w:bidi="zh_TW"/>
         </w:rPr>
-        <w:t>新約中提到房屋、屋頂、門、地基、樓房和燈。耶穌的一個比喻提到好的和壞的根基（</w:t>
-      </w:r>
-      <w:hyperlink r:id="rId29">
+        <w:t>學者對法利賽人有何基本特徵，存在嚴重分歧，因此無法準確描述法利賽人。有些人強調「分離」的概念，部分原因是基於名字的假定詞源（來自希伯來文parush：「分離者」，雖然也有其他建議）。一個更為細緻的觀點則強調法利賽人對儀式、禮儀潔淨的關注（參</w:t>
+      </w:r>
+      <w:hyperlink r:id="rId45">
         <w:r>
           <w:rPr>
             <w:lang w:val="zh_TW" w:bidi="zh_TW"/>
@@ -1046,332 +1510,14 @@
             <w:color w:val="0000EE"/>
             <w:u w:val="single"/>
           </w:rPr>
-          <w:t>太7:25</w:t>
+          <w:t>可7:1–4</w:t>
         </w:r>
       </w:hyperlink>
       <w:r>
         <w:rPr>
           <w:lang w:val="zh_TW" w:bidi="zh_TW"/>
         </w:rPr>
-        <w:t>）。在一次事件中，朋友們把一個癱瘓的人帶到屋頂，並拆開屋頂，把他送到耶穌所在的房子裡（</w:t>
-      </w:r>
-      <w:hyperlink r:id="rId30">
-        <w:r>
-          <w:rPr>
-            <w:lang w:val="zh_TW" w:bidi="zh_TW"/>
-          </w:rPr>
-          <w:rPr>
-            <w:color w:val="0000EE"/>
-            <w:u w:val="single"/>
-          </w:rPr>
-          <w:t>可2:4</w:t>
-        </w:r>
-      </w:hyperlink>
-      <w:r>
-        <w:rPr>
-          <w:lang w:val="zh_TW" w:bidi="zh_TW"/>
-        </w:rPr>
-        <w:t>）。耶穌提到從房上宣告的話（</w:t>
-      </w:r>
-      <w:hyperlink r:id="rId31">
-        <w:r>
-          <w:rPr>
-            <w:lang w:val="zh_TW" w:bidi="zh_TW"/>
-          </w:rPr>
-          <w:rPr>
-            <w:color w:val="0000EE"/>
-            <w:u w:val="single"/>
-          </w:rPr>
-          <w:t>太10:27</w:t>
-        </w:r>
-      </w:hyperlink>
-      <w:r>
-        <w:rPr>
-          <w:lang w:val="zh_TW" w:bidi="zh_TW"/>
-        </w:rPr>
-        <w:t>；</w:t>
-      </w:r>
-      <w:hyperlink r:id="rId32">
-        <w:r>
-          <w:rPr>
-            <w:lang w:val="zh_TW" w:bidi="zh_TW"/>
-          </w:rPr>
-          <w:rPr>
-            <w:color w:val="0000EE"/>
-            <w:u w:val="single"/>
-          </w:rPr>
-          <w:t>路12:3</w:t>
-        </w:r>
-      </w:hyperlink>
-      <w:r>
-        <w:rPr>
-          <w:lang w:val="zh_TW" w:bidi="zh_TW"/>
-        </w:rPr>
-        <w:t>），彼得上房頂禱告（</w:t>
-      </w:r>
-      <w:hyperlink r:id="rId33">
-        <w:r>
-          <w:rPr>
-            <w:lang w:val="zh_TW" w:bidi="zh_TW"/>
-          </w:rPr>
-          <w:rPr>
-            <w:color w:val="0000EE"/>
-            <w:u w:val="single"/>
-          </w:rPr>
-          <w:t>徒10:9</w:t>
-        </w:r>
-      </w:hyperlink>
-      <w:r>
-        <w:rPr>
-          <w:lang w:val="zh_TW" w:bidi="zh_TW"/>
-        </w:rPr>
-        <w:t>）。打掃屋子以尋找失物（</w:t>
-      </w:r>
-      <w:hyperlink r:id="rId34">
-        <w:r>
-          <w:rPr>
-            <w:lang w:val="zh_TW" w:bidi="zh_TW"/>
-          </w:rPr>
-          <w:rPr>
-            <w:color w:val="0000EE"/>
-            <w:u w:val="single"/>
-          </w:rPr>
-          <w:t>路15:8</w:t>
-        </w:r>
-      </w:hyperlink>
-      <w:r>
-        <w:rPr>
-          <w:lang w:val="zh_TW" w:bidi="zh_TW"/>
-        </w:rPr>
-        <w:t>），並用燈照亮（</w:t>
-      </w:r>
-      <w:hyperlink r:id="rId35">
-        <w:r>
-          <w:rPr>
-            <w:lang w:val="zh_TW" w:bidi="zh_TW"/>
-          </w:rPr>
-          <w:rPr>
-            <w:color w:val="0000EE"/>
-            <w:u w:val="single"/>
-          </w:rPr>
-          <w:t>太5:15</w:t>
-        </w:r>
-      </w:hyperlink>
-      <w:r>
-        <w:rPr>
-          <w:lang w:val="zh_TW" w:bidi="zh_TW"/>
-        </w:rPr>
-        <w:t>）。有幾處提到具體個人的房屋（</w:t>
-      </w:r>
-      <w:hyperlink r:id="rId36">
-        <w:r>
-          <w:rPr>
-            <w:lang w:val="zh_TW" w:bidi="zh_TW"/>
-          </w:rPr>
-          <w:rPr>
-            <w:color w:val="0000EE"/>
-            <w:u w:val="single"/>
-          </w:rPr>
-          <w:t>可8:3</w:t>
-        </w:r>
-      </w:hyperlink>
-      <w:r>
-        <w:rPr>
-          <w:lang w:val="zh_TW" w:bidi="zh_TW"/>
-        </w:rPr>
-        <w:t>；</w:t>
-      </w:r>
-      <w:hyperlink r:id="rId37">
-        <w:r>
-          <w:rPr>
-            <w:lang w:val="zh_TW" w:bidi="zh_TW"/>
-          </w:rPr>
-          <w:rPr>
-            <w:color w:val="0000EE"/>
-            <w:u w:val="single"/>
-          </w:rPr>
-          <w:t>路10:5</w:t>
-        </w:r>
-      </w:hyperlink>
-      <w:r>
-        <w:rPr>
-          <w:lang w:val="zh_TW" w:bidi="zh_TW"/>
-        </w:rPr>
-        <w:t>，</w:t>
-      </w:r>
-      <w:hyperlink r:id="rId38">
-        <w:r>
-          <w:rPr>
-            <w:lang w:val="zh_TW" w:bidi="zh_TW"/>
-          </w:rPr>
-          <w:rPr>
-            <w:color w:val="0000EE"/>
-            <w:u w:val="single"/>
-          </w:rPr>
-          <w:t>16:4</w:t>
-        </w:r>
-      </w:hyperlink>
-      <w:r>
-        <w:rPr>
-          <w:lang w:val="zh_TW" w:bidi="zh_TW"/>
-        </w:rPr>
-        <w:t>，</w:t>
-      </w:r>
-      <w:hyperlink r:id="rId39">
-        <w:r>
-          <w:rPr>
-            <w:lang w:val="zh_TW" w:bidi="zh_TW"/>
-          </w:rPr>
-          <w:rPr>
-            <w:color w:val="0000EE"/>
-            <w:u w:val="single"/>
-          </w:rPr>
-          <w:t>19:9</w:t>
-        </w:r>
-      </w:hyperlink>
-      <w:r>
-        <w:rPr>
-          <w:lang w:val="zh_TW" w:bidi="zh_TW"/>
-        </w:rPr>
-        <w:t>；</w:t>
-      </w:r>
-      <w:hyperlink r:id="rId40">
-        <w:r>
-          <w:rPr>
-            <w:lang w:val="zh_TW" w:bidi="zh_TW"/>
-          </w:rPr>
-          <w:rPr>
-            <w:color w:val="0000EE"/>
-            <w:u w:val="single"/>
-          </w:rPr>
-          <w:t>約11:20</w:t>
-        </w:r>
-      </w:hyperlink>
-      <w:r>
-        <w:rPr>
-          <w:lang w:val="zh_TW" w:bidi="zh_TW"/>
-        </w:rPr>
-        <w:t>；</w:t>
-      </w:r>
-      <w:hyperlink r:id="rId41">
-        <w:r>
-          <w:rPr>
-            <w:lang w:val="zh_TW" w:bidi="zh_TW"/>
-          </w:rPr>
-          <w:rPr>
-            <w:color w:val="0000EE"/>
-            <w:u w:val="single"/>
-          </w:rPr>
-          <w:t>徒4:34，</w:t>
-        </w:r>
-      </w:hyperlink>
-      <w:hyperlink r:id="rId42">
-        <w:r>
-          <w:rPr>
-            <w:lang w:val="zh_TW" w:bidi="zh_TW"/>
-          </w:rPr>
-          <w:rPr>
-            <w:color w:val="0000EE"/>
-            <w:u w:val="single"/>
-          </w:rPr>
-          <w:t>9:11</w:t>
-        </w:r>
-      </w:hyperlink>
-      <w:r>
-        <w:rPr>
-          <w:lang w:val="zh_TW" w:bidi="zh_TW"/>
-        </w:rPr>
-        <w:t>，</w:t>
-      </w:r>
-      <w:hyperlink r:id="rId43">
-        <w:r>
-          <w:rPr>
-            <w:lang w:val="zh_TW" w:bidi="zh_TW"/>
-          </w:rPr>
-          <w:rPr>
-            <w:color w:val="0000EE"/>
-            <w:u w:val="single"/>
-          </w:rPr>
-          <w:t>10:32</w:t>
-        </w:r>
-      </w:hyperlink>
-      <w:r>
-        <w:rPr>
-          <w:lang w:val="zh_TW" w:bidi="zh_TW"/>
-        </w:rPr>
-        <w:t>）。有些房屋有通往屋頂的外部樓梯。逾越節的晚餐是在這樣一間大的樓上房間裡準備的（</w:t>
-      </w:r>
-      <w:hyperlink r:id="rId44">
-        <w:r>
-          <w:rPr>
-            <w:lang w:val="zh_TW" w:bidi="zh_TW"/>
-          </w:rPr>
-          <w:rPr>
-            <w:color w:val="0000EE"/>
-            <w:u w:val="single"/>
-          </w:rPr>
-          <w:t>可14:12–15</w:t>
-        </w:r>
-      </w:hyperlink>
-      <w:r>
-        <w:rPr>
-          <w:lang w:val="zh_TW" w:bidi="zh_TW"/>
-        </w:rPr>
-        <w:t>）。耶穌死而復活後，門徒住在類似的房間裡（</w:t>
-      </w:r>
-      <w:hyperlink r:id="rId45">
-        <w:r>
-          <w:rPr>
-            <w:lang w:val="zh_TW" w:bidi="zh_TW"/>
-          </w:rPr>
-          <w:rPr>
-            <w:color w:val="0000EE"/>
-            <w:u w:val="single"/>
-          </w:rPr>
-          <w:t>徒1:13</w:t>
-        </w:r>
-      </w:hyperlink>
-      <w:r>
-        <w:rPr>
-          <w:lang w:val="zh_TW" w:bidi="zh_TW"/>
-        </w:rPr>
-        <w:t>）。在這樣的房屋裡有時會有僕人（</w:t>
-      </w:r>
-      <w:hyperlink r:id="rId46">
-        <w:r>
-          <w:rPr>
-            <w:lang w:val="zh_TW" w:bidi="zh_TW"/>
-          </w:rPr>
-          <w:rPr>
-            <w:color w:val="0000EE"/>
-            <w:u w:val="single"/>
-          </w:rPr>
-          <w:t>10:7</w:t>
-        </w:r>
-      </w:hyperlink>
-      <w:r>
-        <w:rPr>
-          <w:lang w:val="zh_TW" w:bidi="zh_TW"/>
-        </w:rPr>
-        <w:t>），有些有客房（</w:t>
-      </w:r>
-      <w:hyperlink r:id="rId47">
-        <w:r>
-          <w:rPr>
-            <w:lang w:val="zh_TW" w:bidi="zh_TW"/>
-          </w:rPr>
-          <w:rPr>
-            <w:color w:val="0000EE"/>
-            <w:u w:val="single"/>
-          </w:rPr>
-          <w:t>可14:14</w:t>
-        </w:r>
-      </w:hyperlink>
-      <w:r>
-        <w:rPr>
-          <w:lang w:val="zh_TW" w:bidi="zh_TW"/>
-        </w:rPr>
-        <w:t>）。我們從新約的資料得出結論，耶穌時代的房屋在大小和華麗程度上有多種多樣。在猶太或加利利的一條典型街道上，房屋從小房屋（25到30平方英尺或2.3到2.8平方米）到上層階級的豪宅不等，豪宅可能有兩層或更多層，並以柱子和建築裝飾點綴。</w:t>
+        <w:t>）。一些證據表明，法利賽人希望將祭司儀式普遍應用於民眾（這一因素可能有助解釋，為何法利賽較易適應公元70年後聖殿及聖殿獻祭的缺失）。還有一種觀點認為，法利賽人是學者階層，他們與文士（律法專家）之間的密切聯繫使這觀點更為可信，因為後來許多拉比文獻反映了他們對知識追求，特別是關於妥拉意義和應用的詳細邏輯論證中。</w:t>
       </w:r>
     </w:p>
     <w:p>
@@ -1385,7 +1531,7 @@
         <w:rPr>
           <w:lang w:val="zh_TW" w:bidi="zh_TW"/>
         </w:rPr>
-        <w:t>要了解這些房屋的具體特徵，我們需要依靠考古和文學資料。拉比和約瑟夫的著作補充了許多細節。早期羅馬（希律王）時期（公元前37年–公元70年）的考古遺址發掘提供了更多具體的證據。耶路撒冷舊猶太區的發掘是一個豐富的資訊來源。一座約209平方碼的大房屋有一個中央庭院，內有三個烹飪爐和一個水池。一些牆壁上的大壁龕裡有破碎的陶器，可能是壁櫥。馬賽克地板和抹灰牆壁的痕跡展示了這座房屋的美麗。庭院外有幾個房間，可能多達十個。在更西邊的地方，尤其是在錫安山的亞蘭公墓區，發現了第二聖殿時期晚期的其它精美房屋遺跡，其中保存了獨特的鳥類壁畫。還有一些出土的房屋有純幾何圖案的馬賽克地板，這與遵守禁止描繪動物形象的禁令相一致。</w:t>
+        <w:t>這些不同的方法並不是互相排斥的。此外，人們似乎普遍認同法利賽主義的一個基本神學信念，即他們堅持兩重律法概念：成書妥拉（舊約，主要是摩西五經）和口傳妥拉（由許多代拉比傳下來的傳統）。這無疑是一個特徵，將他們與撒都該人區分（參約瑟夫的《猶太古史記》13.297–98）。後者只接受摩西之書的權柄，並強烈主張法利賽人對口傳傳統的重視，代表了無法辯護的創新。這些傳統試圖規範人們在神面前的生活，隨著時間的推移變得越來越詳細，最終整理成一部單一文件，即米示拿（約公元210年）。在其發展過程中的某個時候，出現了一種觀點，即口傳律法本身是由神賜給摩西的，因此與聖經同有神聖的權柄。</w:t>
       </w:r>
     </w:p>
     <w:p>
@@ -1397,6 +1543,282 @@
       </w:r>
       <w:r>
         <w:rPr>
+          <w:lang w:val="zh_TW" w:bidi="zh_TW"/>
+        </w:rPr>
+        <w:t>仔細查看新約，有助於理解這一特徵的本質，這特徵最能解釋法利賽觀點與福音信息之間的衝突。比如，使徒保羅強調他使徒宣講的獨特性，將其與他年輕時熱心追求的「祖宗的遺傳」進行對比（</w:t>
+      </w:r>
+      <w:hyperlink r:id="rId46">
+        <w:r>
+          <w:rPr>
+            <w:lang w:val="zh_TW" w:bidi="zh_TW"/>
+          </w:rPr>
+          <w:rPr>
+            <w:color w:val="0000EE"/>
+            <w:u w:val="single"/>
+          </w:rPr>
+          <w:t>加1:14</w:t>
+        </w:r>
+      </w:hyperlink>
+      <w:r>
+        <w:rPr>
+          <w:lang w:val="zh_TW" w:bidi="zh_TW"/>
+        </w:rPr>
+        <w:t>）。特別具啟發性的是</w:t>
+      </w:r>
+      <w:hyperlink r:id="rId47">
+        <w:r>
+          <w:rPr>
+            <w:lang w:val="zh_TW" w:bidi="zh_TW"/>
+          </w:rPr>
+          <w:rPr>
+            <w:color w:val="0000EE"/>
+            <w:u w:val="single"/>
+          </w:rPr>
+          <w:t>馬可福音第七章</w:t>
+        </w:r>
+      </w:hyperlink>
+      <w:r>
+        <w:rPr>
+          <w:lang w:val="zh_TW" w:bidi="zh_TW"/>
+        </w:rPr>
+        <w:t>的關鍵段落，記載法利賽人向耶穌抱怨：「</w:t>
+      </w:r>
+      <w:r>
+        <w:rPr>
+          <w:lang w:val="zh_TW" w:bidi="zh_TW"/>
+        </w:rPr>
+        <w:t>你的門徒為甚麼不照古人的遺傳，用</w:t>
+      </w:r>
+      <w:r>
+        <w:rPr>
+          <w:lang w:val="zh_TW" w:bidi="zh_TW"/>
+        </w:rPr>
+        <w:t>『俗』</w:t>
+      </w:r>
+      <w:r>
+        <w:rPr>
+          <w:lang w:val="zh_TW" w:bidi="zh_TW"/>
+        </w:rPr>
+        <w:t>手吃飯呢？</w:t>
+      </w:r>
+      <w:r>
+        <w:rPr>
+          <w:lang w:val="zh_TW" w:bidi="zh_TW"/>
+        </w:rPr>
+        <w:t>」（第</w:t>
+      </w:r>
+      <w:hyperlink r:id="rId48">
+        <w:r>
+          <w:rPr>
+            <w:lang w:val="zh_TW" w:bidi="zh_TW"/>
+          </w:rPr>
+          <w:rPr>
+            <w:color w:val="0000EE"/>
+            <w:u w:val="single"/>
+          </w:rPr>
+          <w:t>5</w:t>
+        </w:r>
+      </w:hyperlink>
+      <w:r>
+        <w:rPr>
+          <w:lang w:val="zh_TW" w:bidi="zh_TW"/>
+        </w:rPr>
+        <w:t>節）。基督的回答以嚴厲的指控反駁他們的批評：「你們是離棄神的誡命，拘守人的遺傳……這就是你們承接遺傳，廢了神的道」（第</w:t>
+      </w:r>
+      <w:hyperlink r:id="rId49">
+        <w:r>
+          <w:rPr>
+            <w:lang w:val="zh_TW" w:bidi="zh_TW"/>
+          </w:rPr>
+          <w:rPr>
+            <w:color w:val="0000EE"/>
+            <w:u w:val="single"/>
+          </w:rPr>
+          <w:t>8</w:t>
+        </w:r>
+      </w:hyperlink>
+      <w:r>
+        <w:rPr>
+          <w:lang w:val="zh_TW" w:bidi="zh_TW"/>
+        </w:rPr>
+        <w:t>、</w:t>
+      </w:r>
+      <w:hyperlink r:id="rId50">
+        <w:r>
+          <w:rPr>
+            <w:lang w:val="zh_TW" w:bidi="zh_TW"/>
+          </w:rPr>
+          <w:rPr>
+            <w:color w:val="0000EE"/>
+            <w:u w:val="single"/>
+          </w:rPr>
+          <w:t>13</w:t>
+        </w:r>
+      </w:hyperlink>
+      <w:r>
+        <w:rPr>
+          <w:lang w:val="zh_TW" w:bidi="zh_TW"/>
+        </w:rPr>
+        <w:t>節；參見</w:t>
+      </w:r>
+      <w:hyperlink r:id="rId51">
+        <w:r>
+          <w:rPr>
+            <w:lang w:val="zh_TW" w:bidi="zh_TW"/>
+          </w:rPr>
+          <w:rPr>
+            <w:color w:val="0000EE"/>
+            <w:u w:val="single"/>
+          </w:rPr>
+          <w:t>太15:1–6</w:t>
+        </w:r>
+      </w:hyperlink>
+      <w:r>
+        <w:rPr>
+          <w:lang w:val="zh_TW" w:bidi="zh_TW"/>
+        </w:rPr>
+        <w:t>）。</w:t>
+      </w:r>
+    </w:p>
+    <w:p>
+      <w:pPr/>
+      <w:r>
+        <w:rPr>
+          <w:lang w:val="zh_TW" w:bidi="zh_TW"/>
+        </w:rPr>
+      </w:r>
+      <w:r>
+        <w:rPr>
+          <w:lang w:val="zh_TW" w:bidi="zh_TW"/>
+        </w:rPr>
+        <w:t>法利賽人重視他們對律法的解釋，此舉削弱了神啟示的權柄。更糟的是，這些解釋的巧妙之處在於，通過放寬神的標準來扭曲恩典的教義。耶穌在</w:t>
+      </w:r>
+      <w:hyperlink r:id="rId52">
+        <w:r>
+          <w:rPr>
+            <w:lang w:val="zh_TW" w:bidi="zh_TW"/>
+          </w:rPr>
+          <w:rPr>
+            <w:color w:val="0000EE"/>
+            <w:u w:val="single"/>
+          </w:rPr>
+          <w:t>馬可福音七章10至12節</w:t>
+        </w:r>
+      </w:hyperlink>
+      <w:r>
+        <w:rPr>
+          <w:lang w:val="zh_TW" w:bidi="zh_TW"/>
+        </w:rPr>
+        <w:t>中使用的例子表明，一項拉比的規條——各耳板，使人們可以忽視第五誡並覺得這樣做是合理的。</w:t>
+      </w:r>
+    </w:p>
+    <w:p>
+      <w:pPr/>
+      <w:r>
+        <w:rPr>
+          <w:lang w:val="zh_TW" w:bidi="zh_TW"/>
+        </w:rPr>
+      </w:r>
+      <w:r>
+        <w:rPr>
+          <w:lang w:val="zh_TW" w:bidi="zh_TW"/>
+        </w:rPr>
+        <w:t>法利賽人的規條複雜繁多，但至少人們可以遵守。那些嚴格遵循拉比傳統的人，可能誤以為自己的行為滿足了神的要求（參保羅對自己悔改前態度的描述，</w:t>
+      </w:r>
+      <w:hyperlink r:id="rId53">
+        <w:r>
+          <w:rPr>
+            <w:lang w:val="zh_TW" w:bidi="zh_TW"/>
+          </w:rPr>
+          <w:rPr>
+            <w:color w:val="0000EE"/>
+            <w:u w:val="single"/>
+          </w:rPr>
+          <w:t>腓3:6</w:t>
+        </w:r>
+      </w:hyperlink>
+      <w:r>
+        <w:rPr>
+          <w:lang w:val="zh_TW" w:bidi="zh_TW"/>
+        </w:rPr>
+        <w:t>），他們淡然面對自己的罪，並有著虛假的屬靈安全感，以致不必再依靠神的憐憫。這當然是稅吏和法利賽人比喻的要點（</w:t>
+      </w:r>
+      <w:hyperlink r:id="rId44">
+        <w:r>
+          <w:rPr>
+            <w:lang w:val="zh_TW" w:bidi="zh_TW"/>
+          </w:rPr>
+          <w:rPr>
+            <w:color w:val="0000EE"/>
+            <w:u w:val="single"/>
+          </w:rPr>
+          <w:t>路18:9–14</w:t>
+        </w:r>
+      </w:hyperlink>
+      <w:r>
+        <w:rPr>
+          <w:lang w:val="zh_TW" w:bidi="zh_TW"/>
+        </w:rPr>
+        <w:t>）。相比之下，耶穌要求的公義遠高於法利賽人：「要完全，</w:t>
+      </w:r>
+      <w:r>
+        <w:rPr>
+          <w:lang w:val="zh_TW" w:bidi="zh_TW"/>
+        </w:rPr>
+        <w:t>像你們的天父完全一樣</w:t>
+      </w:r>
+      <w:r>
+        <w:rPr>
+          <w:lang w:val="zh_TW" w:bidi="zh_TW"/>
+        </w:rPr>
+        <w:t>」（</w:t>
+      </w:r>
+      <w:hyperlink r:id="rId54">
+        <w:r>
+          <w:rPr>
+            <w:lang w:val="zh_TW" w:bidi="zh_TW"/>
+          </w:rPr>
+          <w:rPr>
+            <w:color w:val="0000EE"/>
+            <w:u w:val="single"/>
+          </w:rPr>
+          <w:t>太5:48</w:t>
+        </w:r>
+      </w:hyperlink>
+      <w:r>
+        <w:rPr>
+          <w:lang w:val="zh_TW" w:bidi="zh_TW"/>
+        </w:rPr>
+        <w:t>；參</w:t>
+      </w:r>
+      <w:hyperlink r:id="rId55">
+        <w:r>
+          <w:rPr>
+            <w:lang w:val="zh_TW" w:bidi="zh_TW"/>
+          </w:rPr>
+          <w:rPr>
+            <w:color w:val="0000EE"/>
+            <w:u w:val="single"/>
+          </w:rPr>
+          <w:t>20節</w:t>
+        </w:r>
+      </w:hyperlink>
+      <w:r>
+        <w:rPr>
+          <w:lang w:val="zh_TW" w:bidi="zh_TW"/>
+        </w:rPr>
+        <w:t>）。</w:t>
+      </w:r>
+    </w:p>
+    <w:p>
+      <w:pPr/>
+      <w:r>
+        <w:rPr>
+          <w:lang w:val="zh_TW" w:bidi="zh_TW"/>
+        </w:rPr>
+      </w:r>
+      <w:r>
+        <w:rPr>
           <w:i/>
           <w:lang w:val="zh_TW" w:bidi="zh_TW"/>
         </w:rPr>
@@ -1412,7 +1834,328 @@
         <w:rPr>
           <w:lang w:val="zh_TW" w:bidi="zh_TW"/>
         </w:rPr>
-        <w:t>建築</w:t>
+        <w:t>愛色尼派</w:t>
+      </w:r>
+      <w:r>
+        <w:rPr>
+          <w:lang w:val="zh_TW" w:bidi="zh_TW"/>
+        </w:rPr>
+        <w:t>、</w:t>
+      </w:r>
+      <w:r>
+        <w:rPr>
+          <w:lang w:val="zh_TW" w:bidi="zh_TW"/>
+        </w:rPr>
+        <w:t>猶太人</w:t>
+      </w:r>
+      <w:r>
+        <w:rPr>
+          <w:lang w:val="zh_TW" w:bidi="zh_TW"/>
+        </w:rPr>
+        <w:t>、</w:t>
+      </w:r>
+      <w:r>
+        <w:rPr>
+          <w:lang w:val="zh_TW" w:bidi="zh_TW"/>
+        </w:rPr>
+        <w:t>猶太教</w:t>
+      </w:r>
+      <w:r>
+        <w:rPr>
+          <w:lang w:val="zh_TW" w:bidi="zh_TW"/>
+        </w:rPr>
+        <w:t>、</w:t>
+      </w:r>
+      <w:r>
+        <w:rPr>
+          <w:lang w:val="zh_TW" w:bidi="zh_TW"/>
+        </w:rPr>
+        <w:t>撒都該人</w:t>
+      </w:r>
+      <w:r>
+        <w:rPr>
+          <w:lang w:val="zh_TW" w:bidi="zh_TW"/>
+        </w:rPr>
+        <w:t>、</w:t>
+      </w:r>
+      <w:r>
+        <w:rPr>
+          <w:lang w:val="zh_TW" w:bidi="zh_TW"/>
+        </w:rPr>
+        <w:t>塔木德</w:t>
+      </w:r>
+      <w:r>
+        <w:rPr>
+          <w:lang w:val="zh_TW" w:bidi="zh_TW"/>
+        </w:rPr>
+        <w:t>、</w:t>
+      </w:r>
+      <w:r>
+        <w:rPr>
+          <w:lang w:val="zh_TW" w:bidi="zh_TW"/>
+        </w:rPr>
+        <w:t>妥拉</w:t>
+      </w:r>
+      <w:r>
+        <w:rPr>
+          <w:lang w:val="zh_TW" w:bidi="zh_TW"/>
+        </w:rPr>
+        <w:t>、</w:t>
+      </w:r>
+      <w:r>
+        <w:rPr>
+          <w:lang w:val="zh_TW" w:bidi="zh_TW"/>
+        </w:rPr>
+        <w:t>傳統</w:t>
+      </w:r>
+      <w:r>
+        <w:rPr>
+          <w:lang w:val="zh_TW" w:bidi="zh_TW"/>
+        </w:rPr>
+        <w:t>、</w:t>
+      </w:r>
+      <w:r>
+        <w:rPr>
+          <w:lang w:val="zh_TW" w:bidi="zh_TW"/>
+        </w:rPr>
+        <w:t>口傳傳統</w:t>
+      </w:r>
+      <w:r>
+        <w:rPr>
+          <w:lang w:val="zh_TW" w:bidi="zh_TW"/>
+        </w:rPr>
+        <w:t>。</w:t>
+      </w:r>
+      <w:r>
+        <w:rPr>
+          <w:lang w:val="zh_TW" w:bidi="zh_TW"/>
+        </w:rPr>
+      </w:r>
+      <w:r>
+        <w:rPr>
+          <w:lang w:val="zh_TW" w:bidi="zh_TW"/>
+        </w:rPr>
+      </w:r>
+    </w:p>
+    <w:p>
+      <w:pPr/>
+      <w:r>
+        <w:rPr>
+          <w:lang w:val="zh_TW" w:bidi="zh_TW"/>
+        </w:rPr>
+      </w:r>
+    </w:p>
+    <w:p>
+      <w:pPr>
+        <w:pStyle w:val="Heading2"/>
+      </w:pPr>
+      <w:r>
+        <w:rPr>
+          <w:lang w:val="zh_TW" w:bidi="zh_TW"/>
+        </w:rPr>
+        <w:t>法路，法路族</w:t>
+      </w:r>
+      <w:r>
+        <w:rPr>
+          <w:lang w:val="zh_TW" w:bidi="zh_TW"/>
+        </w:rPr>
+      </w:r>
+    </w:p>
+    <w:p>
+      <w:pPr/>
+      <w:r>
+        <w:rPr>
+          <w:lang w:val="zh_TW" w:bidi="zh_TW"/>
+        </w:rPr>
+      </w:r>
+      <w:r>
+        <w:rPr>
+          <w:lang w:val="zh_TW" w:bidi="zh_TW"/>
+        </w:rPr>
+        <w:t>呂便的兒子，以利押的父親（</w:t>
+      </w:r>
+      <w:hyperlink r:id="rId56">
+        <w:r>
+          <w:rPr>
+            <w:lang w:val="zh_TW" w:bidi="zh_TW"/>
+          </w:rPr>
+          <w:rPr>
+            <w:color w:val="0000EE"/>
+            <w:u w:val="single"/>
+          </w:rPr>
+          <w:t>創46:9</w:t>
+        </w:r>
+      </w:hyperlink>
+      <w:r>
+        <w:rPr>
+          <w:lang w:val="zh_TW" w:bidi="zh_TW"/>
+        </w:rPr>
+        <w:t>；</w:t>
+      </w:r>
+      <w:hyperlink r:id="rId57">
+        <w:r>
+          <w:rPr>
+            <w:lang w:val="zh_TW" w:bidi="zh_TW"/>
+          </w:rPr>
+          <w:rPr>
+            <w:color w:val="0000EE"/>
+            <w:u w:val="single"/>
+          </w:rPr>
+          <w:t>出6:14</w:t>
+        </w:r>
+      </w:hyperlink>
+      <w:r>
+        <w:rPr>
+          <w:lang w:val="zh_TW" w:bidi="zh_TW"/>
+        </w:rPr>
+        <w:t>；</w:t>
+      </w:r>
+      <w:hyperlink r:id="rId58">
+        <w:r>
+          <w:rPr>
+            <w:lang w:val="zh_TW" w:bidi="zh_TW"/>
+          </w:rPr>
+          <w:rPr>
+            <w:color w:val="0000EE"/>
+            <w:u w:val="single"/>
+          </w:rPr>
+          <w:t>民26:8</w:t>
+        </w:r>
+      </w:hyperlink>
+      <w:r>
+        <w:rPr>
+          <w:lang w:val="zh_TW" w:bidi="zh_TW"/>
+        </w:rPr>
+        <w:t>；</w:t>
+      </w:r>
+      <w:hyperlink r:id="rId59">
+        <w:r>
+          <w:rPr>
+            <w:lang w:val="zh_TW" w:bidi="zh_TW"/>
+          </w:rPr>
+          <w:rPr>
+            <w:color w:val="0000EE"/>
+            <w:u w:val="single"/>
+          </w:rPr>
+          <w:t>代上5:3</w:t>
+        </w:r>
+      </w:hyperlink>
+      <w:r>
+        <w:rPr>
+          <w:lang w:val="zh_TW" w:bidi="zh_TW"/>
+        </w:rPr>
+        <w:t>）。他是法路族的始祖（</w:t>
+      </w:r>
+      <w:hyperlink r:id="rId60">
+        <w:r>
+          <w:rPr>
+            <w:lang w:val="zh_TW" w:bidi="zh_TW"/>
+          </w:rPr>
+          <w:rPr>
+            <w:color w:val="0000EE"/>
+            <w:u w:val="single"/>
+          </w:rPr>
+          <w:t>民26:5</w:t>
+        </w:r>
+      </w:hyperlink>
+      <w:r>
+        <w:rPr>
+          <w:lang w:val="zh_TW" w:bidi="zh_TW"/>
+        </w:rPr>
+        <w:t>）。</w:t>
+      </w:r>
+      <w:r>
+        <w:rPr>
+          <w:lang w:val="zh_TW" w:bidi="zh_TW"/>
+        </w:rPr>
+      </w:r>
+      <w:r>
+        <w:rPr>
+          <w:lang w:val="zh_TW" w:bidi="zh_TW"/>
+        </w:rPr>
+      </w:r>
+    </w:p>
+    <w:p>
+      <w:pPr/>
+      <w:r>
+        <w:rPr>
+          <w:lang w:val="zh_TW" w:bidi="zh_TW"/>
+        </w:rPr>
+      </w:r>
+    </w:p>
+    <w:p>
+      <w:pPr>
+        <w:pStyle w:val="Heading2"/>
+      </w:pPr>
+      <w:r>
+        <w:rPr>
+          <w:lang w:val="zh_TW" w:bidi="zh_TW"/>
+        </w:rPr>
+        <w:t>法路（Phallu）</w:t>
+      </w:r>
+      <w:r>
+        <w:rPr>
+          <w:lang w:val="zh_TW" w:bidi="zh_TW"/>
+        </w:rPr>
+      </w:r>
+    </w:p>
+    <w:p>
+      <w:pPr/>
+      <w:r>
+        <w:rPr>
+          <w:lang w:val="zh_TW" w:bidi="zh_TW"/>
+        </w:rPr>
+      </w:r>
+      <w:r>
+        <w:rPr>
+          <w:lang w:val="zh_TW" w:bidi="zh_TW"/>
+        </w:rPr>
+        <w:t>某英文譯本將法路（Pallu）拼寫成Phallu。法路是呂便的第二個兒子（</w:t>
+      </w:r>
+      <w:hyperlink r:id="rId56">
+        <w:r>
+          <w:rPr>
+            <w:lang w:val="zh_TW" w:bidi="zh_TW"/>
+          </w:rPr>
+          <w:rPr>
+            <w:color w:val="0000EE"/>
+            <w:u w:val="single"/>
+          </w:rPr>
+          <w:t>創46:9</w:t>
+        </w:r>
+      </w:hyperlink>
+      <w:r>
+        <w:rPr>
+          <w:lang w:val="zh_TW" w:bidi="zh_TW"/>
+        </w:rPr>
+        <w:t>）。</w:t>
+      </w:r>
+    </w:p>
+    <w:p>
+      <w:pPr/>
+      <w:r>
+        <w:rPr>
+          <w:lang w:val="zh_TW" w:bidi="zh_TW"/>
+        </w:rPr>
+      </w:r>
+      <w:r>
+        <w:rPr>
+          <w:i/>
+          <w:lang w:val="zh_TW" w:bidi="zh_TW"/>
+        </w:rPr>
+        <w:t>見</w:t>
+      </w:r>
+      <w:r>
+        <w:rPr>
+          <w:lang w:val="zh_TW" w:bidi="zh_TW"/>
+        </w:rPr>
+        <w:t xml:space="preserve"> </w:t>
+      </w:r>
+      <w:r>
+        <w:rPr>
+          <w:lang w:val="zh_TW" w:bidi="zh_TW"/>
+        </w:rPr>
+        <w:t>法路，法路族</w:t>
       </w:r>
       <w:r>
         <w:rPr>
@@ -3320,6 +4063,12 @@
   </w:num>
   <w:num w:numId="13" w16cid:durableId="592781308">
     <w:abstractNumId w:val="11"/>
+  </w:num>
+  <w:num w:numId="14">
+    <w:abstractNumId w:val="3"/>
+    <w:lvlOverride w:ilvl="0">
+      <w:startOverride w:val="1"/>
+    </w:lvlOverride>
   </w:num>
   <w:numIdMacAtCleanup w:val="10"/>
 </w:numbering>

--- a/zht/docx/040.content.docx
+++ b/zht/docx/040.content.docx
@@ -149,7 +149,7 @@
         <w:rPr>
           <w:lang w:val="zh_TW" w:bidi="zh_TW"/>
         </w:rPr>
-        <w:t>fa</w:t>
+        <w:t>er</w:t>
       </w:r>
       <w:r>
         <w:rPr>
@@ -212,7 +212,7 @@
         <w:rPr>
           <w:lang w:val="zh_TW" w:bidi="zh_TW"/>
         </w:rPr>
-        <w:t>法老</w:t>
+        <w:t>珥</w:t>
       </w:r>
       <w:r>
         <w:rPr>
@@ -221,7 +221,15 @@
       </w:r>
     </w:p>
     <w:p>
-      <w:pPr/>
+      <w:pPr>
+        <w:pStyle w:val="ListNumber"/>
+        <w:numPr>
+          <w:ilvl w:val="0"/>
+          <w:numId w:val="14"/>
+        </w:numPr>
+        <w:spacing w:line="240" w:lineRule="auto"/>
+        <w:ind w:left="720"/>
+      </w:pPr>
       <w:r>
         <w:rPr>
           <w:lang w:val="zh_TW" w:bidi="zh_TW"/>
@@ -231,64 +239,7 @@
         <w:rPr>
           <w:lang w:val="zh_TW" w:bidi="zh_TW"/>
         </w:rPr>
-        <w:t>法老是埃及的統治者，也被稱為「上埃及和下埃及的王（the King of Upper and Lower Egypt）」。他住在一座被稱為「大屋（great house）」的宮殿裡，這是他權威的象徵。在新王國時期，即約公元前1550年至1070年，埃及人將這個詞應用在王本人身上。作為王，法老代表了眾神對埃及的統治。在第十八和第十九王朝期間，人們經常使用「法老」一詞，而不提及統治者的具體姓名。</w:t>
-      </w:r>
-    </w:p>
-    <w:p>
-      <w:pPr>
-        <w:pStyle w:val="Heading3"/>
-      </w:pPr>
-      <w:r>
-        <w:rPr>
-          <w:lang w:val="zh_TW" w:bidi="zh_TW"/>
-        </w:rPr>
-        <w:t>法老的稱號</w:t>
-      </w:r>
-    </w:p>
-    <w:p>
-      <w:pPr/>
-      <w:r>
-        <w:rPr>
-          <w:lang w:val="zh_TW" w:bidi="zh_TW"/>
-        </w:rPr>
-      </w:r>
-      <w:r>
-        <w:rPr>
-          <w:lang w:val="zh_TW" w:bidi="zh_TW"/>
-        </w:rPr>
-        <w:t>法老並不是一個正式的頭銜，而是一種稱呼王的常用方式。在舊約聖經中，這個稱號用於不同時期的統治者，他們屬於不同的皇室家族，稱為王朝（dynasties）。對於生活在那個時代或認識法老的人來說，僅使用皇室頭銜而不使用姓名就足夠了。如今，我們往往難以確切知曉特定時期究竟是哪位法老在位。</w:t>
-      </w:r>
-    </w:p>
-    <w:p>
-      <w:pPr/>
-      <w:r>
-        <w:rPr>
-          <w:lang w:val="zh_TW" w:bidi="zh_TW"/>
-        </w:rPr>
-      </w:r>
-      <w:r>
-        <w:rPr>
-          <w:lang w:val="zh_TW" w:bidi="zh_TW"/>
-        </w:rPr>
-        <w:t>在舊約聖經中，法老這個頭銜出現的形式如下：</w:t>
-      </w:r>
-    </w:p>
-    <w:p>
-      <w:pPr>
-        <w:pStyle w:val="ListBullet"/>
-        <w:spacing w:line="240" w:lineRule="auto"/>
-        <w:ind w:left="720"/>
-      </w:pPr>
-      <w:r>
-        <w:rPr>
-          <w:lang w:val="zh_TW" w:bidi="zh_TW"/>
-        </w:rPr>
-      </w:r>
-      <w:r>
-        <w:rPr>
-          <w:lang w:val="zh_TW" w:bidi="zh_TW"/>
-        </w:rPr>
-        <w:t>單獨出現（</w:t>
+        <w:t>猶大和迦南人書亞的女兒所生的長子（</w:t>
       </w:r>
       <w:hyperlink r:id="rId13">
         <w:r>
@@ -299,32 +250,14 @@
             <w:color w:val="0000EE"/>
             <w:u w:val="single"/>
           </w:rPr>
-          <w:t>創12:15</w:t>
+          <w:t>創38:3</w:t>
         </w:r>
       </w:hyperlink>
       <w:r>
         <w:rPr>
           <w:lang w:val="zh_TW" w:bidi="zh_TW"/>
         </w:rPr>
-        <w:t>），</w:t>
-      </w:r>
-    </w:p>
-    <w:p>
-      <w:pPr>
-        <w:pStyle w:val="ListBullet"/>
-        <w:spacing w:line="240" w:lineRule="auto"/>
-        <w:ind w:left="720"/>
-      </w:pPr>
-      <w:r>
-        <w:rPr>
-          <w:lang w:val="zh_TW" w:bidi="zh_TW"/>
-        </w:rPr>
-      </w:r>
-      <w:r>
-        <w:rPr>
-          <w:lang w:val="zh_TW" w:bidi="zh_TW"/>
-        </w:rPr>
-        <w:t>帶有額外的描述「埃及王」（</w:t>
+        <w:t>）。在他和妻子她瑪還沒有生兒育女之前，神就叫他死了（</w:t>
       </w:r>
       <w:hyperlink r:id="rId14">
         <w:r>
@@ -335,32 +268,14 @@
             <w:color w:val="0000EE"/>
             <w:u w:val="single"/>
           </w:rPr>
-          <w:t>申7:8</w:t>
+          <w:t>創38:7</w:t>
         </w:r>
       </w:hyperlink>
       <w:r>
         <w:rPr>
           <w:lang w:val="zh_TW" w:bidi="zh_TW"/>
         </w:rPr>
-        <w:t>），以及</w:t>
-      </w:r>
-    </w:p>
-    <w:p>
-      <w:pPr>
-        <w:pStyle w:val="ListBullet"/>
-        <w:spacing w:line="240" w:lineRule="auto"/>
-        <w:ind w:left="720"/>
-      </w:pPr>
-      <w:r>
-        <w:rPr>
-          <w:lang w:val="zh_TW" w:bidi="zh_TW"/>
-        </w:rPr>
-      </w:r>
-      <w:r>
-        <w:rPr>
-          <w:lang w:val="zh_TW" w:bidi="zh_TW"/>
-        </w:rPr>
-        <w:t>有時帶有法老的名字，例如尼哥（</w:t>
+        <w:t>，</w:t>
       </w:r>
       <w:hyperlink r:id="rId15">
         <w:r>
@@ -371,7 +286,25 @@
             <w:color w:val="0000EE"/>
             <w:u w:val="single"/>
           </w:rPr>
-          <w:t>王下23:29</w:t>
+          <w:t>46:12</w:t>
+        </w:r>
+      </w:hyperlink>
+      <w:r>
+        <w:rPr>
+          <w:lang w:val="zh_TW" w:bidi="zh_TW"/>
+        </w:rPr>
+        <w:t>；</w:t>
+      </w:r>
+      <w:hyperlink r:id="rId16">
+        <w:r>
+          <w:rPr>
+            <w:lang w:val="zh_TW" w:bidi="zh_TW"/>
+          </w:rPr>
+          <w:rPr>
+            <w:color w:val="0000EE"/>
+            <w:u w:val="single"/>
+          </w:rPr>
+          <w:t>代上2:3</w:t>
         </w:r>
       </w:hyperlink>
       <w:r>
@@ -383,17 +316,10 @@
     </w:p>
     <w:p>
       <w:pPr>
-        <w:pStyle w:val="Heading3"/>
-      </w:pPr>
-      <w:r>
-        <w:rPr>
-          <w:lang w:val="zh_TW" w:bidi="zh_TW"/>
-        </w:rPr>
-        <w:t>法老的角色與權柄</w:t>
-      </w:r>
-    </w:p>
-    <w:p>
-      <w:pPr/>
+        <w:pStyle w:val="ListNumber"/>
+        <w:spacing w:line="240" w:lineRule="auto"/>
+        <w:ind w:left="720"/>
+      </w:pPr>
       <w:r>
         <w:rPr>
           <w:lang w:val="zh_TW" w:bidi="zh_TW"/>
@@ -403,50 +329,7 @@
         <w:rPr>
           <w:lang w:val="zh_TW" w:bidi="zh_TW"/>
         </w:rPr>
-        <w:t>法老被視為神明拉（Ra）和阿蒙（Amon）在地上的代表。這些統治者維護著埃及的神聖秩序並支持神廟。法老作為民事和宗教領袖的雙重身份賦予了他特殊的權威。與鄰國的王不同，埃及王的權力不易受到叛亂的威脅。</w:t>
-      </w:r>
-    </w:p>
-    <w:p>
-      <w:pPr>
-        <w:pStyle w:val="Heading3"/>
-      </w:pPr>
-      <w:r>
-        <w:rPr>
-          <w:lang w:val="zh_TW" w:bidi="zh_TW"/>
-        </w:rPr>
-        <w:t>族長時期與出埃及時期的法老</w:t>
-      </w:r>
-    </w:p>
-    <w:p>
-      <w:pPr/>
-      <w:r>
-        <w:rPr>
-          <w:lang w:val="zh_TW" w:bidi="zh_TW"/>
-        </w:rPr>
-      </w:r>
-      <w:r>
-        <w:rPr>
-          <w:lang w:val="zh_TW" w:bidi="zh_TW"/>
-        </w:rPr>
-        <w:t>我們很難確定哪些法老在族長時期統治。亞伯拉罕和約瑟與中王國時期及第二中間時期的法老打交道。此外，壓迫以色列人並在出埃及時期統治的法老名字也不明確。那些支持早期出埃及日期的人認為，圖特摩斯三世（Thutmose III）是在埃及開始壓迫以色列人的法老（</w:t>
-      </w:r>
-      <w:hyperlink r:id="rId16">
-        <w:r>
-          <w:rPr>
-            <w:lang w:val="zh_TW" w:bidi="zh_TW"/>
-          </w:rPr>
-          <w:rPr>
-            <w:color w:val="0000EE"/>
-            <w:u w:val="single"/>
-          </w:rPr>
-          <w:t>出1:8</w:t>
-        </w:r>
-      </w:hyperlink>
-      <w:r>
-        <w:rPr>
-          <w:lang w:val="zh_TW" w:bidi="zh_TW"/>
-        </w:rPr>
-        <w:t>）。根據這一觀點，在公元前1440年圖特摩斯死後統治的阿蒙霍特普二世（Amenhotep II），就是出埃及時的法老（</w:t>
+        <w:t>猶大的孫子、利迦的父親（</w:t>
       </w:r>
       <w:hyperlink r:id="rId17">
         <w:r>
@@ -457,18 +340,22 @@
             <w:color w:val="0000EE"/>
             <w:u w:val="single"/>
           </w:rPr>
-          <w:t>出2:23</w:t>
+          <w:t>代上4:21</w:t>
         </w:r>
       </w:hyperlink>
       <w:r>
         <w:rPr>
           <w:lang w:val="zh_TW" w:bidi="zh_TW"/>
         </w:rPr>
-        <w:t>）。</w:t>
+        <w:t>）。他是上面第一項中的珥的姪子。</w:t>
       </w:r>
     </w:p>
     <w:p>
-      <w:pPr/>
+      <w:pPr>
+        <w:pStyle w:val="ListNumber"/>
+        <w:spacing w:line="240" w:lineRule="auto"/>
+        <w:ind w:left="720"/>
+      </w:pPr>
       <w:r>
         <w:rPr>
           <w:lang w:val="zh_TW" w:bidi="zh_TW"/>
@@ -478,32 +365,7 @@
         <w:rPr>
           <w:lang w:val="zh_TW" w:bidi="zh_TW"/>
         </w:rPr>
-        <w:t>另一種觀點認為，那壓迫是從第十八王朝開始，一直持續到第十九王朝。根據這一觀點，蘭塞二世（Ramses II）是出埃及時的法老，他大約在公元前1290年統治。</w:t>
-      </w:r>
-    </w:p>
-    <w:p>
-      <w:pPr>
-        <w:pStyle w:val="Heading3"/>
-      </w:pPr>
-      <w:r>
-        <w:rPr>
-          <w:lang w:val="zh_TW" w:bidi="zh_TW"/>
-        </w:rPr>
-        <w:t>以色列聯合王國時期的法老</w:t>
-      </w:r>
-    </w:p>
-    <w:p>
-      <w:pPr/>
-      <w:r>
-        <w:rPr>
-          <w:lang w:val="zh_TW" w:bidi="zh_TW"/>
-        </w:rPr>
-      </w:r>
-      <w:r>
-        <w:rPr>
-          <w:lang w:val="zh_TW" w:bidi="zh_TW"/>
-        </w:rPr>
-        <w:t>在以色列聯合王國時期，以色列作為強大王國的地位日益增長。大衛征服了以色列邊境地帶的民族。在約押奪取以東期間，一位名叫哈大（Hadad）的以東王子逃往埃及，在法老的宮廷中尋求保護。大衛時期，埃及由第二十一王朝統治。法老西阿蒙（Siamun）可能接納了哈大，將其作為對抗以色列日益增長之權力的武器（</w:t>
+        <w:t>約細的兒子，也是馬利亞丈夫約瑟的祖先之一（</w:t>
       </w:r>
       <w:hyperlink r:id="rId18">
         <w:r>
@@ -514,43 +376,7 @@
             <w:color w:val="0000EE"/>
             <w:u w:val="single"/>
           </w:rPr>
-          <w:t>王上11:14–22</w:t>
-        </w:r>
-      </w:hyperlink>
-      <w:r>
-        <w:rPr>
-          <w:lang w:val="zh_TW" w:bidi="zh_TW"/>
-        </w:rPr>
-        <w:t>）。法老西阿蒙也可能是侵略非利士人的那位法老。他征服了基色（Gezer），並在他女兒嫁給所羅門時，將其作為嫁妝送給所羅門（</w:t>
-      </w:r>
-      <w:hyperlink r:id="rId19">
-        <w:r>
-          <w:rPr>
-            <w:lang w:val="zh_TW" w:bidi="zh_TW"/>
-          </w:rPr>
-          <w:rPr>
-            <w:color w:val="0000EE"/>
-            <w:u w:val="single"/>
-          </w:rPr>
-          <w:t>王上3:1–2</w:t>
-        </w:r>
-      </w:hyperlink>
-      <w:r>
-        <w:rPr>
-          <w:lang w:val="zh_TW" w:bidi="zh_TW"/>
-        </w:rPr>
-        <w:t>）。當以色列的統一崩潰時，第二十二王朝的法老示撒一世（Shishong I）發動了針對猶大和以色列的戰役，並帶走了大量戰利品（</w:t>
-      </w:r>
-      <w:hyperlink r:id="rId20">
-        <w:r>
-          <w:rPr>
-            <w:lang w:val="zh_TW" w:bidi="zh_TW"/>
-          </w:rPr>
-          <w:rPr>
-            <w:color w:val="0000EE"/>
-            <w:u w:val="single"/>
-          </w:rPr>
-          <w:t>王上14:25–26</w:t>
+          <w:t>路3:28</w:t>
         </w:r>
       </w:hyperlink>
       <w:r>
@@ -558,1585 +384,6 @@
           <w:lang w:val="zh_TW" w:bidi="zh_TW"/>
         </w:rPr>
         <w:t>）。</w:t>
-      </w:r>
-    </w:p>
-    <w:p>
-      <w:pPr>
-        <w:pStyle w:val="Heading3"/>
-      </w:pPr>
-      <w:r>
-        <w:rPr>
-          <w:lang w:val="zh_TW" w:bidi="zh_TW"/>
-        </w:rPr>
-        <w:t>後期的法老與預言</w:t>
-      </w:r>
-    </w:p>
-    <w:p>
-      <w:pPr/>
-      <w:r>
-        <w:rPr>
-          <w:lang w:val="zh_TW" w:bidi="zh_TW"/>
-        </w:rPr>
-      </w:r>
-      <w:r>
-        <w:rPr>
-          <w:lang w:val="zh_TW" w:bidi="zh_TW"/>
-        </w:rPr>
-        <w:t>法老尼哥在米吉多擊敗了猶大軍隊，並在戰鬥中殺死了約西亞王 （</w:t>
-      </w:r>
-      <w:hyperlink r:id="rId15">
-        <w:r>
-          <w:rPr>
-            <w:lang w:val="zh_TW" w:bidi="zh_TW"/>
-          </w:rPr>
-          <w:rPr>
-            <w:color w:val="0000EE"/>
-            <w:u w:val="single"/>
-          </w:rPr>
-          <w:t>王下23:29</w:t>
-        </w:r>
-      </w:hyperlink>
-      <w:r>
-        <w:rPr>
-          <w:lang w:val="zh_TW" w:bidi="zh_TW"/>
-        </w:rPr>
-        <w:t>）。猶大的最後一個王</w:t>
-      </w:r>
-      <w:r>
-        <w:rPr>
-          <w:lang w:val="zh_TW" w:bidi="zh_TW"/>
-        </w:rPr>
-        <w:t>——</w:t>
-      </w:r>
-      <w:r>
-        <w:rPr>
-          <w:lang w:val="zh_TW" w:bidi="zh_TW"/>
-        </w:rPr>
-        <w:t>西底家曾希望埃及能幫助他。當時是第二十六王朝的法老合弗拉（Hophra）在位。先知以西結曾嚴厲地指責埃及王：「主耶和華如此說： 埃及王法老啊， 我與你......為敵......必為列國中最低微的，也不再自高於列國之上。我必減少他們，以致不再轄制列國。」（</w:t>
-      </w:r>
-      <w:hyperlink r:id="rId21">
-        <w:r>
-          <w:rPr>
-            <w:lang w:val="zh_TW" w:bidi="zh_TW"/>
-          </w:rPr>
-          <w:rPr>
-            <w:color w:val="0000EE"/>
-            <w:u w:val="single"/>
-          </w:rPr>
-          <w:t>結29:3</w:t>
-        </w:r>
-      </w:hyperlink>
-      <w:r>
-        <w:rPr>
-          <w:lang w:val="zh_TW" w:bidi="zh_TW"/>
-        </w:rPr>
-        <w:t>、</w:t>
-      </w:r>
-      <w:hyperlink r:id="rId21">
-        <w:r>
-          <w:rPr>
-            <w:lang w:val="zh_TW" w:bidi="zh_TW"/>
-          </w:rPr>
-          <w:rPr>
-            <w:color w:val="0000EE"/>
-            <w:u w:val="single"/>
-          </w:rPr>
-          <w:t>15</w:t>
-        </w:r>
-      </w:hyperlink>
-      <w:r>
-        <w:rPr>
-          <w:lang w:val="zh_TW" w:bidi="zh_TW"/>
-        </w:rPr>
-        <w:t>）。在波斯統治下，法老的權力變得衰弱，應驗了先知們所說的話。</w:t>
-      </w:r>
-    </w:p>
-    <w:p>
-      <w:pPr/>
-      <w:r>
-        <w:rPr>
-          <w:lang w:val="zh_TW" w:bidi="zh_TW"/>
-        </w:rPr>
-      </w:r>
-      <w:r>
-        <w:rPr>
-          <w:i/>
-          <w:lang w:val="zh_TW" w:bidi="zh_TW"/>
-        </w:rPr>
-        <w:t>另見</w:t>
-      </w:r>
-      <w:r>
-        <w:rPr>
-          <w:lang w:val="zh_TW" w:bidi="zh_TW"/>
-        </w:rPr>
-        <w:t>埃及，埃及人</w:t>
-      </w:r>
-      <w:r>
-        <w:rPr>
-          <w:lang w:val="zh_TW" w:bidi="zh_TW"/>
-        </w:rPr>
-        <w:t>。</w:t>
-      </w:r>
-      <w:r>
-        <w:rPr>
-          <w:lang w:val="zh_TW" w:bidi="zh_TW"/>
-        </w:rPr>
-      </w:r>
-      <w:r>
-        <w:rPr>
-          <w:lang w:val="zh_TW" w:bidi="zh_TW"/>
-        </w:rPr>
-      </w:r>
-    </w:p>
-    <w:p>
-      <w:pPr/>
-      <w:r>
-        <w:rPr>
-          <w:lang w:val="zh_TW" w:bidi="zh_TW"/>
-        </w:rPr>
-      </w:r>
-    </w:p>
-    <w:p>
-      <w:pPr>
-        <w:pStyle w:val="Heading2"/>
-      </w:pPr>
-      <w:r>
-        <w:rPr>
-          <w:lang w:val="zh_TW" w:bidi="zh_TW"/>
-        </w:rPr>
-        <w:t>法勒</w:t>
-      </w:r>
-      <w:r>
-        <w:rPr>
-          <w:lang w:val="zh_TW" w:bidi="zh_TW"/>
-        </w:rPr>
-      </w:r>
-    </w:p>
-    <w:p>
-      <w:pPr/>
-      <w:r>
-        <w:rPr>
-          <w:lang w:val="zh_TW" w:bidi="zh_TW"/>
-        </w:rPr>
-      </w:r>
-      <w:r>
-        <w:rPr>
-          <w:lang w:val="zh_TW" w:bidi="zh_TW"/>
-        </w:rPr>
-        <w:t>希伯的兒子和拉吳的父親（</w:t>
-      </w:r>
-      <w:hyperlink r:id="rId22">
-        <w:r>
-          <w:rPr>
-            <w:lang w:val="zh_TW" w:bidi="zh_TW"/>
-          </w:rPr>
-          <w:rPr>
-            <w:color w:val="0000EE"/>
-            <w:u w:val="single"/>
-          </w:rPr>
-          <w:t>創10:25</w:t>
-        </w:r>
-      </w:hyperlink>
-      <w:r>
-        <w:rPr>
-          <w:lang w:val="zh_TW" w:bidi="zh_TW"/>
-        </w:rPr>
-        <w:t>，</w:t>
-      </w:r>
-      <w:hyperlink r:id="rId23">
-        <w:r>
-          <w:rPr>
-            <w:lang w:val="zh_TW" w:bidi="zh_TW"/>
-          </w:rPr>
-          <w:rPr>
-            <w:color w:val="0000EE"/>
-            <w:u w:val="single"/>
-          </w:rPr>
-          <w:t>11:16–19</w:t>
-        </w:r>
-      </w:hyperlink>
-      <w:r>
-        <w:rPr>
-          <w:lang w:val="zh_TW" w:bidi="zh_TW"/>
-        </w:rPr>
-        <w:t>；</w:t>
-      </w:r>
-      <w:hyperlink r:id="rId24">
-        <w:r>
-          <w:rPr>
-            <w:lang w:val="zh_TW" w:bidi="zh_TW"/>
-          </w:rPr>
-          <w:rPr>
-            <w:color w:val="0000EE"/>
-            <w:u w:val="single"/>
-          </w:rPr>
-          <w:t>代上1:19、25</w:t>
-        </w:r>
-      </w:hyperlink>
-      <w:r>
-        <w:rPr>
-          <w:lang w:val="zh_TW" w:bidi="zh_TW"/>
-        </w:rPr>
-        <w:t>；</w:t>
-      </w:r>
-      <w:hyperlink r:id="rId25">
-        <w:r>
-          <w:rPr>
-            <w:lang w:val="zh_TW" w:bidi="zh_TW"/>
-          </w:rPr>
-          <w:rPr>
-            <w:color w:val="0000EE"/>
-            <w:u w:val="single"/>
-          </w:rPr>
-          <w:t>路3:35</w:t>
-        </w:r>
-      </w:hyperlink>
-      <w:r>
-        <w:rPr>
-          <w:lang w:val="zh_TW" w:bidi="zh_TW"/>
-        </w:rPr>
-        <w:t>）。他在世的時候，地被分開（</w:t>
-      </w:r>
-      <w:r>
-        <w:rPr>
-          <w:i/>
-          <w:lang w:val="zh_TW" w:bidi="zh_TW"/>
-        </w:rPr>
-        <w:t>法勒</w:t>
-      </w:r>
-      <w:r>
-        <w:rPr>
-          <w:lang w:val="zh_TW" w:bidi="zh_TW"/>
-        </w:rPr>
-        <w:t>的意思是「分裂」或「水道」）。這個分裂指的是什麼尚不清楚，常見的解釋包括：</w:t>
-      </w:r>
-    </w:p>
-    <w:p>
-      <w:pPr>
-        <w:pStyle w:val="ListNumber"/>
-        <w:numPr>
-          <w:ilvl w:val="0"/>
-          <w:numId w:val="14"/>
-        </w:numPr>
-        <w:spacing w:line="240" w:lineRule="auto"/>
-        <w:ind w:left="720"/>
-      </w:pPr>
-      <w:r>
-        <w:rPr>
-          <w:lang w:val="zh_TW" w:bidi="zh_TW"/>
-        </w:rPr>
-      </w:r>
-      <w:r>
-        <w:rPr>
-          <w:lang w:val="zh_TW" w:bidi="zh_TW"/>
-        </w:rPr>
-        <w:t>巴別塔之後語言的分散（</w:t>
-      </w:r>
-      <w:hyperlink r:id="rId26">
-        <w:r>
-          <w:rPr>
-            <w:lang w:val="zh_TW" w:bidi="zh_TW"/>
-          </w:rPr>
-          <w:rPr>
-            <w:color w:val="0000EE"/>
-            <w:u w:val="single"/>
-          </w:rPr>
-          <w:t>創11:1–9</w:t>
-        </w:r>
-      </w:hyperlink>
-      <w:r>
-        <w:rPr>
-          <w:lang w:val="zh_TW" w:bidi="zh_TW"/>
-        </w:rPr>
-        <w:t>）</w:t>
-      </w:r>
-    </w:p>
-    <w:p>
-      <w:pPr>
-        <w:pStyle w:val="ListNumber"/>
-        <w:spacing w:line="240" w:lineRule="auto"/>
-        <w:ind w:left="720"/>
-      </w:pPr>
-      <w:r>
-        <w:rPr>
-          <w:lang w:val="zh_TW" w:bidi="zh_TW"/>
-        </w:rPr>
-      </w:r>
-      <w:r>
-        <w:rPr>
-          <w:lang w:val="zh_TW" w:bidi="zh_TW"/>
-        </w:rPr>
-        <w:t>挪亞後裔的擴散</w:t>
-      </w:r>
-    </w:p>
-    <w:p>
-      <w:pPr>
-        <w:pStyle w:val="ListNumber"/>
-        <w:spacing w:line="240" w:lineRule="auto"/>
-        <w:ind w:left="720"/>
-      </w:pPr>
-      <w:r>
-        <w:rPr>
-          <w:lang w:val="zh_TW" w:bidi="zh_TW"/>
-        </w:rPr>
-      </w:r>
-      <w:r>
-        <w:rPr>
-          <w:lang w:val="zh_TW" w:bidi="zh_TW"/>
-        </w:rPr>
-        <w:t>亞法撒的子孫與約坍家系阿拉伯人（Joktanide Arabs）分離（</w:t>
-      </w:r>
-      <w:hyperlink r:id="rId27">
-        <w:r>
-          <w:rPr>
-            <w:lang w:val="zh_TW" w:bidi="zh_TW"/>
-          </w:rPr>
-          <w:rPr>
-            <w:color w:val="0000EE"/>
-            <w:u w:val="single"/>
-          </w:rPr>
-          <w:t>創10:24–29</w:t>
-        </w:r>
-      </w:hyperlink>
-      <w:r>
-        <w:rPr>
-          <w:lang w:val="zh_TW" w:bidi="zh_TW"/>
-        </w:rPr>
-        <w:t>）</w:t>
-      </w:r>
-    </w:p>
-    <w:p>
-      <w:pPr>
-        <w:pStyle w:val="ListNumber"/>
-        <w:spacing w:line="240" w:lineRule="auto"/>
-        <w:ind w:left="720"/>
-      </w:pPr>
-      <w:r>
-        <w:rPr>
-          <w:lang w:val="zh_TW" w:bidi="zh_TW"/>
-        </w:rPr>
-      </w:r>
-      <w:r>
-        <w:rPr>
-          <w:lang w:val="zh_TW" w:bidi="zh_TW"/>
-        </w:rPr>
-        <w:t>以運河劃分土地（這個詞在</w:t>
-      </w:r>
-      <w:hyperlink r:id="rId28">
-        <w:r>
-          <w:rPr>
-            <w:lang w:val="zh_TW" w:bidi="zh_TW"/>
-          </w:rPr>
-          <w:rPr>
-            <w:color w:val="0000EE"/>
-            <w:u w:val="single"/>
-          </w:rPr>
-          <w:t>伯29:6</w:t>
-        </w:r>
-      </w:hyperlink>
-      <w:r>
-        <w:rPr>
-          <w:lang w:val="zh_TW" w:bidi="zh_TW"/>
-        </w:rPr>
-        <w:t>，</w:t>
-      </w:r>
-      <w:hyperlink r:id="rId29">
-        <w:r>
-          <w:rPr>
-            <w:lang w:val="zh_TW" w:bidi="zh_TW"/>
-          </w:rPr>
-          <w:rPr>
-            <w:color w:val="0000EE"/>
-            <w:u w:val="single"/>
-          </w:rPr>
-          <w:t>38:25</w:t>
-        </w:r>
-      </w:hyperlink>
-      <w:r>
-        <w:rPr>
-          <w:lang w:val="zh_TW" w:bidi="zh_TW"/>
-        </w:rPr>
-        <w:t>；</w:t>
-      </w:r>
-      <w:hyperlink r:id="rId30">
-        <w:r>
-          <w:rPr>
-            <w:lang w:val="zh_TW" w:bidi="zh_TW"/>
-          </w:rPr>
-          <w:rPr>
-            <w:color w:val="0000EE"/>
-            <w:u w:val="single"/>
-          </w:rPr>
-          <w:t>賽30:25</w:t>
-        </w:r>
-      </w:hyperlink>
-      <w:r>
-        <w:rPr>
-          <w:lang w:val="zh_TW" w:bidi="zh_TW"/>
-        </w:rPr>
-        <w:t>，</w:t>
-      </w:r>
-      <w:hyperlink r:id="rId31">
-        <w:r>
-          <w:rPr>
-            <w:lang w:val="zh_TW" w:bidi="zh_TW"/>
-          </w:rPr>
-          <w:rPr>
-            <w:color w:val="0000EE"/>
-            <w:u w:val="single"/>
-          </w:rPr>
-          <w:t>32:2</w:t>
-        </w:r>
-      </w:hyperlink>
-      <w:r>
-        <w:rPr>
-          <w:lang w:val="zh_TW" w:bidi="zh_TW"/>
-        </w:rPr>
-        <w:t>中是這樣使用的）</w:t>
-      </w:r>
-    </w:p>
-    <w:p>
-      <w:pPr/>
-      <w:r>
-        <w:rPr>
-          <w:lang w:val="zh_TW" w:bidi="zh_TW"/>
-        </w:rPr>
-      </w:r>
-      <w:r>
-        <w:rPr>
-          <w:lang w:val="zh_TW" w:bidi="zh_TW"/>
-        </w:rPr>
-        <w:t>這名字的來源通常能追溯到位於幼發拉底河與哈布爾（Khabur）河匯合處以北的法勒迦城（Phalga）。</w:t>
-      </w:r>
-    </w:p>
-    <w:p>
-      <w:pPr/>
-      <w:r>
-        <w:rPr>
-          <w:lang w:val="zh_TW" w:bidi="zh_TW"/>
-        </w:rPr>
-      </w:r>
-      <w:r>
-        <w:rPr>
-          <w:i/>
-          <w:lang w:val="zh_TW" w:bidi="zh_TW"/>
-        </w:rPr>
-        <w:t>另見</w:t>
-      </w:r>
-      <w:r>
-        <w:rPr>
-          <w:lang w:val="zh_TW" w:bidi="zh_TW"/>
-        </w:rPr>
-        <w:t xml:space="preserve"> </w:t>
-      </w:r>
-      <w:r>
-        <w:rPr>
-          <w:lang w:val="zh_TW" w:bidi="zh_TW"/>
-        </w:rPr>
-        <w:t>耶穌基督的家譜</w:t>
-      </w:r>
-      <w:r>
-        <w:rPr>
-          <w:lang w:val="zh_TW" w:bidi="zh_TW"/>
-        </w:rPr>
-        <w:t>。</w:t>
-      </w:r>
-      <w:r>
-        <w:rPr>
-          <w:lang w:val="zh_TW" w:bidi="zh_TW"/>
-        </w:rPr>
-      </w:r>
-      <w:r>
-        <w:rPr>
-          <w:lang w:val="zh_TW" w:bidi="zh_TW"/>
-        </w:rPr>
-      </w:r>
-    </w:p>
-    <w:p>
-      <w:pPr/>
-      <w:r>
-        <w:rPr>
-          <w:lang w:val="zh_TW" w:bidi="zh_TW"/>
-        </w:rPr>
-      </w:r>
-    </w:p>
-    <w:p>
-      <w:pPr>
-        <w:pStyle w:val="Heading2"/>
-      </w:pPr>
-      <w:r>
-        <w:rPr>
-          <w:lang w:val="zh_TW" w:bidi="zh_TW"/>
-        </w:rPr>
-        <w:t>法勒斯、法勒斯族</w:t>
-      </w:r>
-      <w:r>
-        <w:rPr>
-          <w:lang w:val="zh_TW" w:bidi="zh_TW"/>
-        </w:rPr>
-      </w:r>
-    </w:p>
-    <w:p>
-      <w:pPr/>
-      <w:r>
-        <w:rPr>
-          <w:lang w:val="zh_TW" w:bidi="zh_TW"/>
-        </w:rPr>
-      </w:r>
-      <w:r>
-        <w:rPr>
-          <w:lang w:val="zh_TW" w:bidi="zh_TW"/>
-        </w:rPr>
-        <w:t>猶大的兒子。他的名字來自於一個希伯來文詞語，意思是「衝出來的人」。這名字與他的出生有關：他出人意料地先於雙胞胎兄弟謝拉從她瑪的腹中出生（</w:t>
-      </w:r>
-      <w:hyperlink r:id="rId32">
-        <w:r>
-          <w:rPr>
-            <w:lang w:val="zh_TW" w:bidi="zh_TW"/>
-          </w:rPr>
-          <w:rPr>
-            <w:color w:val="0000EE"/>
-            <w:u w:val="single"/>
-          </w:rPr>
-          <w:t>創38:29</w:t>
-        </w:r>
-      </w:hyperlink>
-      <w:r>
-        <w:rPr>
-          <w:lang w:val="zh_TW" w:bidi="zh_TW"/>
-        </w:rPr>
-        <w:t>）。法勒斯生了希斯崙和哈母勒兩個兒子，並成為法勒斯族的祖先（</w:t>
-      </w:r>
-      <w:hyperlink r:id="rId33">
-        <w:r>
-          <w:rPr>
-            <w:lang w:val="zh_TW" w:bidi="zh_TW"/>
-          </w:rPr>
-          <w:rPr>
-            <w:color w:val="0000EE"/>
-            <w:u w:val="single"/>
-          </w:rPr>
-          <w:t>創46:12</w:t>
-        </w:r>
-      </w:hyperlink>
-      <w:r>
-        <w:rPr>
-          <w:lang w:val="zh_TW" w:bidi="zh_TW"/>
-        </w:rPr>
-        <w:t>；</w:t>
-      </w:r>
-      <w:hyperlink r:id="rId34">
-        <w:r>
-          <w:rPr>
-            <w:lang w:val="zh_TW" w:bidi="zh_TW"/>
-          </w:rPr>
-          <w:rPr>
-            <w:color w:val="0000EE"/>
-            <w:u w:val="single"/>
-          </w:rPr>
-          <w:t>民26:20–21</w:t>
-        </w:r>
-      </w:hyperlink>
-      <w:r>
-        <w:rPr>
-          <w:lang w:val="zh_TW" w:bidi="zh_TW"/>
-        </w:rPr>
-        <w:t>；</w:t>
-      </w:r>
-      <w:hyperlink r:id="rId35">
-        <w:r>
-          <w:rPr>
-            <w:lang w:val="zh_TW" w:bidi="zh_TW"/>
-          </w:rPr>
-          <w:rPr>
-            <w:color w:val="0000EE"/>
-            <w:u w:val="single"/>
-          </w:rPr>
-          <w:t>代上2:4–5</w:t>
-        </w:r>
-      </w:hyperlink>
-      <w:r>
-        <w:rPr>
-          <w:lang w:val="zh_TW" w:bidi="zh_TW"/>
-        </w:rPr>
-        <w:t>，</w:t>
-      </w:r>
-      <w:hyperlink r:id="rId36">
-        <w:r>
-          <w:rPr>
-            <w:lang w:val="zh_TW" w:bidi="zh_TW"/>
-          </w:rPr>
-          <w:rPr>
-            <w:color w:val="0000EE"/>
-            <w:u w:val="single"/>
-          </w:rPr>
-          <w:t>4:1</w:t>
-        </w:r>
-      </w:hyperlink>
-      <w:r>
-        <w:rPr>
-          <w:lang w:val="zh_TW" w:bidi="zh_TW"/>
-        </w:rPr>
-        <w:t>）。有英文譯本和次經將這名字譯為Pharez、Phares和Pharzite。</w:t>
-      </w:r>
-    </w:p>
-    <w:p>
-      <w:pPr/>
-      <w:r>
-        <w:rPr>
-          <w:lang w:val="zh_TW" w:bidi="zh_TW"/>
-        </w:rPr>
-      </w:r>
-      <w:r>
-        <w:rPr>
-          <w:lang w:val="zh_TW" w:bidi="zh_TW"/>
-        </w:rPr>
-        <w:t>法勒斯藉著兒子希斯崙的後裔，成為大衛和耶穌基督的祖先（</w:t>
-      </w:r>
-      <w:hyperlink r:id="rId37">
-        <w:r>
-          <w:rPr>
-            <w:lang w:val="zh_TW" w:bidi="zh_TW"/>
-          </w:rPr>
-          <w:rPr>
-            <w:color w:val="0000EE"/>
-            <w:u w:val="single"/>
-          </w:rPr>
-          <w:t>得4:18–22</w:t>
-        </w:r>
-      </w:hyperlink>
-      <w:r>
-        <w:rPr>
-          <w:lang w:val="zh_TW" w:bidi="zh_TW"/>
-        </w:rPr>
-        <w:t>；</w:t>
-      </w:r>
-      <w:hyperlink r:id="rId38">
-        <w:r>
-          <w:rPr>
-            <w:lang w:val="zh_TW" w:bidi="zh_TW"/>
-          </w:rPr>
-          <w:rPr>
-            <w:color w:val="0000EE"/>
-            <w:u w:val="single"/>
-          </w:rPr>
-          <w:t>太1:3</w:t>
-        </w:r>
-      </w:hyperlink>
-      <w:r>
-        <w:rPr>
-          <w:lang w:val="zh_TW" w:bidi="zh_TW"/>
-        </w:rPr>
-        <w:t>；</w:t>
-      </w:r>
-      <w:hyperlink r:id="rId39">
-        <w:r>
-          <w:rPr>
-            <w:lang w:val="zh_TW" w:bidi="zh_TW"/>
-          </w:rPr>
-          <w:rPr>
-            <w:color w:val="0000EE"/>
-            <w:u w:val="single"/>
-          </w:rPr>
-          <w:t>路3:33</w:t>
-        </w:r>
-      </w:hyperlink>
-      <w:r>
-        <w:rPr>
-          <w:lang w:val="zh_TW" w:bidi="zh_TW"/>
-        </w:rPr>
-        <w:t>）。法勒斯族在猶大支派中備受尊重，伯利恆人曾祝福他們（</w:t>
-      </w:r>
-      <w:hyperlink r:id="rId40">
-        <w:r>
-          <w:rPr>
-            <w:lang w:val="zh_TW" w:bidi="zh_TW"/>
-          </w:rPr>
-          <w:rPr>
-            <w:color w:val="0000EE"/>
-            <w:u w:val="single"/>
-          </w:rPr>
-          <w:t>得4:12</w:t>
-        </w:r>
-      </w:hyperlink>
-      <w:r>
-        <w:rPr>
-          <w:lang w:val="zh_TW" w:bidi="zh_TW"/>
-        </w:rPr>
-        <w:t>）。法勒斯的一個後裔雅朔班，統領大衛王每年第一班的軍長（</w:t>
-      </w:r>
-      <w:hyperlink r:id="rId41">
-        <w:r>
-          <w:rPr>
-            <w:lang w:val="zh_TW" w:bidi="zh_TW"/>
-          </w:rPr>
-          <w:rPr>
-            <w:color w:val="0000EE"/>
-            <w:u w:val="single"/>
-          </w:rPr>
-          <w:t>代上27:2–3</w:t>
-        </w:r>
-      </w:hyperlink>
-      <w:r>
-        <w:rPr>
-          <w:lang w:val="zh_TW" w:bidi="zh_TW"/>
-        </w:rPr>
-        <w:t>）。從巴比倫被擄歸回後，468名法勒斯族人獲揀選居住在耶路撒冷（</w:t>
-      </w:r>
-      <w:hyperlink r:id="rId42">
-        <w:r>
-          <w:rPr>
-            <w:lang w:val="zh_TW" w:bidi="zh_TW"/>
-          </w:rPr>
-          <w:rPr>
-            <w:color w:val="0000EE"/>
-            <w:u w:val="single"/>
-          </w:rPr>
-          <w:t>代上9:4</w:t>
-        </w:r>
-      </w:hyperlink>
-      <w:r>
-        <w:rPr>
-          <w:lang w:val="zh_TW" w:bidi="zh_TW"/>
-        </w:rPr>
-        <w:t>；</w:t>
-      </w:r>
-      <w:hyperlink r:id="rId43">
-        <w:r>
-          <w:rPr>
-            <w:lang w:val="zh_TW" w:bidi="zh_TW"/>
-          </w:rPr>
-          <w:rPr>
-            <w:color w:val="0000EE"/>
-            <w:u w:val="single"/>
-          </w:rPr>
-          <w:t>尼11:4–6</w:t>
-        </w:r>
-      </w:hyperlink>
-      <w:r>
-        <w:rPr>
-          <w:lang w:val="zh_TW" w:bidi="zh_TW"/>
-        </w:rPr>
-        <w:t>）。</w:t>
-      </w:r>
-      <w:r>
-        <w:rPr>
-          <w:lang w:val="zh_TW" w:bidi="zh_TW"/>
-        </w:rPr>
-      </w:r>
-      <w:r>
-        <w:rPr>
-          <w:lang w:val="zh_TW" w:bidi="zh_TW"/>
-        </w:rPr>
-      </w:r>
-    </w:p>
-    <w:p>
-      <w:pPr/>
-      <w:r>
-        <w:rPr>
-          <w:lang w:val="zh_TW" w:bidi="zh_TW"/>
-        </w:rPr>
-      </w:r>
-    </w:p>
-    <w:p>
-      <w:pPr>
-        <w:pStyle w:val="Heading2"/>
-      </w:pPr>
-      <w:r>
-        <w:rPr>
-          <w:lang w:val="zh_TW" w:bidi="zh_TW"/>
-        </w:rPr>
-        <w:t>法利賽人</w:t>
-      </w:r>
-      <w:r>
-        <w:rPr>
-          <w:lang w:val="zh_TW" w:bidi="zh_TW"/>
-        </w:rPr>
-      </w:r>
-    </w:p>
-    <w:p>
-      <w:pPr/>
-      <w:r>
-        <w:rPr>
-          <w:lang w:val="zh_TW" w:bidi="zh_TW"/>
-        </w:rPr>
-      </w:r>
-      <w:r>
-        <w:rPr>
-          <w:lang w:val="zh_TW" w:bidi="zh_TW"/>
-        </w:rPr>
-        <w:t>在新約時期活躍於巴勒斯坦的宗教派別。福音書一直都將法利賽人描繪為耶穌的對手。一般認為，法利賽人在第一世紀初代表主流猶太教，並且他們有一系列特徵，在道德上令人反感。因此，大多數聖經字典和類似的參考書籍，都將法利賽人描繪為貪婪、偽善、缺乏正義感、過分關注律法的字面細節，並且不注意舊約的屬靈意義。人們認為，這些特徵和其他特徵進一步廣泛塑造猶太教。</w:t>
-      </w:r>
-    </w:p>
-    <w:p>
-      <w:pPr/>
-      <w:r>
-        <w:rPr>
-          <w:lang w:val="zh_TW" w:bidi="zh_TW"/>
-        </w:rPr>
-      </w:r>
-      <w:r>
-        <w:rPr>
-          <w:lang w:val="zh_TW" w:bidi="zh_TW"/>
-        </w:rPr>
-        <w:t>這種對法利賽人猶太教的普遍看法，存在幾個問題。首先，福音書本身提供了一些重要信息，似乎與這種觀點不一致。其次，拉比猶太教的主要文獻（如米示拿、塔木德和米大示）都是正面且值得讚美的。第三，尤其是自從死海古卷出土後，越來越清楚的是，在公元70年之前，法利賽人只在一個高度多元化的社會中構成一個小運動；無論他們的受歡迎程度和影響力如何，都很難被視為猶太教的代表。</w:t>
-      </w:r>
-    </w:p>
-    <w:p>
-      <w:pPr>
-        <w:pStyle w:val="Heading3"/>
-      </w:pPr>
-      <w:r>
-        <w:rPr>
-          <w:lang w:val="zh_TW" w:bidi="zh_TW"/>
-        </w:rPr>
-        <w:t>起源</w:t>
-      </w:r>
-    </w:p>
-    <w:p>
-      <w:pPr/>
-      <w:r>
-        <w:rPr>
-          <w:lang w:val="zh_TW" w:bidi="zh_TW"/>
-        </w:rPr>
-      </w:r>
-      <w:r>
-        <w:rPr>
-          <w:lang w:val="zh_TW" w:bidi="zh_TW"/>
-        </w:rPr>
-        <w:t>法利賽人的起源不甚明確。根據猶太傳統，法利賽（即拉比）猶太教可以追溯到以斯拉和公元前五世紀文士運動的開端。在另一個極端，一些學者認為，公元前二世紀前的歷史文獻沒有明確提到法利賽人，因此法利賽主義是在馬加比起義（公元前167年）後突然出現的。許多專家認為，也許早在公元前三世紀，就可以找到法利賽主義初期形式的證據（如在《約書亞</w:t>
-      </w:r>
-      <w:r>
-        <w:rPr>
-          <w:lang w:val="zh_TW" w:bidi="zh_TW"/>
-        </w:rPr>
-        <w:t>〔</w:t>
-      </w:r>
-      <w:r>
-        <w:rPr>
-          <w:lang w:val="zh_TW" w:bidi="zh_TW"/>
-        </w:rPr>
-        <w:t>耶穌</w:t>
-      </w:r>
-      <w:r>
-        <w:rPr>
-          <w:lang w:val="zh_TW" w:bidi="zh_TW"/>
-        </w:rPr>
-        <w:t>〕</w:t>
-      </w:r>
-      <w:r>
-        <w:rPr>
-          <w:lang w:val="zh_TW" w:bidi="zh_TW"/>
-        </w:rPr>
-        <w:t>便西拉智訓》中，又稱《便西拉智訓》，天主教譯為《德訓篇》）。此外，與文士工作相關的思想活動，可能確實與法利賽人的發展有關。此外，在馬加比起義之前，一些法利賽人獨特的關注，很可能與哈西典人（「忠心的一群」，反對猶太社會受希臘影響的傳統主義者）的發展有關。</w:t>
-      </w:r>
-    </w:p>
-    <w:p>
-      <w:pPr/>
-      <w:r>
-        <w:rPr>
-          <w:lang w:val="zh_TW" w:bidi="zh_TW"/>
-        </w:rPr>
-      </w:r>
-      <w:r>
-        <w:rPr>
-          <w:lang w:val="zh_TW" w:bidi="zh_TW"/>
-        </w:rPr>
-        <w:t>根據一種流行且合理的解釋，哈西典對馬加比統治者感到失望，因為他們的行為在幾方面傷害了猶太人的感情。一些哈西典人與國家分離，發展成為不願屈從的教派，例如愛色尼派。留下來的則試圖對猶太生活施加影響，並發展成為法利賽教派。</w:t>
-      </w:r>
-    </w:p>
-    <w:p>
-      <w:pPr/>
-      <w:r>
-        <w:rPr>
-          <w:lang w:val="zh_TW" w:bidi="zh_TW"/>
-        </w:rPr>
-      </w:r>
-      <w:r>
-        <w:rPr>
-          <w:lang w:val="zh_TW" w:bidi="zh_TW"/>
-        </w:rPr>
-        <w:t>在接下來的一個世紀，法利賽人的政治影響力不大，但無疑在猶太事務中扮演了重要角色。在新約時代，他們受廣泛認可為宗教領袖。約瑟夫告訴我們，他屬於這個教派，他在公元一世紀末寫道，法利賽人「說服了許多的民眾，無論是敬拜、祈禱或獻祭，民眾都完全遵照他們的指示而行；甚至有多個城市都因為他們在生活上及言行上的高尚德行而頒發證書給他們」（猶太古史記 18.15）。我們無法確定這一描述是否適用於公元70年之前的時期，但福音書本身的證據在某程度上證實了這一點。比如，稅吏和法利賽人的比喻（</w:t>
-      </w:r>
-      <w:hyperlink r:id="rId44">
-        <w:r>
-          <w:rPr>
-            <w:lang w:val="zh_TW" w:bidi="zh_TW"/>
-          </w:rPr>
-          <w:rPr>
-            <w:color w:val="0000EE"/>
-            <w:u w:val="single"/>
-          </w:rPr>
-          <w:t>路18:9–14</w:t>
-        </w:r>
-      </w:hyperlink>
-      <w:r>
-        <w:rPr>
-          <w:lang w:val="zh_TW" w:bidi="zh_TW"/>
-        </w:rPr>
-        <w:t>）雖然譴責法利賽人，但其意義在於我們理解它所宣告的角色逆轉：回家時被稱為義人的，是邪惡的稅吏，而不是通常被認為是義人那位。</w:t>
-      </w:r>
-    </w:p>
-    <w:p>
-      <w:pPr>
-        <w:pStyle w:val="Heading3"/>
-      </w:pPr>
-      <w:r>
-        <w:rPr>
-          <w:lang w:val="zh_TW" w:bidi="zh_TW"/>
-        </w:rPr>
-        <w:t>基本特徵</w:t>
-      </w:r>
-    </w:p>
-    <w:p>
-      <w:pPr/>
-      <w:r>
-        <w:rPr>
-          <w:lang w:val="zh_TW" w:bidi="zh_TW"/>
-        </w:rPr>
-      </w:r>
-      <w:r>
-        <w:rPr>
-          <w:lang w:val="zh_TW" w:bidi="zh_TW"/>
-        </w:rPr>
-        <w:t>學者對法利賽人有何基本特徵，存在嚴重分歧，因此無法準確描述法利賽人。有些人強調「分離」的概念，部分原因是基於名字的假定詞源（來自希伯來文parush：「分離者」，雖然也有其他建議）。一個更為細緻的觀點則強調法利賽人對儀式、禮儀潔淨的關注（參</w:t>
-      </w:r>
-      <w:hyperlink r:id="rId45">
-        <w:r>
-          <w:rPr>
-            <w:lang w:val="zh_TW" w:bidi="zh_TW"/>
-          </w:rPr>
-          <w:rPr>
-            <w:color w:val="0000EE"/>
-            <w:u w:val="single"/>
-          </w:rPr>
-          <w:t>可7:1–4</w:t>
-        </w:r>
-      </w:hyperlink>
-      <w:r>
-        <w:rPr>
-          <w:lang w:val="zh_TW" w:bidi="zh_TW"/>
-        </w:rPr>
-        <w:t>）。一些證據表明，法利賽人希望將祭司儀式普遍應用於民眾（這一因素可能有助解釋，為何法利賽較易適應公元70年後聖殿及聖殿獻祭的缺失）。還有一種觀點認為，法利賽人是學者階層，他們與文士（律法專家）之間的密切聯繫使這觀點更為可信，因為後來許多拉比文獻反映了他們對知識追求，特別是關於妥拉意義和應用的詳細邏輯論證中。</w:t>
-      </w:r>
-    </w:p>
-    <w:p>
-      <w:pPr/>
-      <w:r>
-        <w:rPr>
-          <w:lang w:val="zh_TW" w:bidi="zh_TW"/>
-        </w:rPr>
-      </w:r>
-      <w:r>
-        <w:rPr>
-          <w:lang w:val="zh_TW" w:bidi="zh_TW"/>
-        </w:rPr>
-        <w:t>這些不同的方法並不是互相排斥的。此外，人們似乎普遍認同法利賽主義的一個基本神學信念，即他們堅持兩重律法概念：成書妥拉（舊約，主要是摩西五經）和口傳妥拉（由許多代拉比傳下來的傳統）。這無疑是一個特徵，將他們與撒都該人區分（參約瑟夫的《猶太古史記》13.297–98）。後者只接受摩西之書的權柄，並強烈主張法利賽人對口傳傳統的重視，代表了無法辯護的創新。這些傳統試圖規範人們在神面前的生活，隨著時間的推移變得越來越詳細，最終整理成一部單一文件，即米示拿（約公元210年）。在其發展過程中的某個時候，出現了一種觀點，即口傳律法本身是由神賜給摩西的，因此與聖經同有神聖的權柄。</w:t>
-      </w:r>
-    </w:p>
-    <w:p>
-      <w:pPr/>
-      <w:r>
-        <w:rPr>
-          <w:lang w:val="zh_TW" w:bidi="zh_TW"/>
-        </w:rPr>
-      </w:r>
-      <w:r>
-        <w:rPr>
-          <w:lang w:val="zh_TW" w:bidi="zh_TW"/>
-        </w:rPr>
-        <w:t>仔細查看新約，有助於理解這一特徵的本質，這特徵最能解釋法利賽觀點與福音信息之間的衝突。比如，使徒保羅強調他使徒宣講的獨特性，將其與他年輕時熱心追求的「祖宗的遺傳」進行對比（</w:t>
-      </w:r>
-      <w:hyperlink r:id="rId46">
-        <w:r>
-          <w:rPr>
-            <w:lang w:val="zh_TW" w:bidi="zh_TW"/>
-          </w:rPr>
-          <w:rPr>
-            <w:color w:val="0000EE"/>
-            <w:u w:val="single"/>
-          </w:rPr>
-          <w:t>加1:14</w:t>
-        </w:r>
-      </w:hyperlink>
-      <w:r>
-        <w:rPr>
-          <w:lang w:val="zh_TW" w:bidi="zh_TW"/>
-        </w:rPr>
-        <w:t>）。特別具啟發性的是</w:t>
-      </w:r>
-      <w:hyperlink r:id="rId47">
-        <w:r>
-          <w:rPr>
-            <w:lang w:val="zh_TW" w:bidi="zh_TW"/>
-          </w:rPr>
-          <w:rPr>
-            <w:color w:val="0000EE"/>
-            <w:u w:val="single"/>
-          </w:rPr>
-          <w:t>馬可福音第七章</w:t>
-        </w:r>
-      </w:hyperlink>
-      <w:r>
-        <w:rPr>
-          <w:lang w:val="zh_TW" w:bidi="zh_TW"/>
-        </w:rPr>
-        <w:t>的關鍵段落，記載法利賽人向耶穌抱怨：「</w:t>
-      </w:r>
-      <w:r>
-        <w:rPr>
-          <w:lang w:val="zh_TW" w:bidi="zh_TW"/>
-        </w:rPr>
-        <w:t>你的門徒為甚麼不照古人的遺傳，用</w:t>
-      </w:r>
-      <w:r>
-        <w:rPr>
-          <w:lang w:val="zh_TW" w:bidi="zh_TW"/>
-        </w:rPr>
-        <w:t>『俗』</w:t>
-      </w:r>
-      <w:r>
-        <w:rPr>
-          <w:lang w:val="zh_TW" w:bidi="zh_TW"/>
-        </w:rPr>
-        <w:t>手吃飯呢？</w:t>
-      </w:r>
-      <w:r>
-        <w:rPr>
-          <w:lang w:val="zh_TW" w:bidi="zh_TW"/>
-        </w:rPr>
-        <w:t>」（第</w:t>
-      </w:r>
-      <w:hyperlink r:id="rId48">
-        <w:r>
-          <w:rPr>
-            <w:lang w:val="zh_TW" w:bidi="zh_TW"/>
-          </w:rPr>
-          <w:rPr>
-            <w:color w:val="0000EE"/>
-            <w:u w:val="single"/>
-          </w:rPr>
-          <w:t>5</w:t>
-        </w:r>
-      </w:hyperlink>
-      <w:r>
-        <w:rPr>
-          <w:lang w:val="zh_TW" w:bidi="zh_TW"/>
-        </w:rPr>
-        <w:t>節）。基督的回答以嚴厲的指控反駁他們的批評：「你們是離棄神的誡命，拘守人的遺傳……這就是你們承接遺傳，廢了神的道」（第</w:t>
-      </w:r>
-      <w:hyperlink r:id="rId49">
-        <w:r>
-          <w:rPr>
-            <w:lang w:val="zh_TW" w:bidi="zh_TW"/>
-          </w:rPr>
-          <w:rPr>
-            <w:color w:val="0000EE"/>
-            <w:u w:val="single"/>
-          </w:rPr>
-          <w:t>8</w:t>
-        </w:r>
-      </w:hyperlink>
-      <w:r>
-        <w:rPr>
-          <w:lang w:val="zh_TW" w:bidi="zh_TW"/>
-        </w:rPr>
-        <w:t>、</w:t>
-      </w:r>
-      <w:hyperlink r:id="rId50">
-        <w:r>
-          <w:rPr>
-            <w:lang w:val="zh_TW" w:bidi="zh_TW"/>
-          </w:rPr>
-          <w:rPr>
-            <w:color w:val="0000EE"/>
-            <w:u w:val="single"/>
-          </w:rPr>
-          <w:t>13</w:t>
-        </w:r>
-      </w:hyperlink>
-      <w:r>
-        <w:rPr>
-          <w:lang w:val="zh_TW" w:bidi="zh_TW"/>
-        </w:rPr>
-        <w:t>節；參見</w:t>
-      </w:r>
-      <w:hyperlink r:id="rId51">
-        <w:r>
-          <w:rPr>
-            <w:lang w:val="zh_TW" w:bidi="zh_TW"/>
-          </w:rPr>
-          <w:rPr>
-            <w:color w:val="0000EE"/>
-            <w:u w:val="single"/>
-          </w:rPr>
-          <w:t>太15:1–6</w:t>
-        </w:r>
-      </w:hyperlink>
-      <w:r>
-        <w:rPr>
-          <w:lang w:val="zh_TW" w:bidi="zh_TW"/>
-        </w:rPr>
-        <w:t>）。</w:t>
-      </w:r>
-    </w:p>
-    <w:p>
-      <w:pPr/>
-      <w:r>
-        <w:rPr>
-          <w:lang w:val="zh_TW" w:bidi="zh_TW"/>
-        </w:rPr>
-      </w:r>
-      <w:r>
-        <w:rPr>
-          <w:lang w:val="zh_TW" w:bidi="zh_TW"/>
-        </w:rPr>
-        <w:t>法利賽人重視他們對律法的解釋，此舉削弱了神啟示的權柄。更糟的是，這些解釋的巧妙之處在於，通過放寬神的標準來扭曲恩典的教義。耶穌在</w:t>
-      </w:r>
-      <w:hyperlink r:id="rId52">
-        <w:r>
-          <w:rPr>
-            <w:lang w:val="zh_TW" w:bidi="zh_TW"/>
-          </w:rPr>
-          <w:rPr>
-            <w:color w:val="0000EE"/>
-            <w:u w:val="single"/>
-          </w:rPr>
-          <w:t>馬可福音七章10至12節</w:t>
-        </w:r>
-      </w:hyperlink>
-      <w:r>
-        <w:rPr>
-          <w:lang w:val="zh_TW" w:bidi="zh_TW"/>
-        </w:rPr>
-        <w:t>中使用的例子表明，一項拉比的規條——各耳板，使人們可以忽視第五誡並覺得這樣做是合理的。</w:t>
-      </w:r>
-    </w:p>
-    <w:p>
-      <w:pPr/>
-      <w:r>
-        <w:rPr>
-          <w:lang w:val="zh_TW" w:bidi="zh_TW"/>
-        </w:rPr>
-      </w:r>
-      <w:r>
-        <w:rPr>
-          <w:lang w:val="zh_TW" w:bidi="zh_TW"/>
-        </w:rPr>
-        <w:t>法利賽人的規條複雜繁多，但至少人們可以遵守。那些嚴格遵循拉比傳統的人，可能誤以為自己的行為滿足了神的要求（參保羅對自己悔改前態度的描述，</w:t>
-      </w:r>
-      <w:hyperlink r:id="rId53">
-        <w:r>
-          <w:rPr>
-            <w:lang w:val="zh_TW" w:bidi="zh_TW"/>
-          </w:rPr>
-          <w:rPr>
-            <w:color w:val="0000EE"/>
-            <w:u w:val="single"/>
-          </w:rPr>
-          <w:t>腓3:6</w:t>
-        </w:r>
-      </w:hyperlink>
-      <w:r>
-        <w:rPr>
-          <w:lang w:val="zh_TW" w:bidi="zh_TW"/>
-        </w:rPr>
-        <w:t>），他們淡然面對自己的罪，並有著虛假的屬靈安全感，以致不必再依靠神的憐憫。這當然是稅吏和法利賽人比喻的要點（</w:t>
-      </w:r>
-      <w:hyperlink r:id="rId44">
-        <w:r>
-          <w:rPr>
-            <w:lang w:val="zh_TW" w:bidi="zh_TW"/>
-          </w:rPr>
-          <w:rPr>
-            <w:color w:val="0000EE"/>
-            <w:u w:val="single"/>
-          </w:rPr>
-          <w:t>路18:9–14</w:t>
-        </w:r>
-      </w:hyperlink>
-      <w:r>
-        <w:rPr>
-          <w:lang w:val="zh_TW" w:bidi="zh_TW"/>
-        </w:rPr>
-        <w:t>）。相比之下，耶穌要求的公義遠高於法利賽人：「要完全，</w:t>
-      </w:r>
-      <w:r>
-        <w:rPr>
-          <w:lang w:val="zh_TW" w:bidi="zh_TW"/>
-        </w:rPr>
-        <w:t>像你們的天父完全一樣</w:t>
-      </w:r>
-      <w:r>
-        <w:rPr>
-          <w:lang w:val="zh_TW" w:bidi="zh_TW"/>
-        </w:rPr>
-        <w:t>」（</w:t>
-      </w:r>
-      <w:hyperlink r:id="rId54">
-        <w:r>
-          <w:rPr>
-            <w:lang w:val="zh_TW" w:bidi="zh_TW"/>
-          </w:rPr>
-          <w:rPr>
-            <w:color w:val="0000EE"/>
-            <w:u w:val="single"/>
-          </w:rPr>
-          <w:t>太5:48</w:t>
-        </w:r>
-      </w:hyperlink>
-      <w:r>
-        <w:rPr>
-          <w:lang w:val="zh_TW" w:bidi="zh_TW"/>
-        </w:rPr>
-        <w:t>；參</w:t>
-      </w:r>
-      <w:hyperlink r:id="rId55">
-        <w:r>
-          <w:rPr>
-            <w:lang w:val="zh_TW" w:bidi="zh_TW"/>
-          </w:rPr>
-          <w:rPr>
-            <w:color w:val="0000EE"/>
-            <w:u w:val="single"/>
-          </w:rPr>
-          <w:t>20節</w:t>
-        </w:r>
-      </w:hyperlink>
-      <w:r>
-        <w:rPr>
-          <w:lang w:val="zh_TW" w:bidi="zh_TW"/>
-        </w:rPr>
-        <w:t>）。</w:t>
-      </w:r>
-    </w:p>
-    <w:p>
-      <w:pPr/>
-      <w:r>
-        <w:rPr>
-          <w:lang w:val="zh_TW" w:bidi="zh_TW"/>
-        </w:rPr>
-      </w:r>
-      <w:r>
-        <w:rPr>
-          <w:i/>
-          <w:lang w:val="zh_TW" w:bidi="zh_TW"/>
-        </w:rPr>
-        <w:t>另見</w:t>
-      </w:r>
-      <w:r>
-        <w:rPr>
-          <w:lang w:val="zh_TW" w:bidi="zh_TW"/>
-        </w:rPr>
-        <w:t xml:space="preserve"> </w:t>
-      </w:r>
-      <w:r>
-        <w:rPr>
-          <w:lang w:val="zh_TW" w:bidi="zh_TW"/>
-        </w:rPr>
-        <w:t>愛色尼派</w:t>
-      </w:r>
-      <w:r>
-        <w:rPr>
-          <w:lang w:val="zh_TW" w:bidi="zh_TW"/>
-        </w:rPr>
-        <w:t>、</w:t>
-      </w:r>
-      <w:r>
-        <w:rPr>
-          <w:lang w:val="zh_TW" w:bidi="zh_TW"/>
-        </w:rPr>
-        <w:t>猶太人</w:t>
-      </w:r>
-      <w:r>
-        <w:rPr>
-          <w:lang w:val="zh_TW" w:bidi="zh_TW"/>
-        </w:rPr>
-        <w:t>、</w:t>
-      </w:r>
-      <w:r>
-        <w:rPr>
-          <w:lang w:val="zh_TW" w:bidi="zh_TW"/>
-        </w:rPr>
-        <w:t>猶太教</w:t>
-      </w:r>
-      <w:r>
-        <w:rPr>
-          <w:lang w:val="zh_TW" w:bidi="zh_TW"/>
-        </w:rPr>
-        <w:t>、</w:t>
-      </w:r>
-      <w:r>
-        <w:rPr>
-          <w:lang w:val="zh_TW" w:bidi="zh_TW"/>
-        </w:rPr>
-        <w:t>撒都該人</w:t>
-      </w:r>
-      <w:r>
-        <w:rPr>
-          <w:lang w:val="zh_TW" w:bidi="zh_TW"/>
-        </w:rPr>
-        <w:t>、</w:t>
-      </w:r>
-      <w:r>
-        <w:rPr>
-          <w:lang w:val="zh_TW" w:bidi="zh_TW"/>
-        </w:rPr>
-        <w:t>塔木德</w:t>
-      </w:r>
-      <w:r>
-        <w:rPr>
-          <w:lang w:val="zh_TW" w:bidi="zh_TW"/>
-        </w:rPr>
-        <w:t>、</w:t>
-      </w:r>
-      <w:r>
-        <w:rPr>
-          <w:lang w:val="zh_TW" w:bidi="zh_TW"/>
-        </w:rPr>
-        <w:t>妥拉</w:t>
-      </w:r>
-      <w:r>
-        <w:rPr>
-          <w:lang w:val="zh_TW" w:bidi="zh_TW"/>
-        </w:rPr>
-        <w:t>、</w:t>
-      </w:r>
-      <w:r>
-        <w:rPr>
-          <w:lang w:val="zh_TW" w:bidi="zh_TW"/>
-        </w:rPr>
-        <w:t>傳統</w:t>
-      </w:r>
-      <w:r>
-        <w:rPr>
-          <w:lang w:val="zh_TW" w:bidi="zh_TW"/>
-        </w:rPr>
-        <w:t>、</w:t>
-      </w:r>
-      <w:r>
-        <w:rPr>
-          <w:lang w:val="zh_TW" w:bidi="zh_TW"/>
-        </w:rPr>
-        <w:t>口傳傳統</w:t>
-      </w:r>
-      <w:r>
-        <w:rPr>
-          <w:lang w:val="zh_TW" w:bidi="zh_TW"/>
-        </w:rPr>
-        <w:t>。</w:t>
-      </w:r>
-      <w:r>
-        <w:rPr>
-          <w:lang w:val="zh_TW" w:bidi="zh_TW"/>
-        </w:rPr>
-      </w:r>
-      <w:r>
-        <w:rPr>
-          <w:lang w:val="zh_TW" w:bidi="zh_TW"/>
-        </w:rPr>
-      </w:r>
-    </w:p>
-    <w:p>
-      <w:pPr/>
-      <w:r>
-        <w:rPr>
-          <w:lang w:val="zh_TW" w:bidi="zh_TW"/>
-        </w:rPr>
-      </w:r>
-    </w:p>
-    <w:p>
-      <w:pPr>
-        <w:pStyle w:val="Heading2"/>
-      </w:pPr>
-      <w:r>
-        <w:rPr>
-          <w:lang w:val="zh_TW" w:bidi="zh_TW"/>
-        </w:rPr>
-        <w:t>法路，法路族</w:t>
-      </w:r>
-      <w:r>
-        <w:rPr>
-          <w:lang w:val="zh_TW" w:bidi="zh_TW"/>
-        </w:rPr>
-      </w:r>
-    </w:p>
-    <w:p>
-      <w:pPr/>
-      <w:r>
-        <w:rPr>
-          <w:lang w:val="zh_TW" w:bidi="zh_TW"/>
-        </w:rPr>
-      </w:r>
-      <w:r>
-        <w:rPr>
-          <w:lang w:val="zh_TW" w:bidi="zh_TW"/>
-        </w:rPr>
-        <w:t>呂便的兒子，以利押的父親（</w:t>
-      </w:r>
-      <w:hyperlink r:id="rId56">
-        <w:r>
-          <w:rPr>
-            <w:lang w:val="zh_TW" w:bidi="zh_TW"/>
-          </w:rPr>
-          <w:rPr>
-            <w:color w:val="0000EE"/>
-            <w:u w:val="single"/>
-          </w:rPr>
-          <w:t>創46:9</w:t>
-        </w:r>
-      </w:hyperlink>
-      <w:r>
-        <w:rPr>
-          <w:lang w:val="zh_TW" w:bidi="zh_TW"/>
-        </w:rPr>
-        <w:t>；</w:t>
-      </w:r>
-      <w:hyperlink r:id="rId57">
-        <w:r>
-          <w:rPr>
-            <w:lang w:val="zh_TW" w:bidi="zh_TW"/>
-          </w:rPr>
-          <w:rPr>
-            <w:color w:val="0000EE"/>
-            <w:u w:val="single"/>
-          </w:rPr>
-          <w:t>出6:14</w:t>
-        </w:r>
-      </w:hyperlink>
-      <w:r>
-        <w:rPr>
-          <w:lang w:val="zh_TW" w:bidi="zh_TW"/>
-        </w:rPr>
-        <w:t>；</w:t>
-      </w:r>
-      <w:hyperlink r:id="rId58">
-        <w:r>
-          <w:rPr>
-            <w:lang w:val="zh_TW" w:bidi="zh_TW"/>
-          </w:rPr>
-          <w:rPr>
-            <w:color w:val="0000EE"/>
-            <w:u w:val="single"/>
-          </w:rPr>
-          <w:t>民26:8</w:t>
-        </w:r>
-      </w:hyperlink>
-      <w:r>
-        <w:rPr>
-          <w:lang w:val="zh_TW" w:bidi="zh_TW"/>
-        </w:rPr>
-        <w:t>；</w:t>
-      </w:r>
-      <w:hyperlink r:id="rId59">
-        <w:r>
-          <w:rPr>
-            <w:lang w:val="zh_TW" w:bidi="zh_TW"/>
-          </w:rPr>
-          <w:rPr>
-            <w:color w:val="0000EE"/>
-            <w:u w:val="single"/>
-          </w:rPr>
-          <w:t>代上5:3</w:t>
-        </w:r>
-      </w:hyperlink>
-      <w:r>
-        <w:rPr>
-          <w:lang w:val="zh_TW" w:bidi="zh_TW"/>
-        </w:rPr>
-        <w:t>）。他是法路族的始祖（</w:t>
-      </w:r>
-      <w:hyperlink r:id="rId60">
-        <w:r>
-          <w:rPr>
-            <w:lang w:val="zh_TW" w:bidi="zh_TW"/>
-          </w:rPr>
-          <w:rPr>
-            <w:color w:val="0000EE"/>
-            <w:u w:val="single"/>
-          </w:rPr>
-          <w:t>民26:5</w:t>
-        </w:r>
-      </w:hyperlink>
-      <w:r>
-        <w:rPr>
-          <w:lang w:val="zh_TW" w:bidi="zh_TW"/>
-        </w:rPr>
-        <w:t>）。</w:t>
-      </w:r>
-      <w:r>
-        <w:rPr>
-          <w:lang w:val="zh_TW" w:bidi="zh_TW"/>
-        </w:rPr>
-      </w:r>
-      <w:r>
-        <w:rPr>
-          <w:lang w:val="zh_TW" w:bidi="zh_TW"/>
-        </w:rPr>
-      </w:r>
-    </w:p>
-    <w:p>
-      <w:pPr/>
-      <w:r>
-        <w:rPr>
-          <w:lang w:val="zh_TW" w:bidi="zh_TW"/>
-        </w:rPr>
-      </w:r>
-    </w:p>
-    <w:p>
-      <w:pPr>
-        <w:pStyle w:val="Heading2"/>
-      </w:pPr>
-      <w:r>
-        <w:rPr>
-          <w:lang w:val="zh_TW" w:bidi="zh_TW"/>
-        </w:rPr>
-        <w:t>法路（Phallu）</w:t>
-      </w:r>
-      <w:r>
-        <w:rPr>
-          <w:lang w:val="zh_TW" w:bidi="zh_TW"/>
-        </w:rPr>
-      </w:r>
-    </w:p>
-    <w:p>
-      <w:pPr/>
-      <w:r>
-        <w:rPr>
-          <w:lang w:val="zh_TW" w:bidi="zh_TW"/>
-        </w:rPr>
-      </w:r>
-      <w:r>
-        <w:rPr>
-          <w:lang w:val="zh_TW" w:bidi="zh_TW"/>
-        </w:rPr>
-        <w:t>某英文譯本將法路（Pallu）拼寫成Phallu。法路是呂便的第二個兒子（</w:t>
-      </w:r>
-      <w:hyperlink r:id="rId56">
-        <w:r>
-          <w:rPr>
-            <w:lang w:val="zh_TW" w:bidi="zh_TW"/>
-          </w:rPr>
-          <w:rPr>
-            <w:color w:val="0000EE"/>
-            <w:u w:val="single"/>
-          </w:rPr>
-          <w:t>創46:9</w:t>
-        </w:r>
-      </w:hyperlink>
-      <w:r>
-        <w:rPr>
-          <w:lang w:val="zh_TW" w:bidi="zh_TW"/>
-        </w:rPr>
-        <w:t>）。</w:t>
-      </w:r>
-    </w:p>
-    <w:p>
-      <w:pPr/>
-      <w:r>
-        <w:rPr>
-          <w:lang w:val="zh_TW" w:bidi="zh_TW"/>
-        </w:rPr>
       </w:r>
       <w:r>
         <w:rPr>
@@ -2155,7 +402,7 @@
         <w:rPr>
           <w:lang w:val="zh_TW" w:bidi="zh_TW"/>
         </w:rPr>
-        <w:t>法路，法路族</w:t>
+        <w:t>耶穌基督的家譜</w:t>
       </w:r>
       <w:r>
         <w:rPr>

--- a/zht/docx/040.content.docx
+++ b/zht/docx/040.content.docx
@@ -241,72 +241,48 @@
         </w:rPr>
         <w:t>猶大和迦南人書亞的女兒所生的長子（</w:t>
       </w:r>
-      <w:hyperlink r:id="rId13">
-        <w:r>
-          <w:rPr>
-            <w:lang w:val="zh_TW" w:bidi="zh_TW"/>
-          </w:rPr>
-          <w:rPr>
-            <w:color w:val="0000EE"/>
-            <w:u w:val="single"/>
-          </w:rPr>
-          <w:t>創38:3</w:t>
-        </w:r>
-      </w:hyperlink>
+      <w:r>
+        <w:rPr>
+          <w:lang w:val="zh_TW" w:bidi="zh_TW"/>
+        </w:rPr>
+        <w:t>創38:3</w:t>
+      </w:r>
       <w:r>
         <w:rPr>
           <w:lang w:val="zh_TW" w:bidi="zh_TW"/>
         </w:rPr>
         <w:t>）。在他和妻子她瑪還沒有生兒育女之前，神就叫他死了（</w:t>
       </w:r>
-      <w:hyperlink r:id="rId14">
-        <w:r>
-          <w:rPr>
-            <w:lang w:val="zh_TW" w:bidi="zh_TW"/>
-          </w:rPr>
-          <w:rPr>
-            <w:color w:val="0000EE"/>
-            <w:u w:val="single"/>
-          </w:rPr>
-          <w:t>創38:7</w:t>
-        </w:r>
-      </w:hyperlink>
+      <w:r>
+        <w:rPr>
+          <w:lang w:val="zh_TW" w:bidi="zh_TW"/>
+        </w:rPr>
+        <w:t>創38:7</w:t>
+      </w:r>
       <w:r>
         <w:rPr>
           <w:lang w:val="zh_TW" w:bidi="zh_TW"/>
         </w:rPr>
         <w:t>，</w:t>
       </w:r>
-      <w:hyperlink r:id="rId15">
-        <w:r>
-          <w:rPr>
-            <w:lang w:val="zh_TW" w:bidi="zh_TW"/>
-          </w:rPr>
-          <w:rPr>
-            <w:color w:val="0000EE"/>
-            <w:u w:val="single"/>
-          </w:rPr>
-          <w:t>46:12</w:t>
-        </w:r>
-      </w:hyperlink>
+      <w:r>
+        <w:rPr>
+          <w:lang w:val="zh_TW" w:bidi="zh_TW"/>
+        </w:rPr>
+        <w:t>46:12</w:t>
+      </w:r>
       <w:r>
         <w:rPr>
           <w:lang w:val="zh_TW" w:bidi="zh_TW"/>
         </w:rPr>
         <w:t>；</w:t>
       </w:r>
-      <w:hyperlink r:id="rId16">
-        <w:r>
-          <w:rPr>
-            <w:lang w:val="zh_TW" w:bidi="zh_TW"/>
-          </w:rPr>
-          <w:rPr>
-            <w:color w:val="0000EE"/>
-            <w:u w:val="single"/>
-          </w:rPr>
-          <w:t>代上2:3</w:t>
-        </w:r>
-      </w:hyperlink>
+      <w:r>
+        <w:rPr>
+          <w:lang w:val="zh_TW" w:bidi="zh_TW"/>
+        </w:rPr>
+        <w:t>代上2:3</w:t>
+      </w:r>
       <w:r>
         <w:rPr>
           <w:lang w:val="zh_TW" w:bidi="zh_TW"/>
@@ -331,18 +307,12 @@
         </w:rPr>
         <w:t>猶大的孫子、利迦的父親（</w:t>
       </w:r>
-      <w:hyperlink r:id="rId17">
-        <w:r>
-          <w:rPr>
-            <w:lang w:val="zh_TW" w:bidi="zh_TW"/>
-          </w:rPr>
-          <w:rPr>
-            <w:color w:val="0000EE"/>
-            <w:u w:val="single"/>
-          </w:rPr>
-          <w:t>代上4:21</w:t>
-        </w:r>
-      </w:hyperlink>
+      <w:r>
+        <w:rPr>
+          <w:lang w:val="zh_TW" w:bidi="zh_TW"/>
+        </w:rPr>
+        <w:t>代上4:21</w:t>
+      </w:r>
       <w:r>
         <w:rPr>
           <w:lang w:val="zh_TW" w:bidi="zh_TW"/>
@@ -367,18 +337,12 @@
         </w:rPr>
         <w:t>約細的兒子，也是馬利亞丈夫約瑟的祖先之一（</w:t>
       </w:r>
-      <w:hyperlink r:id="rId18">
-        <w:r>
-          <w:rPr>
-            <w:lang w:val="zh_TW" w:bidi="zh_TW"/>
-          </w:rPr>
-          <w:rPr>
-            <w:color w:val="0000EE"/>
-            <w:u w:val="single"/>
-          </w:rPr>
-          <w:t>路3:28</w:t>
-        </w:r>
-      </w:hyperlink>
+      <w:r>
+        <w:rPr>
+          <w:lang w:val="zh_TW" w:bidi="zh_TW"/>
+        </w:rPr>
+        <w:t>路3:28</w:t>
+      </w:r>
       <w:r>
         <w:rPr>
           <w:lang w:val="zh_TW" w:bidi="zh_TW"/>
